--- a/Launcher/Templates/F_ТИПОВИЙ ДОГОВІР Р ГО УААСП.docx
+++ b/Launcher/Templates/F_ТИПОВИЙ ДОГОВІР Р ГО УААСП.docx
@@ -1,6 +1,6 @@
 
 <file path=word/document.xml><?xml version="1.0" encoding="utf-8"?>
-<w:document xmlns:wpc="http://schemas.microsoft.com/office/word/2010/wordprocessingCanvas" xmlns:cx="http://schemas.microsoft.com/office/drawing/2014/chartex" xmlns:cx1="http://schemas.microsoft.com/office/drawing/2015/9/8/chartex" xmlns:cx2="http://schemas.microsoft.com/office/drawing/2015/10/21/chartex" xmlns:cx3="http://schemas.microsoft.com/office/drawing/2016/5/9/chartex" xmlns:cx4="http://schemas.microsoft.com/office/drawing/2016/5/10/chartex" xmlns:cx5="http://schemas.microsoft.com/office/drawing/2016/5/11/chartex" xmlns:cx6="http://schemas.microsoft.com/office/drawing/2016/5/12/chartex" xmlns:cx7="http://schemas.microsoft.com/office/drawing/2016/5/13/chartex" xmlns:cx8="http://schemas.microsoft.com/office/drawing/2016/5/14/chartex" xmlns:mc="http://schemas.openxmlformats.org/markup-compatibility/2006" xmlns:aink="http://schemas.microsoft.com/office/drawing/2016/ink" xmlns:am3d="http://schemas.microsoft.com/office/drawing/2017/model3d" xmlns:o="urn:schemas-microsoft-com:office:office" xmlns:r="http://schemas.openxmlformats.org/officeDocument/2006/relationships" xmlns:m="http://schemas.openxmlformats.org/officeDocument/2006/math" xmlns:v="urn:schemas-microsoft-com:vml" xmlns:wp14="http://schemas.microsoft.com/office/word/2010/wordprocessingDrawing" xmlns:wp="http://schemas.openxmlformats.org/drawingml/2006/wordprocessingDrawing" xmlns:w10="urn:schemas-microsoft-com:office:word" xmlns:w="http://schemas.openxmlformats.org/wordprocessingml/2006/main" xmlns:w14="http://schemas.microsoft.com/office/word/2010/wordml" xmlns:w15="http://schemas.microsoft.com/office/word/2012/wordml" xmlns:w16cid="http://schemas.microsoft.com/office/word/2016/wordml/cid" xmlns:w16se="http://schemas.microsoft.com/office/word/2015/wordml/symex" xmlns:wpg="http://schemas.microsoft.com/office/word/2010/wordprocessingGroup" xmlns:wpi="http://schemas.microsoft.com/office/word/2010/wordprocessingInk" xmlns:wne="http://schemas.microsoft.com/office/word/2006/wordml" xmlns:wps="http://schemas.microsoft.com/office/word/2010/wordprocessingShape" mc:Ignorable="w14 w15 w16se w16cid wp14">
+<w:document xmlns:wpc="http://schemas.microsoft.com/office/word/2010/wordprocessingCanvas" xmlns:cx="http://schemas.microsoft.com/office/drawing/2014/chartex" xmlns:cx1="http://schemas.microsoft.com/office/drawing/2015/9/8/chartex" xmlns:mc="http://schemas.openxmlformats.org/markup-compatibility/2006" xmlns:o="urn:schemas-microsoft-com:office:office" xmlns:r="http://schemas.openxmlformats.org/officeDocument/2006/relationships" xmlns:m="http://schemas.openxmlformats.org/officeDocument/2006/math" xmlns:v="urn:schemas-microsoft-com:vml" xmlns:wp14="http://schemas.microsoft.com/office/word/2010/wordprocessingDrawing" xmlns:wp="http://schemas.openxmlformats.org/drawingml/2006/wordprocessingDrawing" xmlns:w10="urn:schemas-microsoft-com:office:word" xmlns:w="http://schemas.openxmlformats.org/wordprocessingml/2006/main" xmlns:w14="http://schemas.microsoft.com/office/word/2010/wordml" xmlns:w15="http://schemas.microsoft.com/office/word/2012/wordml" xmlns:w16se="http://schemas.microsoft.com/office/word/2015/wordml/symex" xmlns:wpg="http://schemas.microsoft.com/office/word/2010/wordprocessingGroup" xmlns:wpi="http://schemas.microsoft.com/office/word/2010/wordprocessingInk" xmlns:wne="http://schemas.microsoft.com/office/word/2006/wordml" xmlns:wps="http://schemas.microsoft.com/office/word/2010/wordprocessingShape" mc:Ignorable="w14 w15 w16se wp14">
   <w:body>
     <w:p>
       <w:pPr>
@@ -183,126 +183,64 @@
           <w:b/>
           <w:lang w:val="uk-UA"/>
         </w:rPr>
-        <w:t xml:space="preserve">        Громадська організація</w:t>
-      </w:r>
-      <w:r>
-        <w:rPr>
+        <w:t xml:space="preserve">        </w:t>
+      </w:r>
+      <w:r>
+        <w:rPr>
+          <w:rFonts w:eastAsia="Times New Roman"/>
           <w:b/>
-          <w:lang w:val="uk-UA"/>
-        </w:rPr>
-        <w:t xml:space="preserve"> «</w:t>
+          <w:lang w:val="uk-UA" w:eastAsia="ru-RU"/>
+        </w:rPr>
+        <w:t>Громадська організація «Українська агенція з авторських та суміжних прав» (далі – ГО УААСП)</w:t>
+      </w:r>
+      <w:r>
+        <w:rPr>
+          <w:rFonts w:eastAsia="Times New Roman"/>
+          <w:lang w:val="uk-UA" w:eastAsia="ru-RU"/>
+        </w:rPr>
+        <w:t>, що здійснює колективне управління майновими правами суб’єктів авторського права (правовласників) відповідно до Закону України «Про авторське право і суміжні права», Закону України «Про ефективне управління майновими правами правовласників у сфері авторського права і (або) суміжних прав» (далі – Закон) та на підставі Витягу з Реєстру організацій колективного управління № 3 від 15.04.2019 р. Міністерства економічного розвитку і торгівлі України, в особі</w:t>
       </w:r>
       <w:r>
         <w:rPr>
           <w:b/>
           <w:lang w:val="uk-UA"/>
         </w:rPr>
-        <w:t>Українська агенція</w:t>
-      </w:r>
+        <w:t xml:space="preserve"> Генерального директора </w:t>
+      </w:r>
+      <w:proofErr w:type="spellStart"/>
       <w:r>
         <w:rPr>
           <w:b/>
           <w:lang w:val="uk-UA"/>
         </w:rPr>
-        <w:t xml:space="preserve"> з авторських та суміжних прав» (далі – </w:t>
-      </w:r>
+        <w:t>Харчишина</w:t>
+      </w:r>
+      <w:proofErr w:type="spellEnd"/>
       <w:r>
         <w:rPr>
           <w:b/>
           <w:lang w:val="uk-UA"/>
         </w:rPr>
-        <w:t>ГО УААСП</w:t>
+        <w:t xml:space="preserve"> Валерія Володимировича</w:t>
+      </w:r>
+      <w:r>
+        <w:rPr>
+          <w:lang w:val="uk-UA"/>
+        </w:rPr>
+        <w:t>, що діє на підставі Статут</w:t>
+      </w:r>
+      <w:r>
+        <w:rPr>
+          <w:lang w:val="uk-UA"/>
+        </w:rPr>
+        <w:t>у</w:t>
       </w:r>
       <w:r>
         <w:rPr>
           <w:b/>
           <w:lang w:val="uk-UA"/>
         </w:rPr>
-        <w:t>)</w:t>
-      </w:r>
-      <w:r>
-        <w:rPr>
-          <w:lang w:val="uk-UA"/>
-        </w:rPr>
         <w:t xml:space="preserve">, </w:t>
-      </w:r>
-      <w:r>
-        <w:rPr>
-          <w:rFonts w:ascii="Times New Roman CYR" w:hAnsi="Times New Roman CYR" w:cs="Times New Roman CYR"/>
-          <w:lang w:val="uk-UA"/>
-        </w:rPr>
-        <w:t>що здійснює колективне управління майновими правами суб’єктів авторського права відповідно до Закону України «Про авторське право і суміжні права»</w:t>
-      </w:r>
-      <w:r>
-        <w:rPr>
-          <w:rFonts w:ascii="Times New Roman CYR" w:hAnsi="Times New Roman CYR" w:cs="Times New Roman CYR"/>
-          <w:lang w:val="uk-UA"/>
-        </w:rPr>
-        <w:t xml:space="preserve">, </w:t>
-      </w:r>
-      <w:r>
-        <w:rPr>
-          <w:rFonts w:ascii="Times New Roman CYR" w:hAnsi="Times New Roman CYR" w:cs="Times New Roman CYR"/>
-          <w:lang w:val="uk-UA"/>
-        </w:rPr>
-        <w:t>Закону України «Про ефективне управління майновими правами правовласників у сфері авторського права і (або) суміжних прав»</w:t>
-      </w:r>
-      <w:r>
-        <w:rPr>
-          <w:lang w:val="uk-UA"/>
-        </w:rPr>
-        <w:t xml:space="preserve"> (далі – Закон)</w:t>
-      </w:r>
-      <w:r>
-        <w:rPr>
-          <w:rFonts w:ascii="Times New Roman CYR" w:hAnsi="Times New Roman CYR" w:cs="Times New Roman CYR"/>
-          <w:lang w:val="uk-UA"/>
-        </w:rPr>
-        <w:t xml:space="preserve"> та </w:t>
-      </w:r>
-      <w:r>
-        <w:rPr>
-          <w:lang w:val="uk-UA"/>
-        </w:rPr>
-        <w:t>на підставі Свідоцтва № 24/2015 від 03.09.2015 р. Державної служби інтелектуально</w:t>
-      </w:r>
-      <w:r>
-        <w:rPr>
-          <w:lang w:val="uk-UA"/>
-        </w:rPr>
-        <w:t>ї власності України</w:t>
-      </w:r>
-      <w:r>
-        <w:rPr>
-          <w:lang w:val="uk-UA"/>
-        </w:rPr>
-        <w:t>, в особі</w:t>
-      </w:r>
-      <w:r>
-        <w:rPr>
-          <w:lang w:val="uk-UA"/>
-        </w:rPr>
-        <w:t xml:space="preserve"> </w:t>
-      </w:r>
-      <w:r>
-        <w:rPr>
-          <w:b/>
-          <w:lang w:val="uk-UA"/>
-        </w:rPr>
-        <w:t xml:space="preserve">Директора з міжнародної співпраці та ліцензування Цимбал Людмили Анатоліївни, </w:t>
-      </w:r>
-      <w:r>
-        <w:rPr>
-          <w:lang w:val="uk-UA"/>
-        </w:rPr>
-        <w:t>що діє на підставі</w:t>
-      </w:r>
-      <w:r>
-        <w:rPr>
-          <w:b/>
-          <w:lang w:val="uk-UA"/>
-        </w:rPr>
-        <w:t xml:space="preserve"> Довіреності № 2/2019 від 14.02.2019 р., </w:t>
       </w:r>
       <w:r>
         <w:rPr>
@@ -671,6 +609,7 @@
     <w:p>
       <w:pPr>
         <w:pStyle w:val="a3"/>
+        <w:spacing w:line="276" w:lineRule="auto"/>
         <w:ind w:right="0" w:firstLine="426"/>
         <w:rPr>
           <w:b/>
@@ -731,6 +670,7 @@
     <w:p>
       <w:pPr>
         <w:pStyle w:val="a3"/>
+        <w:spacing w:line="276" w:lineRule="auto"/>
         <w:ind w:right="0" w:firstLine="426"/>
         <w:rPr>
           <w:sz w:val="20"/>
@@ -760,6 +700,7 @@
     <w:p>
       <w:pPr>
         <w:pStyle w:val="a3"/>
+        <w:spacing w:line="276" w:lineRule="auto"/>
         <w:ind w:right="0" w:firstLine="426"/>
         <w:rPr>
           <w:sz w:val="20"/>
@@ -783,76 +724,13 @@
           <w:szCs w:val="20"/>
           <w:lang w:val="uk-UA"/>
         </w:rPr>
-        <w:t>юридична особа,</w:t>
-      </w:r>
-      <w:r>
-        <w:rPr>
-          <w:sz w:val="20"/>
-          <w:szCs w:val="20"/>
-          <w:lang w:val="uk-UA"/>
-        </w:rPr>
-        <w:t xml:space="preserve"> фізична особа-підприємець, фізична особа,</w:t>
-      </w:r>
-      <w:r>
-        <w:rPr>
-          <w:sz w:val="20"/>
-          <w:szCs w:val="20"/>
-          <w:lang w:val="uk-UA"/>
-        </w:rPr>
-        <w:t xml:space="preserve"> з якою </w:t>
-      </w:r>
-      <w:r>
-        <w:rPr>
-          <w:sz w:val="20"/>
-          <w:szCs w:val="20"/>
-          <w:lang w:val="uk-UA"/>
-        </w:rPr>
-        <w:t>ГО УААСП</w:t>
-      </w:r>
-      <w:r>
-        <w:rPr>
-          <w:sz w:val="20"/>
-          <w:szCs w:val="20"/>
-          <w:lang w:val="uk-UA"/>
-        </w:rPr>
-        <w:t xml:space="preserve"> укладає ліцензійний договір на публічне сповіщення (шляхом передачі в ефір) твор</w:t>
-      </w:r>
-      <w:r>
-        <w:rPr>
-          <w:sz w:val="20"/>
-          <w:szCs w:val="20"/>
-          <w:lang w:val="uk-UA"/>
-        </w:rPr>
-        <w:t>ів, які відносяться до каталог</w:t>
-      </w:r>
-      <w:r>
-        <w:rPr>
-          <w:sz w:val="20"/>
-          <w:szCs w:val="20"/>
-          <w:lang w:val="uk-UA"/>
-        </w:rPr>
-        <w:t xml:space="preserve">у </w:t>
-      </w:r>
-      <w:r>
-        <w:rPr>
-          <w:sz w:val="20"/>
-          <w:szCs w:val="20"/>
-          <w:lang w:val="uk-UA"/>
-        </w:rPr>
-        <w:t>ГО УААСП</w:t>
-      </w:r>
-      <w:r>
-        <w:rPr>
-          <w:sz w:val="20"/>
-          <w:szCs w:val="20"/>
-          <w:lang w:val="uk-UA"/>
-        </w:rPr>
-        <w:t>;</w:t>
+        <w:t>юридична особа, фізична особа-підприємець, фізична особа, з якою ГО УААСП укладає ліцензійний договір на публічне сповіщення (шляхом передачі в ефір) творів, які відносяться до каталогу ГО УААСП;</w:t>
       </w:r>
     </w:p>
     <w:p>
       <w:pPr>
         <w:pStyle w:val="a3"/>
+        <w:spacing w:line="276" w:lineRule="auto"/>
         <w:ind w:right="0" w:firstLine="426"/>
         <w:rPr>
           <w:sz w:val="20"/>
@@ -876,28 +754,13 @@
           <w:szCs w:val="20"/>
           <w:lang w:val="uk-UA"/>
         </w:rPr>
-        <w:t xml:space="preserve">фізична або юридична особа, яка представляє інтереси </w:t>
-      </w:r>
-      <w:r>
-        <w:rPr>
-          <w:sz w:val="20"/>
-          <w:szCs w:val="20"/>
-          <w:lang w:val="uk-UA"/>
-        </w:rPr>
-        <w:t>ГО УААСП</w:t>
-      </w:r>
-      <w:r>
-        <w:rPr>
-          <w:sz w:val="20"/>
-          <w:szCs w:val="20"/>
-          <w:lang w:val="uk-UA"/>
-        </w:rPr>
-        <w:t xml:space="preserve"> на відповідній території на підставі договору та (або) довіреності;</w:t>
+        <w:t>фізична або юридична особа, яка представляє інтереси ГО УААСП на відповідній території на підставі договору та (або) довіреності;</w:t>
       </w:r>
     </w:p>
     <w:p>
       <w:pPr>
         <w:pStyle w:val="a3"/>
+        <w:spacing w:line="276" w:lineRule="auto"/>
         <w:ind w:right="0" w:firstLine="426"/>
         <w:rPr>
           <w:sz w:val="20"/>
@@ -921,181 +784,67 @@
           <w:szCs w:val="20"/>
           <w:lang w:val="uk-UA"/>
         </w:rPr>
-        <w:t xml:space="preserve"> (доведення до загального відома) - передача за згодою суб’єктів авторського права в ефір творів за допомогою радіохвиль (а також лазерних променів, гамма-променів тощо), у тому числі з використанням супутників, коли зазначена передача може бути сприйнята необмеженою кількістю осіб у різних місцях, віддаленість яких від місця передачі є такою, що без зазначеної передачі звуки не можуть бути сприйняті;</w:t>
-      </w:r>
-    </w:p>
-    <w:p>
-      <w:pPr>
-        <w:pStyle w:val="a3"/>
-        <w:ind w:right="0" w:firstLine="426"/>
-        <w:rPr>
-          <w:sz w:val="20"/>
-          <w:szCs w:val="20"/>
-          <w:lang w:val="uk-UA"/>
-        </w:rPr>
-      </w:pPr>
-      <w:r>
-        <w:rPr>
-          <w:b/>
-          <w:bCs/>
-          <w:sz w:val="20"/>
-          <w:szCs w:val="20"/>
-          <w:lang w:val="uk-UA"/>
-        </w:rPr>
-        <w:t>каталог</w:t>
-      </w:r>
-      <w:r>
-        <w:rPr>
-          <w:b/>
-          <w:bCs/>
-          <w:sz w:val="20"/>
-          <w:szCs w:val="20"/>
-          <w:lang w:val="uk-UA"/>
-        </w:rPr>
-        <w:t xml:space="preserve"> </w:t>
-      </w:r>
-      <w:r>
-        <w:rPr>
-          <w:b/>
-          <w:bCs/>
-          <w:sz w:val="20"/>
-          <w:szCs w:val="20"/>
-          <w:lang w:val="uk-UA"/>
-        </w:rPr>
-        <w:t>ГО УААСП</w:t>
-      </w:r>
-      <w:r>
-        <w:rPr>
-          <w:sz w:val="20"/>
-          <w:szCs w:val="20"/>
-          <w:lang w:val="uk-UA"/>
-        </w:rPr>
-        <w:t xml:space="preserve"> – твори, повноваження на колективне управління якими на території України передано</w:t>
-      </w:r>
-      <w:r>
-        <w:rPr>
-          <w:sz w:val="20"/>
-          <w:szCs w:val="20"/>
-          <w:lang w:val="uk-UA"/>
-        </w:rPr>
-        <w:t xml:space="preserve"> </w:t>
-      </w:r>
-      <w:r>
-        <w:rPr>
-          <w:sz w:val="20"/>
-          <w:szCs w:val="20"/>
-          <w:lang w:val="uk-UA"/>
-        </w:rPr>
-        <w:t xml:space="preserve">          </w:t>
-      </w:r>
-      <w:r>
-        <w:rPr>
-          <w:sz w:val="20"/>
-          <w:szCs w:val="20"/>
-          <w:lang w:val="uk-UA"/>
-        </w:rPr>
-        <w:t>ГО УААСП</w:t>
-      </w:r>
-      <w:r>
-        <w:rPr>
-          <w:sz w:val="20"/>
-          <w:szCs w:val="20"/>
-          <w:lang w:val="uk-UA"/>
-        </w:rPr>
-        <w:t xml:space="preserve"> аналогічними іноземними авторсько-правовими організаціями на підставі договорів про взаємне представництво інтересів</w:t>
-      </w:r>
-      <w:r>
-        <w:rPr>
-          <w:sz w:val="20"/>
-          <w:szCs w:val="20"/>
-          <w:lang w:val="uk-UA"/>
-        </w:rPr>
-        <w:t xml:space="preserve"> (договорами про представництво прав)</w:t>
-      </w:r>
-      <w:r>
-        <w:rPr>
-          <w:sz w:val="20"/>
-          <w:szCs w:val="20"/>
-          <w:lang w:val="uk-UA"/>
-        </w:rPr>
-        <w:t xml:space="preserve">, українськими </w:t>
-      </w:r>
-      <w:r>
-        <w:rPr>
-          <w:sz w:val="20"/>
-          <w:szCs w:val="20"/>
-          <w:lang w:val="uk-UA"/>
-        </w:rPr>
-        <w:t xml:space="preserve">/ іноземними </w:t>
-      </w:r>
-      <w:r>
-        <w:rPr>
-          <w:sz w:val="20"/>
-          <w:szCs w:val="20"/>
-          <w:lang w:val="uk-UA"/>
-        </w:rPr>
-        <w:t xml:space="preserve">суб’єктами авторського права </w:t>
-      </w:r>
-      <w:r>
-        <w:rPr>
-          <w:sz w:val="20"/>
-          <w:szCs w:val="20"/>
-          <w:lang w:val="uk-UA"/>
-        </w:rPr>
-        <w:t xml:space="preserve">(правовласниками) </w:t>
-      </w:r>
-      <w:r>
-        <w:rPr>
-          <w:sz w:val="20"/>
-          <w:szCs w:val="20"/>
-          <w:lang w:val="uk-UA"/>
-        </w:rPr>
-        <w:t>та їх правонаступниками  на підставі письмових договорів</w:t>
-      </w:r>
-      <w:r>
-        <w:rPr>
-          <w:sz w:val="20"/>
-          <w:szCs w:val="20"/>
-          <w:lang w:val="uk-UA"/>
-        </w:rPr>
-        <w:t xml:space="preserve"> </w:t>
-      </w:r>
-      <w:r>
-        <w:rPr>
-          <w:sz w:val="20"/>
-          <w:szCs w:val="20"/>
-          <w:lang w:val="uk-UA"/>
-        </w:rPr>
-        <w:t xml:space="preserve">- </w:t>
-      </w:r>
-      <w:r>
-        <w:rPr>
-          <w:sz w:val="20"/>
-          <w:szCs w:val="20"/>
-          <w:lang w:val="uk-UA"/>
-        </w:rPr>
-        <w:t>згідно переліку</w:t>
-      </w:r>
-      <w:r>
-        <w:rPr>
-          <w:sz w:val="20"/>
-          <w:szCs w:val="20"/>
-          <w:lang w:val="uk-UA"/>
-        </w:rPr>
-        <w:t xml:space="preserve"> творів</w:t>
-      </w:r>
-      <w:r>
-        <w:rPr>
-          <w:sz w:val="20"/>
-          <w:szCs w:val="20"/>
-          <w:lang w:val="uk-UA"/>
-        </w:rPr>
-        <w:t xml:space="preserve">, передбаченого на сайті ГО УААСП: </w:t>
+        <w:t xml:space="preserve"> (доведення до загального відома) - передача в ефір творів за допомогою радіохвиль (а також лазерних променів, гамма-променів тощо), у тому числі з використанням супутників, коли зазначена передача може бути сприйнята необмеженою кількістю осіб у різних місцях, віддаленість яких від місця передачі є такою, що без зазначеної передачі звуки не можуть бути сприйняті;</w:t>
+      </w:r>
+    </w:p>
+    <w:p>
+      <w:pPr>
+        <w:spacing w:line="276" w:lineRule="auto"/>
+        <w:ind w:firstLine="426"/>
+        <w:jc w:val="both"/>
+        <w:rPr>
+          <w:sz w:val="20"/>
+          <w:szCs w:val="20"/>
+          <w:lang w:val="uk-UA"/>
+        </w:rPr>
+      </w:pPr>
+      <w:r>
+        <w:rPr>
+          <w:sz w:val="20"/>
+          <w:szCs w:val="20"/>
+        </w:rPr>
+        <w:t xml:space="preserve">каталог ГО </w:t>
+      </w:r>
+      <w:r>
+        <w:rPr>
+          <w:sz w:val="20"/>
+          <w:szCs w:val="20"/>
+          <w:lang w:val="uk-UA"/>
+        </w:rPr>
+        <w:t xml:space="preserve">УААСП – </w:t>
+      </w:r>
+      <w:r>
+        <w:rPr>
+          <w:b w:val="0"/>
+          <w:sz w:val="20"/>
+          <w:szCs w:val="20"/>
+          <w:lang w:val="uk-UA"/>
+        </w:rPr>
+        <w:t xml:space="preserve">сукупність творів, щодо яких правовласники, на основі договорів, надали ГО УААСП повноваження на колективне управління майновими правами безпосередньо або на основі договорів з аналогічними іноземними організаціями, у тому числі, договорів про взаємне представництво інтересів / договорів про представництво прав, а також управління якими надано ГО УААСП згідно законодавства – інформація щодо творів знаходиться на </w:t>
+      </w:r>
+      <w:r>
+        <w:rPr>
+          <w:b w:val="0"/>
+          <w:sz w:val="20"/>
+          <w:szCs w:val="20"/>
+          <w:lang w:val="uk-UA"/>
+        </w:rPr>
+        <w:t xml:space="preserve">             </w:t>
+      </w:r>
+      <w:r>
+        <w:rPr>
+          <w:b w:val="0"/>
+          <w:sz w:val="20"/>
+          <w:szCs w:val="20"/>
+          <w:lang w:val="uk-UA"/>
+        </w:rPr>
+        <w:t xml:space="preserve">веб-сайті ГО УААСП: </w:t>
       </w:r>
       <w:hyperlink r:id="rId7" w:history="1">
         <w:r>
           <w:rPr>
             <w:rStyle w:val="af"/>
+            <w:b w:val="0"/>
             <w:sz w:val="20"/>
             <w:szCs w:val="20"/>
             <w:lang w:val="uk-UA"/>
@@ -1105,86 +854,7 @@
       </w:hyperlink>
       <w:r>
         <w:rPr>
-          <w:sz w:val="20"/>
-          <w:szCs w:val="20"/>
-          <w:lang w:val="uk-UA"/>
-        </w:rPr>
-        <w:t xml:space="preserve">. Оскільки, в управлінні ГО УААСП перебувають твори, які входять до </w:t>
-      </w:r>
-      <w:r>
-        <w:rPr>
-          <w:sz w:val="20"/>
-          <w:szCs w:val="20"/>
-          <w:lang w:val="uk-UA"/>
-        </w:rPr>
-        <w:t>каталогів (репертуарів)</w:t>
-      </w:r>
-      <w:r>
-        <w:rPr>
-          <w:sz w:val="20"/>
-          <w:szCs w:val="20"/>
-          <w:lang w:val="uk-UA"/>
-        </w:rPr>
-        <w:t xml:space="preserve"> </w:t>
-      </w:r>
-      <w:r>
-        <w:rPr>
-          <w:sz w:val="20"/>
-          <w:szCs w:val="20"/>
-          <w:lang w:val="uk-UA"/>
-        </w:rPr>
-        <w:t xml:space="preserve">іноземних авторсько-правових організацій, видавців – посилання на </w:t>
-      </w:r>
-      <w:r>
-        <w:rPr>
-          <w:sz w:val="20"/>
-          <w:szCs w:val="20"/>
-          <w:lang w:val="uk-UA"/>
-        </w:rPr>
-        <w:t>каталог</w:t>
-      </w:r>
-      <w:r>
-        <w:rPr>
-          <w:sz w:val="20"/>
-          <w:szCs w:val="20"/>
-          <w:lang w:val="uk-UA"/>
-        </w:rPr>
-        <w:t xml:space="preserve"> (</w:t>
-      </w:r>
-      <w:r>
-        <w:rPr>
-          <w:sz w:val="20"/>
-          <w:szCs w:val="20"/>
-          <w:lang w:val="uk-UA"/>
-        </w:rPr>
-        <w:t>репертуар</w:t>
-      </w:r>
-      <w:r>
-        <w:rPr>
-          <w:sz w:val="20"/>
-          <w:szCs w:val="20"/>
-          <w:lang w:val="uk-UA"/>
-        </w:rPr>
-        <w:t xml:space="preserve">) того чи іншого </w:t>
-      </w:r>
-      <w:r>
-        <w:rPr>
-          <w:sz w:val="20"/>
-          <w:szCs w:val="20"/>
-          <w:lang w:val="uk-UA"/>
-        </w:rPr>
-        <w:t xml:space="preserve">іноземного </w:t>
-      </w:r>
-      <w:r>
-        <w:rPr>
-          <w:sz w:val="20"/>
-          <w:szCs w:val="20"/>
-          <w:lang w:val="uk-UA"/>
-        </w:rPr>
-        <w:t>авторсько-правового товариства та/або видавця означає можливість знайти певний твір на сайті відповідного авторського-правового товариства та/або видавця</w:t>
-      </w:r>
-      <w:r>
-        <w:rPr>
+          <w:b w:val="0"/>
           <w:sz w:val="20"/>
           <w:szCs w:val="20"/>
           <w:lang w:val="uk-UA"/>
@@ -1194,6 +864,7 @@
     </w:p>
     <w:p>
       <w:pPr>
+        <w:spacing w:line="276" w:lineRule="auto"/>
         <w:ind w:firstLine="426"/>
         <w:jc w:val="both"/>
         <w:rPr>
@@ -1221,9 +892,14 @@
           <w:szCs w:val="20"/>
           <w:lang w:val="uk-UA"/>
         </w:rPr>
-        <w:t xml:space="preserve"> – оприлюднені літературні, музичні твори з текстом або без тексту, що</w:t>
-      </w:r>
-      <w:r>
+        <w:t xml:space="preserve"> – оприлюднені літературні, музичні твори з текстом або без тексту, що входять до каталогу ГО УААСП.</w:t>
+      </w:r>
+    </w:p>
+    <w:p>
+      <w:pPr>
+        <w:spacing w:line="276" w:lineRule="auto"/>
+        <w:ind w:firstLine="426"/>
+        <w:jc w:val="both"/>
         <w:rPr>
           <w:b w:val="0"/>
           <w:bCs w:val="0"/>
@@ -1231,8 +907,7 @@
           <w:szCs w:val="20"/>
           <w:lang w:val="uk-UA"/>
         </w:rPr>
-        <w:t xml:space="preserve"> входять до каталог</w:t>
-      </w:r>
+      </w:pPr>
       <w:r>
         <w:rPr>
           <w:b w:val="0"/>
@@ -1241,49 +916,16 @@
           <w:szCs w:val="20"/>
           <w:lang w:val="uk-UA"/>
         </w:rPr>
-        <w:t>у ГО УААСП</w:t>
-      </w:r>
-      <w:r>
-        <w:rPr>
-          <w:b w:val="0"/>
-          <w:bCs w:val="0"/>
-          <w:sz w:val="20"/>
-          <w:szCs w:val="20"/>
-          <w:lang w:val="uk-UA"/>
-        </w:rPr>
-        <w:t>.</w:t>
-      </w:r>
-    </w:p>
-    <w:p>
-      <w:pPr>
-        <w:ind w:firstLine="426"/>
-        <w:jc w:val="both"/>
-        <w:rPr>
-          <w:b w:val="0"/>
-          <w:bCs w:val="0"/>
-          <w:sz w:val="20"/>
-          <w:szCs w:val="20"/>
-          <w:lang w:val="uk-UA"/>
-        </w:rPr>
-      </w:pPr>
-      <w:r>
-        <w:rPr>
-          <w:b w:val="0"/>
-          <w:bCs w:val="0"/>
-          <w:sz w:val="20"/>
-          <w:szCs w:val="20"/>
-          <w:lang w:val="uk-UA"/>
-        </w:rPr>
         <w:t>Всі інші терміни в даному договорі використовуються  згідно з чинним законодавством України.</w:t>
       </w:r>
     </w:p>
     <w:p>
       <w:pPr>
-        <w:ind w:firstLine="426"/>
-        <w:jc w:val="both"/>
-        <w:rPr>
-          <w:b w:val="0"/>
-          <w:bCs w:val="0"/>
+        <w:pStyle w:val="a3"/>
+        <w:ind w:right="0" w:firstLine="426"/>
+        <w:rPr>
+          <w:b/>
+          <w:bCs/>
           <w:color w:val="000000"/>
           <w:sz w:val="20"/>
           <w:szCs w:val="20"/>
@@ -1341,47 +983,33 @@
           <w:szCs w:val="20"/>
           <w:lang w:val="uk-UA"/>
         </w:rPr>
-        <w:t>ГО УААСП</w:t>
-      </w:r>
-      <w:r>
-        <w:rPr>
-          <w:sz w:val="20"/>
-          <w:szCs w:val="20"/>
-          <w:lang w:val="uk-UA"/>
-        </w:rPr>
-        <w:t xml:space="preserve"> від імені авторів та їх правонаступників, включаючи зарубіжних, надає Користувачеві на умовах, визначених цим Договором, право /невиключну ліцензію/ на публічне сповіщення шляхом пе</w:t>
-      </w:r>
-      <w:r>
-        <w:rPr>
-          <w:sz w:val="20"/>
-          <w:szCs w:val="20"/>
-          <w:lang w:val="uk-UA"/>
-        </w:rPr>
-        <w:t>редачі в ефір творів з каталог</w:t>
-      </w:r>
-      <w:r>
-        <w:rPr>
-          <w:sz w:val="20"/>
-          <w:szCs w:val="20"/>
-          <w:lang w:val="uk-UA"/>
-        </w:rPr>
-        <w:t xml:space="preserve">у </w:t>
-      </w:r>
-      <w:r>
-        <w:rPr>
-          <w:sz w:val="20"/>
-          <w:szCs w:val="20"/>
-          <w:lang w:val="uk-UA"/>
-        </w:rPr>
-        <w:t>ГО УААСП</w:t>
-      </w:r>
-      <w:r>
-        <w:rPr>
-          <w:sz w:val="20"/>
-          <w:szCs w:val="20"/>
-          <w:lang w:val="uk-UA"/>
-        </w:rPr>
-        <w:t xml:space="preserve"> на території *:</w:t>
+        <w:t xml:space="preserve">ГО УААСП від свого імені та в інтересах </w:t>
+      </w:r>
+      <w:proofErr w:type="spellStart"/>
+      <w:r>
+        <w:rPr>
+          <w:sz w:val="20"/>
+          <w:szCs w:val="20"/>
+          <w:lang w:val="uk-UA"/>
+        </w:rPr>
+        <w:t>cуб`єктів</w:t>
+      </w:r>
+      <w:proofErr w:type="spellEnd"/>
+      <w:r>
+        <w:rPr>
+          <w:sz w:val="20"/>
+          <w:szCs w:val="20"/>
+          <w:lang w:val="uk-UA"/>
+        </w:rPr>
+        <w:t xml:space="preserve"> авторського права (правовласників), включаючи зарубіжних, надає Користувачеві на умовах, визначених цим Договором, право /невиключну ліцензію/ на публічне сповіщення шляхом передачі в ефір творів з каталогу ГО УААСП на території *</w:t>
+      </w:r>
+      <w:r>
+        <w:rPr>
+          <w:sz w:val="20"/>
+          <w:szCs w:val="20"/>
+          <w:lang w:val="uk-UA"/>
+        </w:rPr>
+        <w:t>:</w:t>
       </w:r>
     </w:p>
     <w:sdt>
@@ -1710,6 +1338,7 @@
     <w:p>
       <w:pPr>
         <w:pStyle w:val="a3"/>
+        <w:spacing w:line="276" w:lineRule="auto"/>
         <w:ind w:right="-1" w:firstLine="426"/>
         <w:rPr>
           <w:sz w:val="20"/>
@@ -1723,39 +1352,7 @@
           <w:szCs w:val="20"/>
           <w:lang w:val="uk-UA"/>
         </w:rPr>
-        <w:t>2.2. Користувач не має права передавати третім особам отримане за даним Договором право на публічне сповіщення шляхом передачі в ефір оприлюднених твор</w:t>
-      </w:r>
-      <w:r>
-        <w:rPr>
-          <w:sz w:val="20"/>
-          <w:szCs w:val="20"/>
-          <w:lang w:val="uk-UA"/>
-        </w:rPr>
-        <w:t>ів, які відносяться до каталог</w:t>
-      </w:r>
-      <w:r>
-        <w:rPr>
-          <w:sz w:val="20"/>
-          <w:szCs w:val="20"/>
-          <w:lang w:val="uk-UA"/>
-        </w:rPr>
-        <w:t xml:space="preserve">у </w:t>
-      </w:r>
-      <w:r>
-        <w:rPr>
-          <w:sz w:val="20"/>
-          <w:szCs w:val="20"/>
-          <w:lang w:val="uk-UA"/>
-        </w:rPr>
-        <w:t>ГО УААСП</w:t>
-      </w:r>
-      <w:r>
-        <w:rPr>
-          <w:sz w:val="20"/>
-          <w:szCs w:val="20"/>
-          <w:lang w:val="uk-UA"/>
-        </w:rPr>
-        <w:t xml:space="preserve">, в тому числі шляхом публічного </w:t>
+        <w:t xml:space="preserve">2.2. Користувач не має права передавати третім особам отримане за даним Договором право на публічне сповіщення шляхом передачі в ефір оприлюднених творів, які відносяться до каталогу ГО УААСП, в тому числі шляхом публічного </w:t>
       </w:r>
       <w:r>
         <w:rPr>
@@ -1770,6 +1367,7 @@
     <w:p>
       <w:pPr>
         <w:pStyle w:val="a3"/>
+        <w:spacing w:line="276" w:lineRule="auto"/>
         <w:ind w:right="-284" w:firstLine="426"/>
         <w:rPr>
           <w:sz w:val="20"/>
@@ -1789,6 +1387,7 @@
     <w:p>
       <w:pPr>
         <w:pStyle w:val="a3"/>
+        <w:spacing w:line="276" w:lineRule="auto"/>
         <w:ind w:right="-284" w:firstLine="426"/>
         <w:rPr>
           <w:sz w:val="20"/>
@@ -1808,6 +1407,7 @@
     <w:p>
       <w:pPr>
         <w:pStyle w:val="a3"/>
+        <w:spacing w:line="276" w:lineRule="auto"/>
         <w:ind w:right="-284" w:firstLine="426"/>
         <w:rPr>
           <w:sz w:val="20"/>
@@ -1830,6 +1430,7 @@
         <w:tabs>
           <w:tab w:val="left" w:pos="10065"/>
         </w:tabs>
+        <w:spacing w:line="276" w:lineRule="auto"/>
         <w:ind w:right="-1" w:firstLine="426"/>
         <w:rPr>
           <w:sz w:val="20"/>
@@ -1849,6 +1450,7 @@
     <w:p>
       <w:pPr>
         <w:pStyle w:val="a3"/>
+        <w:spacing w:line="276" w:lineRule="auto"/>
         <w:ind w:right="-1" w:firstLine="426"/>
         <w:rPr>
           <w:sz w:val="20"/>
@@ -1886,6 +1488,7 @@
     <w:p>
       <w:pPr>
         <w:pStyle w:val="a3"/>
+        <w:spacing w:line="276" w:lineRule="auto"/>
         <w:ind w:right="-1" w:firstLine="426"/>
         <w:rPr>
           <w:sz w:val="20"/>
@@ -1899,28 +1502,13 @@
           <w:szCs w:val="20"/>
           <w:lang w:val="uk-UA"/>
         </w:rPr>
-        <w:t xml:space="preserve">Твори, зазначені в підпункті «г» пункту 2.3. цього Договору, можуть бути публічно сповіщені Користувачем виключно з окремого попереднього письмового дозволу авторів, отриманого через </w:t>
-      </w:r>
-      <w:r>
-        <w:rPr>
-          <w:sz w:val="20"/>
-          <w:szCs w:val="20"/>
-          <w:lang w:val="uk-UA"/>
-        </w:rPr>
-        <w:t>ГО УААСП</w:t>
-      </w:r>
-      <w:r>
-        <w:rPr>
-          <w:sz w:val="20"/>
-          <w:szCs w:val="20"/>
-          <w:lang w:val="uk-UA"/>
-        </w:rPr>
-        <w:t xml:space="preserve">, на окремих фінансових умовах. </w:t>
+        <w:t xml:space="preserve">Твори, зазначені в підпункті «г» пункту 2.3. цього Договору, можуть бути публічно сповіщені Користувачем виключно з окремого попереднього письмового дозволу авторів, отриманого через ГО УААСП, на окремих фінансових умовах. </w:t>
       </w:r>
     </w:p>
     <w:p>
       <w:pPr>
         <w:pStyle w:val="a3"/>
+        <w:spacing w:line="276" w:lineRule="auto"/>
         <w:ind w:right="-1" w:firstLine="426"/>
         <w:rPr>
           <w:sz w:val="20"/>
@@ -1940,6 +1528,7 @@
     <w:p>
       <w:pPr>
         <w:pStyle w:val="a3"/>
+        <w:spacing w:line="276" w:lineRule="auto"/>
         <w:ind w:right="-284" w:firstLine="426"/>
         <w:rPr>
           <w:sz w:val="20"/>
@@ -1997,6 +1586,22 @@
           <w:lang w:val="uk-UA"/>
         </w:rPr>
         <w:t>ГО УААСП</w:t>
+      </w:r>
+      <w:r>
+        <w:rPr>
+          <w:sz w:val="20"/>
+          <w:szCs w:val="20"/>
+          <w:lang w:val="uk-UA"/>
+        </w:rPr>
+        <w:t xml:space="preserve"> </w:t>
+      </w:r>
+      <w:r>
+        <w:rPr>
+          <w:sz w:val="20"/>
+          <w:szCs w:val="20"/>
+          <w:lang w:val="uk-UA"/>
+        </w:rPr>
+        <w:t>Сторони домовились, що сума авторської винагороди (роялті), яка сплачується Користувачем за надання невиключного права на публічне сповіщення творів з каталогу ГО УААСП, з урахуванням діючих попередніх тарифів, затверджених Загальними зборами членів ГО УААСП та приписів законодавства України,</w:t>
       </w:r>
       <w:r>
         <w:rPr>
@@ -2475,6 +2080,7 @@
     <w:p>
       <w:pPr>
         <w:pStyle w:val="a3"/>
+        <w:spacing w:line="276" w:lineRule="auto"/>
         <w:ind w:right="-1" w:firstLine="426"/>
         <w:rPr>
           <w:sz w:val="20"/>
@@ -2488,28 +2094,21 @@
           <w:szCs w:val="20"/>
           <w:lang w:val="uk-UA"/>
         </w:rPr>
-        <w:t xml:space="preserve">2.5.1. перерахувати на поточний рахунок </w:t>
-      </w:r>
-      <w:r>
-        <w:rPr>
-          <w:sz w:val="20"/>
-          <w:szCs w:val="20"/>
-          <w:lang w:val="uk-UA"/>
-        </w:rPr>
-        <w:t>ГО УААСП</w:t>
-      </w:r>
-      <w:r>
-        <w:rPr>
-          <w:sz w:val="20"/>
-          <w:szCs w:val="20"/>
-          <w:lang w:val="uk-UA"/>
-        </w:rPr>
-        <w:t xml:space="preserve"> суму авторської винагороди, розраховану відповідно до п. 2.4. та п. 5.2. даного Договору;</w:t>
+        <w:t xml:space="preserve">2.5.1. </w:t>
+      </w:r>
+      <w:r>
+        <w:rPr>
+          <w:sz w:val="20"/>
+          <w:szCs w:val="20"/>
+          <w:lang w:val="uk-UA"/>
+        </w:rPr>
+        <w:t>перерахувати на поточний рахунок ГО УААСП суму авторської винагороди, розраховану відповідно до п. 2.4. даного Договору;</w:t>
       </w:r>
     </w:p>
     <w:p>
       <w:pPr>
         <w:pStyle w:val="a3"/>
+        <w:spacing w:line="276" w:lineRule="auto"/>
         <w:ind w:right="-1" w:firstLine="426"/>
         <w:rPr>
           <w:sz w:val="20"/>
@@ -2523,23 +2122,7 @@
           <w:szCs w:val="20"/>
           <w:lang w:val="uk-UA"/>
         </w:rPr>
-        <w:t xml:space="preserve">2.5.2. надати </w:t>
-      </w:r>
-      <w:r>
-        <w:rPr>
-          <w:sz w:val="20"/>
-          <w:szCs w:val="20"/>
-          <w:lang w:val="uk-UA"/>
-        </w:rPr>
-        <w:t>ГО УААСП</w:t>
-      </w:r>
-      <w:r>
-        <w:rPr>
-          <w:sz w:val="20"/>
-          <w:szCs w:val="20"/>
-          <w:lang w:val="uk-UA"/>
-        </w:rPr>
-        <w:t xml:space="preserve"> безпосередньо або через представника Звіт про публічно сповіщені твори за формою,  наведеною у </w:t>
+        <w:t xml:space="preserve">2.5.2. надати ГО УААСП безпосередньо або через представника у паперовому прошитому вигляді за підписом уповноваженої особи Користувача Звіт про публічно сповіщені твори за формою,  наведеною у </w:t>
       </w:r>
       <w:r>
         <w:rPr>
@@ -2548,41 +2131,15 @@
           <w:szCs w:val="20"/>
           <w:lang w:val="uk-UA"/>
         </w:rPr>
-        <w:t>Додатку</w:t>
-      </w:r>
-      <w:r>
-        <w:rPr>
-          <w:b/>
-          <w:sz w:val="20"/>
-          <w:szCs w:val="20"/>
-          <w:lang w:val="uk-UA"/>
-        </w:rPr>
-        <w:t xml:space="preserve"> № </w:t>
-      </w:r>
-      <w:r>
-        <w:rPr>
-          <w:b/>
-          <w:sz w:val="20"/>
-          <w:szCs w:val="20"/>
-          <w:lang w:val="uk-UA"/>
-        </w:rPr>
-        <w:t xml:space="preserve"> 1</w:t>
-      </w:r>
-      <w:r>
-        <w:rPr>
-          <w:sz w:val="20"/>
-          <w:szCs w:val="20"/>
-          <w:lang w:val="uk-UA"/>
-        </w:rPr>
-        <w:t xml:space="preserve"> до Договору, та в електронному вигляді за адрес</w:t>
-      </w:r>
-      <w:r>
-        <w:rPr>
-          <w:sz w:val="20"/>
-          <w:szCs w:val="20"/>
-          <w:lang w:val="uk-UA"/>
-        </w:rPr>
-        <w:t xml:space="preserve">ою: </w:t>
+        <w:t>Додатку №  1</w:t>
+      </w:r>
+      <w:r>
+        <w:rPr>
+          <w:sz w:val="20"/>
+          <w:szCs w:val="20"/>
+          <w:lang w:val="uk-UA"/>
+        </w:rPr>
+        <w:t xml:space="preserve"> до Договору, та в електронному вигляді за адресами </w:t>
       </w:r>
       <w:hyperlink r:id="rId8" w:history="1">
         <w:r>
@@ -2601,15 +2158,7 @@
           <w:szCs w:val="20"/>
           <w:lang w:val="uk-UA"/>
         </w:rPr>
-        <w:t xml:space="preserve"> </w:t>
-      </w:r>
-      <w:r>
-        <w:rPr>
-          <w:sz w:val="20"/>
-          <w:szCs w:val="20"/>
-          <w:lang w:val="uk-UA"/>
-        </w:rPr>
-        <w:t>(</w:t>
+        <w:t xml:space="preserve"> (</w:t>
       </w:r>
       <w:r>
         <w:rPr>
@@ -2643,6 +2192,7 @@
     <w:p>
       <w:pPr>
         <w:pStyle w:val="a3"/>
+        <w:spacing w:line="276" w:lineRule="auto"/>
         <w:ind w:right="-1" w:firstLine="426"/>
         <w:rPr>
           <w:sz w:val="20"/>
@@ -2656,33 +2206,7 @@
           <w:szCs w:val="20"/>
           <w:lang w:val="uk-UA"/>
         </w:rPr>
-        <w:t>2.5.3.</w:t>
-      </w:r>
-      <w:bookmarkStart w:id="7" w:name="_GoBack"/>
-      <w:bookmarkEnd w:id="7"/>
-      <w:r>
-        <w:rPr>
-          <w:sz w:val="20"/>
-          <w:szCs w:val="20"/>
-          <w:lang w:val="uk-UA"/>
-        </w:rPr>
-        <w:t xml:space="preserve"> надати </w:t>
-      </w:r>
-      <w:r>
-        <w:rPr>
-          <w:sz w:val="20"/>
-          <w:szCs w:val="20"/>
-          <w:lang w:val="uk-UA"/>
-        </w:rPr>
-        <w:t>ГО УААСП</w:t>
-      </w:r>
-      <w:r>
-        <w:rPr>
-          <w:sz w:val="20"/>
-          <w:szCs w:val="20"/>
-          <w:lang w:val="uk-UA"/>
-        </w:rPr>
-        <w:t xml:space="preserve">  Звіт про використані музичні твори в рекламі, що публічно </w:t>
+        <w:t xml:space="preserve">2.5.3. надати ГО УААСП безпосередньо або через представника у паперовому прошитому вигляді за підписом уповноваженої особи Користувача Звіт про використані музичні твори в рекламі, що публічно </w:t>
       </w:r>
       <w:proofErr w:type="spellStart"/>
       <w:r>
@@ -2709,49 +2233,15 @@
           <w:szCs w:val="20"/>
           <w:lang w:val="uk-UA"/>
         </w:rPr>
-        <w:t xml:space="preserve">Додатку </w:t>
-      </w:r>
-      <w:r>
-        <w:rPr>
-          <w:b/>
-          <w:sz w:val="20"/>
-          <w:szCs w:val="20"/>
-          <w:lang w:val="uk-UA"/>
-        </w:rPr>
-        <w:t xml:space="preserve">№ </w:t>
-      </w:r>
-      <w:r>
-        <w:rPr>
-          <w:b/>
-          <w:sz w:val="20"/>
-          <w:szCs w:val="20"/>
-          <w:lang w:val="uk-UA"/>
-        </w:rPr>
-        <w:t>3</w:t>
-      </w:r>
-      <w:r>
-        <w:rPr>
-          <w:sz w:val="20"/>
-          <w:szCs w:val="20"/>
-          <w:lang w:val="uk-UA"/>
-        </w:rPr>
-        <w:t xml:space="preserve"> до Договору, та в електронному вигляді за адрес</w:t>
-      </w:r>
-      <w:r>
-        <w:rPr>
-          <w:sz w:val="20"/>
-          <w:szCs w:val="20"/>
-          <w:lang w:val="uk-UA"/>
-        </w:rPr>
-        <w:t>ою:</w:t>
-      </w:r>
-      <w:r>
-        <w:rPr>
-          <w:sz w:val="20"/>
-          <w:szCs w:val="20"/>
-          <w:lang w:val="uk-UA"/>
-        </w:rPr>
-        <w:t xml:space="preserve"> </w:t>
+        <w:t>Додатку № 3</w:t>
+      </w:r>
+      <w:r>
+        <w:rPr>
+          <w:sz w:val="20"/>
+          <w:szCs w:val="20"/>
+          <w:lang w:val="uk-UA"/>
+        </w:rPr>
+        <w:t xml:space="preserve"> до Договору, та в електронному вигляді за адресами </w:t>
       </w:r>
       <w:hyperlink r:id="rId9" w:history="1">
         <w:r>
@@ -2770,15 +2260,7 @@
           <w:szCs w:val="20"/>
           <w:lang w:val="uk-UA"/>
         </w:rPr>
-        <w:t xml:space="preserve"> </w:t>
-      </w:r>
-      <w:r>
-        <w:rPr>
-          <w:sz w:val="20"/>
-          <w:szCs w:val="20"/>
-          <w:lang w:val="uk-UA"/>
-        </w:rPr>
-        <w:t>(</w:t>
+        <w:t xml:space="preserve"> (</w:t>
       </w:r>
       <w:r>
         <w:rPr>
@@ -2812,6 +2294,7 @@
     <w:p>
       <w:pPr>
         <w:pStyle w:val="a3"/>
+        <w:spacing w:line="276" w:lineRule="auto"/>
         <w:ind w:right="-1" w:firstLine="426"/>
         <w:rPr>
           <w:sz w:val="20"/>
@@ -2825,23 +2308,7 @@
           <w:szCs w:val="20"/>
           <w:lang w:val="uk-UA"/>
         </w:rPr>
-        <w:t xml:space="preserve">2.5.4. надіслати </w:t>
-      </w:r>
-      <w:r>
-        <w:rPr>
-          <w:sz w:val="20"/>
-          <w:szCs w:val="20"/>
-          <w:lang w:val="uk-UA"/>
-        </w:rPr>
-        <w:t>ГО УААСП</w:t>
-      </w:r>
-      <w:r>
-        <w:rPr>
-          <w:sz w:val="20"/>
-          <w:szCs w:val="20"/>
-          <w:lang w:val="uk-UA"/>
-        </w:rPr>
-        <w:t xml:space="preserve"> належним чином заповнений та підписаний Акт про виплату авторської винагороди та надання звітів (далі – Акт) в 2-ох примірниках за формою, наведеною у </w:t>
+        <w:t xml:space="preserve">2.5.4. надіслати ГО УААСП належним чином заповнений та підписаний Акт про виплату авторської винагороди та надання звітів (далі – Акт) в 2-ох примірниках за формою, наведеною у </w:t>
       </w:r>
       <w:r>
         <w:rPr>
@@ -2850,54 +2317,21 @@
           <w:szCs w:val="20"/>
           <w:lang w:val="uk-UA"/>
         </w:rPr>
-        <w:t xml:space="preserve">Додатку </w:t>
-      </w:r>
-      <w:r>
-        <w:rPr>
-          <w:b/>
-          <w:sz w:val="20"/>
-          <w:szCs w:val="20"/>
-          <w:lang w:val="uk-UA"/>
-        </w:rPr>
-        <w:t xml:space="preserve">№ </w:t>
-      </w:r>
-      <w:r>
-        <w:rPr>
-          <w:b/>
-          <w:sz w:val="20"/>
-          <w:szCs w:val="20"/>
-          <w:lang w:val="uk-UA"/>
-        </w:rPr>
-        <w:t>2</w:t>
-      </w:r>
-      <w:r>
-        <w:rPr>
-          <w:sz w:val="20"/>
-          <w:szCs w:val="20"/>
-          <w:lang w:val="uk-UA"/>
-        </w:rPr>
-        <w:t xml:space="preserve"> до Договору, який після перевірки зазначеної в ньому інформації щодо перерахування коштів підписується </w:t>
-      </w:r>
-      <w:r>
-        <w:rPr>
-          <w:sz w:val="20"/>
-          <w:szCs w:val="20"/>
-          <w:lang w:val="uk-UA"/>
-        </w:rPr>
-        <w:t>ГО УААСП</w:t>
-      </w:r>
-      <w:r>
-        <w:rPr>
-          <w:sz w:val="20"/>
-          <w:szCs w:val="20"/>
-          <w:lang w:val="uk-UA"/>
-        </w:rPr>
-        <w:t>, після чого 1 (один) примірник повертається Користувачу;</w:t>
+        <w:t>Додатку № 2</w:t>
+      </w:r>
+      <w:r>
+        <w:rPr>
+          <w:sz w:val="20"/>
+          <w:szCs w:val="20"/>
+          <w:lang w:val="uk-UA"/>
+        </w:rPr>
+        <w:t xml:space="preserve"> до Договору, який після перевірки зазначеної в ньому інформації щодо перерахування коштів підписується ГО УААСП, після чого 1 (один) примірник повертається Користувачу;</w:t>
       </w:r>
     </w:p>
     <w:p>
       <w:pPr>
         <w:pStyle w:val="a3"/>
+        <w:spacing w:line="276" w:lineRule="auto"/>
         <w:ind w:right="-1" w:firstLine="426"/>
         <w:rPr>
           <w:sz w:val="20"/>
@@ -2911,23 +2345,7 @@
           <w:szCs w:val="20"/>
           <w:lang w:val="uk-UA"/>
         </w:rPr>
-        <w:t xml:space="preserve">2.5.5 надати </w:t>
-      </w:r>
-      <w:r>
-        <w:rPr>
-          <w:sz w:val="20"/>
-          <w:szCs w:val="20"/>
-          <w:lang w:val="uk-UA"/>
-        </w:rPr>
-        <w:t>ГО УААСП</w:t>
-      </w:r>
-      <w:r>
-        <w:rPr>
-          <w:sz w:val="20"/>
-          <w:szCs w:val="20"/>
-          <w:lang w:val="uk-UA"/>
-        </w:rPr>
-        <w:t xml:space="preserve"> належним чином завірені копії документів бухгалтерської звітності з відміткою державного органу (статистики, фіскальної служби) про прийняття за відповідний звітний період згідно з </w:t>
+        <w:t xml:space="preserve">2.5.5 надати ГО УААСП належним чином завірені копії документів бухгалтерської звітності з відміткою державного органу (статистики, фіскальної служби) про прийняття за відповідний звітний період згідно з </w:t>
       </w:r>
       <w:r>
         <w:rPr>
@@ -2967,6 +2385,7 @@
     <w:p>
       <w:pPr>
         <w:pStyle w:val="a3"/>
+        <w:spacing w:line="276" w:lineRule="auto"/>
         <w:ind w:right="-141" w:firstLine="360"/>
         <w:rPr>
           <w:sz w:val="20"/>
@@ -2980,28 +2399,13 @@
           <w:szCs w:val="20"/>
           <w:lang w:val="uk-UA"/>
         </w:rPr>
-        <w:t xml:space="preserve"> 2.6. У разі невиконання або неналежного виконання Користувачем п. 2.5.2., 2.5.3., 2.5.4., 2.5.5., 3.2. даного Договору Користувач зобов’язаний сплатити ГО УААСП штраф у розмірі 3000 (три тисячі) грн. 00 коп. за кожне порушення кожного пункту, в тому числі, за кожен місяць невиконання Користувачем зобов’язань, пере</w:t>
-      </w:r>
-      <w:r>
-        <w:rPr>
-          <w:sz w:val="20"/>
-          <w:szCs w:val="20"/>
-          <w:lang w:val="uk-UA"/>
-        </w:rPr>
-        <w:t>дбачених пунктами 2.5.2. – 2.5.5</w:t>
-      </w:r>
-      <w:r>
-        <w:rPr>
-          <w:sz w:val="20"/>
-          <w:szCs w:val="20"/>
-          <w:lang w:val="uk-UA"/>
-        </w:rPr>
-        <w:t xml:space="preserve">. Договору. Сплата штрафу не звільняє Користувача від обов’язку сплати авторської винагороди (роялті) і (або) надання Звіту та / або Акту. </w:t>
+        <w:t xml:space="preserve"> 2.6. У разі невиконання або неналежного виконання Користувачем п. 2.5.2., 2.5.3., 2.5.4., 2.5.5., 3.2. даного Договору Користувач зобов’язаний сплатити ГО УААСП штраф у розмірі 3000 (три тисячі) грн. 00 коп. за кожне порушення кожного пункту, в тому числі, за кожен місяць невиконання Користувачем зобов’язань, передбачених пунктами 2.5.2. – 2.5.5. Договору. Сплата штрафу не звільняє Користувача від обов’язку сплати авторської винагороди (роялті) і (або) надання Звіту та / або Акту. </w:t>
       </w:r>
     </w:p>
     <w:p>
       <w:pPr>
         <w:pStyle w:val="a3"/>
+        <w:spacing w:line="276" w:lineRule="auto"/>
         <w:ind w:right="-141" w:firstLine="360"/>
         <w:rPr>
           <w:sz w:val="20"/>
@@ -3015,28 +2419,22 @@
           <w:szCs w:val="20"/>
           <w:lang w:val="uk-UA"/>
         </w:rPr>
-        <w:t xml:space="preserve"> 2.7. У разі затримки платежів, визначених у п. 2.4., п. 2.5.1., п. 5.2.</w:t>
-      </w:r>
-      <w:r>
-        <w:rPr>
-          <w:sz w:val="20"/>
-          <w:szCs w:val="20"/>
-          <w:lang w:val="uk-UA"/>
-        </w:rPr>
-        <w:t xml:space="preserve"> </w:t>
-      </w:r>
-      <w:r>
-        <w:rPr>
-          <w:sz w:val="20"/>
-          <w:szCs w:val="20"/>
-          <w:lang w:val="uk-UA"/>
-        </w:rPr>
-        <w:t>Договору, Користувач зобов’язаний виплатити              ГО УААСП штраф у розмірі 3000 (три тисячі) грн. 00 коп. одноразово та пеню у розмірі подвійної облікової ставки НБУ, що діяла у період, за який сплачується пеня, за кожен день затримки. При цьому, нарахування пені за прострочення виконання зобов’язання не припиняється через шість місяців від дня, коли зобов’язання мало бути виконано. Сплата штрафу та / або пені не звільняє Користувача від обов’язку сплати авторської винагороди (роялті).</w:t>
+        <w:t xml:space="preserve"> 2.7. У разі затримки платежів, визначених у п. 2.4., п. 2.5.1. Договору, Користувач зобов’язаний виплатити ГО УААСП штраф у розмірі 3000 (три тисячі) грн. 00 коп. одноразово та пеню у розмірі подвійної облікової ставки НБУ, що діяла у період, за який сплачується пеня, за кожен день затримки. При цьому, нарахування пені за прострочення виконання </w:t>
+      </w:r>
+      <w:r>
+        <w:rPr>
+          <w:sz w:val="20"/>
+          <w:szCs w:val="20"/>
+          <w:lang w:val="uk-UA"/>
+        </w:rPr>
+        <w:lastRenderedPageBreak/>
+        <w:t>зобов’язання не припиняється через шість місяців від дня, коли зобов’язання мало бути виконано. Сплата штрафу та / або пені не звільняє Користувача від обов’язку сплати авторської винагороди (роялті).</w:t>
       </w:r>
     </w:p>
     <w:p>
       <w:pPr>
         <w:pStyle w:val="a3"/>
+        <w:spacing w:line="276" w:lineRule="auto"/>
         <w:ind w:right="-141" w:firstLine="360"/>
         <w:rPr>
           <w:sz w:val="20"/>
@@ -3078,6 +2476,7 @@
         <w:autoSpaceDE w:val="0"/>
         <w:autoSpaceDN w:val="0"/>
         <w:adjustRightInd w:val="0"/>
+        <w:spacing w:line="276" w:lineRule="auto"/>
         <w:ind w:right="-141" w:firstLine="360"/>
         <w:jc w:val="both"/>
         <w:textAlignment w:val="baseline"/>
@@ -3090,39 +2489,31 @@
         <w:rPr>
           <w:rFonts w:ascii="Times New Roman" w:hAnsi="Times New Roman" w:cs="Times New Roman"/>
         </w:rPr>
-        <w:t>2.9. ГО УААСП надсилає</w:t>
-      </w:r>
-      <w:r>
-        <w:rPr>
-          <w:rFonts w:ascii="Times New Roman" w:hAnsi="Times New Roman" w:cs="Times New Roman"/>
-          <w:color w:val="212121"/>
-        </w:rPr>
-        <w:t xml:space="preserve"> Користувачеві вимоги (претензії), передбачені цим Договором, рекомендованим листом з повідомленням про вручення за юридичною адресою Користувача або останньою відомою поштовою адресою Користувача.</w:t>
+        <w:t>2.9. ГО УААСП надсилає Користувачеві вимоги (претензії), передбачені цим Договором, рекомендованим листом з повідомленням про вручення за юридичною адресою Користувача або останньою відомою поштовою адресою Користувача.</w:t>
       </w:r>
     </w:p>
     <w:p>
       <w:pPr>
         <w:pStyle w:val="HTML"/>
         <w:shd w:val="clear" w:color="auto" w:fill="FFFFFF"/>
+        <w:spacing w:line="276" w:lineRule="auto"/>
         <w:ind w:right="-141"/>
         <w:jc w:val="both"/>
         <w:rPr>
           <w:rFonts w:ascii="Times New Roman" w:hAnsi="Times New Roman" w:cs="Times New Roman"/>
-          <w:color w:val="212121"/>
         </w:rPr>
       </w:pPr>
       <w:r>
         <w:rPr>
           <w:rFonts w:ascii="Times New Roman" w:hAnsi="Times New Roman" w:cs="Times New Roman"/>
-          <w:color w:val="212121"/>
-        </w:rPr>
-        <w:lastRenderedPageBreak/>
+        </w:rPr>
         <w:t>Вимога (претензія) вважається належним чином доставленою з дати її отримання Користувачем або з дати доставки такої вимоги (претензії) за юридичною адресою Користувача або останньою відомою ГО УААСП поштовою адресою Користувача - в разі відмови Користувача від отримання вимоги (претензії) або повернення листа за закінченням терміну зберігання, або вибуття адресата.</w:t>
       </w:r>
     </w:p>
     <w:p>
       <w:pPr>
         <w:pStyle w:val="a3"/>
+        <w:spacing w:line="276" w:lineRule="auto"/>
         <w:ind w:right="-141" w:firstLine="360"/>
         <w:rPr>
           <w:sz w:val="20"/>
@@ -3142,48 +2533,8 @@
     <w:p>
       <w:pPr>
         <w:pStyle w:val="a3"/>
+        <w:spacing w:line="276" w:lineRule="auto"/>
         <w:ind w:right="-141" w:firstLine="360"/>
-        <w:rPr>
-          <w:sz w:val="20"/>
-          <w:szCs w:val="20"/>
-          <w:lang w:val="uk-UA"/>
-        </w:rPr>
-      </w:pPr>
-      <w:r>
-        <w:rPr>
-          <w:sz w:val="20"/>
-          <w:szCs w:val="20"/>
-          <w:lang w:val="uk-UA"/>
-        </w:rPr>
-        <w:t>2.11. У разі невиконання умов Договору ГО УААСП залишає за собою право (незалежно від використання чи невикористання ГО УААСП прав, передбачених п. 2.8. та п. 2.9. Договору) звернутися до суду з позовом про примусове стягнення авторської винагороди, сплати штрафу, пені, надання Звіту, Акту,</w:t>
-      </w:r>
-      <w:r>
-        <w:rPr>
-          <w:sz w:val="20"/>
-          <w:szCs w:val="20"/>
-          <w:lang w:val="uk-UA"/>
-        </w:rPr>
-        <w:t xml:space="preserve"> </w:t>
-      </w:r>
-      <w:r>
-        <w:rPr>
-          <w:sz w:val="20"/>
-          <w:szCs w:val="20"/>
-          <w:lang w:val="uk-UA"/>
-        </w:rPr>
-        <w:t>іншої документації, зазначеної в даному Договорі.</w:t>
-      </w:r>
-    </w:p>
-    <w:p>
-      <w:pPr>
-        <w:pStyle w:val="a3"/>
-        <w:tabs>
-          <w:tab w:val="left" w:pos="0"/>
-          <w:tab w:val="left" w:pos="720"/>
-        </w:tabs>
-        <w:spacing w:after="120"/>
-        <w:ind w:right="-284" w:firstLine="426"/>
-        <w:jc w:val="center"/>
         <w:rPr>
           <w:b/>
           <w:bCs/>
@@ -3194,22 +2545,26 @@
       </w:pPr>
       <w:r>
         <w:rPr>
+          <w:sz w:val="20"/>
+          <w:szCs w:val="20"/>
+          <w:lang w:val="uk-UA"/>
+        </w:rPr>
+        <w:t>2.11. У разі невиконання умов Договору ГО УААСП залишає за собою право (незалежно від використання чи невикористання ГО УААСП прав, передбачених п. 2.8. та п. 2.9. Договору) звернутися до суду з позовом про примусове стягнення авторської винагороди, сплати штрафу, пені, надання Звіту, Акту, іншої документації, зазначеної в даному Договорі.</w:t>
+      </w:r>
+    </w:p>
+    <w:p>
+      <w:pPr>
+        <w:pStyle w:val="a3"/>
+        <w:ind w:right="-1" w:firstLine="426"/>
+        <w:jc w:val="center"/>
+        <w:rPr>
           <w:b/>
           <w:bCs/>
           <w:sz w:val="20"/>
           <w:szCs w:val="20"/>
           <w:lang w:val="uk-UA"/>
         </w:rPr>
-        <w:t>3.</w:t>
-      </w:r>
-      <w:r>
-        <w:rPr>
-          <w:sz w:val="20"/>
-          <w:szCs w:val="20"/>
-          <w:lang w:val="uk-UA"/>
-        </w:rPr>
-        <w:t xml:space="preserve">  </w:t>
-      </w:r>
+      </w:pPr>
       <w:r>
         <w:rPr>
           <w:b/>
@@ -3218,12 +2573,45 @@
           <w:szCs w:val="20"/>
           <w:lang w:val="uk-UA"/>
         </w:rPr>
+        <w:t>3.</w:t>
+      </w:r>
+      <w:r>
+        <w:rPr>
+          <w:sz w:val="20"/>
+          <w:szCs w:val="20"/>
+          <w:lang w:val="uk-UA"/>
+        </w:rPr>
+        <w:t xml:space="preserve">  </w:t>
+      </w:r>
+      <w:r>
+        <w:rPr>
+          <w:b/>
+          <w:bCs/>
+          <w:sz w:val="20"/>
+          <w:szCs w:val="20"/>
+          <w:lang w:val="uk-UA"/>
+        </w:rPr>
         <w:t>Гарантії, обов’язки та відповідальність Сторін</w:t>
       </w:r>
     </w:p>
     <w:p>
       <w:pPr>
         <w:pStyle w:val="a3"/>
+        <w:ind w:right="-1" w:firstLine="426"/>
+        <w:jc w:val="center"/>
+        <w:rPr>
+          <w:b/>
+          <w:bCs/>
+          <w:sz w:val="20"/>
+          <w:szCs w:val="20"/>
+          <w:lang w:val="uk-UA"/>
+        </w:rPr>
+      </w:pPr>
+    </w:p>
+    <w:p>
+      <w:pPr>
+        <w:pStyle w:val="a3"/>
+        <w:spacing w:line="276" w:lineRule="auto"/>
         <w:ind w:right="0" w:firstLine="426"/>
         <w:rPr>
           <w:sz w:val="20"/>
@@ -3261,6 +2649,7 @@
     <w:p>
       <w:pPr>
         <w:pStyle w:val="a3"/>
+        <w:spacing w:line="276" w:lineRule="auto"/>
         <w:ind w:right="0" w:firstLine="426"/>
         <w:rPr>
           <w:sz w:val="20"/>
@@ -3279,6 +2668,7 @@
     </w:p>
     <w:p>
       <w:pPr>
+        <w:spacing w:line="276" w:lineRule="auto"/>
         <w:ind w:firstLine="426"/>
         <w:jc w:val="both"/>
         <w:rPr>
@@ -3298,27 +2688,7 @@
           <w:szCs w:val="20"/>
           <w:lang w:val="uk-UA"/>
         </w:rPr>
-        <w:t xml:space="preserve">3.3. При укладенні Договору Користувач надає </w:t>
-      </w:r>
-      <w:r>
-        <w:rPr>
-          <w:b w:val="0"/>
-          <w:bCs w:val="0"/>
-          <w:sz w:val="20"/>
-          <w:szCs w:val="20"/>
-          <w:lang w:val="uk-UA"/>
-        </w:rPr>
-        <w:t>ГО УААСП</w:t>
-      </w:r>
-      <w:r>
-        <w:rPr>
-          <w:b w:val="0"/>
-          <w:bCs w:val="0"/>
-          <w:sz w:val="20"/>
-          <w:szCs w:val="20"/>
-          <w:lang w:val="uk-UA"/>
-        </w:rPr>
-        <w:t xml:space="preserve"> безпосередньо або через представника завірені власною мокрою печаткою</w:t>
+        <w:t>3.3. При укладенні Договору Користувач надає ГО УААСП безпосередньо або через представника завірені власною мокрою печаткою</w:t>
       </w:r>
       <w:r>
         <w:rPr>
@@ -3335,6 +2705,7 @@
     <w:p>
       <w:pPr>
         <w:pStyle w:val="a3"/>
+        <w:spacing w:line="276" w:lineRule="auto"/>
         <w:ind w:right="0" w:firstLine="426"/>
         <w:rPr>
           <w:sz w:val="20"/>
@@ -3357,23 +2728,7 @@
           <w:lang w:val="uk-UA"/>
         </w:rPr>
         <w:tab/>
-        <w:t xml:space="preserve">свідоцтво про державну реєстрацію (перереєстрацію) юридичної особи / свідоцтво про державну реєстрацію (перереєстрацію) суб’єкта підприємницької діяльності </w:t>
-      </w:r>
-      <w:r>
-        <w:rPr>
-          <w:sz w:val="20"/>
-          <w:szCs w:val="20"/>
-          <w:lang w:val="uk-UA"/>
-        </w:rPr>
-        <w:t>/ виписки з Єдиного державного реєстру юридичних осіб та фізичних осіб-підприємців / виписки з Єдиного державного реєстру юридичних осіб, фізичних осіб-підприємців та громадських формувань</w:t>
-      </w:r>
-      <w:r>
-        <w:rPr>
-          <w:sz w:val="20"/>
-          <w:szCs w:val="20"/>
-          <w:lang w:val="uk-UA"/>
-        </w:rPr>
-        <w:t xml:space="preserve">; </w:t>
+        <w:t xml:space="preserve">свідоцтво про державну реєстрацію (перереєстрацію) юридичної особи / свідоцтво про державну реєстрацію (перереєстрацію) суб’єкта підприємницької діяльності / виписки з Єдиного державного реєстру юридичних осіб та фізичних осіб-підприємців / виписки з Єдиного державного реєстру юридичних осіб, фізичних осіб-підприємців та громадських формувань; </w:t>
       </w:r>
     </w:p>
     <w:p>
@@ -3386,6 +2741,7 @@
           <w:tab w:val="clear" w:pos="765"/>
           <w:tab w:val="num" w:pos="709"/>
         </w:tabs>
+        <w:spacing w:line="276" w:lineRule="auto"/>
         <w:ind w:left="0" w:firstLine="426"/>
         <w:rPr>
           <w:b w:val="0"/>
@@ -3416,6 +2772,7 @@
           <w:tab w:val="clear" w:pos="765"/>
           <w:tab w:val="left" w:pos="709"/>
         </w:tabs>
+        <w:spacing w:line="276" w:lineRule="auto"/>
         <w:ind w:left="0" w:firstLine="426"/>
         <w:rPr>
           <w:b w:val="0"/>
@@ -3446,6 +2803,7 @@
           <w:tab w:val="clear" w:pos="765"/>
           <w:tab w:val="left" w:pos="709"/>
         </w:tabs>
+        <w:spacing w:line="276" w:lineRule="auto"/>
         <w:ind w:left="0" w:firstLine="426"/>
         <w:rPr>
           <w:b w:val="0"/>
@@ -3476,6 +2834,7 @@
           <w:tab w:val="clear" w:pos="765"/>
           <w:tab w:val="left" w:pos="709"/>
         </w:tabs>
+        <w:spacing w:line="276" w:lineRule="auto"/>
         <w:ind w:left="0" w:firstLine="426"/>
         <w:jc w:val="both"/>
         <w:rPr>
@@ -3500,6 +2859,7 @@
     <w:p>
       <w:pPr>
         <w:pStyle w:val="2"/>
+        <w:spacing w:line="276" w:lineRule="auto"/>
         <w:ind w:firstLine="426"/>
         <w:rPr>
           <w:lang w:val="uk-UA"/>
@@ -3523,7 +2883,37 @@
         <w:rPr>
           <w:lang w:val="uk-UA"/>
         </w:rPr>
-        <w:t>. 2.5.2., 2.5.3., 2.5.4, 2.5.5.</w:t>
+        <w:t>. 2.5.2., 2.5.3., 2.5.4, 2.5.5. та п. 3.3. даного Договору.</w:t>
+      </w:r>
+    </w:p>
+    <w:p>
+      <w:pPr>
+        <w:pStyle w:val="2"/>
+        <w:spacing w:line="276" w:lineRule="auto"/>
+        <w:ind w:firstLine="426"/>
+        <w:rPr>
+          <w:lang w:val="uk-UA"/>
+        </w:rPr>
+      </w:pPr>
+      <w:r>
+        <w:rPr>
+          <w:lang w:val="uk-UA"/>
+        </w:rPr>
+        <w:t xml:space="preserve">3.5. При виявленні фактів відсутності в Звіті про публічно сповіщені твори і (або) Звіті про використані музичні твори в рекламі, що публічно </w:t>
+      </w:r>
+      <w:proofErr w:type="spellStart"/>
+      <w:r>
+        <w:rPr>
+          <w:lang w:val="uk-UA"/>
+        </w:rPr>
+        <w:t>сповіщувалась</w:t>
+      </w:r>
+      <w:proofErr w:type="spellEnd"/>
+      <w:r>
+        <w:rPr>
+          <w:lang w:val="uk-UA"/>
+        </w:rPr>
+        <w:t xml:space="preserve"> в ефір, інформації про використані твори з каталогу ГО УААСП Користувач зобов’язується виплатити на користь кожного автора</w:t>
       </w:r>
       <w:r>
         <w:rPr>
@@ -3532,175 +2922,117 @@
         <w:t xml:space="preserve"> </w:t>
       </w:r>
       <w:r>
-        <w:rPr>
-          <w:lang w:val="uk-UA"/>
-        </w:rPr>
-        <w:t>та п. 3.3. даного Договору.</w:t>
+        <w:t xml:space="preserve">/ </w:t>
+      </w:r>
+      <w:r>
+        <w:rPr>
+          <w:lang w:val="uk-UA"/>
+        </w:rPr>
+        <w:t>правовласника</w:t>
+      </w:r>
+      <w:r>
+        <w:rPr>
+          <w:lang w:val="uk-UA"/>
+        </w:rPr>
+        <w:t xml:space="preserve"> (додатково до суми авторської винагороди, визначеної Сторонами в п. 2.4. даного Договору) належну авторську винагороду. При цьому, авторська винагорода в такому випадку визначається у письмовому повідомленні ГО УААСП.</w:t>
       </w:r>
     </w:p>
     <w:p>
       <w:pPr>
         <w:pStyle w:val="2"/>
+        <w:spacing w:line="276" w:lineRule="auto"/>
         <w:ind w:firstLine="426"/>
         <w:rPr>
-          <w:lang w:val="uk-UA"/>
-        </w:rPr>
-      </w:pPr>
-      <w:r>
-        <w:rPr>
-          <w:lang w:val="uk-UA"/>
-        </w:rPr>
-        <w:t xml:space="preserve">3.5. При виявленні фактів відсутності в Звіті про публічно сповіщені твори і (або) Звіті про використані музичні твори в рекламі, що публічно </w:t>
+          <w:spacing w:val="-6"/>
+          <w:lang w:val="uk-UA"/>
+        </w:rPr>
+      </w:pPr>
+      <w:r>
+        <w:rPr>
+          <w:spacing w:val="-6"/>
+          <w:lang w:val="uk-UA"/>
+        </w:rPr>
+        <w:t xml:space="preserve">3.6. Користувач гарантує, що всі розрахунки з правовласниками за  публічне сповіщення  творів з  каталогу ГО УААСП по даному Договору  будуть </w:t>
       </w:r>
       <w:proofErr w:type="spellStart"/>
       <w:r>
         <w:rPr>
-          <w:lang w:val="uk-UA"/>
-        </w:rPr>
-        <w:t>сповіщувалась</w:t>
+          <w:spacing w:val="-6"/>
+          <w:lang w:val="uk-UA"/>
+        </w:rPr>
+        <w:t>здійснюватись</w:t>
       </w:r>
       <w:proofErr w:type="spellEnd"/>
       <w:r>
         <w:rPr>
-          <w:lang w:val="uk-UA"/>
-        </w:rPr>
-        <w:t xml:space="preserve"> в ефір, інформації про використані твори Користувач зобов’язується виплатити на користь кожного автора (додатково до суми авторської винагороди, визначеної Сторонами в п. 2.4., 5.2  даного Договору) належну авторську винагороду. При цьому</w:t>
-      </w:r>
-      <w:r>
-        <w:rPr>
-          <w:lang w:val="uk-UA"/>
-        </w:rPr>
-        <w:t>,</w:t>
-      </w:r>
-      <w:r>
-        <w:rPr>
-          <w:lang w:val="uk-UA"/>
-        </w:rPr>
-        <w:t xml:space="preserve"> авторська винагорода в такому випадку визначається </w:t>
-      </w:r>
-      <w:r>
-        <w:rPr>
-          <w:lang w:val="uk-UA"/>
-        </w:rPr>
-        <w:t xml:space="preserve">         </w:t>
-      </w:r>
-      <w:r>
-        <w:rPr>
-          <w:lang w:val="uk-UA"/>
-        </w:rPr>
-        <w:t xml:space="preserve">у </w:t>
-      </w:r>
-      <w:r>
-        <w:rPr>
-          <w:lang w:val="uk-UA"/>
-        </w:rPr>
-        <w:t>письмово</w:t>
-      </w:r>
-      <w:r>
-        <w:rPr>
-          <w:lang w:val="uk-UA"/>
-        </w:rPr>
-        <w:t>му повідомленні ГО УААСП</w:t>
-      </w:r>
-      <w:r>
-        <w:rPr>
-          <w:lang w:val="uk-UA"/>
-        </w:rPr>
-        <w:t>.</w:t>
-      </w:r>
-    </w:p>
-    <w:p>
-      <w:pPr>
-        <w:pStyle w:val="2"/>
-        <w:ind w:firstLine="426"/>
-        <w:rPr>
           <w:spacing w:val="-6"/>
           <w:lang w:val="uk-UA"/>
         </w:rPr>
-      </w:pPr>
-      <w:r>
-        <w:rPr>
-          <w:spacing w:val="-6"/>
-          <w:lang w:val="uk-UA"/>
-        </w:rPr>
-        <w:t xml:space="preserve">3.6. Користувач гарантує, що всі розрахунки з </w:t>
-      </w:r>
-      <w:r>
-        <w:rPr>
-          <w:spacing w:val="-6"/>
-          <w:lang w:val="uk-UA"/>
-        </w:rPr>
-        <w:t xml:space="preserve">правовласниками </w:t>
-      </w:r>
-      <w:r>
-        <w:rPr>
-          <w:spacing w:val="-6"/>
-          <w:lang w:val="uk-UA"/>
-        </w:rPr>
-        <w:t>за  публічне</w:t>
-      </w:r>
-      <w:r>
-        <w:rPr>
-          <w:spacing w:val="-6"/>
-          <w:lang w:val="uk-UA"/>
-        </w:rPr>
-        <w:t xml:space="preserve"> сповіщення  творів з  каталог</w:t>
-      </w:r>
-      <w:r>
-        <w:rPr>
-          <w:spacing w:val="-6"/>
-          <w:lang w:val="uk-UA"/>
-        </w:rPr>
-        <w:t xml:space="preserve">у </w:t>
-      </w:r>
-      <w:r>
-        <w:rPr>
-          <w:spacing w:val="-6"/>
-          <w:lang w:val="uk-UA"/>
-        </w:rPr>
-        <w:t>ГО УААСП</w:t>
-      </w:r>
-      <w:r>
-        <w:rPr>
-          <w:spacing w:val="-6"/>
-          <w:lang w:val="uk-UA"/>
-        </w:rPr>
-        <w:t xml:space="preserve"> по даному Договору  будуть </w:t>
+        <w:t xml:space="preserve"> тільки  через ГО УААСП.</w:t>
+      </w:r>
+    </w:p>
+    <w:p>
+      <w:pPr>
+        <w:pStyle w:val="a3"/>
+        <w:spacing w:line="276" w:lineRule="auto"/>
+        <w:ind w:right="-1" w:firstLine="426"/>
+        <w:rPr>
+          <w:sz w:val="20"/>
+          <w:szCs w:val="20"/>
+          <w:lang w:val="uk-UA"/>
+        </w:rPr>
+      </w:pPr>
+      <w:r>
+        <w:rPr>
+          <w:sz w:val="20"/>
+          <w:szCs w:val="20"/>
+          <w:lang w:val="uk-UA"/>
+        </w:rPr>
+        <w:t xml:space="preserve">3.7. ГО УААСП гарантує врегулювання претензій авторів і правонаступників до Користувача, пов’язаних з публічним сповіщенням творів з каталогу ГО УААСП відповідно до Закону та цього Договору, за умови належного виконання Користувачем умов цього Договору. </w:t>
+      </w:r>
+    </w:p>
+    <w:p>
+      <w:pPr>
+        <w:pStyle w:val="a3"/>
+        <w:spacing w:line="276" w:lineRule="auto"/>
+        <w:ind w:right="-1" w:firstLine="426"/>
+        <w:rPr>
+          <w:sz w:val="20"/>
+          <w:szCs w:val="20"/>
+          <w:lang w:val="uk-UA"/>
+        </w:rPr>
+      </w:pPr>
+      <w:r>
+        <w:rPr>
+          <w:sz w:val="20"/>
+          <w:szCs w:val="20"/>
+          <w:lang w:val="uk-UA"/>
+        </w:rPr>
+        <w:t xml:space="preserve">3.8. У відповідності до діючого законодавства України Користувач не має права публічно </w:t>
       </w:r>
       <w:proofErr w:type="spellStart"/>
       <w:r>
         <w:rPr>
-          <w:spacing w:val="-6"/>
-          <w:lang w:val="uk-UA"/>
-        </w:rPr>
-        <w:t>здійснюватись</w:t>
+          <w:sz w:val="20"/>
+          <w:szCs w:val="20"/>
+          <w:lang w:val="uk-UA"/>
+        </w:rPr>
+        <w:t>сповіщувати</w:t>
       </w:r>
       <w:proofErr w:type="spellEnd"/>
       <w:r>
         <w:rPr>
-          <w:spacing w:val="-6"/>
-          <w:lang w:val="uk-UA"/>
-        </w:rPr>
-        <w:t xml:space="preserve"> тільки  через </w:t>
-      </w:r>
-      <w:r>
-        <w:rPr>
-          <w:spacing w:val="-6"/>
-          <w:lang w:val="uk-UA"/>
-        </w:rPr>
-        <w:t>ГО УААСП</w:t>
-      </w:r>
-      <w:r>
-        <w:rPr>
-          <w:spacing w:val="-6"/>
-          <w:lang w:val="uk-UA"/>
-        </w:rPr>
-        <w:t>.</w:t>
+          <w:sz w:val="20"/>
+          <w:szCs w:val="20"/>
+          <w:lang w:val="uk-UA"/>
+        </w:rPr>
+        <w:t xml:space="preserve"> в ефір твори без зазначення імені автора, тобто анонімно без письмової згоди на це автора, не має права розкривати псевдонім або іншим чином розпоряджатись особистими немайновими правами авторів. У випадку пред’явлення до Користувача претензій, предметом яких є порушення неврегульованих даним Договором прав, в тому числі немайнових прав, а також майнових, об’єктів авторського права, які не є предметом даного Договору, Користувач самостійно несе повну юридичну відповідальність згідно з діючим законодавством України за їх порушення. </w:t>
       </w:r>
     </w:p>
     <w:p>
       <w:pPr>
         <w:pStyle w:val="a3"/>
+        <w:spacing w:line="276" w:lineRule="auto"/>
         <w:ind w:right="-1" w:firstLine="426"/>
         <w:rPr>
           <w:sz w:val="20"/>
@@ -3714,44 +3046,13 @@
           <w:szCs w:val="20"/>
           <w:lang w:val="uk-UA"/>
         </w:rPr>
-        <w:t xml:space="preserve">3.7. </w:t>
-      </w:r>
-      <w:r>
-        <w:rPr>
-          <w:sz w:val="20"/>
-          <w:szCs w:val="20"/>
-          <w:lang w:val="uk-UA"/>
-        </w:rPr>
-        <w:t>ГО УААСП</w:t>
-      </w:r>
-      <w:r>
-        <w:rPr>
-          <w:sz w:val="20"/>
-          <w:szCs w:val="20"/>
-          <w:lang w:val="uk-UA"/>
-        </w:rPr>
-        <w:t xml:space="preserve"> гарантує врегулювання претензій авторів і правонаступників до Користувача, пов’язаних з публічним сповіщенням творів </w:t>
-      </w:r>
-      <w:r>
-        <w:rPr>
-          <w:sz w:val="20"/>
-          <w:szCs w:val="20"/>
-          <w:lang w:val="uk-UA"/>
-        </w:rPr>
-        <w:t xml:space="preserve">з каталогу ГО УААСП </w:t>
-      </w:r>
-      <w:r>
-        <w:rPr>
-          <w:sz w:val="20"/>
-          <w:szCs w:val="20"/>
-          <w:lang w:val="uk-UA"/>
-        </w:rPr>
-        <w:t xml:space="preserve">відповідно до Закону та цього Договору, за умови належного виконання Користувачем умов цього Договору. </w:t>
+        <w:t>3.9. У разі виникнення розбіжностей або спорів між ГО УААСП і Користувачем з питань, передбачених цим Договором, вони вживатимуть усіх заходів до вирішення їх шляхом переговорів.</w:t>
       </w:r>
     </w:p>
     <w:p>
       <w:pPr>
         <w:pStyle w:val="a3"/>
+        <w:spacing w:after="120" w:line="276" w:lineRule="auto"/>
         <w:ind w:right="-1" w:firstLine="426"/>
         <w:rPr>
           <w:sz w:val="20"/>
@@ -3765,95 +3066,7 @@
           <w:szCs w:val="20"/>
           <w:lang w:val="uk-UA"/>
         </w:rPr>
-        <w:t xml:space="preserve">3.8. У відповідності до діючого законодавства України Користувач не має права публічно </w:t>
-      </w:r>
-      <w:proofErr w:type="spellStart"/>
-      <w:r>
-        <w:rPr>
-          <w:sz w:val="20"/>
-          <w:szCs w:val="20"/>
-          <w:lang w:val="uk-UA"/>
-        </w:rPr>
-        <w:t>сповіщувати</w:t>
-      </w:r>
-      <w:proofErr w:type="spellEnd"/>
-      <w:r>
-        <w:rPr>
-          <w:sz w:val="20"/>
-          <w:szCs w:val="20"/>
-          <w:lang w:val="uk-UA"/>
-        </w:rPr>
-        <w:t xml:space="preserve"> в ефір твори без зазначення імені автора, тобто анонімно без письмової згоди на це автора, не має права розкривати псевдонім або іншим чином розпоряджатись особистими немайновими правами авторів. У випадку пред’явлення до Користувача претензій, предметом яких є порушення неврегульованих даним Договором прав, в тому числі немайнових прав, а також майнових, </w:t>
-      </w:r>
-      <w:r>
-        <w:rPr>
-          <w:sz w:val="20"/>
-          <w:szCs w:val="20"/>
-          <w:lang w:val="uk-UA"/>
-        </w:rPr>
-        <w:t xml:space="preserve">об’єктів авторського права, </w:t>
-      </w:r>
-      <w:r>
-        <w:rPr>
-          <w:sz w:val="20"/>
-          <w:szCs w:val="20"/>
-          <w:lang w:val="uk-UA"/>
-        </w:rPr>
-        <w:t xml:space="preserve">які не є предметом даного Договору, Користувач самостійно несе повну юридичну відповідальність згідно з діючим законодавством України за їх порушення. </w:t>
-      </w:r>
-    </w:p>
-    <w:p>
-      <w:pPr>
-        <w:pStyle w:val="a3"/>
-        <w:ind w:right="-1" w:firstLine="426"/>
-        <w:rPr>
-          <w:sz w:val="20"/>
-          <w:szCs w:val="20"/>
-          <w:lang w:val="uk-UA"/>
-        </w:rPr>
-      </w:pPr>
-      <w:r>
-        <w:rPr>
-          <w:sz w:val="20"/>
-          <w:szCs w:val="20"/>
-          <w:lang w:val="uk-UA"/>
-        </w:rPr>
-        <w:t xml:space="preserve">3.9. У разі виникнення розбіжностей або спорів між </w:t>
-      </w:r>
-      <w:r>
-        <w:rPr>
-          <w:sz w:val="20"/>
-          <w:szCs w:val="20"/>
-          <w:lang w:val="uk-UA"/>
-        </w:rPr>
-        <w:t>ГО УААСП</w:t>
-      </w:r>
-      <w:r>
-        <w:rPr>
-          <w:sz w:val="20"/>
-          <w:szCs w:val="20"/>
-          <w:lang w:val="uk-UA"/>
-        </w:rPr>
-        <w:t xml:space="preserve"> і Користувачем з питань, передбачених цим Договором, вони вживатимуть усіх заходів до вирішення їх шляхом переговорів.</w:t>
-      </w:r>
-    </w:p>
-    <w:p>
-      <w:pPr>
-        <w:pStyle w:val="a3"/>
-        <w:spacing w:after="120"/>
-        <w:ind w:right="-1" w:firstLine="426"/>
-        <w:rPr>
-          <w:sz w:val="20"/>
-          <w:szCs w:val="20"/>
-          <w:lang w:val="uk-UA"/>
-        </w:rPr>
-      </w:pPr>
-      <w:r>
-        <w:rPr>
-          <w:sz w:val="20"/>
-          <w:szCs w:val="20"/>
-          <w:lang w:val="uk-UA"/>
-        </w:rPr>
+        <w:lastRenderedPageBreak/>
         <w:t>3.10. У разі неможливості вирішення зазначених спорів шляхом переговорів вони повинні вирішуватися в судовому порядку, визначеному чинним законодавством України.</w:t>
       </w:r>
     </w:p>
@@ -3891,6 +3104,7 @@
         <w:tabs>
           <w:tab w:val="left" w:pos="2835"/>
         </w:tabs>
+        <w:spacing w:line="276" w:lineRule="auto"/>
         <w:ind w:right="-1" w:firstLine="426"/>
         <w:rPr>
           <w:sz w:val="20"/>
@@ -3904,39 +3118,7 @@
           <w:szCs w:val="20"/>
           <w:lang w:val="uk-UA"/>
         </w:rPr>
-        <w:t xml:space="preserve">4.1. Користувач зобов’язується надавати </w:t>
-      </w:r>
-      <w:r>
-        <w:rPr>
-          <w:sz w:val="20"/>
-          <w:szCs w:val="20"/>
-          <w:lang w:val="uk-UA"/>
-        </w:rPr>
-        <w:t>ГО УААСП</w:t>
-      </w:r>
-      <w:r>
-        <w:rPr>
-          <w:sz w:val="20"/>
-          <w:szCs w:val="20"/>
-          <w:lang w:val="uk-UA"/>
-        </w:rPr>
-        <w:t xml:space="preserve"> точний перелік використаних творів разом з документально підтвердженими даними про одержані доходи та всі документи, пов’язані з розрахунком сум авторської винагороди (роялті) відповідно до умов даного договору та/або надати </w:t>
-      </w:r>
-      <w:r>
-        <w:rPr>
-          <w:sz w:val="20"/>
-          <w:szCs w:val="20"/>
-          <w:lang w:val="uk-UA"/>
-        </w:rPr>
-        <w:t>ГО УААСП</w:t>
-      </w:r>
-      <w:r>
-        <w:rPr>
-          <w:sz w:val="20"/>
-          <w:szCs w:val="20"/>
-          <w:lang w:val="uk-UA"/>
-        </w:rPr>
-        <w:t xml:space="preserve"> поштою завірені належним чином копії таких документів.</w:t>
+        <w:t>4.1. Користувач зобов’язується надавати ГО УААСП точний перелік використаних творів разом з документально підтвердженими даними про одержані доходи та всі документи, пов’язані з розрахунком сум авторської винагороди (роялті) відповідно до умов даного договору та/або надати ГО УААСП поштою завірені належним чином копії таких документів.</w:t>
       </w:r>
     </w:p>
     <w:p>
@@ -3945,6 +3127,7 @@
         <w:tabs>
           <w:tab w:val="left" w:pos="426"/>
         </w:tabs>
+        <w:spacing w:line="276" w:lineRule="auto"/>
         <w:ind w:right="0"/>
         <w:rPr>
           <w:sz w:val="20"/>
@@ -3961,20 +3144,6 @@
         <w:tab/>
         <w:t>4.2.  Сторони зобов’язуються зберігати конфіденційність щодо умов цього Договору, всіх відомостей та будь-якої інформації щодо господарської діяльності Сторін, що стали відомі іншій Стороні у зв’язку з виконанням умов цього Договору, оскільки такі відомості і/або інформація, умови Договору є комерційною таємницею. У випадку порушення однією зі Сторін зобов’язання щодо конфіденційності, визначеного у цьому пункті Договору, і якщо через таке порушення інша Сторона зазнала збитків, то такі збитки повинні бути відшкодовані винною у такому порушенні Стороною у повному обсязі.</w:t>
       </w:r>
-    </w:p>
-    <w:p>
-      <w:pPr>
-        <w:pStyle w:val="a3"/>
-        <w:tabs>
-          <w:tab w:val="left" w:pos="2835"/>
-        </w:tabs>
-        <w:ind w:right="0" w:firstLine="539"/>
-        <w:rPr>
-          <w:sz w:val="20"/>
-          <w:szCs w:val="20"/>
-          <w:lang w:val="uk-UA"/>
-        </w:rPr>
-      </w:pPr>
     </w:p>
     <w:p>
       <w:pPr>
@@ -4004,6 +3173,7 @@
     <w:p>
       <w:pPr>
         <w:pStyle w:val="a3"/>
+        <w:spacing w:line="276" w:lineRule="auto"/>
         <w:ind w:right="0" w:firstLine="425"/>
         <w:rPr>
           <w:sz w:val="20"/>
@@ -4017,7 +3187,6 @@
           <w:szCs w:val="20"/>
           <w:lang w:val="uk-UA"/>
         </w:rPr>
-        <w:lastRenderedPageBreak/>
         <w:t>5.1. Цей Договір набирає чин</w:t>
       </w:r>
       <w:r>
@@ -4034,9 +3203,8 @@
           <w:szCs w:val="20"/>
           <w:lang w:val="uk-UA"/>
         </w:rPr>
-        <w:t xml:space="preserve">моменту його підписання Сторонами і діє до </w:t>
-      </w:r>
-      <w:proofErr w:type="spellStart"/>
+        <w:t xml:space="preserve">моменту його підписання Сторонами і діє </w:t>
+      </w:r>
       <w:r>
         <w:rPr>
           <w:sz w:val="20"/>
@@ -4045,7 +3213,6 @@
         </w:rPr>
         <w:t>до</w:t>
       </w:r>
-      <w:proofErr w:type="spellEnd"/>
       <w:r>
         <w:rPr>
           <w:sz w:val="20"/>
@@ -4054,7 +3221,7 @@
         </w:rPr>
         <w:t xml:space="preserve">  </w:t>
       </w:r>
-      <w:bookmarkStart w:id="8" w:name="_Hlk3207534"/>
+      <w:bookmarkStart w:id="7" w:name="_Hlk3207534"/>
       <w:sdt>
         <w:sdtPr>
           <w:rPr>
@@ -4085,7 +3252,7 @@
           </w:r>
         </w:sdtContent>
       </w:sdt>
-      <w:bookmarkEnd w:id="8"/>
+      <w:bookmarkEnd w:id="7"/>
       <w:r>
         <w:rPr>
           <w:sz w:val="20"/>
@@ -4109,168 +3276,94 @@
           <w:szCs w:val="20"/>
           <w:lang w:val="uk-UA"/>
         </w:rPr>
-        <w:t xml:space="preserve">; при цьому, всі зобов’язання Користувача, що виникли під час дії даного Договору, залишаються в силі до їх повного виконання. </w:t>
-      </w:r>
-    </w:p>
-    <w:p>
-      <w:pPr>
-        <w:rPr>
-          <w:b w:val="0"/>
-          <w:sz w:val="20"/>
-          <w:szCs w:val="20"/>
-          <w:lang w:val="uk-UA"/>
-        </w:rPr>
-      </w:pPr>
-      <w:r>
-        <w:rPr>
-          <w:b w:val="0"/>
-          <w:sz w:val="20"/>
-          <w:szCs w:val="20"/>
-          <w:lang w:val="uk-UA"/>
-        </w:rPr>
-        <w:t xml:space="preserve">         </w:t>
-      </w:r>
-      <w:r>
-        <w:rPr>
-          <w:b w:val="0"/>
-          <w:sz w:val="20"/>
-          <w:szCs w:val="20"/>
-          <w:lang w:val="uk-UA"/>
-        </w:rPr>
-        <w:t xml:space="preserve">5.2. </w:t>
-      </w:r>
-      <w:r>
-        <w:rPr>
-          <w:b w:val="0"/>
-          <w:sz w:val="20"/>
-          <w:szCs w:val="20"/>
-          <w:lang w:val="uk-UA"/>
-        </w:rPr>
-        <w:t>Якщо С</w:t>
-      </w:r>
-      <w:r>
-        <w:rPr>
-          <w:b w:val="0"/>
-          <w:sz w:val="20"/>
-          <w:szCs w:val="20"/>
-          <w:lang w:val="uk-UA"/>
-        </w:rPr>
-        <w:t>торони не заперечують, дія  даного Договору автоматично продовжується строком на 1 рік з одночасним підвищенням розміру мінімального платежу авторської винагороди, зазнач</w:t>
-      </w:r>
-      <w:r>
-        <w:rPr>
-          <w:b w:val="0"/>
-          <w:sz w:val="20"/>
-          <w:szCs w:val="20"/>
-          <w:lang w:val="uk-UA"/>
-        </w:rPr>
-        <w:t xml:space="preserve">еної за попередній рік на </w:t>
-      </w:r>
-      <w:r>
-        <w:rPr>
-          <w:b w:val="0"/>
-          <w:sz w:val="20"/>
-          <w:szCs w:val="20"/>
-          <w:lang w:val="uk-UA"/>
-        </w:rPr>
         <w:t xml:space="preserve"> </w:t>
       </w:r>
-      <w:sdt>
-        <w:sdtPr>
-          <w:rPr>
-            <w:sz w:val="20"/>
-            <w:szCs w:val="20"/>
-            <w:lang w:val="uk-UA"/>
-          </w:rPr>
-          <w:alias w:val="prcntPrl"/>
-          <w:tag w:val="prcntPrl"/>
-          <w:id w:val="973418347"/>
-          <w:placeholder>
-            <w:docPart w:val="A85E8E2DD3D346A39EBC10A3E8F62B71"/>
-          </w:placeholder>
-          <w:showingPlcHdr/>
-          <w15:appearance w15:val="tags"/>
-          <w:text/>
-        </w:sdtPr>
-        <w:sdtEndPr/>
-        <w:sdtContent>
-          <w:r>
-            <w:rPr>
-              <w:rStyle w:val="af0"/>
-              <w:lang w:val="uk-UA"/>
-            </w:rPr>
-            <w:t>Место для ввода текста.</w:t>
-          </w:r>
-        </w:sdtContent>
-      </w:sdt>
-      <w:r>
-        <w:rPr>
-          <w:b w:val="0"/>
-          <w:sz w:val="20"/>
-          <w:szCs w:val="20"/>
-          <w:lang w:val="uk-UA"/>
-        </w:rPr>
-        <w:t xml:space="preserve"> (</w:t>
-      </w:r>
-      <w:sdt>
-        <w:sdtPr>
-          <w:rPr>
-            <w:b w:val="0"/>
-            <w:sz w:val="20"/>
-            <w:szCs w:val="20"/>
-            <w:lang w:val="uk-UA"/>
-          </w:rPr>
-          <w:alias w:val="prcntPrlText"/>
-          <w:tag w:val="prcntPrlText"/>
-          <w:id w:val="-492410048"/>
-          <w:placeholder>
-            <w:docPart w:val="A85E8E2DD3D346A39EBC10A3E8F62B71"/>
-          </w:placeholder>
-          <w:showingPlcHdr/>
-          <w15:appearance w15:val="tags"/>
-          <w:text/>
-        </w:sdtPr>
-        <w:sdtEndPr/>
-        <w:sdtContent>
-          <w:r>
-            <w:rPr>
-              <w:rStyle w:val="af0"/>
-              <w:lang w:val="uk-UA"/>
-            </w:rPr>
-            <w:t>Место для ввода текста.</w:t>
-          </w:r>
-        </w:sdtContent>
-      </w:sdt>
-      <w:r>
-        <w:rPr>
-          <w:b w:val="0"/>
-          <w:sz w:val="20"/>
-          <w:szCs w:val="20"/>
-          <w:lang w:val="uk-UA"/>
-        </w:rPr>
-        <w:t xml:space="preserve">)  </w:t>
-      </w:r>
-      <w:r>
-        <w:rPr>
-          <w:sz w:val="20"/>
-          <w:szCs w:val="20"/>
-          <w:lang w:val="uk-UA"/>
-        </w:rPr>
-        <w:t>%</w:t>
-      </w:r>
-      <w:r>
-        <w:rPr>
-          <w:b w:val="0"/>
-          <w:sz w:val="20"/>
-          <w:szCs w:val="20"/>
-          <w:lang w:val="uk-UA"/>
-        </w:rPr>
-        <w:t xml:space="preserve">  - і так із року в рік. </w:t>
+      <w:r>
+        <w:rPr>
+          <w:sz w:val="20"/>
+          <w:szCs w:val="20"/>
+          <w:lang w:val="uk-UA"/>
+        </w:rPr>
+        <w:t>або діє до 60 дня з дня публікації на офіційному веб-сайті</w:t>
+      </w:r>
+      <w:r>
+        <w:rPr>
+          <w:color w:val="333333"/>
+          <w:shd w:val="clear" w:color="auto" w:fill="FFFFFF"/>
+          <w:lang w:val="uk-UA"/>
+        </w:rPr>
+        <w:t xml:space="preserve"> </w:t>
+      </w:r>
+      <w:r>
+        <w:rPr>
+          <w:sz w:val="20"/>
+          <w:szCs w:val="20"/>
+          <w:shd w:val="clear" w:color="auto" w:fill="FFFFFF"/>
+          <w:lang w:val="uk-UA"/>
+        </w:rPr>
+        <w:t>центрального органу виконавчої влади, що забезпечує формування та реалізує державну політику у сфері інтелектуальної власності</w:t>
+      </w:r>
+      <w:r>
+        <w:rPr>
+          <w:sz w:val="20"/>
+          <w:szCs w:val="20"/>
+          <w:lang w:val="uk-UA"/>
+        </w:rPr>
+        <w:t xml:space="preserve"> (далі – Установа) оголошення Установи про встановлення тарифу у сфері: «</w:t>
+      </w:r>
+      <w:r>
+        <w:rPr>
+          <w:sz w:val="20"/>
+          <w:szCs w:val="20"/>
+          <w:shd w:val="clear" w:color="auto" w:fill="FFFFFF"/>
+          <w:lang w:val="uk-UA"/>
+        </w:rPr>
+        <w:t>публічне сповіщення музичних недраматичних творів з текстом і без тексту, включно з тими творами, що включені до складу аудіовізуальних творів, крім кабельної ретрансляції»</w:t>
+      </w:r>
+      <w:r>
+        <w:rPr>
+          <w:sz w:val="20"/>
+          <w:szCs w:val="20"/>
+          <w:lang w:val="uk-UA"/>
+        </w:rPr>
+        <w:t xml:space="preserve"> за результатами узгодження шляхом переговорів або визначеного судом</w:t>
+      </w:r>
+      <w:r>
+        <w:rPr>
+          <w:rStyle w:val="rvts0"/>
+          <w:lang w:val="uk-UA"/>
+        </w:rPr>
+        <w:t xml:space="preserve">, </w:t>
+      </w:r>
+      <w:r>
+        <w:rPr>
+          <w:sz w:val="20"/>
+          <w:szCs w:val="20"/>
+          <w:lang w:val="uk-UA"/>
+        </w:rPr>
+        <w:t>якщо вказаний 60 день з дня публікації оголошення на офіційному веб-сайті</w:t>
+      </w:r>
+      <w:r>
+        <w:rPr>
+          <w:color w:val="333333"/>
+          <w:shd w:val="clear" w:color="auto" w:fill="FFFFFF"/>
+          <w:lang w:val="uk-UA"/>
+        </w:rPr>
+        <w:t xml:space="preserve"> </w:t>
+      </w:r>
+      <w:r>
+        <w:rPr>
+          <w:sz w:val="20"/>
+          <w:szCs w:val="20"/>
+          <w:lang w:val="uk-UA"/>
+        </w:rPr>
+        <w:t xml:space="preserve">Установи настане раніше за «___» _______ 20__ року. При цьому, всі зобов`язання Користувача, що виникли під час дії даного Договору, залишаються в силі до їх повного виконання. </w:t>
       </w:r>
     </w:p>
     <w:p>
       <w:pPr>
         <w:pStyle w:val="a3"/>
+        <w:spacing w:line="276" w:lineRule="auto"/>
         <w:ind w:right="0" w:firstLine="425"/>
         <w:rPr>
           <w:sz w:val="20"/>
@@ -4284,44 +3377,13 @@
           <w:szCs w:val="20"/>
           <w:lang w:val="uk-UA"/>
         </w:rPr>
-        <w:t>5.3. Даний Договір може бути достроково розірваним за домовленістю Сторін у випадку припинення  Користувачем публічно</w:t>
-      </w:r>
-      <w:r>
-        <w:rPr>
-          <w:sz w:val="20"/>
-          <w:szCs w:val="20"/>
-          <w:lang w:val="uk-UA"/>
-        </w:rPr>
-        <w:t>го сповіщення творів з каталог</w:t>
-      </w:r>
-      <w:r>
-        <w:rPr>
-          <w:sz w:val="20"/>
-          <w:szCs w:val="20"/>
-          <w:lang w:val="uk-UA"/>
-        </w:rPr>
-        <w:t>у ГО УААСП шляхом підписання додаткової угоди. При цьому, Користувач повинен додатково направити ГО УААСП офіційні документи, які підтверджують обставини, згідно з якими Користувач припиняє публіч</w:t>
-      </w:r>
-      <w:r>
-        <w:rPr>
-          <w:sz w:val="20"/>
-          <w:szCs w:val="20"/>
-          <w:lang w:val="uk-UA"/>
-        </w:rPr>
-        <w:t>не сповіщення творів з каталог</w:t>
-      </w:r>
-      <w:r>
-        <w:rPr>
-          <w:sz w:val="20"/>
-          <w:szCs w:val="20"/>
-          <w:lang w:val="uk-UA"/>
-        </w:rPr>
-        <w:t>у ГО УААСП.</w:t>
+        <w:t>5.2. Даний Договір може бути достроково розірваним за домовленістю Сторін у випадку припинення  Користувачем публічного сповіщення творів з каталогу ГО УААСП шляхом підписання додаткової угоди. При цьому, Користувач повинен додатково направити ГО УААСП офіційні документи, які підтверджують обставини, згідно з якими Користувач припиняє публічне сповіщення творів з каталогу ГО УААСП.</w:t>
       </w:r>
     </w:p>
     <w:p>
       <w:pPr>
         <w:pStyle w:val="a3"/>
+        <w:spacing w:line="276" w:lineRule="auto"/>
         <w:ind w:right="0" w:firstLine="360"/>
         <w:rPr>
           <w:sz w:val="20"/>
@@ -4335,12 +3397,13 @@
           <w:szCs w:val="20"/>
           <w:lang w:val="uk-UA"/>
         </w:rPr>
-        <w:t xml:space="preserve">  5.4. ГО УААСП має право розірвати даний Договір в односторонньому порядку, про що ГО УААСП зобов’язується письмово повідомити Користувача, шляхом надсилання рекомендованого листа або рекомендованого листа з повідомленням про вручення (на вибір ГО УААСП) на юридичну або поштову адресу Користувача не пізніше, ніж за 30 (тридцять) календарних днів до дати, з якої Договір підлягає розірванню, при цьому, всі зобов’язання Користувача, що виникли під час дії даного Договору, залишаються в силі до їх повного виконання. Договір вважається розірваним з дати, вказаної ГО УААСП у письмовому повідомленні, надісланому згідно вищевказаних умов.</w:t>
+        <w:t xml:space="preserve">  5.3. ГО УААСП має право розірвати даний Договір в односторонньому порядку, про що ГО УААСП зобов’язується письмово повідомити Користувача, шляхом надсилання рекомендованого листа або рекомендованого листа з повідомленням про вручення (на вибір ГО УААСП) на юридичну або поштову адресу Користувача не пізніше, ніж за 30 (тридцять) календарних днів до дати, з якої Договір підлягає розірванню, при цьому, всі зобов’язання Користувача, що виникли під час дії даного Договору, залишаються в силі до їх повного виконання. Договір вважається розірваним з дати, вказаної ГО УААСП у письмовому повідомленні, надісланому згідно вищевказаних умов.</w:t>
       </w:r>
     </w:p>
     <w:p>
       <w:pPr>
         <w:pStyle w:val="a3"/>
+        <w:spacing w:line="276" w:lineRule="auto"/>
         <w:ind w:right="0" w:firstLine="360"/>
         <w:rPr>
           <w:sz w:val="20"/>
@@ -4356,12 +3419,13 @@
           <w:szCs w:val="20"/>
           <w:lang w:val="uk-UA"/>
         </w:rPr>
-        <w:t xml:space="preserve">  Письмове повідомлення вважається належним чином доставленим, а Користувач таким, що повідомлений про розірвання Договору у порядку, передбаченому п. 5.4. Договору та з дати, вказаної у письмовому повідомленні                ГО УААСП також у разі відмови Користувача від отримання листа або повернення листа за закінченням терміну зберігання, або вибуття адресата.</w:t>
+        <w:t xml:space="preserve">  Письмове повідомлення вважається належним чином доставленим, а Користувач таким, що повідомлений про розірвання Договору у порядку, передбаченому п. 5.3. Договору та з дати, вказаної у письмовому повідомленні                          ГО УААСП також у разі відмови Користувача від отримання листа або повернення листа за закінченням терміну зберігання, або вибуття адресата.</w:t>
       </w:r>
     </w:p>
     <w:p>
       <w:pPr>
         <w:pStyle w:val="a3"/>
+        <w:spacing w:line="276" w:lineRule="auto"/>
         <w:ind w:right="0" w:firstLine="426"/>
         <w:rPr>
           <w:sz w:val="20"/>
@@ -4375,23 +3439,7 @@
           <w:szCs w:val="20"/>
           <w:lang w:val="uk-UA"/>
         </w:rPr>
-        <w:t>5.5. Внаслідок розірвання чи припинення Договору, Користувач не має права на публіч</w:t>
-      </w:r>
-      <w:r>
-        <w:rPr>
-          <w:sz w:val="20"/>
-          <w:szCs w:val="20"/>
-          <w:lang w:val="uk-UA"/>
-        </w:rPr>
-        <w:t>не сповіщення творів з каталог</w:t>
-      </w:r>
-      <w:r>
-        <w:rPr>
-          <w:sz w:val="20"/>
-          <w:szCs w:val="20"/>
-          <w:lang w:val="uk-UA"/>
-        </w:rPr>
-        <w:t>у ГО УААСП.</w:t>
+        <w:t>5.4. Внаслідок розірвання чи припинення Договору, Користувач не має права на публічне сповіщення творів з каталогу ГО УААСП, якщо інше не передбачено законодавством України.</w:t>
       </w:r>
     </w:p>
     <w:p>
@@ -4411,16 +3459,6 @@
           <w:lang w:val="uk-UA"/>
         </w:rPr>
       </w:pPr>
-      <w:r>
-        <w:rPr>
-          <w:b/>
-          <w:bCs/>
-          <w:sz w:val="20"/>
-          <w:szCs w:val="20"/>
-          <w:lang w:val="uk-UA"/>
-        </w:rPr>
-        <w:t>6. Форс-мажорні обставини</w:t>
-      </w:r>
     </w:p>
     <w:p>
       <w:pPr>
@@ -4428,7 +3466,9 @@
         <w:tabs>
           <w:tab w:val="left" w:pos="2835"/>
         </w:tabs>
+        <w:spacing w:after="120"/>
         <w:ind w:right="0" w:firstLine="426"/>
+        <w:jc w:val="center"/>
         <w:rPr>
           <w:b/>
           <w:bCs/>
@@ -4445,52 +3485,38 @@
           <w:szCs w:val="20"/>
           <w:lang w:val="uk-UA"/>
         </w:rPr>
-        <w:t xml:space="preserve">   </w:t>
-      </w:r>
-      <w:r>
-        <w:rPr>
-          <w:sz w:val="20"/>
-          <w:szCs w:val="20"/>
-          <w:lang w:val="uk-UA"/>
-        </w:rPr>
-        <w:t>6.1</w:t>
-      </w:r>
-      <w:r>
-        <w:rPr>
-          <w:sz w:val="20"/>
-          <w:szCs w:val="20"/>
-          <w:lang w:val="uk-UA"/>
-        </w:rPr>
-        <w:t>.</w:t>
-      </w:r>
-      <w:r>
-        <w:rPr>
-          <w:sz w:val="20"/>
-          <w:szCs w:val="20"/>
-          <w:lang w:val="uk-UA"/>
-        </w:rPr>
-        <w:t xml:space="preserve"> </w:t>
-      </w:r>
-      <w:r>
-        <w:rPr>
-          <w:sz w:val="20"/>
-          <w:szCs w:val="20"/>
-          <w:lang w:val="uk-UA"/>
-        </w:rPr>
-        <w:t xml:space="preserve"> </w:t>
-      </w:r>
-      <w:r>
-        <w:rPr>
-          <w:sz w:val="20"/>
-          <w:szCs w:val="20"/>
-          <w:lang w:val="uk-UA"/>
-        </w:rPr>
-        <w:t>Сторона звільняється від відповідальності за часткове або повне невиконання зобов’язань за цим Договором, якщо таке невиконання є наслідком дії непереборної сили: землетрусу, повені, пожежі, урагану, снігового заносу, воєнних дій, масових захворювань (епідемій), страйків, обмеження перевезень, набрання чинності законами та іншими нормативно-правовими актами та інші обставини, що не залежать від волі Сторін. Зазначені обставини мають носити надзвичайний, непередбачуваний і неминучий характер, виникнути після укладання цього Договору та не залежати від волі Сторін.</w:t>
+        <w:t>6. Форс-мажорні обставини</w:t>
       </w:r>
     </w:p>
     <w:p>
       <w:pPr>
         <w:pStyle w:val="a3"/>
+        <w:tabs>
+          <w:tab w:val="left" w:pos="2835"/>
+        </w:tabs>
+        <w:spacing w:line="276" w:lineRule="auto"/>
+        <w:ind w:right="0" w:firstLine="426"/>
+        <w:rPr>
+          <w:b/>
+          <w:bCs/>
+          <w:sz w:val="20"/>
+          <w:szCs w:val="20"/>
+          <w:lang w:val="uk-UA"/>
+        </w:rPr>
+      </w:pPr>
+      <w:r>
+        <w:rPr>
+          <w:sz w:val="20"/>
+          <w:szCs w:val="20"/>
+          <w:lang w:val="uk-UA"/>
+        </w:rPr>
+        <w:t>6.1.  Сторона звільняється від відповідальності за часткове або повне невиконання зобов’язань за цим Договором, якщо таке невиконання є наслідком дії непереборної сили: землетрусу, повені, пожежі, урагану, снігового заносу, воєнних дій, масових захворювань (епідемій), страйків, обмеження перевезень, набрання чинності законами та іншими нормативно-правовими актами та інші обставини, що не залежать від волі Сторін. Зазначені обставини мають носити надзвичайний, непередбачуваний і неминучий характер, виникнути після укладання цього Договору та не залежати від волі Сторін.</w:t>
+      </w:r>
+    </w:p>
+    <w:p>
+      <w:pPr>
+        <w:pStyle w:val="a3"/>
+        <w:spacing w:line="276" w:lineRule="auto"/>
         <w:ind w:right="0" w:firstLine="540"/>
         <w:rPr>
           <w:sz w:val="20"/>
@@ -4510,6 +3536,7 @@
     <w:p>
       <w:pPr>
         <w:pStyle w:val="a3"/>
+        <w:spacing w:line="276" w:lineRule="auto"/>
         <w:ind w:right="0" w:firstLine="540"/>
         <w:rPr>
           <w:sz w:val="20"/>
@@ -4529,6 +3556,7 @@
     <w:p>
       <w:pPr>
         <w:pStyle w:val="a3"/>
+        <w:spacing w:line="276" w:lineRule="auto"/>
         <w:ind w:right="0" w:firstLine="540"/>
         <w:rPr>
           <w:sz w:val="20"/>
@@ -4542,7 +3570,16 @@
           <w:szCs w:val="20"/>
           <w:lang w:val="uk-UA"/>
         </w:rPr>
-        <w:t>6.4. Сторона, для якої виникла неможливість виконання зобов’язань по даному Договору, зобов’язана своєчасно, не пізніше 5 (п’яти) днів, повідомити іншу Сторону про виникнення обставин, які перешкоджають виконанню зобов’язань. Відсутність повідомлення або несвоєчасне повідомлення про початок форс-мажорних обставин позбавляє Сторону права посилатися на них.</w:t>
+        <w:t xml:space="preserve">6.4. Сторона, для якої виникла неможливість виконання зобов’язань по даному Договору, зобов’язана своєчасно, не пізніше 5 (п’яти) днів, повідомити іншу Сторону про виникнення обставин, які перешкоджають виконанню зобов’язань. </w:t>
+      </w:r>
+      <w:r>
+        <w:rPr>
+          <w:sz w:val="20"/>
+          <w:szCs w:val="20"/>
+          <w:lang w:val="uk-UA"/>
+        </w:rPr>
+        <w:lastRenderedPageBreak/>
+        <w:t>Відсутність повідомлення або несвоєчасне повідомлення про початок форс-мажорних обставин позбавляє Сторону права посилатися на них.</w:t>
       </w:r>
     </w:p>
     <w:p>
@@ -4583,6 +3620,7 @@
     <w:p>
       <w:pPr>
         <w:pStyle w:val="2"/>
+        <w:spacing w:line="276" w:lineRule="auto"/>
         <w:ind w:firstLine="720"/>
         <w:rPr>
           <w:lang w:val="uk-UA"/>
@@ -4609,6 +3647,13 @@
       </w:r>
       <w:r>
         <w:rPr>
+          <w:rFonts w:ascii="Times New Roman CYR" w:hAnsi="Times New Roman CYR" w:cs="Times New Roman CYR"/>
+          <w:lang w:val="uk-UA"/>
+        </w:rPr>
+        <w:t xml:space="preserve">Закону України «Про ефективне управління майновими правами правовласників у сфері авторського права і (або) суміжних прав», </w:t>
+      </w:r>
+      <w:r>
+        <w:rPr>
           <w:lang w:val="uk-UA"/>
         </w:rPr>
         <w:t>Постанови КМУ № 72 від 18.01.2003 р. «Про затвердження мінімальних ставок винагороди (роялті) за використання об’єктів авторського права і суміжних прав».</w:t>
@@ -4617,6 +3662,7 @@
     <w:p>
       <w:pPr>
         <w:pStyle w:val="2"/>
+        <w:spacing w:line="276" w:lineRule="auto"/>
         <w:ind w:firstLine="720"/>
         <w:rPr>
           <w:lang w:val="uk-UA"/>
@@ -4660,6 +3706,7 @@
     <w:p>
       <w:pPr>
         <w:pStyle w:val="2"/>
+        <w:spacing w:line="276" w:lineRule="auto"/>
         <w:ind w:firstLine="720"/>
         <w:rPr>
           <w:lang w:val="uk-UA"/>
@@ -4669,20 +3716,18 @@
         <w:rPr>
           <w:lang w:val="uk-UA"/>
         </w:rPr>
-        <w:t xml:space="preserve">7.3. Підписанням даного Договору суб’єкт персональних даних підтверджує, що він належним чином повідомлений про права суб’єкта персональних даних, передбачені ст. 8 Закону України </w:t>
-      </w:r>
-      <w:r>
-        <w:rPr>
-          <w:lang w:val="uk-UA"/>
-        </w:rPr>
-        <w:t>«Про захист персональних даних»</w:t>
-      </w:r>
-      <w:r>
-        <w:rPr>
-          <w:lang w:val="uk-UA"/>
-        </w:rPr>
-        <w:t>.</w:t>
-      </w:r>
+        <w:t>7.3. Підписанням даного Договору суб’єкт персональних даних підтверджує, що він належним чином повідомлений про права суб’єкта персональних даних, передбачені ст. 8 Закону України «Про захист персональних даних».</w:t>
+      </w:r>
+    </w:p>
+    <w:p>
+      <w:pPr>
+        <w:pStyle w:val="2"/>
+        <w:spacing w:line="276" w:lineRule="auto"/>
+        <w:ind w:firstLine="720"/>
+        <w:rPr>
+          <w:lang w:val="uk-UA"/>
+        </w:rPr>
+      </w:pPr>
     </w:p>
     <w:p>
       <w:pPr>
@@ -4691,6 +3736,7 @@
         <w:tabs>
           <w:tab w:val="left" w:pos="0"/>
         </w:tabs>
+        <w:spacing w:line="276" w:lineRule="auto"/>
         <w:ind w:right="0"/>
         <w:jc w:val="center"/>
         <w:rPr>
@@ -4715,42 +3761,13 @@
     <w:p>
       <w:pPr>
         <w:pStyle w:val="a3"/>
-        <w:ind w:right="0" w:firstLine="720"/>
-        <w:rPr>
-          <w:sz w:val="20"/>
-          <w:szCs w:val="20"/>
-          <w:lang w:val="uk-UA"/>
-        </w:rPr>
-      </w:pPr>
-      <w:r>
-        <w:rPr>
-          <w:sz w:val="20"/>
-          <w:szCs w:val="20"/>
-          <w:lang w:val="uk-UA"/>
-        </w:rPr>
-        <w:t>8.1. Усі правовідносини, що виникають з цього Договору або пов'язані із ним, у тому числі пов'язані із дійсністю, укладенням, виконанням, зміною та припиненням цього Договору, тлумаченням його умов, визначенням наслідків недійсності або порушення Договору, регламентуються цим Договором та відповідними нормами чинного в Україні законодавства, а також застосовними до таких правовідносин звичаями ділового обороту на підставі принципів добросовісності, розумності та справедливості.</w:t>
-      </w:r>
-    </w:p>
-    <w:p>
-      <w:pPr>
-        <w:pStyle w:val="a3"/>
-        <w:ind w:right="0" w:firstLine="720"/>
-        <w:rPr>
-          <w:sz w:val="20"/>
-          <w:szCs w:val="20"/>
-          <w:lang w:val="uk-UA"/>
-        </w:rPr>
-      </w:pPr>
-      <w:r>
-        <w:rPr>
-          <w:sz w:val="20"/>
-          <w:szCs w:val="20"/>
-          <w:lang w:val="uk-UA"/>
-        </w:rPr>
-        <w:lastRenderedPageBreak/>
-        <w:t>8.2. Всі зміни та додатки до даного Договору укладаються у письмовій формі та є чинними за умови підписання їх уповноваженими представниками обох Сторін.</w:t>
-      </w:r>
-      <w:r>
+        <w:keepNext/>
+        <w:tabs>
+          <w:tab w:val="left" w:pos="0"/>
+        </w:tabs>
+        <w:spacing w:line="276" w:lineRule="auto"/>
+        <w:ind w:right="0"/>
+        <w:jc w:val="center"/>
         <w:rPr>
           <w:b/>
           <w:bCs/>
@@ -4758,21 +3775,249 @@
           <w:szCs w:val="20"/>
           <w:lang w:val="uk-UA"/>
         </w:rPr>
-        <w:t xml:space="preserve"> </w:t>
-      </w:r>
-      <w:r>
-        <w:rPr>
-          <w:bCs/>
-          <w:sz w:val="20"/>
-          <w:szCs w:val="20"/>
-          <w:lang w:val="uk-UA"/>
-        </w:rPr>
-        <w:t>Всі додатки</w:t>
+      </w:pPr>
+    </w:p>
+    <w:p>
+      <w:pPr>
+        <w:pStyle w:val="a3"/>
+        <w:spacing w:line="276" w:lineRule="auto"/>
+        <w:ind w:right="0" w:firstLine="720"/>
+        <w:rPr>
+          <w:sz w:val="20"/>
+          <w:szCs w:val="20"/>
+          <w:lang w:val="uk-UA"/>
+        </w:rPr>
+      </w:pPr>
+      <w:r>
+        <w:rPr>
+          <w:sz w:val="20"/>
+          <w:szCs w:val="20"/>
+          <w:lang w:val="uk-UA"/>
+        </w:rPr>
+        <w:t>8.1. Усі правовідносини, що виникають з цього Договору або пов'язані із ним, у тому числі пов'язані із дійсністю, укладенням, виконанням, зміною та припиненням цього Договору, тлумаченням його умов, визначенням наслідків недійсності або порушення Договору, регламентуються цим Договором та відповідними нормами чинного в Україні законодавства, а також застосовними до таких правовідносин звичаями ділового обороту на підставі принципів добросовісності, розумності та справедливості.</w:t>
+      </w:r>
+    </w:p>
+    <w:p>
+      <w:pPr>
+        <w:pStyle w:val="a3"/>
+        <w:spacing w:line="276" w:lineRule="auto"/>
+        <w:ind w:right="0" w:firstLine="720"/>
+        <w:rPr>
+          <w:sz w:val="20"/>
+          <w:szCs w:val="20"/>
+          <w:lang w:val="uk-UA"/>
+        </w:rPr>
+      </w:pPr>
+      <w:r>
+        <w:rPr>
+          <w:sz w:val="20"/>
+          <w:szCs w:val="20"/>
+          <w:lang w:val="uk-UA"/>
+        </w:rPr>
+        <w:t xml:space="preserve">8.2. </w:t>
+      </w:r>
+      <w:r>
+        <w:rPr>
+          <w:color w:val="222222"/>
+          <w:sz w:val="20"/>
+          <w:szCs w:val="20"/>
+          <w:shd w:val="clear" w:color="auto" w:fill="FFFFFF"/>
+          <w:lang w:val="uk-UA"/>
+        </w:rPr>
+        <w:t>Всі зміни та додатки до даного Договору укладаються у письмовій формі та є чинними за умови підписання їх уповноваженими представниками Сторін.</w:t>
       </w:r>
       <w:r>
         <w:rPr>
           <w:b/>
           <w:bCs/>
+          <w:color w:val="222222"/>
+          <w:sz w:val="20"/>
+          <w:szCs w:val="20"/>
+          <w:shd w:val="clear" w:color="auto" w:fill="FFFFFF"/>
+          <w:lang w:val="uk-UA"/>
+        </w:rPr>
+        <w:t> </w:t>
+      </w:r>
+      <w:r>
+        <w:rPr>
+          <w:color w:val="222222"/>
+          <w:sz w:val="20"/>
+          <w:szCs w:val="20"/>
+          <w:shd w:val="clear" w:color="auto" w:fill="FFFFFF"/>
+          <w:lang w:val="uk-UA"/>
+        </w:rPr>
+        <w:t>Форми додатків до Договору є частиною Договору.</w:t>
+      </w:r>
+      <w:r>
+        <w:rPr>
+          <w:b/>
+          <w:bCs/>
+          <w:color w:val="222222"/>
+          <w:sz w:val="20"/>
+          <w:szCs w:val="20"/>
+          <w:shd w:val="clear" w:color="auto" w:fill="FFFFFF"/>
+          <w:lang w:val="uk-UA"/>
+        </w:rPr>
+        <w:t> </w:t>
+      </w:r>
+      <w:r>
+        <w:rPr>
+          <w:color w:val="222222"/>
+          <w:sz w:val="20"/>
+          <w:szCs w:val="20"/>
+          <w:shd w:val="clear" w:color="auto" w:fill="FFFFFF"/>
+          <w:lang w:val="uk-UA"/>
+        </w:rPr>
+        <w:t>Якщо форма додатку, затвердженого (підписаного) Сторонами відповідно до даного Договору передбачає лише підпис уповноваженого(</w:t>
+      </w:r>
+      <w:proofErr w:type="spellStart"/>
+      <w:r>
+        <w:rPr>
+          <w:color w:val="222222"/>
+          <w:sz w:val="20"/>
+          <w:szCs w:val="20"/>
+          <w:shd w:val="clear" w:color="auto" w:fill="FFFFFF"/>
+          <w:lang w:val="uk-UA"/>
+        </w:rPr>
+        <w:t>их</w:t>
+      </w:r>
+      <w:proofErr w:type="spellEnd"/>
+      <w:r>
+        <w:rPr>
+          <w:color w:val="222222"/>
+          <w:sz w:val="20"/>
+          <w:szCs w:val="20"/>
+          <w:shd w:val="clear" w:color="auto" w:fill="FFFFFF"/>
+          <w:lang w:val="uk-UA"/>
+        </w:rPr>
+        <w:t>) представника(</w:t>
+      </w:r>
+      <w:proofErr w:type="spellStart"/>
+      <w:r>
+        <w:rPr>
+          <w:color w:val="222222"/>
+          <w:sz w:val="20"/>
+          <w:szCs w:val="20"/>
+          <w:shd w:val="clear" w:color="auto" w:fill="FFFFFF"/>
+          <w:lang w:val="uk-UA"/>
+        </w:rPr>
+        <w:t>ів</w:t>
+      </w:r>
+      <w:proofErr w:type="spellEnd"/>
+      <w:r>
+        <w:rPr>
+          <w:color w:val="222222"/>
+          <w:sz w:val="20"/>
+          <w:szCs w:val="20"/>
+          <w:shd w:val="clear" w:color="auto" w:fill="FFFFFF"/>
+          <w:lang w:val="uk-UA"/>
+        </w:rPr>
+        <w:t>) Користувача – такий додаток з заповненою Користувачем інформацією є чинним за умови підписання його уповноваж</w:t>
+      </w:r>
+      <w:r>
+        <w:rPr>
+          <w:color w:val="222222"/>
+          <w:sz w:val="20"/>
+          <w:szCs w:val="20"/>
+          <w:shd w:val="clear" w:color="auto" w:fill="FFFFFF"/>
+          <w:lang w:val="uk-UA"/>
+        </w:rPr>
+        <w:t>еним(и) представником(</w:t>
+      </w:r>
+      <w:proofErr w:type="spellStart"/>
+      <w:r>
+        <w:rPr>
+          <w:color w:val="222222"/>
+          <w:sz w:val="20"/>
+          <w:szCs w:val="20"/>
+          <w:shd w:val="clear" w:color="auto" w:fill="FFFFFF"/>
+          <w:lang w:val="uk-UA"/>
+        </w:rPr>
+        <w:t>ами</w:t>
+      </w:r>
+      <w:proofErr w:type="spellEnd"/>
+      <w:r>
+        <w:rPr>
+          <w:color w:val="222222"/>
+          <w:sz w:val="20"/>
+          <w:szCs w:val="20"/>
+          <w:shd w:val="clear" w:color="auto" w:fill="FFFFFF"/>
+          <w:lang w:val="uk-UA"/>
+        </w:rPr>
+        <w:t>) Користувача.</w:t>
+      </w:r>
+    </w:p>
+    <w:p>
+      <w:pPr>
+        <w:pStyle w:val="a3"/>
+        <w:spacing w:line="276" w:lineRule="auto"/>
+        <w:ind w:right="0" w:firstLine="720"/>
+        <w:rPr>
+          <w:sz w:val="20"/>
+          <w:szCs w:val="20"/>
+          <w:lang w:val="uk-UA"/>
+        </w:rPr>
+      </w:pPr>
+      <w:r>
+        <w:rPr>
+          <w:sz w:val="20"/>
+          <w:szCs w:val="20"/>
+          <w:lang w:val="uk-UA"/>
+        </w:rPr>
+        <w:t xml:space="preserve">8.3. Користувач розуміє та погоджується, що у випадку присутності у наданому Користувачем </w:t>
+      </w:r>
+      <w:r>
+        <w:rPr>
+          <w:sz w:val="20"/>
+          <w:szCs w:val="20"/>
+          <w:lang w:val="uk-UA"/>
+        </w:rPr>
+        <w:t>Звіті про публічно сповіщені твори і (або) Звіті про використані музичні тво</w:t>
+      </w:r>
+      <w:r>
+        <w:rPr>
+          <w:sz w:val="20"/>
+          <w:szCs w:val="20"/>
+          <w:lang w:val="uk-UA"/>
+        </w:rPr>
+        <w:t xml:space="preserve">ри в рекламі, що публічно </w:t>
+      </w:r>
+      <w:proofErr w:type="spellStart"/>
+      <w:r>
+        <w:rPr>
+          <w:sz w:val="20"/>
+          <w:szCs w:val="20"/>
+          <w:lang w:val="uk-UA"/>
+        </w:rPr>
+        <w:t>сповіщ</w:t>
+      </w:r>
+      <w:r>
+        <w:rPr>
+          <w:sz w:val="20"/>
+          <w:szCs w:val="20"/>
+          <w:lang w:val="uk-UA"/>
+        </w:rPr>
+        <w:t>увалась</w:t>
+      </w:r>
+      <w:proofErr w:type="spellEnd"/>
+      <w:r>
+        <w:rPr>
+          <w:sz w:val="20"/>
+          <w:szCs w:val="20"/>
+          <w:lang w:val="uk-UA"/>
+        </w:rPr>
+        <w:t xml:space="preserve"> в ефір, інформації про використані твори</w:t>
+      </w:r>
+      <w:r>
+        <w:rPr>
+          <w:sz w:val="20"/>
+          <w:szCs w:val="20"/>
+          <w:lang w:val="uk-UA"/>
+        </w:rPr>
+        <w:t>, які</w:t>
+      </w:r>
+      <w:r>
+        <w:rPr>
           <w:sz w:val="20"/>
           <w:szCs w:val="20"/>
           <w:lang w:val="uk-UA"/>
@@ -4785,12 +4030,45 @@
           <w:szCs w:val="20"/>
           <w:lang w:val="uk-UA"/>
         </w:rPr>
-        <w:t>до даного Договору є його невід’ємною частиною.</w:t>
+        <w:t xml:space="preserve">не належать до </w:t>
+      </w:r>
+      <w:r>
+        <w:rPr>
+          <w:sz w:val="20"/>
+          <w:szCs w:val="20"/>
+          <w:lang w:val="uk-UA"/>
+        </w:rPr>
+        <w:t>каталогу ГО УААСП</w:t>
+      </w:r>
+      <w:r>
+        <w:rPr>
+          <w:sz w:val="20"/>
+          <w:szCs w:val="20"/>
+          <w:lang w:val="uk-UA"/>
+        </w:rPr>
+        <w:t xml:space="preserve">, </w:t>
+      </w:r>
+      <w:r>
+        <w:rPr>
+          <w:sz w:val="20"/>
+          <w:szCs w:val="20"/>
+          <w:lang w:val="uk-UA"/>
+        </w:rPr>
+        <w:t>ГО УААСП</w:t>
+      </w:r>
+      <w:r>
+        <w:rPr>
+          <w:sz w:val="20"/>
+          <w:szCs w:val="20"/>
+          <w:lang w:val="uk-UA"/>
+        </w:rPr>
+        <w:t xml:space="preserve"> здійснює розподіл винагороди виключно на твори (правовласників творів), які належать до каталогу ГО УААСП.</w:t>
       </w:r>
     </w:p>
     <w:p>
       <w:pPr>
         <w:pStyle w:val="a3"/>
+        <w:spacing w:line="276" w:lineRule="auto"/>
         <w:ind w:right="0" w:firstLine="720"/>
         <w:rPr>
           <w:sz w:val="20"/>
@@ -4804,12 +4082,21 @@
           <w:szCs w:val="20"/>
           <w:lang w:val="uk-UA"/>
         </w:rPr>
-        <w:t>8.3. Сторони повинні у 5-денний строк письмово повідомляти одна одну про зміни організаційно-правової форми, характеру і (або) виду діяльності, місцезнаходження, обставин непереборної сили та наявність інших обставин, що перешкоджають належному виконанню умов Договору, а також надавати документи та іншу інформацію, пов’язану з виконанням Сторонами зобов’язань за цим Договором.</w:t>
+        <w:t>8.4</w:t>
+      </w:r>
+      <w:r>
+        <w:rPr>
+          <w:sz w:val="20"/>
+          <w:szCs w:val="20"/>
+          <w:lang w:val="uk-UA"/>
+        </w:rPr>
+        <w:t>. Сторони повинні у 5-денний строк письмово повідомляти одна одну про зміни організаційно-правової форми, характеру і (або) виду діяльності, місцезнаходження, обставин непереборної сили та наявність інших обставин, що перешкоджають належному виконанню умов Договору, а також надавати документи та іншу інформацію, пов’язану з виконанням Сторонами зобов’язань за цим Договором.</w:t>
       </w:r>
     </w:p>
     <w:p>
       <w:pPr>
         <w:pStyle w:val="a3"/>
+        <w:spacing w:line="276" w:lineRule="auto"/>
         <w:ind w:right="0" w:firstLine="720"/>
         <w:rPr>
           <w:sz w:val="20"/>
@@ -4823,12 +4110,21 @@
           <w:szCs w:val="20"/>
           <w:lang w:val="uk-UA"/>
         </w:rPr>
-        <w:t xml:space="preserve">8.4. Несвоєчасне повідомлення і (або) неповідомлення іншої Сторони про дію таких обставин позбавляє відповідну Сторону права посилатися на такі обставини у майбутньому як на підставу для звільнення від відповідальності за часткове або повне невиконання зобов’язань за цим Договором. </w:t>
+        <w:t>8.5</w:t>
+      </w:r>
+      <w:r>
+        <w:rPr>
+          <w:sz w:val="20"/>
+          <w:szCs w:val="20"/>
+          <w:lang w:val="uk-UA"/>
+        </w:rPr>
+        <w:t xml:space="preserve">. Несвоєчасне повідомлення і (або) неповідомлення іншої Сторони про дію таких обставин позбавляє відповідну Сторону права посилатися на такі обставини у майбутньому як на підставу для звільнення від відповідальності за часткове або повне невиконання зобов’язань за цим Договором. </w:t>
       </w:r>
     </w:p>
     <w:p>
       <w:pPr>
         <w:pStyle w:val="a3"/>
+        <w:spacing w:line="276" w:lineRule="auto"/>
         <w:ind w:right="0" w:firstLine="720"/>
         <w:rPr>
           <w:sz w:val="20"/>
@@ -4842,12 +4138,37 @@
           <w:szCs w:val="20"/>
           <w:lang w:val="uk-UA"/>
         </w:rPr>
-        <w:t>8.5. Сторони не звільняються від виконання своїх обов’язків за даним Договором у разі невиконання умов, зазначених у п. 8.3. даного Договору.</w:t>
+        <w:t>8.6</w:t>
+      </w:r>
+      <w:r>
+        <w:rPr>
+          <w:sz w:val="20"/>
+          <w:szCs w:val="20"/>
+          <w:lang w:val="uk-UA"/>
+        </w:rPr>
+        <w:t>. Сторони не звільняються від виконання своїх обов’язків за даним Договором у разі невик</w:t>
+      </w:r>
+      <w:r>
+        <w:rPr>
+          <w:sz w:val="20"/>
+          <w:szCs w:val="20"/>
+          <w:lang w:val="uk-UA"/>
+        </w:rPr>
+        <w:t>онання умов, зазначених у п. 8.4</w:t>
+      </w:r>
+      <w:r>
+        <w:rPr>
+          <w:sz w:val="20"/>
+          <w:szCs w:val="20"/>
+          <w:lang w:val="uk-UA"/>
+        </w:rPr>
+        <w:t>. даного Договору.</w:t>
       </w:r>
     </w:p>
     <w:p>
       <w:pPr>
         <w:pStyle w:val="a3"/>
+        <w:spacing w:line="276" w:lineRule="auto"/>
         <w:ind w:right="0" w:firstLine="720"/>
         <w:rPr>
           <w:sz w:val="20"/>
@@ -4861,7 +4182,15 @@
           <w:szCs w:val="20"/>
           <w:lang w:val="uk-UA"/>
         </w:rPr>
-        <w:t xml:space="preserve">8.6. </w:t>
+        <w:t>8.7</w:t>
+      </w:r>
+      <w:r>
+        <w:rPr>
+          <w:sz w:val="20"/>
+          <w:szCs w:val="20"/>
+          <w:lang w:val="uk-UA"/>
+        </w:rPr>
+        <w:t xml:space="preserve">. </w:t>
       </w:r>
       <w:r>
         <w:rPr>
@@ -4870,25 +4199,7 @@
           <w:szCs w:val="20"/>
           <w:lang w:val="uk-UA"/>
         </w:rPr>
-        <w:t>Припинення Користувачем публічного сповіщення твор</w:t>
-      </w:r>
-      <w:r>
-        <w:rPr>
-          <w:color w:val="212121"/>
-          <w:sz w:val="20"/>
-          <w:szCs w:val="20"/>
-          <w:lang w:val="uk-UA"/>
-        </w:rPr>
-        <w:t>ів, які відносяться до каталог</w:t>
-      </w:r>
-      <w:r>
-        <w:rPr>
-          <w:color w:val="212121"/>
-          <w:sz w:val="20"/>
-          <w:szCs w:val="20"/>
-          <w:lang w:val="uk-UA"/>
-        </w:rPr>
-        <w:t>у ГО УААСП не є підставою для невиплати Користувачем авторської винагороди за надане йому за цим Договором право на публічне сповіщення творів.</w:t>
+        <w:t>Припинення Користувачем публічного сповіщення творів, які відносяться до каталогу ГО УААСП не є підставою для невиплати Користувачем авторської винагороди за надане йому за цим Договором право на публічне сповіщення творів.</w:t>
       </w:r>
     </w:p>
     <w:p>
@@ -4913,6 +4224,7 @@
         </w:tabs>
         <w:autoSpaceDE/>
         <w:autoSpaceDN/>
+        <w:spacing w:line="276" w:lineRule="auto"/>
         <w:jc w:val="both"/>
         <w:rPr>
           <w:rFonts w:eastAsia="Times New Roman"/>
@@ -4932,51 +4244,7 @@
           <w:szCs w:val="20"/>
           <w:lang w:val="uk-UA" w:eastAsia="uk-UA"/>
         </w:rPr>
-        <w:t>У разі тимчасового припинення або повного припинення публічного сповіще</w:t>
-      </w:r>
-      <w:r>
-        <w:rPr>
-          <w:rFonts w:eastAsia="Times New Roman"/>
-          <w:b w:val="0"/>
-          <w:bCs w:val="0"/>
-          <w:sz w:val="20"/>
-          <w:szCs w:val="20"/>
-          <w:lang w:val="uk-UA" w:eastAsia="uk-UA"/>
-        </w:rPr>
-        <w:t>ння творів, що входять до каталог</w:t>
-      </w:r>
-      <w:r>
-        <w:rPr>
-          <w:rFonts w:eastAsia="Times New Roman"/>
-          <w:b w:val="0"/>
-          <w:bCs w:val="0"/>
-          <w:sz w:val="20"/>
-          <w:szCs w:val="20"/>
-          <w:lang w:val="uk-UA" w:eastAsia="uk-UA"/>
-        </w:rPr>
-        <w:t xml:space="preserve">у         </w:t>
-      </w:r>
-      <w:r>
-        <w:rPr>
-          <w:rFonts w:eastAsia="Times New Roman"/>
-          <w:b w:val="0"/>
-          <w:bCs w:val="0"/>
-          <w:sz w:val="20"/>
-          <w:szCs w:val="20"/>
-          <w:lang w:val="uk-UA" w:eastAsia="uk-UA"/>
-        </w:rPr>
-        <w:t xml:space="preserve">     </w:t>
-      </w:r>
-      <w:r>
-        <w:rPr>
-          <w:rFonts w:eastAsia="Times New Roman"/>
-          <w:b w:val="0"/>
-          <w:bCs w:val="0"/>
-          <w:sz w:val="20"/>
-          <w:szCs w:val="20"/>
-          <w:lang w:val="uk-UA" w:eastAsia="uk-UA"/>
-        </w:rPr>
-        <w:t>ГО УААСП, Користувач зобов'язаний повідомити про це ГО УААСП протягом 5 (п'яти) календарних днів з дня припинення такого використання, шляхом надсилання на юридичну адресу ГО УААСП рекомендованого листа з повідомленням про вручення.</w:t>
+        <w:t>У разі тимчасового припинення або повного припинення публічного сповіщення творів, що входять до каталогу                       ГО УААСП, Користувач зобов'язаний повідомити про це ГО УААСП протягом 5 (п'яти) календарних днів з дня припинення такого використання, шляхом надсилання на юридичну адресу ГО УААСП рекомендованого листа з повідомленням про вручення.</w:t>
       </w:r>
     </w:p>
     <w:p>
@@ -4987,6 +4255,7 @@
           <w:tab w:val="clear" w:pos="10076"/>
           <w:tab w:val="left" w:pos="10773"/>
         </w:tabs>
+        <w:spacing w:line="276" w:lineRule="auto"/>
         <w:jc w:val="both"/>
         <w:rPr>
           <w:rFonts w:ascii="inherit" w:hAnsi="inherit"/>
@@ -4996,12 +4265,20 @@
         <w:rPr>
           <w:rFonts w:ascii="inherit" w:hAnsi="inherit"/>
         </w:rPr>
-        <w:t>Відсутність вказаного повідомлення про припинення публічного сповіщення творів є фактичним підтвердженням того, що Користувач продовжує використання творів та готовий виконувати зобов'язання за цим Договором щодо виплати авторської винагороди та надання звітної документації. Договір є припиненим, в тому числі тимчасово призупинений, у випадку підписання Сторонами додаткової угоди до даного Договору.</w:t>
+        <w:t xml:space="preserve">Відсутність вказаного повідомлення про припинення публічного сповіщення творів є фактичним підтвердженням того, що Користувач продовжує використання творів та готовий виконувати зобов'язання за цим Договором щодо виплати </w:t>
+      </w:r>
+      <w:r>
+        <w:rPr>
+          <w:rFonts w:ascii="inherit" w:hAnsi="inherit"/>
+        </w:rPr>
+        <w:lastRenderedPageBreak/>
+        <w:t>авторської винагороди та надання звітної документації. Договір є припиненим, в тому числі тимчасово призупинений, у випадку підписання Сторонами додаткової угоди до даного Договору.</w:t>
       </w:r>
     </w:p>
     <w:p>
       <w:pPr>
         <w:pStyle w:val="a3"/>
+        <w:spacing w:line="276" w:lineRule="auto"/>
         <w:ind w:right="0" w:firstLine="426"/>
         <w:rPr>
           <w:sz w:val="20"/>
@@ -5015,11 +4292,28 @@
           <w:szCs w:val="20"/>
           <w:lang w:val="uk-UA"/>
         </w:rPr>
-        <w:t xml:space="preserve">      8.7. Користувач розуміє та погоджується, що у випадку публічного виконання творів під час гастрольних, концертно-видовищних заходів, організованих Користувачем, Користувач має попередньо забезпечити підписання окремого відповідного виду ліцензійного договору для отримання необхідного обсягу прав.</w:t>
-      </w:r>
-    </w:p>
-    <w:p>
-      <w:pPr>
+        <w:t xml:space="preserve">      </w:t>
+      </w:r>
+      <w:r>
+        <w:rPr>
+          <w:sz w:val="20"/>
+          <w:szCs w:val="20"/>
+          <w:lang w:val="uk-UA"/>
+        </w:rPr>
+        <w:t>8.8</w:t>
+      </w:r>
+      <w:r>
+        <w:rPr>
+          <w:sz w:val="20"/>
+          <w:szCs w:val="20"/>
+          <w:lang w:val="uk-UA"/>
+        </w:rPr>
+        <w:t>. Користувач розуміє та погоджується, що у випадку публічного виконання творів під час гастрольних, концертно-видовищних заходів, організованих Користувачем, Користувач має попередньо забезпечити підписання окремого відповідного виду ліцензійного договору для отримання необхідного обсягу прав.</w:t>
+      </w:r>
+    </w:p>
+    <w:p>
+      <w:pPr>
+        <w:spacing w:line="276" w:lineRule="auto"/>
         <w:ind w:firstLine="720"/>
         <w:jc w:val="both"/>
         <w:rPr>
@@ -5036,7 +4330,7 @@
           <w:szCs w:val="20"/>
           <w:lang w:val="uk-UA"/>
         </w:rPr>
-        <w:t xml:space="preserve">8.8. </w:t>
+        <w:t>8.9</w:t>
       </w:r>
       <w:r>
         <w:rPr>
@@ -5045,12 +4339,13 @@
           <w:szCs w:val="20"/>
           <w:lang w:val="uk-UA"/>
         </w:rPr>
-        <w:t>Договір укладено українською мовою у 2 (двох) примірниках, які мають однакову юридичну силу, по одному для кожної із Сторін.</w:t>
+        <w:t>. Договір укладено українською мовою у 2 (двох) примірниках, які мають однакову юридичну силу, по одному для кожної із Сторін.</w:t>
       </w:r>
     </w:p>
     <w:p>
       <w:pPr>
         <w:pStyle w:val="a3"/>
+        <w:spacing w:line="276" w:lineRule="auto"/>
         <w:ind w:right="0" w:firstLine="720"/>
         <w:rPr>
           <w:sz w:val="20"/>
@@ -5064,15 +4359,15 @@
           <w:szCs w:val="20"/>
           <w:lang w:val="uk-UA"/>
         </w:rPr>
-        <w:t>8</w:t>
-      </w:r>
-      <w:r>
-        <w:rPr>
-          <w:sz w:val="20"/>
-          <w:szCs w:val="20"/>
-          <w:lang w:val="uk-UA"/>
-        </w:rPr>
-        <w:t>.9</w:t>
+        <w:t>8.</w:t>
+      </w:r>
+      <w:r>
+        <w:rPr>
+          <w:sz w:val="20"/>
+          <w:szCs w:val="20"/>
+          <w:lang w:val="uk-UA"/>
+        </w:rPr>
+        <w:t>10</w:t>
       </w:r>
       <w:r>
         <w:rPr>
@@ -5086,6 +4381,7 @@
     <w:p>
       <w:pPr>
         <w:pStyle w:val="a3"/>
+        <w:spacing w:line="276" w:lineRule="auto"/>
         <w:ind w:right="0" w:firstLine="720"/>
         <w:rPr>
           <w:sz w:val="20"/>
@@ -5099,39 +4395,7 @@
           <w:szCs w:val="20"/>
           <w:lang w:val="uk-UA"/>
         </w:rPr>
-        <w:t>8.</w:t>
-      </w:r>
-      <w:r>
-        <w:rPr>
-          <w:sz w:val="20"/>
-          <w:szCs w:val="20"/>
-          <w:lang w:val="uk-UA"/>
-        </w:rPr>
-        <w:t>11</w:t>
-      </w:r>
-      <w:r>
-        <w:rPr>
-          <w:sz w:val="20"/>
-          <w:szCs w:val="20"/>
-          <w:lang w:val="uk-UA"/>
-        </w:rPr>
-        <w:t xml:space="preserve">. </w:t>
-      </w:r>
-      <w:r>
-        <w:rPr>
-          <w:sz w:val="20"/>
-          <w:szCs w:val="20"/>
-          <w:lang w:val="uk-UA"/>
-        </w:rPr>
-        <w:t>ГО УААСП</w:t>
-      </w:r>
-      <w:r>
-        <w:rPr>
-          <w:sz w:val="20"/>
-          <w:szCs w:val="20"/>
-          <w:lang w:val="uk-UA"/>
-        </w:rPr>
-        <w:t xml:space="preserve"> на вимогу автора або іншого правовласника може заборонити Користувачу публічно </w:t>
+        <w:t xml:space="preserve">8.11. ГО УААСП на вимогу автора або іншого правовласника може заборонити Користувачу публічно </w:t>
       </w:r>
       <w:proofErr w:type="spellStart"/>
       <w:r>
@@ -5149,28 +4413,13 @@
           <w:szCs w:val="20"/>
           <w:lang w:val="uk-UA"/>
         </w:rPr>
-        <w:t xml:space="preserve"> один або декілька ко</w:t>
-      </w:r>
-      <w:r>
-        <w:rPr>
-          <w:sz w:val="20"/>
-          <w:szCs w:val="20"/>
-          <w:lang w:val="uk-UA"/>
-        </w:rPr>
-        <w:t>нкретних творів з свого каталог</w:t>
-      </w:r>
-      <w:r>
-        <w:rPr>
-          <w:sz w:val="20"/>
-          <w:szCs w:val="20"/>
-          <w:lang w:val="uk-UA"/>
-        </w:rPr>
-        <w:t>у.</w:t>
+        <w:t xml:space="preserve"> один або декілька конкретних творів з свого каталогу.</w:t>
       </w:r>
     </w:p>
     <w:p>
       <w:pPr>
         <w:pStyle w:val="a3"/>
+        <w:spacing w:line="276" w:lineRule="auto"/>
         <w:ind w:right="0" w:firstLine="720"/>
         <w:rPr>
           <w:sz w:val="20"/>
@@ -5184,23 +4433,7 @@
           <w:szCs w:val="20"/>
           <w:lang w:val="uk-UA"/>
         </w:rPr>
-        <w:t>8.1</w:t>
-      </w:r>
-      <w:r>
-        <w:rPr>
-          <w:sz w:val="20"/>
-          <w:szCs w:val="20"/>
-          <w:lang w:val="uk-UA"/>
-        </w:rPr>
-        <w:t>2</w:t>
-      </w:r>
-      <w:r>
-        <w:rPr>
-          <w:sz w:val="20"/>
-          <w:szCs w:val="20"/>
-          <w:lang w:val="uk-UA"/>
-        </w:rPr>
-        <w:t>. У підтвердження того, що Сторони розуміють визначення всіх термінів, які містяться в даному Договорі, юридичні наслідки виконання умов даного Договору, в підтвердження того, що даний Договір містить всі істотні умови, про які Сторони мали намір домовитись, Сторони поставили нижче свої підписи та печатки.</w:t>
+        <w:t>8.12. У підтвердження того, що Користувач до моменту підписання даного Договору ознайомився з каталогом                    ГО УААСП, а також діючими попередніми тарифами, затвердженими Загальними зборами членів ГО УААСП, у підтвердження того, що Сторони розуміють визначення всіх термінів, які містяться в даному Договорі, юридичні наслідки виконання умов даного Договору, в підтвердження того, що даний Договір містить всі істотні умови, про які Сторони мали намір домовитись, Сторони поставили нижче свої підписи та печатки.</w:t>
       </w:r>
     </w:p>
     <w:p>
@@ -5452,6 +4685,7 @@
             <w:pPr>
               <w:rPr>
                 <w:b w:val="0"/>
+                <w:bCs w:val="0"/>
                 <w:sz w:val="20"/>
                 <w:szCs w:val="20"/>
                 <w:lang w:val="uk-UA"/>
@@ -5464,45 +4698,39 @@
                 <w:szCs w:val="20"/>
                 <w:lang w:val="uk-UA"/>
               </w:rPr>
-              <w:t xml:space="preserve">    01030, м. Київ, </w:t>
+              <w:t xml:space="preserve">    </w:t>
             </w:r>
-          </w:p>
-          <w:p>
-            <w:pPr>
-              <w:ind w:left="180"/>
+            <w:r>
               <w:rPr>
                 <w:b w:val="0"/>
+                <w:bCs w:val="0"/>
                 <w:sz w:val="20"/>
                 <w:szCs w:val="20"/>
                 <w:lang w:val="uk-UA"/>
               </w:rPr>
-            </w:pPr>
-            <w:r>
+              <w:t>04060, м. Київ,</w:t>
+            </w:r>
+          </w:p>
+          <w:p>
+            <w:pPr>
+              <w:ind w:left="180"/>
               <w:rPr>
                 <w:b w:val="0"/>
+                <w:bCs w:val="0"/>
                 <w:sz w:val="20"/>
                 <w:szCs w:val="20"/>
                 <w:lang w:val="uk-UA"/>
               </w:rPr>
-              <w:t xml:space="preserve">вул. Б. Хмельницького, </w:t>
-            </w:r>
+            </w:pPr>
             <w:r>
               <w:rPr>
                 <w:b w:val="0"/>
+                <w:bCs w:val="0"/>
                 <w:sz w:val="20"/>
                 <w:szCs w:val="20"/>
                 <w:lang w:val="uk-UA"/>
               </w:rPr>
-              <w:t xml:space="preserve">буд. </w:t>
-            </w:r>
-            <w:r>
-              <w:rPr>
-                <w:b w:val="0"/>
-                <w:sz w:val="20"/>
-                <w:szCs w:val="20"/>
-                <w:lang w:val="uk-UA"/>
-              </w:rPr>
-              <w:t>41 літера А, прим. 1-3,</w:t>
+              <w:t>вул. Вавілових, 15А</w:t>
             </w:r>
           </w:p>
           <w:p>
@@ -5558,14 +4786,22 @@
           </w:p>
           <w:p>
             <w:pPr>
-              <w:ind w:left="180"/>
+              <w:ind w:left="201"/>
+              <w:rPr>
+                <w:sz w:val="19"/>
+                <w:szCs w:val="19"/>
+                <w:lang w:val="uk-UA" w:eastAsia="ru-RU"/>
+              </w:rPr>
+            </w:pPr>
+            <w:r>
               <w:rPr>
                 <w:b w:val="0"/>
                 <w:sz w:val="20"/>
                 <w:szCs w:val="20"/>
                 <w:lang w:val="uk-UA"/>
               </w:rPr>
-            </w:pPr>
+              <w:t xml:space="preserve">поточний рахунок: </w:t>
+            </w:r>
             <w:r>
               <w:rPr>
                 <w:b w:val="0"/>
@@ -5573,17 +4809,38 @@
                 <w:szCs w:val="20"/>
                 <w:lang w:val="uk-UA"/>
               </w:rPr>
-              <w:t>поточний рахунок: 26002053021074</w:t>
+              <w:br/>
             </w:r>
-          </w:p>
-          <w:p>
-            <w:pPr>
+            <w:r>
+              <w:rPr>
+                <w:b w:val="0"/>
+                <w:sz w:val="18"/>
+                <w:szCs w:val="18"/>
+                <w:lang w:val="uk-UA" w:eastAsia="ru-RU"/>
+              </w:rPr>
+              <w:t>IBAN № UA</w:t>
+            </w:r>
+            <w:r>
+              <w:rPr>
+                <w:b w:val="0"/>
+                <w:sz w:val="19"/>
+                <w:szCs w:val="19"/>
+                <w:lang w:val="uk-UA" w:eastAsia="ru-RU"/>
+              </w:rPr>
+              <w:t>683052990000026004040115716</w:t>
+            </w:r>
+          </w:p>
+          <w:p>
+            <w:pPr>
+              <w:overflowPunct w:val="0"/>
+              <w:adjustRightInd w:val="0"/>
               <w:ind w:left="180"/>
+              <w:textAlignment w:val="baseline"/>
               <w:rPr>
                 <w:b w:val="0"/>
                 <w:sz w:val="20"/>
                 <w:szCs w:val="20"/>
-                <w:lang w:val="uk-UA"/>
+                <w:lang w:val="uk-UA" w:eastAsia="ru-RU"/>
               </w:rPr>
             </w:pPr>
             <w:r>
@@ -5591,29 +4848,9 @@
                 <w:b w:val="0"/>
                 <w:sz w:val="20"/>
                 <w:szCs w:val="20"/>
-                <w:lang w:val="uk-UA"/>
+                <w:lang w:val="uk-UA" w:eastAsia="ru-RU"/>
               </w:rPr>
               <w:t>в АТ КБ «Приватбанк»;</w:t>
-            </w:r>
-          </w:p>
-          <w:p>
-            <w:pPr>
-              <w:ind w:left="180"/>
-              <w:rPr>
-                <w:b w:val="0"/>
-                <w:sz w:val="20"/>
-                <w:szCs w:val="20"/>
-                <w:lang w:val="uk-UA"/>
-              </w:rPr>
-            </w:pPr>
-            <w:r>
-              <w:rPr>
-                <w:b w:val="0"/>
-                <w:sz w:val="20"/>
-                <w:szCs w:val="20"/>
-                <w:lang w:val="uk-UA"/>
-              </w:rPr>
-              <w:t>МФО 321842</w:t>
             </w:r>
           </w:p>
           <w:p>
@@ -5708,7 +4945,7 @@
           <w:p>
             <w:pPr>
               <w:pStyle w:val="a3"/>
-              <w:ind w:right="-1"/>
+              <w:ind w:left="180" w:right="-1"/>
               <w:jc w:val="left"/>
               <w:rPr>
                 <w:b/>
@@ -5718,12 +4955,7 @@
                 <w:lang w:val="uk-UA"/>
               </w:rPr>
             </w:pPr>
-          </w:p>
-          <w:p>
-            <w:pPr>
-              <w:pStyle w:val="a3"/>
-              <w:ind w:left="180" w:right="-1"/>
-              <w:jc w:val="left"/>
+            <w:r>
               <w:rPr>
                 <w:b/>
                 <w:bCs/>
@@ -5731,46 +4963,7 @@
                 <w:szCs w:val="20"/>
                 <w:lang w:val="uk-UA"/>
               </w:rPr>
-            </w:pPr>
-            <w:r>
-              <w:rPr>
-                <w:b/>
-                <w:bCs/>
-                <w:sz w:val="20"/>
-                <w:szCs w:val="20"/>
-                <w:lang w:val="uk-UA"/>
-              </w:rPr>
-              <w:t>_______</w:t>
-            </w:r>
-            <w:r>
-              <w:rPr>
-                <w:b/>
-                <w:bCs/>
-                <w:sz w:val="20"/>
-                <w:szCs w:val="20"/>
-                <w:lang w:val="uk-UA"/>
-              </w:rPr>
-              <w:t>_____________   /</w:t>
-            </w:r>
-            <w:r>
-              <w:rPr>
-                <w:b/>
-                <w:bCs/>
-                <w:sz w:val="20"/>
-                <w:szCs w:val="20"/>
-                <w:lang w:val="uk-UA"/>
-              </w:rPr>
-              <w:t xml:space="preserve"> Л.А. Цимбал </w:t>
-            </w:r>
-            <w:r>
-              <w:rPr>
-                <w:b/>
-                <w:bCs/>
-                <w:sz w:val="20"/>
-                <w:szCs w:val="20"/>
-                <w:lang w:val="uk-UA"/>
-              </w:rPr>
-              <w:t>/</w:t>
+              <w:t>____________________   /В. В. Харчишин/</w:t>
             </w:r>
           </w:p>
           <w:p>
@@ -6385,7 +5578,6 @@
                 <w:szCs w:val="20"/>
                 <w:lang w:val="uk-UA" w:eastAsia="ru-RU"/>
               </w:rPr>
-              <w:lastRenderedPageBreak/>
               <w:t xml:space="preserve">Свідоцтво № </w:t>
             </w:r>
             <w:sdt>
@@ -6703,6 +5895,7 @@
                       <w:szCs w:val="18"/>
                       <w:lang w:val="uk-UA"/>
                     </w:rPr>
+                    <w:lastRenderedPageBreak/>
                     <w:t xml:space="preserve">______________________  </w:t>
                   </w:r>
                 </w:p>
@@ -7258,25 +6451,257 @@
       </w:pPr>
       <w:r>
         <w:rPr>
+          <w:sz w:val="22"/>
+          <w:szCs w:val="22"/>
+        </w:rPr>
+        <w:lastRenderedPageBreak/>
+        <w:t>Форма Звіту</w:t>
+      </w:r>
+      <w:r>
+        <w:rPr>
+          <w:b w:val="0"/>
+          <w:bCs w:val="0"/>
+          <w:sz w:val="22"/>
+          <w:szCs w:val="22"/>
+        </w:rPr>
+        <w:t xml:space="preserve">                                                                                                                          </w:t>
+      </w:r>
+      <w:r>
+        <w:rPr>
+          <w:b w:val="0"/>
+          <w:bCs w:val="0"/>
+          <w:sz w:val="22"/>
+          <w:szCs w:val="22"/>
+        </w:rPr>
+        <w:tab/>
+      </w:r>
+      <w:r>
+        <w:rPr>
+          <w:b w:val="0"/>
+          <w:bCs w:val="0"/>
+          <w:sz w:val="22"/>
+          <w:szCs w:val="22"/>
+        </w:rPr>
+        <w:tab/>
+      </w:r>
+      <w:r>
+        <w:rPr>
+          <w:b w:val="0"/>
+          <w:bCs w:val="0"/>
+          <w:sz w:val="22"/>
+          <w:szCs w:val="22"/>
+        </w:rPr>
+        <w:tab/>
+      </w:r>
+      <w:r>
+        <w:rPr>
+          <w:b w:val="0"/>
+          <w:bCs w:val="0"/>
+          <w:sz w:val="22"/>
+          <w:szCs w:val="22"/>
+        </w:rPr>
+        <w:tab/>
+      </w:r>
+      <w:r>
+        <w:rPr>
+          <w:b w:val="0"/>
+          <w:bCs w:val="0"/>
+          <w:sz w:val="22"/>
+          <w:szCs w:val="22"/>
+        </w:rPr>
+        <w:tab/>
+      </w:r>
+      <w:r>
+        <w:rPr>
+          <w:sz w:val="22"/>
+          <w:szCs w:val="22"/>
+        </w:rPr>
+        <w:t>Додаток № 1</w:t>
+      </w:r>
+    </w:p>
+    <w:p>
+      <w:pPr>
+        <w:ind w:firstLine="426"/>
+        <w:jc w:val="right"/>
+        <w:rPr>
+          <w:b w:val="0"/>
+          <w:bCs w:val="0"/>
+          <w:sz w:val="22"/>
+          <w:szCs w:val="22"/>
+          <w:lang w:val="uk-UA"/>
+        </w:rPr>
+      </w:pPr>
+      <w:r>
+        <w:rPr>
+          <w:sz w:val="22"/>
+          <w:szCs w:val="22"/>
+          <w:lang w:val="uk-UA"/>
+        </w:rPr>
+        <w:t xml:space="preserve"> </w:t>
+      </w:r>
+      <w:r>
+        <w:rPr>
+          <w:b w:val="0"/>
+          <w:bCs w:val="0"/>
+          <w:sz w:val="22"/>
+          <w:szCs w:val="22"/>
+          <w:lang w:val="uk-UA"/>
+        </w:rPr>
+        <w:t>до Ліцензійного договору</w:t>
+      </w:r>
+      <w:r>
+        <w:rPr>
+          <w:b w:val="0"/>
+          <w:bCs w:val="0"/>
+          <w:sz w:val="22"/>
+          <w:szCs w:val="22"/>
+          <w:lang w:val="uk-UA"/>
+        </w:rPr>
+        <w:t xml:space="preserve"> № Р - __</w:t>
+      </w:r>
+      <w:r>
+        <w:rPr>
+          <w:b w:val="0"/>
+          <w:bCs w:val="0"/>
+          <w:sz w:val="22"/>
+          <w:szCs w:val="22"/>
+          <w:lang w:val="uk-UA"/>
+        </w:rPr>
+        <w:t>_</w:t>
+      </w:r>
+      <w:r>
+        <w:rPr>
+          <w:b w:val="0"/>
+          <w:bCs w:val="0"/>
+          <w:sz w:val="22"/>
+          <w:szCs w:val="22"/>
+          <w:lang w:val="uk-UA"/>
+        </w:rPr>
+        <w:t>/___</w:t>
+      </w:r>
+      <w:r>
+        <w:rPr>
+          <w:b w:val="0"/>
+          <w:bCs w:val="0"/>
+          <w:sz w:val="22"/>
+          <w:szCs w:val="22"/>
+          <w:lang w:val="uk-UA"/>
+        </w:rPr>
+        <w:t xml:space="preserve">  </w:t>
+      </w:r>
+    </w:p>
+    <w:p>
+      <w:pPr>
+        <w:ind w:firstLine="426"/>
+        <w:jc w:val="right"/>
+        <w:rPr>
+          <w:b w:val="0"/>
+          <w:bCs w:val="0"/>
+          <w:sz w:val="22"/>
+          <w:szCs w:val="22"/>
+          <w:lang w:val="uk-UA"/>
+        </w:rPr>
+      </w:pPr>
+      <w:r>
+        <w:rPr>
+          <w:b w:val="0"/>
+          <w:bCs w:val="0"/>
+          <w:sz w:val="22"/>
+          <w:szCs w:val="22"/>
+          <w:lang w:val="uk-UA"/>
+        </w:rPr>
+        <w:t xml:space="preserve">            від «___» ____________</w:t>
+      </w:r>
+      <w:r>
+        <w:rPr>
+          <w:b w:val="0"/>
+          <w:bCs w:val="0"/>
+          <w:sz w:val="22"/>
+          <w:szCs w:val="22"/>
+          <w:lang w:val="uk-UA"/>
+        </w:rPr>
+        <w:t xml:space="preserve"> 20</w:t>
+      </w:r>
+      <w:r>
+        <w:rPr>
+          <w:b w:val="0"/>
+          <w:bCs w:val="0"/>
+          <w:sz w:val="22"/>
+          <w:szCs w:val="22"/>
+          <w:lang w:val="uk-UA"/>
+        </w:rPr>
+        <w:t>___</w:t>
+      </w:r>
+      <w:r>
+        <w:rPr>
+          <w:b w:val="0"/>
+          <w:bCs w:val="0"/>
+          <w:sz w:val="22"/>
+          <w:szCs w:val="22"/>
+          <w:lang w:val="uk-UA"/>
+        </w:rPr>
+        <w:t xml:space="preserve"> р.</w:t>
+      </w:r>
+    </w:p>
+    <w:p>
+      <w:pPr>
+        <w:pStyle w:val="a9"/>
+        <w:ind w:firstLine="426"/>
+        <w:rPr>
+          <w:sz w:val="22"/>
+          <w:szCs w:val="22"/>
+        </w:rPr>
+      </w:pPr>
+      <w:r>
+        <w:rPr>
+          <w:sz w:val="22"/>
+          <w:szCs w:val="22"/>
+        </w:rPr>
+        <w:t>З В І Т №_____</w:t>
+      </w:r>
+    </w:p>
+    <w:p>
+      <w:pPr>
+        <w:pStyle w:val="a9"/>
+        <w:ind w:firstLine="426"/>
+        <w:rPr>
+          <w:sz w:val="22"/>
+          <w:szCs w:val="22"/>
+        </w:rPr>
+      </w:pPr>
+    </w:p>
+    <w:p>
+      <w:pPr>
+        <w:ind w:firstLine="426"/>
+        <w:jc w:val="center"/>
+        <w:rPr>
+          <w:b w:val="0"/>
+          <w:bCs w:val="0"/>
+          <w:sz w:val="22"/>
+          <w:szCs w:val="22"/>
+          <w:lang w:val="uk-UA"/>
+        </w:rPr>
+      </w:pPr>
+      <w:r>
+        <w:rPr>
           <w:noProof/>
           <w:sz w:val="22"/>
           <w:szCs w:val="22"/>
-          <w:lang w:eastAsia="ru-RU"/>
-        </w:rPr>
-        <w:lastRenderedPageBreak/>
+          <w:lang w:val="uk-UA" w:eastAsia="ru-RU"/>
+        </w:rPr>
         <mc:AlternateContent>
           <mc:Choice Requires="wps">
             <w:drawing>
               <wp:anchor distT="0" distB="0" distL="114300" distR="114300" simplePos="0" relativeHeight="251662336" behindDoc="0" locked="0" layoutInCell="1" allowOverlap="1">
                 <wp:simplePos x="0" y="0"/>
                 <wp:positionH relativeFrom="column">
-                  <wp:posOffset>3373755</wp:posOffset>
+                  <wp:posOffset>997584</wp:posOffset>
                 </wp:positionH>
                 <wp:positionV relativeFrom="paragraph">
-                  <wp:posOffset>-576580</wp:posOffset>
+                  <wp:posOffset>8890</wp:posOffset>
                 </wp:positionV>
-                <wp:extent cx="3124200" cy="6858000"/>
-                <wp:effectExtent l="13970" t="0" r="14605" b="0"/>
+                <wp:extent cx="8448675" cy="3731895"/>
+                <wp:effectExtent l="0" t="0" r="0" b="0"/>
                 <wp:wrapNone/>
                 <wp:docPr id="5" name="WordArt 4"/>
                 <wp:cNvGraphicFramePr>
@@ -7291,7 +6716,7 @@
                       <wps:spPr bwMode="auto">
                         <a:xfrm>
                           <a:off x="0" y="0"/>
-                          <a:ext cx="3124200" cy="6858000"/>
+                          <a:ext cx="8448675" cy="3731895"/>
                         </a:xfrm>
                         <a:prstGeom prst="rect">
                           <a:avLst/>
@@ -7312,7 +6737,7 @@
                               <w:rPr>
                                 <w:sz w:val="24"/>
                                 <w:szCs w:val="24"/>
-                                <w:lang w:val="ru-UA"/>
+                                <w:lang/>
                               </w:rPr>
                             </w:pPr>
                             <w:r>
@@ -7347,7 +6772,7 @@
                             <a:gd name="adj" fmla="val 55556"/>
                           </a:avLst>
                         </a:prstTxWarp>
-                        <a:spAutoFit/>
+                        <a:noAutofit/>
                       </wps:bodyPr>
                     </wps:wsp>
                   </a:graphicData>
@@ -7367,9 +6792,9 @@
                 <v:stroke joinstyle="miter"/>
                 <v:path gradientshapeok="t" o:connecttype="rect"/>
               </v:shapetype>
-              <v:shape id="WordArt 4" o:spid="_x0000_s1026" type="#_x0000_t202" style="position:absolute;left:0;text-align:left;margin-left:265.65pt;margin-top:-45.4pt;width:246pt;height:540pt;z-index:251662336;visibility:visible;mso-wrap-style:square;mso-width-percent:0;mso-height-percent:0;mso-wrap-distance-left:9pt;mso-wrap-distance-top:0;mso-wrap-distance-right:9pt;mso-wrap-distance-bottom:0;mso-position-horizontal:absolute;mso-position-horizontal-relative:text;mso-position-vertical:absolute;mso-position-vertical-relative:text;mso-width-percent:0;mso-height-percent:0;mso-width-relative:page;mso-height-relative:page;v-text-anchor:top" o:gfxdata="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" filled="f" stroked="f">
+              <v:shape id="WordArt 4" o:spid="_x0000_s1026" type="#_x0000_t202" style="position:absolute;left:0;text-align:left;margin-left:78.55pt;margin-top:.7pt;width:665.25pt;height:293.85pt;z-index:251662336;visibility:visible;mso-wrap-style:square;mso-width-percent:0;mso-height-percent:0;mso-wrap-distance-left:9pt;mso-wrap-distance-top:0;mso-wrap-distance-right:9pt;mso-wrap-distance-bottom:0;mso-position-horizontal:absolute;mso-position-horizontal-relative:text;mso-position-vertical:absolute;mso-position-vertical-relative:text;mso-width-percent:0;mso-height-percent:0;mso-width-relative:page;mso-height-relative:page;v-text-anchor:top" o:gfxdata="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" filled="f" stroked="f">
                 <o:lock v:ext="edit" shapetype="t"/>
-                <v:textbox style="mso-fit-shape-to-text:t">
+                <v:textbox>
                   <w:txbxContent>
                     <w:p>
                       <w:pPr>
@@ -7377,7 +6802,7 @@
                         <w:rPr>
                           <w:sz w:val="24"/>
                           <w:szCs w:val="24"/>
-                          <w:lang w:val="ru-UA"/>
+                          <w:lang/>
                         </w:rPr>
                       </w:pPr>
                       <w:r>
@@ -7411,238 +6836,6 @@
           </mc:Fallback>
         </mc:AlternateContent>
       </w:r>
-      <w:r>
-        <w:rPr>
-          <w:sz w:val="22"/>
-          <w:szCs w:val="22"/>
-        </w:rPr>
-        <w:t>Форма Звіту</w:t>
-      </w:r>
-      <w:r>
-        <w:rPr>
-          <w:b w:val="0"/>
-          <w:bCs w:val="0"/>
-          <w:sz w:val="22"/>
-          <w:szCs w:val="22"/>
-        </w:rPr>
-        <w:t xml:space="preserve">                                                                                                                          </w:t>
-      </w:r>
-      <w:r>
-        <w:rPr>
-          <w:b w:val="0"/>
-          <w:bCs w:val="0"/>
-          <w:sz w:val="22"/>
-          <w:szCs w:val="22"/>
-        </w:rPr>
-        <w:tab/>
-      </w:r>
-      <w:r>
-        <w:rPr>
-          <w:b w:val="0"/>
-          <w:bCs w:val="0"/>
-          <w:sz w:val="22"/>
-          <w:szCs w:val="22"/>
-        </w:rPr>
-        <w:tab/>
-      </w:r>
-      <w:r>
-        <w:rPr>
-          <w:b w:val="0"/>
-          <w:bCs w:val="0"/>
-          <w:sz w:val="22"/>
-          <w:szCs w:val="22"/>
-        </w:rPr>
-        <w:tab/>
-      </w:r>
-      <w:r>
-        <w:rPr>
-          <w:b w:val="0"/>
-          <w:bCs w:val="0"/>
-          <w:sz w:val="22"/>
-          <w:szCs w:val="22"/>
-        </w:rPr>
-        <w:tab/>
-      </w:r>
-      <w:r>
-        <w:rPr>
-          <w:b w:val="0"/>
-          <w:bCs w:val="0"/>
-          <w:sz w:val="22"/>
-          <w:szCs w:val="22"/>
-        </w:rPr>
-        <w:tab/>
-      </w:r>
-      <w:r>
-        <w:rPr>
-          <w:sz w:val="22"/>
-          <w:szCs w:val="22"/>
-        </w:rPr>
-        <w:t>Додаток № 1</w:t>
-      </w:r>
-    </w:p>
-    <w:p>
-      <w:pPr>
-        <w:ind w:firstLine="426"/>
-        <w:jc w:val="right"/>
-        <w:rPr>
-          <w:b w:val="0"/>
-          <w:bCs w:val="0"/>
-          <w:sz w:val="22"/>
-          <w:szCs w:val="22"/>
-          <w:lang w:val="uk-UA"/>
-        </w:rPr>
-      </w:pPr>
-      <w:r>
-        <w:rPr>
-          <w:sz w:val="22"/>
-          <w:szCs w:val="22"/>
-          <w:lang w:val="uk-UA"/>
-        </w:rPr>
-        <w:t xml:space="preserve"> </w:t>
-      </w:r>
-      <w:r>
-        <w:rPr>
-          <w:b w:val="0"/>
-          <w:bCs w:val="0"/>
-          <w:sz w:val="22"/>
-          <w:szCs w:val="22"/>
-          <w:lang w:val="uk-UA"/>
-        </w:rPr>
-        <w:t>до Ліцензійного договору</w:t>
-      </w:r>
-      <w:r>
-        <w:rPr>
-          <w:b w:val="0"/>
-          <w:bCs w:val="0"/>
-          <w:sz w:val="22"/>
-          <w:szCs w:val="22"/>
-          <w:lang w:val="uk-UA"/>
-        </w:rPr>
-        <w:t xml:space="preserve"> № Р - __</w:t>
-      </w:r>
-      <w:r>
-        <w:rPr>
-          <w:b w:val="0"/>
-          <w:bCs w:val="0"/>
-          <w:sz w:val="22"/>
-          <w:szCs w:val="22"/>
-          <w:lang w:val="uk-UA"/>
-        </w:rPr>
-        <w:t>_</w:t>
-      </w:r>
-      <w:r>
-        <w:rPr>
-          <w:b w:val="0"/>
-          <w:bCs w:val="0"/>
-          <w:sz w:val="22"/>
-          <w:szCs w:val="22"/>
-          <w:lang w:val="uk-UA"/>
-        </w:rPr>
-        <w:t>/___</w:t>
-      </w:r>
-      <w:r>
-        <w:rPr>
-          <w:b w:val="0"/>
-          <w:bCs w:val="0"/>
-          <w:sz w:val="22"/>
-          <w:szCs w:val="22"/>
-          <w:lang w:val="uk-UA"/>
-        </w:rPr>
-        <w:t xml:space="preserve">  </w:t>
-      </w:r>
-    </w:p>
-    <w:p>
-      <w:pPr>
-        <w:ind w:firstLine="426"/>
-        <w:jc w:val="right"/>
-        <w:rPr>
-          <w:b w:val="0"/>
-          <w:bCs w:val="0"/>
-          <w:sz w:val="22"/>
-          <w:szCs w:val="22"/>
-          <w:lang w:val="uk-UA"/>
-        </w:rPr>
-      </w:pPr>
-      <w:r>
-        <w:rPr>
-          <w:b w:val="0"/>
-          <w:bCs w:val="0"/>
-          <w:sz w:val="22"/>
-          <w:szCs w:val="22"/>
-          <w:lang w:val="uk-UA"/>
-        </w:rPr>
-        <w:t xml:space="preserve">            від «___» ____________</w:t>
-      </w:r>
-      <w:r>
-        <w:rPr>
-          <w:b w:val="0"/>
-          <w:bCs w:val="0"/>
-          <w:sz w:val="22"/>
-          <w:szCs w:val="22"/>
-          <w:lang w:val="uk-UA"/>
-        </w:rPr>
-        <w:t xml:space="preserve"> 20</w:t>
-      </w:r>
-      <w:r>
-        <w:rPr>
-          <w:b w:val="0"/>
-          <w:bCs w:val="0"/>
-          <w:sz w:val="22"/>
-          <w:szCs w:val="22"/>
-          <w:lang w:val="uk-UA"/>
-        </w:rPr>
-        <w:t>___</w:t>
-      </w:r>
-      <w:r>
-        <w:rPr>
-          <w:b w:val="0"/>
-          <w:bCs w:val="0"/>
-          <w:sz w:val="22"/>
-          <w:szCs w:val="22"/>
-          <w:lang w:val="uk-UA"/>
-        </w:rPr>
-        <w:t xml:space="preserve"> р.</w:t>
-      </w:r>
-    </w:p>
-    <w:p>
-      <w:pPr>
-        <w:pStyle w:val="a9"/>
-        <w:ind w:firstLine="426"/>
-        <w:rPr>
-          <w:sz w:val="22"/>
-          <w:szCs w:val="22"/>
-        </w:rPr>
-      </w:pPr>
-      <w:r>
-        <w:rPr>
-          <w:sz w:val="22"/>
-          <w:szCs w:val="22"/>
-        </w:rPr>
-        <w:t>З В І Т №_____</w:t>
-      </w:r>
-    </w:p>
-    <w:p>
-      <w:pPr>
-        <w:pStyle w:val="a9"/>
-        <w:ind w:firstLine="426"/>
-        <w:rPr>
-          <w:sz w:val="22"/>
-          <w:szCs w:val="22"/>
-        </w:rPr>
-      </w:pPr>
-    </w:p>
-    <w:p>
-      <w:pPr>
-        <w:ind w:firstLine="426"/>
-        <w:jc w:val="center"/>
-        <w:rPr>
-          <w:b w:val="0"/>
-          <w:bCs w:val="0"/>
-          <w:sz w:val="22"/>
-          <w:szCs w:val="22"/>
-          <w:lang w:val="uk-UA"/>
-        </w:rPr>
-      </w:pPr>
       <w:r>
         <w:rPr>
           <w:b w:val="0"/>
@@ -9814,274 +9007,10 @@
       <w:r>
         <w:rPr>
           <w:b/>
-          <w:bCs/>
-          <w:sz w:val="22"/>
-          <w:szCs w:val="22"/>
-          <w:lang w:val="uk-UA"/>
-        </w:rPr>
-        <w:t>про виплату авторської винагороди та надання звіту</w:t>
-      </w:r>
-    </w:p>
-    <w:p>
-      <w:pPr>
-        <w:pStyle w:val="a3"/>
-        <w:jc w:val="center"/>
-        <w:rPr>
-          <w:b/>
-          <w:bCs/>
-          <w:sz w:val="22"/>
-          <w:szCs w:val="22"/>
-          <w:lang w:val="uk-UA"/>
-        </w:rPr>
-      </w:pPr>
-      <w:r>
-        <w:rPr>
-          <w:b/>
-          <w:bCs/>
-          <w:sz w:val="22"/>
-          <w:szCs w:val="22"/>
-          <w:lang w:val="uk-UA"/>
-        </w:rPr>
-        <w:t xml:space="preserve">до </w:t>
-      </w:r>
-      <w:r>
-        <w:rPr>
-          <w:b/>
-          <w:bCs/>
-          <w:caps/>
-          <w:sz w:val="22"/>
-          <w:szCs w:val="22"/>
-          <w:lang w:val="uk-UA"/>
-        </w:rPr>
-        <w:t>л</w:t>
-      </w:r>
-      <w:r>
-        <w:rPr>
-          <w:b/>
-          <w:bCs/>
-          <w:sz w:val="22"/>
-          <w:szCs w:val="22"/>
-          <w:lang w:val="uk-UA"/>
-        </w:rPr>
-        <w:t>іцензійного договору</w:t>
-      </w:r>
-      <w:r>
-        <w:rPr>
-          <w:sz w:val="22"/>
-          <w:szCs w:val="22"/>
-          <w:lang w:val="uk-UA"/>
-        </w:rPr>
-        <w:t xml:space="preserve"> </w:t>
-      </w:r>
-      <w:r>
-        <w:rPr>
-          <w:b/>
-          <w:bCs/>
-          <w:sz w:val="22"/>
-          <w:szCs w:val="22"/>
-          <w:lang w:val="uk-UA"/>
-        </w:rPr>
-        <w:t>№ __________ від “___” __________ _____ року</w:t>
-      </w:r>
-    </w:p>
-    <w:p>
-      <w:pPr>
-        <w:pStyle w:val="a3"/>
-        <w:ind w:right="-1"/>
-        <w:jc w:val="center"/>
-        <w:rPr>
-          <w:b/>
-          <w:bCs/>
-          <w:sz w:val="22"/>
-          <w:szCs w:val="22"/>
-          <w:lang w:val="uk-UA"/>
-        </w:rPr>
-      </w:pPr>
-      <w:r>
-        <w:rPr>
-          <w:b/>
-          <w:bCs/>
-          <w:sz w:val="22"/>
-          <w:szCs w:val="22"/>
-          <w:lang w:val="uk-UA"/>
-        </w:rPr>
-        <w:t>(далі - Договір) за _________ 20___ р.</w:t>
-      </w:r>
-    </w:p>
-    <w:p>
-      <w:pPr>
-        <w:pStyle w:val="a3"/>
-        <w:rPr>
-          <w:sz w:val="22"/>
-          <w:szCs w:val="22"/>
-          <w:lang w:val="uk-UA"/>
-        </w:rPr>
-      </w:pPr>
-    </w:p>
-    <w:p>
-      <w:pPr>
-        <w:pStyle w:val="a3"/>
-        <w:rPr>
-          <w:sz w:val="22"/>
-          <w:szCs w:val="22"/>
-          <w:lang w:val="uk-UA"/>
-        </w:rPr>
-      </w:pPr>
-    </w:p>
-    <w:p>
-      <w:pPr>
-        <w:pStyle w:val="a3"/>
-        <w:ind w:right="-1"/>
-        <w:jc w:val="center"/>
-        <w:rPr>
-          <w:sz w:val="22"/>
-          <w:szCs w:val="22"/>
-          <w:lang w:val="uk-UA"/>
-        </w:rPr>
-      </w:pPr>
-      <w:r>
-        <w:rPr>
-          <w:sz w:val="22"/>
-          <w:szCs w:val="22"/>
-          <w:lang w:val="uk-UA"/>
-        </w:rPr>
-        <w:t>м. Київ</w:t>
-      </w:r>
-      <w:r>
-        <w:rPr>
-          <w:sz w:val="22"/>
-          <w:szCs w:val="22"/>
-          <w:lang w:val="uk-UA"/>
-        </w:rPr>
-        <w:tab/>
-      </w:r>
-      <w:r>
-        <w:rPr>
-          <w:sz w:val="22"/>
-          <w:szCs w:val="22"/>
-          <w:lang w:val="uk-UA"/>
-        </w:rPr>
-        <w:tab/>
-      </w:r>
-      <w:r>
-        <w:rPr>
-          <w:sz w:val="22"/>
-          <w:szCs w:val="22"/>
-          <w:lang w:val="uk-UA"/>
-        </w:rPr>
-        <w:tab/>
-      </w:r>
-      <w:r>
-        <w:rPr>
-          <w:sz w:val="22"/>
-          <w:szCs w:val="22"/>
-          <w:lang w:val="uk-UA"/>
-        </w:rPr>
-        <w:tab/>
-      </w:r>
-      <w:r>
-        <w:rPr>
-          <w:sz w:val="22"/>
-          <w:szCs w:val="22"/>
-          <w:lang w:val="uk-UA"/>
-        </w:rPr>
-        <w:tab/>
-      </w:r>
-      <w:r>
-        <w:rPr>
-          <w:sz w:val="22"/>
-          <w:szCs w:val="22"/>
-          <w:lang w:val="uk-UA"/>
-        </w:rPr>
-        <w:tab/>
-        <w:t xml:space="preserve">                  </w:t>
-      </w:r>
-      <w:r>
-        <w:rPr>
-          <w:sz w:val="22"/>
-          <w:szCs w:val="22"/>
-          <w:lang w:val="uk-UA"/>
-        </w:rPr>
-        <w:tab/>
-        <w:t xml:space="preserve"> “_____”   ____________  20__ р.</w:t>
-      </w:r>
-    </w:p>
-    <w:p>
-      <w:pPr>
-        <w:pStyle w:val="a3"/>
-        <w:ind w:right="-1"/>
-        <w:rPr>
-          <w:sz w:val="22"/>
-          <w:szCs w:val="22"/>
-          <w:lang w:val="uk-UA"/>
-        </w:rPr>
-      </w:pPr>
-    </w:p>
-    <w:p>
-      <w:pPr>
-        <w:pStyle w:val="a3"/>
-        <w:ind w:right="-1" w:firstLine="720"/>
-        <w:rPr>
-          <w:b/>
-          <w:sz w:val="22"/>
-          <w:szCs w:val="22"/>
-          <w:lang w:val="uk-UA"/>
-        </w:rPr>
-      </w:pPr>
-    </w:p>
-    <w:p>
-      <w:pPr>
-        <w:pStyle w:val="a3"/>
-        <w:ind w:right="-1"/>
-        <w:rPr>
-          <w:sz w:val="22"/>
-          <w:szCs w:val="22"/>
-          <w:lang w:val="uk-UA"/>
-        </w:rPr>
-      </w:pPr>
-      <w:r>
-        <w:rPr>
-          <w:b/>
-          <w:sz w:val="22"/>
-          <w:szCs w:val="22"/>
-          <w:lang w:val="uk-UA"/>
-        </w:rPr>
-        <w:t>________________________________________________________________________</w:t>
-      </w:r>
-      <w:r>
-        <w:rPr>
-          <w:sz w:val="22"/>
-          <w:szCs w:val="22"/>
-          <w:lang w:val="uk-UA"/>
-        </w:rPr>
-        <w:t>(далі – Користувач)</w:t>
-      </w:r>
-      <w:r>
-        <w:rPr>
-          <w:sz w:val="22"/>
-          <w:szCs w:val="22"/>
-          <w:lang w:val="uk-UA"/>
-        </w:rPr>
-        <w:t>, в особі _______________________________________, що діє на підставі _________________ та _______________________ з однієї Сторони,  та</w:t>
-      </w:r>
-    </w:p>
-    <w:p>
-      <w:pPr>
-        <w:pStyle w:val="a3"/>
-        <w:ind w:right="-1"/>
-        <w:rPr>
-          <w:sz w:val="22"/>
-          <w:szCs w:val="22"/>
-          <w:lang w:val="uk-UA"/>
-        </w:rPr>
-      </w:pPr>
-      <w:r>
-        <w:rPr>
-          <w:b/>
           <w:noProof/>
           <w:sz w:val="22"/>
           <w:szCs w:val="22"/>
-          <w:lang w:val="uk-UA" w:eastAsia="uk-UA"/>
+          <w:lang w:val="uk-UA" w:eastAsia="ru-RU"/>
         </w:rPr>
         <mc:AlternateContent>
           <mc:Choice Requires="wps">
@@ -10089,13 +9018,13 @@
               <wp:anchor distT="0" distB="0" distL="114300" distR="114300" simplePos="0" relativeHeight="251664384" behindDoc="0" locked="0" layoutInCell="1" allowOverlap="1">
                 <wp:simplePos x="0" y="0"/>
                 <wp:positionH relativeFrom="column">
-                  <wp:posOffset>1769110</wp:posOffset>
+                  <wp:posOffset>464185</wp:posOffset>
                 </wp:positionH>
                 <wp:positionV relativeFrom="paragraph">
-                  <wp:posOffset>-1685290</wp:posOffset>
+                  <wp:posOffset>155575</wp:posOffset>
                 </wp:positionV>
-                <wp:extent cx="3124200" cy="6858000"/>
-                <wp:effectExtent l="19050" t="0" r="9525" b="0"/>
+                <wp:extent cx="5857875" cy="6819900"/>
+                <wp:effectExtent l="0" t="0" r="0" b="0"/>
                 <wp:wrapNone/>
                 <wp:docPr id="3" name="WordArt 6"/>
                 <wp:cNvGraphicFramePr>
@@ -10110,7 +9039,7 @@
                       <wps:spPr bwMode="auto">
                         <a:xfrm>
                           <a:off x="0" y="0"/>
-                          <a:ext cx="3124200" cy="6858000"/>
+                          <a:ext cx="5857875" cy="6819900"/>
                         </a:xfrm>
                         <a:prstGeom prst="rect">
                           <a:avLst/>
@@ -10131,7 +9060,7 @@
                               <w:rPr>
                                 <w:sz w:val="24"/>
                                 <w:szCs w:val="24"/>
-                                <w:lang w:val="ru-UA"/>
+                                <w:lang/>
                               </w:rPr>
                             </w:pPr>
                             <w:r>
@@ -10166,7 +9095,7 @@
                             <a:gd name="adj" fmla="val 55556"/>
                           </a:avLst>
                         </a:prstTxWarp>
-                        <a:spAutoFit/>
+                        <a:noAutofit/>
                       </wps:bodyPr>
                     </wps:wsp>
                   </a:graphicData>
@@ -10182,9 +9111,9 @@
           </mc:Choice>
           <mc:Fallback>
             <w:pict>
-              <v:shape id="WordArt 6" o:spid="_x0000_s1028" type="#_x0000_t202" style="position:absolute;left:0;text-align:left;margin-left:139.3pt;margin-top:-132.7pt;width:246pt;height:540pt;z-index:251664384;visibility:visible;mso-wrap-style:square;mso-width-percent:0;mso-height-percent:0;mso-wrap-distance-left:9pt;mso-wrap-distance-top:0;mso-wrap-distance-right:9pt;mso-wrap-distance-bottom:0;mso-position-horizontal:absolute;mso-position-horizontal-relative:text;mso-position-vertical:absolute;mso-position-vertical-relative:text;mso-width-percent:0;mso-height-percent:0;mso-width-relative:page;mso-height-relative:page;v-text-anchor:top" o:gfxdata="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" filled="f" stroked="f">
+              <v:shape id="WordArt 6" o:spid="_x0000_s1028" type="#_x0000_t202" style="position:absolute;left:0;text-align:left;margin-left:36.55pt;margin-top:12.25pt;width:461.25pt;height:537pt;z-index:251664384;visibility:visible;mso-wrap-style:square;mso-width-percent:0;mso-height-percent:0;mso-wrap-distance-left:9pt;mso-wrap-distance-top:0;mso-wrap-distance-right:9pt;mso-wrap-distance-bottom:0;mso-position-horizontal:absolute;mso-position-horizontal-relative:text;mso-position-vertical:absolute;mso-position-vertical-relative:text;mso-width-percent:0;mso-height-percent:0;mso-width-relative:page;mso-height-relative:page;v-text-anchor:top" o:gfxdata="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" filled="f" stroked="f">
                 <o:lock v:ext="edit" shapetype="t"/>
-                <v:textbox style="mso-fit-shape-to-text:t">
+                <v:textbox>
                   <w:txbxContent>
                     <w:p>
                       <w:pPr>
@@ -10192,7 +9121,7 @@
                         <w:rPr>
                           <w:sz w:val="24"/>
                           <w:szCs w:val="24"/>
-                          <w:lang w:val="ru-UA"/>
+                          <w:lang/>
                         </w:rPr>
                       </w:pPr>
                       <w:r>
@@ -10226,6 +9155,270 @@
           </mc:Fallback>
         </mc:AlternateContent>
       </w:r>
+      <w:r>
+        <w:rPr>
+          <w:b/>
+          <w:bCs/>
+          <w:sz w:val="22"/>
+          <w:szCs w:val="22"/>
+          <w:lang w:val="uk-UA"/>
+        </w:rPr>
+        <w:t>про виплату авторської винагороди та надання звіту</w:t>
+      </w:r>
+    </w:p>
+    <w:p>
+      <w:pPr>
+        <w:pStyle w:val="a3"/>
+        <w:jc w:val="center"/>
+        <w:rPr>
+          <w:b/>
+          <w:bCs/>
+          <w:sz w:val="22"/>
+          <w:szCs w:val="22"/>
+          <w:lang w:val="uk-UA"/>
+        </w:rPr>
+      </w:pPr>
+      <w:r>
+        <w:rPr>
+          <w:b/>
+          <w:bCs/>
+          <w:sz w:val="22"/>
+          <w:szCs w:val="22"/>
+          <w:lang w:val="uk-UA"/>
+        </w:rPr>
+        <w:t xml:space="preserve">до </w:t>
+      </w:r>
+      <w:r>
+        <w:rPr>
+          <w:b/>
+          <w:bCs/>
+          <w:caps/>
+          <w:sz w:val="22"/>
+          <w:szCs w:val="22"/>
+          <w:lang w:val="uk-UA"/>
+        </w:rPr>
+        <w:t>л</w:t>
+      </w:r>
+      <w:r>
+        <w:rPr>
+          <w:b/>
+          <w:bCs/>
+          <w:sz w:val="22"/>
+          <w:szCs w:val="22"/>
+          <w:lang w:val="uk-UA"/>
+        </w:rPr>
+        <w:t>іцензійного договору</w:t>
+      </w:r>
+      <w:r>
+        <w:rPr>
+          <w:sz w:val="22"/>
+          <w:szCs w:val="22"/>
+          <w:lang w:val="uk-UA"/>
+        </w:rPr>
+        <w:t xml:space="preserve"> </w:t>
+      </w:r>
+      <w:r>
+        <w:rPr>
+          <w:b/>
+          <w:bCs/>
+          <w:sz w:val="22"/>
+          <w:szCs w:val="22"/>
+          <w:lang w:val="uk-UA"/>
+        </w:rPr>
+        <w:t>№ __________ від “___” __________ _____ року</w:t>
+      </w:r>
+    </w:p>
+    <w:p>
+      <w:pPr>
+        <w:pStyle w:val="a3"/>
+        <w:ind w:right="-1"/>
+        <w:jc w:val="center"/>
+        <w:rPr>
+          <w:b/>
+          <w:bCs/>
+          <w:sz w:val="22"/>
+          <w:szCs w:val="22"/>
+          <w:lang w:val="uk-UA"/>
+        </w:rPr>
+      </w:pPr>
+      <w:r>
+        <w:rPr>
+          <w:b/>
+          <w:bCs/>
+          <w:sz w:val="22"/>
+          <w:szCs w:val="22"/>
+          <w:lang w:val="uk-UA"/>
+        </w:rPr>
+        <w:t>(далі - Договір) за _________ 20___ р.</w:t>
+      </w:r>
+    </w:p>
+    <w:p>
+      <w:pPr>
+        <w:pStyle w:val="a3"/>
+        <w:rPr>
+          <w:sz w:val="22"/>
+          <w:szCs w:val="22"/>
+          <w:lang w:val="uk-UA"/>
+        </w:rPr>
+      </w:pPr>
+    </w:p>
+    <w:p>
+      <w:pPr>
+        <w:pStyle w:val="a3"/>
+        <w:rPr>
+          <w:sz w:val="22"/>
+          <w:szCs w:val="22"/>
+          <w:lang w:val="uk-UA"/>
+        </w:rPr>
+      </w:pPr>
+    </w:p>
+    <w:p>
+      <w:pPr>
+        <w:pStyle w:val="a3"/>
+        <w:ind w:right="-1"/>
+        <w:jc w:val="center"/>
+        <w:rPr>
+          <w:sz w:val="22"/>
+          <w:szCs w:val="22"/>
+          <w:lang w:val="uk-UA"/>
+        </w:rPr>
+      </w:pPr>
+      <w:r>
+        <w:rPr>
+          <w:sz w:val="22"/>
+          <w:szCs w:val="22"/>
+          <w:lang w:val="uk-UA"/>
+        </w:rPr>
+        <w:t>м. Київ</w:t>
+      </w:r>
+      <w:r>
+        <w:rPr>
+          <w:sz w:val="22"/>
+          <w:szCs w:val="22"/>
+          <w:lang w:val="uk-UA"/>
+        </w:rPr>
+        <w:tab/>
+      </w:r>
+      <w:r>
+        <w:rPr>
+          <w:sz w:val="22"/>
+          <w:szCs w:val="22"/>
+          <w:lang w:val="uk-UA"/>
+        </w:rPr>
+        <w:tab/>
+      </w:r>
+      <w:r>
+        <w:rPr>
+          <w:sz w:val="22"/>
+          <w:szCs w:val="22"/>
+          <w:lang w:val="uk-UA"/>
+        </w:rPr>
+        <w:tab/>
+      </w:r>
+      <w:r>
+        <w:rPr>
+          <w:sz w:val="22"/>
+          <w:szCs w:val="22"/>
+          <w:lang w:val="uk-UA"/>
+        </w:rPr>
+        <w:tab/>
+      </w:r>
+      <w:r>
+        <w:rPr>
+          <w:sz w:val="22"/>
+          <w:szCs w:val="22"/>
+          <w:lang w:val="uk-UA"/>
+        </w:rPr>
+        <w:tab/>
+      </w:r>
+      <w:r>
+        <w:rPr>
+          <w:sz w:val="22"/>
+          <w:szCs w:val="22"/>
+          <w:lang w:val="uk-UA"/>
+        </w:rPr>
+        <w:tab/>
+        <w:t xml:space="preserve">                  </w:t>
+      </w:r>
+      <w:r>
+        <w:rPr>
+          <w:sz w:val="22"/>
+          <w:szCs w:val="22"/>
+          <w:lang w:val="uk-UA"/>
+        </w:rPr>
+        <w:tab/>
+        <w:t xml:space="preserve"> “_____”   ____________  20__ р.</w:t>
+      </w:r>
+    </w:p>
+    <w:p>
+      <w:pPr>
+        <w:pStyle w:val="a3"/>
+        <w:ind w:right="-1"/>
+        <w:rPr>
+          <w:sz w:val="22"/>
+          <w:szCs w:val="22"/>
+          <w:lang w:val="uk-UA"/>
+        </w:rPr>
+      </w:pPr>
+    </w:p>
+    <w:p>
+      <w:pPr>
+        <w:pStyle w:val="a3"/>
+        <w:ind w:right="-1" w:firstLine="720"/>
+        <w:rPr>
+          <w:b/>
+          <w:sz w:val="22"/>
+          <w:szCs w:val="22"/>
+          <w:lang w:val="uk-UA"/>
+        </w:rPr>
+      </w:pPr>
+    </w:p>
+    <w:p>
+      <w:pPr>
+        <w:pStyle w:val="a3"/>
+        <w:ind w:right="-1"/>
+        <w:rPr>
+          <w:sz w:val="22"/>
+          <w:szCs w:val="22"/>
+          <w:lang w:val="uk-UA"/>
+        </w:rPr>
+      </w:pPr>
+      <w:r>
+        <w:rPr>
+          <w:b/>
+          <w:sz w:val="22"/>
+          <w:szCs w:val="22"/>
+          <w:lang w:val="uk-UA"/>
+        </w:rPr>
+        <w:t>________________________________________________________________________</w:t>
+      </w:r>
+      <w:r>
+        <w:rPr>
+          <w:sz w:val="22"/>
+          <w:szCs w:val="22"/>
+          <w:lang w:val="uk-UA"/>
+        </w:rPr>
+        <w:t>(далі – Користувач)</w:t>
+      </w:r>
+      <w:r>
+        <w:rPr>
+          <w:sz w:val="22"/>
+          <w:szCs w:val="22"/>
+          <w:lang w:val="uk-UA"/>
+        </w:rPr>
+        <w:t>, в особі _______________________________________, що діє на підставі _________________ та _______________________ з однієї Сторони,  та</w:t>
+      </w:r>
+    </w:p>
+    <w:p>
+      <w:pPr>
+        <w:pStyle w:val="a3"/>
+        <w:ind w:right="-1"/>
+        <w:rPr>
+          <w:sz w:val="22"/>
+          <w:szCs w:val="22"/>
+          <w:lang w:val="uk-UA"/>
+        </w:rPr>
+      </w:pPr>
       <w:r>
         <w:rPr>
           <w:b/>
@@ -13054,6 +12247,254 @@
           <w:lang w:val="uk-UA"/>
         </w:rPr>
       </w:pPr>
+    </w:p>
+    <w:p>
+      <w:pPr>
+        <w:pStyle w:val="ab"/>
+        <w:ind w:left="0" w:firstLine="426"/>
+        <w:rPr>
+          <w:sz w:val="22"/>
+          <w:szCs w:val="22"/>
+        </w:rPr>
+      </w:pPr>
+      <w:r>
+        <w:rPr>
+          <w:sz w:val="22"/>
+          <w:szCs w:val="22"/>
+        </w:rPr>
+        <w:t>Форма Звіту</w:t>
+      </w:r>
+      <w:r>
+        <w:rPr>
+          <w:b w:val="0"/>
+          <w:bCs w:val="0"/>
+          <w:sz w:val="22"/>
+          <w:szCs w:val="22"/>
+        </w:rPr>
+        <w:t xml:space="preserve">                                                                                                                        </w:t>
+      </w:r>
+      <w:r>
+        <w:rPr>
+          <w:b w:val="0"/>
+          <w:bCs w:val="0"/>
+          <w:sz w:val="22"/>
+          <w:szCs w:val="22"/>
+        </w:rPr>
+        <w:tab/>
+      </w:r>
+      <w:r>
+        <w:rPr>
+          <w:b w:val="0"/>
+          <w:bCs w:val="0"/>
+          <w:sz w:val="22"/>
+          <w:szCs w:val="22"/>
+        </w:rPr>
+        <w:tab/>
+      </w:r>
+      <w:r>
+        <w:rPr>
+          <w:b w:val="0"/>
+          <w:bCs w:val="0"/>
+          <w:sz w:val="22"/>
+          <w:szCs w:val="22"/>
+        </w:rPr>
+        <w:tab/>
+      </w:r>
+      <w:r>
+        <w:rPr>
+          <w:b w:val="0"/>
+          <w:bCs w:val="0"/>
+          <w:sz w:val="22"/>
+          <w:szCs w:val="22"/>
+        </w:rPr>
+        <w:tab/>
+      </w:r>
+      <w:r>
+        <w:rPr>
+          <w:b w:val="0"/>
+          <w:bCs w:val="0"/>
+          <w:sz w:val="22"/>
+          <w:szCs w:val="22"/>
+        </w:rPr>
+        <w:tab/>
+        <w:t xml:space="preserve">                  </w:t>
+      </w:r>
+      <w:r>
+        <w:rPr>
+          <w:sz w:val="22"/>
+          <w:szCs w:val="22"/>
+        </w:rPr>
+        <w:t>Додаток № 3</w:t>
+      </w:r>
+    </w:p>
+    <w:p>
+      <w:pPr>
+        <w:ind w:firstLine="426"/>
+        <w:jc w:val="right"/>
+        <w:rPr>
+          <w:b w:val="0"/>
+          <w:bCs w:val="0"/>
+          <w:sz w:val="22"/>
+          <w:szCs w:val="22"/>
+          <w:lang w:val="uk-UA"/>
+        </w:rPr>
+      </w:pPr>
+      <w:r>
+        <w:rPr>
+          <w:sz w:val="22"/>
+          <w:szCs w:val="22"/>
+          <w:lang w:val="uk-UA"/>
+        </w:rPr>
+        <w:t xml:space="preserve"> </w:t>
+      </w:r>
+      <w:r>
+        <w:rPr>
+          <w:b w:val="0"/>
+          <w:bCs w:val="0"/>
+          <w:sz w:val="22"/>
+          <w:szCs w:val="22"/>
+          <w:lang w:val="uk-UA"/>
+        </w:rPr>
+        <w:t xml:space="preserve">до Ліцензійного договору </w:t>
+      </w:r>
+      <w:r>
+        <w:rPr>
+          <w:b w:val="0"/>
+          <w:bCs w:val="0"/>
+          <w:sz w:val="22"/>
+          <w:szCs w:val="22"/>
+          <w:lang w:val="uk-UA"/>
+        </w:rPr>
+        <w:t>№ Р - __</w:t>
+      </w:r>
+      <w:r>
+        <w:rPr>
+          <w:b w:val="0"/>
+          <w:bCs w:val="0"/>
+          <w:sz w:val="22"/>
+          <w:szCs w:val="22"/>
+          <w:lang w:val="uk-UA"/>
+        </w:rPr>
+        <w:t>_</w:t>
+      </w:r>
+      <w:r>
+        <w:rPr>
+          <w:b w:val="0"/>
+          <w:bCs w:val="0"/>
+          <w:sz w:val="22"/>
+          <w:szCs w:val="22"/>
+          <w:lang w:val="uk-UA"/>
+        </w:rPr>
+        <w:t>/___</w:t>
+      </w:r>
+      <w:r>
+        <w:rPr>
+          <w:b w:val="0"/>
+          <w:bCs w:val="0"/>
+          <w:sz w:val="22"/>
+          <w:szCs w:val="22"/>
+          <w:lang w:val="uk-UA"/>
+        </w:rPr>
+        <w:t xml:space="preserve"> </w:t>
+      </w:r>
+    </w:p>
+    <w:p>
+      <w:pPr>
+        <w:ind w:firstLine="426"/>
+        <w:jc w:val="right"/>
+        <w:rPr>
+          <w:b w:val="0"/>
+          <w:bCs w:val="0"/>
+          <w:sz w:val="22"/>
+          <w:szCs w:val="22"/>
+          <w:lang w:val="uk-UA"/>
+        </w:rPr>
+      </w:pPr>
+      <w:r>
+        <w:rPr>
+          <w:b w:val="0"/>
+          <w:bCs w:val="0"/>
+          <w:sz w:val="22"/>
+          <w:szCs w:val="22"/>
+          <w:lang w:val="uk-UA"/>
+        </w:rPr>
+        <w:t xml:space="preserve">            від «___» ___________</w:t>
+      </w:r>
+      <w:r>
+        <w:rPr>
+          <w:b w:val="0"/>
+          <w:bCs w:val="0"/>
+          <w:sz w:val="22"/>
+          <w:szCs w:val="22"/>
+          <w:lang w:val="uk-UA"/>
+        </w:rPr>
+        <w:t xml:space="preserve"> </w:t>
+      </w:r>
+      <w:r>
+        <w:rPr>
+          <w:b w:val="0"/>
+          <w:bCs w:val="0"/>
+          <w:sz w:val="22"/>
+          <w:szCs w:val="22"/>
+          <w:lang w:val="uk-UA"/>
+        </w:rPr>
+        <w:t>20___</w:t>
+      </w:r>
+      <w:r>
+        <w:rPr>
+          <w:b w:val="0"/>
+          <w:bCs w:val="0"/>
+          <w:sz w:val="22"/>
+          <w:szCs w:val="22"/>
+          <w:lang w:val="uk-UA"/>
+        </w:rPr>
+        <w:t xml:space="preserve"> р. </w:t>
+      </w:r>
+    </w:p>
+    <w:p>
+      <w:pPr>
+        <w:ind w:firstLine="426"/>
+        <w:jc w:val="right"/>
+        <w:rPr>
+          <w:sz w:val="22"/>
+          <w:szCs w:val="22"/>
+          <w:lang w:val="uk-UA"/>
+        </w:rPr>
+      </w:pPr>
+      <w:r>
+        <w:rPr>
+          <w:b w:val="0"/>
+          <w:bCs w:val="0"/>
+          <w:sz w:val="22"/>
+          <w:szCs w:val="22"/>
+          <w:lang w:val="uk-UA"/>
+        </w:rPr>
+        <w:t xml:space="preserve">  </w:t>
+      </w:r>
+    </w:p>
+    <w:p>
+      <w:pPr>
+        <w:ind w:firstLine="426"/>
+        <w:jc w:val="right"/>
+        <w:rPr>
+          <w:b w:val="0"/>
+          <w:bCs w:val="0"/>
+          <w:sz w:val="22"/>
+          <w:szCs w:val="22"/>
+          <w:lang w:val="uk-UA"/>
+        </w:rPr>
+      </w:pPr>
+    </w:p>
+    <w:p>
+      <w:pPr>
+        <w:ind w:firstLine="426"/>
+        <w:jc w:val="center"/>
+        <w:rPr>
+          <w:sz w:val="22"/>
+          <w:szCs w:val="22"/>
+          <w:lang w:val="uk-UA"/>
+        </w:rPr>
+      </w:pPr>
       <w:r>
         <w:rPr>
           <w:noProof/>
@@ -13061,20 +12502,19 @@
           <w:szCs w:val="22"/>
           <w:lang w:val="uk-UA" w:eastAsia="ru-RU"/>
         </w:rPr>
-        <w:lastRenderedPageBreak/>
         <mc:AlternateContent>
           <mc:Choice Requires="wps">
             <w:drawing>
               <wp:anchor distT="0" distB="0" distL="114300" distR="114300" simplePos="0" relativeHeight="251663360" behindDoc="0" locked="0" layoutInCell="1" allowOverlap="1">
                 <wp:simplePos x="0" y="0"/>
                 <wp:positionH relativeFrom="column">
-                  <wp:posOffset>3221355</wp:posOffset>
+                  <wp:posOffset>702310</wp:posOffset>
                 </wp:positionH>
                 <wp:positionV relativeFrom="paragraph">
-                  <wp:posOffset>-652780</wp:posOffset>
+                  <wp:posOffset>10160</wp:posOffset>
                 </wp:positionV>
-                <wp:extent cx="3124200" cy="6858000"/>
-                <wp:effectExtent l="13970" t="0" r="14605" b="0"/>
+                <wp:extent cx="8820150" cy="5055870"/>
+                <wp:effectExtent l="0" t="0" r="0" b="0"/>
                 <wp:wrapNone/>
                 <wp:docPr id="2" name="WordArt 5"/>
                 <wp:cNvGraphicFramePr>
@@ -13089,7 +12529,7 @@
                       <wps:spPr bwMode="auto">
                         <a:xfrm>
                           <a:off x="0" y="0"/>
-                          <a:ext cx="3124200" cy="6858000"/>
+                          <a:ext cx="8820150" cy="5055870"/>
                         </a:xfrm>
                         <a:prstGeom prst="rect">
                           <a:avLst/>
@@ -13110,9 +12550,10 @@
                               <w:rPr>
                                 <w:sz w:val="24"/>
                                 <w:szCs w:val="24"/>
-                                <w:lang w:val="ru-UA"/>
+                                <w:lang/>
                               </w:rPr>
                             </w:pPr>
+                            <w:bookmarkStart w:id="8" w:name="_GoBack"/>
                             <w:r>
                               <w:rPr>
                                 <w:rFonts w:ascii="Arial" w:hAnsi="Arial" w:cs="Arial"/>
@@ -13136,6 +12577,7 @@
                               </w:rPr>
                               <w:t>З Р А З О К</w:t>
                             </w:r>
+                            <w:bookmarkEnd w:id="8"/>
                           </w:p>
                         </w:txbxContent>
                       </wps:txbx>
@@ -13145,7 +12587,7 @@
                             <a:gd name="adj" fmla="val 55556"/>
                           </a:avLst>
                         </a:prstTxWarp>
-                        <a:spAutoFit/>
+                        <a:noAutofit/>
                       </wps:bodyPr>
                     </wps:wsp>
                   </a:graphicData>
@@ -13161,9 +12603,9 @@
           </mc:Choice>
           <mc:Fallback>
             <w:pict>
-              <v:shape id="WordArt 5" o:spid="_x0000_s1029" type="#_x0000_t202" style="position:absolute;left:0;text-align:left;margin-left:253.65pt;margin-top:-51.4pt;width:246pt;height:540pt;z-index:251663360;visibility:visible;mso-wrap-style:square;mso-width-percent:0;mso-height-percent:0;mso-wrap-distance-left:9pt;mso-wrap-distance-top:0;mso-wrap-distance-right:9pt;mso-wrap-distance-bottom:0;mso-position-horizontal:absolute;mso-position-horizontal-relative:text;mso-position-vertical:absolute;mso-position-vertical-relative:text;mso-width-percent:0;mso-height-percent:0;mso-width-relative:page;mso-height-relative:page;v-text-anchor:top" o:gfxdata="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" filled="f" stroked="f">
+              <v:shape id="WordArt 5" o:spid="_x0000_s1029" type="#_x0000_t202" style="position:absolute;left:0;text-align:left;margin-left:55.3pt;margin-top:.8pt;width:694.5pt;height:398.1pt;z-index:251663360;visibility:visible;mso-wrap-style:square;mso-width-percent:0;mso-height-percent:0;mso-wrap-distance-left:9pt;mso-wrap-distance-top:0;mso-wrap-distance-right:9pt;mso-wrap-distance-bottom:0;mso-position-horizontal:absolute;mso-position-horizontal-relative:text;mso-position-vertical:absolute;mso-position-vertical-relative:text;mso-width-percent:0;mso-height-percent:0;mso-width-relative:page;mso-height-relative:page;v-text-anchor:top" o:gfxdata="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" filled="f" stroked="f">
                 <o:lock v:ext="edit" shapetype="t"/>
-                <v:textbox style="mso-fit-shape-to-text:t">
+                <v:textbox>
                   <w:txbxContent>
                     <w:p>
                       <w:pPr>
@@ -13171,9 +12613,10 @@
                         <w:rPr>
                           <w:sz w:val="24"/>
                           <w:szCs w:val="24"/>
-                          <w:lang w:val="ru-UA"/>
+                          <w:lang/>
                         </w:rPr>
                       </w:pPr>
+                      <w:bookmarkStart w:id="9" w:name="_GoBack"/>
                       <w:r>
                         <w:rPr>
                           <w:rFonts w:ascii="Arial" w:hAnsi="Arial" w:cs="Arial"/>
@@ -13197,6 +12640,7 @@
                         </w:rPr>
                         <w:t>З Р А З О К</w:t>
                       </w:r>
+                      <w:bookmarkEnd w:id="9"/>
                     </w:p>
                   </w:txbxContent>
                 </v:textbox>
@@ -13205,254 +12649,6 @@
           </mc:Fallback>
         </mc:AlternateContent>
       </w:r>
-    </w:p>
-    <w:p>
-      <w:pPr>
-        <w:pStyle w:val="ab"/>
-        <w:ind w:left="0" w:firstLine="426"/>
-        <w:rPr>
-          <w:sz w:val="22"/>
-          <w:szCs w:val="22"/>
-        </w:rPr>
-      </w:pPr>
-      <w:r>
-        <w:rPr>
-          <w:sz w:val="22"/>
-          <w:szCs w:val="22"/>
-        </w:rPr>
-        <w:t>Форма Звіту</w:t>
-      </w:r>
-      <w:r>
-        <w:rPr>
-          <w:b w:val="0"/>
-          <w:bCs w:val="0"/>
-          <w:sz w:val="22"/>
-          <w:szCs w:val="22"/>
-        </w:rPr>
-        <w:t xml:space="preserve">                                                                                                                        </w:t>
-      </w:r>
-      <w:r>
-        <w:rPr>
-          <w:b w:val="0"/>
-          <w:bCs w:val="0"/>
-          <w:sz w:val="22"/>
-          <w:szCs w:val="22"/>
-        </w:rPr>
-        <w:tab/>
-      </w:r>
-      <w:r>
-        <w:rPr>
-          <w:b w:val="0"/>
-          <w:bCs w:val="0"/>
-          <w:sz w:val="22"/>
-          <w:szCs w:val="22"/>
-        </w:rPr>
-        <w:tab/>
-      </w:r>
-      <w:r>
-        <w:rPr>
-          <w:b w:val="0"/>
-          <w:bCs w:val="0"/>
-          <w:sz w:val="22"/>
-          <w:szCs w:val="22"/>
-        </w:rPr>
-        <w:tab/>
-      </w:r>
-      <w:r>
-        <w:rPr>
-          <w:b w:val="0"/>
-          <w:bCs w:val="0"/>
-          <w:sz w:val="22"/>
-          <w:szCs w:val="22"/>
-        </w:rPr>
-        <w:tab/>
-      </w:r>
-      <w:r>
-        <w:rPr>
-          <w:b w:val="0"/>
-          <w:bCs w:val="0"/>
-          <w:sz w:val="22"/>
-          <w:szCs w:val="22"/>
-        </w:rPr>
-        <w:tab/>
-        <w:t xml:space="preserve">                  </w:t>
-      </w:r>
-      <w:r>
-        <w:rPr>
-          <w:sz w:val="22"/>
-          <w:szCs w:val="22"/>
-        </w:rPr>
-        <w:t>Додаток № 3</w:t>
-      </w:r>
-    </w:p>
-    <w:p>
-      <w:pPr>
-        <w:ind w:firstLine="426"/>
-        <w:jc w:val="right"/>
-        <w:rPr>
-          <w:b w:val="0"/>
-          <w:bCs w:val="0"/>
-          <w:sz w:val="22"/>
-          <w:szCs w:val="22"/>
-          <w:lang w:val="uk-UA"/>
-        </w:rPr>
-      </w:pPr>
-      <w:r>
-        <w:rPr>
-          <w:sz w:val="22"/>
-          <w:szCs w:val="22"/>
-          <w:lang w:val="uk-UA"/>
-        </w:rPr>
-        <w:t xml:space="preserve"> </w:t>
-      </w:r>
-      <w:r>
-        <w:rPr>
-          <w:b w:val="0"/>
-          <w:bCs w:val="0"/>
-          <w:sz w:val="22"/>
-          <w:szCs w:val="22"/>
-          <w:lang w:val="uk-UA"/>
-        </w:rPr>
-        <w:t xml:space="preserve">до Ліцензійного договору </w:t>
-      </w:r>
-      <w:r>
-        <w:rPr>
-          <w:b w:val="0"/>
-          <w:bCs w:val="0"/>
-          <w:sz w:val="22"/>
-          <w:szCs w:val="22"/>
-          <w:lang w:val="uk-UA"/>
-        </w:rPr>
-        <w:t>№ Р - __</w:t>
-      </w:r>
-      <w:r>
-        <w:rPr>
-          <w:b w:val="0"/>
-          <w:bCs w:val="0"/>
-          <w:sz w:val="22"/>
-          <w:szCs w:val="22"/>
-          <w:lang w:val="uk-UA"/>
-        </w:rPr>
-        <w:t>_</w:t>
-      </w:r>
-      <w:r>
-        <w:rPr>
-          <w:b w:val="0"/>
-          <w:bCs w:val="0"/>
-          <w:sz w:val="22"/>
-          <w:szCs w:val="22"/>
-          <w:lang w:val="uk-UA"/>
-        </w:rPr>
-        <w:t>/___</w:t>
-      </w:r>
-      <w:r>
-        <w:rPr>
-          <w:b w:val="0"/>
-          <w:bCs w:val="0"/>
-          <w:sz w:val="22"/>
-          <w:szCs w:val="22"/>
-          <w:lang w:val="uk-UA"/>
-        </w:rPr>
-        <w:t xml:space="preserve"> </w:t>
-      </w:r>
-    </w:p>
-    <w:p>
-      <w:pPr>
-        <w:ind w:firstLine="426"/>
-        <w:jc w:val="right"/>
-        <w:rPr>
-          <w:b w:val="0"/>
-          <w:bCs w:val="0"/>
-          <w:sz w:val="22"/>
-          <w:szCs w:val="22"/>
-          <w:lang w:val="uk-UA"/>
-        </w:rPr>
-      </w:pPr>
-      <w:r>
-        <w:rPr>
-          <w:b w:val="0"/>
-          <w:bCs w:val="0"/>
-          <w:sz w:val="22"/>
-          <w:szCs w:val="22"/>
-          <w:lang w:val="uk-UA"/>
-        </w:rPr>
-        <w:t xml:space="preserve">            від «___» ___________</w:t>
-      </w:r>
-      <w:r>
-        <w:rPr>
-          <w:b w:val="0"/>
-          <w:bCs w:val="0"/>
-          <w:sz w:val="22"/>
-          <w:szCs w:val="22"/>
-          <w:lang w:val="uk-UA"/>
-        </w:rPr>
-        <w:t xml:space="preserve"> </w:t>
-      </w:r>
-      <w:r>
-        <w:rPr>
-          <w:b w:val="0"/>
-          <w:bCs w:val="0"/>
-          <w:sz w:val="22"/>
-          <w:szCs w:val="22"/>
-          <w:lang w:val="uk-UA"/>
-        </w:rPr>
-        <w:t>20___</w:t>
-      </w:r>
-      <w:r>
-        <w:rPr>
-          <w:b w:val="0"/>
-          <w:bCs w:val="0"/>
-          <w:sz w:val="22"/>
-          <w:szCs w:val="22"/>
-          <w:lang w:val="uk-UA"/>
-        </w:rPr>
-        <w:t xml:space="preserve"> р. </w:t>
-      </w:r>
-    </w:p>
-    <w:p>
-      <w:pPr>
-        <w:ind w:firstLine="426"/>
-        <w:jc w:val="right"/>
-        <w:rPr>
-          <w:sz w:val="22"/>
-          <w:szCs w:val="22"/>
-          <w:lang w:val="uk-UA"/>
-        </w:rPr>
-      </w:pPr>
-      <w:r>
-        <w:rPr>
-          <w:b w:val="0"/>
-          <w:bCs w:val="0"/>
-          <w:sz w:val="22"/>
-          <w:szCs w:val="22"/>
-          <w:lang w:val="uk-UA"/>
-        </w:rPr>
-        <w:t xml:space="preserve">  </w:t>
-      </w:r>
-    </w:p>
-    <w:p>
-      <w:pPr>
-        <w:ind w:firstLine="426"/>
-        <w:jc w:val="right"/>
-        <w:rPr>
-          <w:b w:val="0"/>
-          <w:bCs w:val="0"/>
-          <w:sz w:val="22"/>
-          <w:szCs w:val="22"/>
-          <w:lang w:val="uk-UA"/>
-        </w:rPr>
-      </w:pPr>
-    </w:p>
-    <w:p>
-      <w:pPr>
-        <w:ind w:firstLine="426"/>
-        <w:jc w:val="center"/>
-        <w:rPr>
-          <w:sz w:val="22"/>
-          <w:szCs w:val="22"/>
-          <w:lang w:val="uk-UA"/>
-        </w:rPr>
-      </w:pPr>
       <w:r>
         <w:rPr>
           <w:sz w:val="22"/>
@@ -15096,7 +14292,7 @@
 </file>
 
 <file path=word/endnotes.xml><?xml version="1.0" encoding="utf-8"?>
-<w:endnotes xmlns:wpc="http://schemas.microsoft.com/office/word/2010/wordprocessingCanvas" xmlns:cx="http://schemas.microsoft.com/office/drawing/2014/chartex" xmlns:cx1="http://schemas.microsoft.com/office/drawing/2015/9/8/chartex" xmlns:cx2="http://schemas.microsoft.com/office/drawing/2015/10/21/chartex" xmlns:cx3="http://schemas.microsoft.com/office/drawing/2016/5/9/chartex" xmlns:cx4="http://schemas.microsoft.com/office/drawing/2016/5/10/chartex" xmlns:cx5="http://schemas.microsoft.com/office/drawing/2016/5/11/chartex" xmlns:cx6="http://schemas.microsoft.com/office/drawing/2016/5/12/chartex" xmlns:cx7="http://schemas.microsoft.com/office/drawing/2016/5/13/chartex" xmlns:cx8="http://schemas.microsoft.com/office/drawing/2016/5/14/chartex" xmlns:mc="http://schemas.openxmlformats.org/markup-compatibility/2006" xmlns:aink="http://schemas.microsoft.com/office/drawing/2016/ink" xmlns:am3d="http://schemas.microsoft.com/office/drawing/2017/model3d" xmlns:o="urn:schemas-microsoft-com:office:office" xmlns:r="http://schemas.openxmlformats.org/officeDocument/2006/relationships" xmlns:m="http://schemas.openxmlformats.org/officeDocument/2006/math" xmlns:v="urn:schemas-microsoft-com:vml" xmlns:wp14="http://schemas.microsoft.com/office/word/2010/wordprocessingDrawing" xmlns:wp="http://schemas.openxmlformats.org/drawingml/2006/wordprocessingDrawing" xmlns:w10="urn:schemas-microsoft-com:office:word" xmlns:w="http://schemas.openxmlformats.org/wordprocessingml/2006/main" xmlns:w14="http://schemas.microsoft.com/office/word/2010/wordml" xmlns:w15="http://schemas.microsoft.com/office/word/2012/wordml" xmlns:w16cid="http://schemas.microsoft.com/office/word/2016/wordml/cid" xmlns:w16se="http://schemas.microsoft.com/office/word/2015/wordml/symex" xmlns:wpg="http://schemas.microsoft.com/office/word/2010/wordprocessingGroup" xmlns:wpi="http://schemas.microsoft.com/office/word/2010/wordprocessingInk" xmlns:wne="http://schemas.microsoft.com/office/word/2006/wordml" xmlns:wps="http://schemas.microsoft.com/office/word/2010/wordprocessingShape" mc:Ignorable="w14 w15 w16se w16cid wp14">
+<w:endnotes xmlns:wpc="http://schemas.microsoft.com/office/word/2010/wordprocessingCanvas" xmlns:cx="http://schemas.microsoft.com/office/drawing/2014/chartex" xmlns:cx1="http://schemas.microsoft.com/office/drawing/2015/9/8/chartex" xmlns:mc="http://schemas.openxmlformats.org/markup-compatibility/2006" xmlns:o="urn:schemas-microsoft-com:office:office" xmlns:r="http://schemas.openxmlformats.org/officeDocument/2006/relationships" xmlns:m="http://schemas.openxmlformats.org/officeDocument/2006/math" xmlns:v="urn:schemas-microsoft-com:vml" xmlns:wp14="http://schemas.microsoft.com/office/word/2010/wordprocessingDrawing" xmlns:wp="http://schemas.openxmlformats.org/drawingml/2006/wordprocessingDrawing" xmlns:w10="urn:schemas-microsoft-com:office:word" xmlns:w="http://schemas.openxmlformats.org/wordprocessingml/2006/main" xmlns:w14="http://schemas.microsoft.com/office/word/2010/wordml" xmlns:w15="http://schemas.microsoft.com/office/word/2012/wordml" xmlns:w16se="http://schemas.microsoft.com/office/word/2015/wordml/symex" xmlns:wpg="http://schemas.microsoft.com/office/word/2010/wordprocessingGroup" xmlns:wpi="http://schemas.microsoft.com/office/word/2010/wordprocessingInk" xmlns:wne="http://schemas.microsoft.com/office/word/2006/wordml" xmlns:wps="http://schemas.microsoft.com/office/word/2010/wordprocessingShape" mc:Ignorable="w14 w15 w16se wp14">
   <w:endnote w:type="separator" w:id="-1">
     <w:p>
       <w:r>
@@ -15115,7 +14311,7 @@
 </file>
 
 <file path=word/footer1.xml><?xml version="1.0" encoding="utf-8"?>
-<w:ftr xmlns:wpc="http://schemas.microsoft.com/office/word/2010/wordprocessingCanvas" xmlns:cx="http://schemas.microsoft.com/office/drawing/2014/chartex" xmlns:cx1="http://schemas.microsoft.com/office/drawing/2015/9/8/chartex" xmlns:cx2="http://schemas.microsoft.com/office/drawing/2015/10/21/chartex" xmlns:cx3="http://schemas.microsoft.com/office/drawing/2016/5/9/chartex" xmlns:cx4="http://schemas.microsoft.com/office/drawing/2016/5/10/chartex" xmlns:cx5="http://schemas.microsoft.com/office/drawing/2016/5/11/chartex" xmlns:cx6="http://schemas.microsoft.com/office/drawing/2016/5/12/chartex" xmlns:cx7="http://schemas.microsoft.com/office/drawing/2016/5/13/chartex" xmlns:cx8="http://schemas.microsoft.com/office/drawing/2016/5/14/chartex" xmlns:mc="http://schemas.openxmlformats.org/markup-compatibility/2006" xmlns:aink="http://schemas.microsoft.com/office/drawing/2016/ink" xmlns:am3d="http://schemas.microsoft.com/office/drawing/2017/model3d" xmlns:o="urn:schemas-microsoft-com:office:office" xmlns:r="http://schemas.openxmlformats.org/officeDocument/2006/relationships" xmlns:m="http://schemas.openxmlformats.org/officeDocument/2006/math" xmlns:v="urn:schemas-microsoft-com:vml" xmlns:wp14="http://schemas.microsoft.com/office/word/2010/wordprocessingDrawing" xmlns:wp="http://schemas.openxmlformats.org/drawingml/2006/wordprocessingDrawing" xmlns:w10="urn:schemas-microsoft-com:office:word" xmlns:w="http://schemas.openxmlformats.org/wordprocessingml/2006/main" xmlns:w14="http://schemas.microsoft.com/office/word/2010/wordml" xmlns:w15="http://schemas.microsoft.com/office/word/2012/wordml" xmlns:w16cid="http://schemas.microsoft.com/office/word/2016/wordml/cid" xmlns:w16se="http://schemas.microsoft.com/office/word/2015/wordml/symex" xmlns:wpg="http://schemas.microsoft.com/office/word/2010/wordprocessingGroup" xmlns:wpi="http://schemas.microsoft.com/office/word/2010/wordprocessingInk" xmlns:wne="http://schemas.microsoft.com/office/word/2006/wordml" xmlns:wps="http://schemas.microsoft.com/office/word/2010/wordprocessingShape" mc:Ignorable="w14 w15 w16se w16cid wp14">
+<w:ftr xmlns:wpc="http://schemas.microsoft.com/office/word/2010/wordprocessingCanvas" xmlns:cx="http://schemas.microsoft.com/office/drawing/2014/chartex" xmlns:cx1="http://schemas.microsoft.com/office/drawing/2015/9/8/chartex" xmlns:mc="http://schemas.openxmlformats.org/markup-compatibility/2006" xmlns:o="urn:schemas-microsoft-com:office:office" xmlns:r="http://schemas.openxmlformats.org/officeDocument/2006/relationships" xmlns:m="http://schemas.openxmlformats.org/officeDocument/2006/math" xmlns:v="urn:schemas-microsoft-com:vml" xmlns:wp14="http://schemas.microsoft.com/office/word/2010/wordprocessingDrawing" xmlns:wp="http://schemas.openxmlformats.org/drawingml/2006/wordprocessingDrawing" xmlns:w10="urn:schemas-microsoft-com:office:word" xmlns:w="http://schemas.openxmlformats.org/wordprocessingml/2006/main" xmlns:w14="http://schemas.microsoft.com/office/word/2010/wordml" xmlns:w15="http://schemas.microsoft.com/office/word/2012/wordml" xmlns:w16se="http://schemas.microsoft.com/office/word/2015/wordml/symex" xmlns:wpg="http://schemas.microsoft.com/office/word/2010/wordprocessingGroup" xmlns:wpi="http://schemas.microsoft.com/office/word/2010/wordprocessingInk" xmlns:wne="http://schemas.microsoft.com/office/word/2006/wordml" xmlns:wps="http://schemas.microsoft.com/office/word/2010/wordprocessingShape" mc:Ignorable="w14 w15 w16se wp14">
   <w:p>
     <w:pPr>
       <w:pStyle w:val="a7"/>
@@ -15157,7 +14353,7 @@
         <w:sz w:val="18"/>
         <w:szCs w:val="18"/>
       </w:rPr>
-      <w:t>5</w:t>
+      <w:t>8</w:t>
     </w:r>
     <w:r>
       <w:rPr>
@@ -15224,7 +14420,22 @@
               <w:szCs w:val="20"/>
               <w:lang w:val="uk-UA"/>
             </w:rPr>
-            <w:t xml:space="preserve"> Л.А. Цимбал </w:t>
+            <w:t xml:space="preserve"> </w:t>
+          </w:r>
+          <w:r>
+            <w:rPr>
+              <w:sz w:val="20"/>
+              <w:szCs w:val="20"/>
+              <w:lang w:val="uk-UA"/>
+            </w:rPr>
+            <w:t>В. В. Харчишин</w:t>
+          </w:r>
+          <w:r>
+            <w:rPr>
+              <w:sz w:val="20"/>
+              <w:szCs w:val="20"/>
+            </w:rPr>
+            <w:t xml:space="preserve"> </w:t>
           </w:r>
           <w:r>
             <w:rPr>
@@ -15387,7 +14598,7 @@
 </file>
 
 <file path=word/footnotes.xml><?xml version="1.0" encoding="utf-8"?>
-<w:footnotes xmlns:wpc="http://schemas.microsoft.com/office/word/2010/wordprocessingCanvas" xmlns:cx="http://schemas.microsoft.com/office/drawing/2014/chartex" xmlns:cx1="http://schemas.microsoft.com/office/drawing/2015/9/8/chartex" xmlns:cx2="http://schemas.microsoft.com/office/drawing/2015/10/21/chartex" xmlns:cx3="http://schemas.microsoft.com/office/drawing/2016/5/9/chartex" xmlns:cx4="http://schemas.microsoft.com/office/drawing/2016/5/10/chartex" xmlns:cx5="http://schemas.microsoft.com/office/drawing/2016/5/11/chartex" xmlns:cx6="http://schemas.microsoft.com/office/drawing/2016/5/12/chartex" xmlns:cx7="http://schemas.microsoft.com/office/drawing/2016/5/13/chartex" xmlns:cx8="http://schemas.microsoft.com/office/drawing/2016/5/14/chartex" xmlns:mc="http://schemas.openxmlformats.org/markup-compatibility/2006" xmlns:aink="http://schemas.microsoft.com/office/drawing/2016/ink" xmlns:am3d="http://schemas.microsoft.com/office/drawing/2017/model3d" xmlns:o="urn:schemas-microsoft-com:office:office" xmlns:r="http://schemas.openxmlformats.org/officeDocument/2006/relationships" xmlns:m="http://schemas.openxmlformats.org/officeDocument/2006/math" xmlns:v="urn:schemas-microsoft-com:vml" xmlns:wp14="http://schemas.microsoft.com/office/word/2010/wordprocessingDrawing" xmlns:wp="http://schemas.openxmlformats.org/drawingml/2006/wordprocessingDrawing" xmlns:w10="urn:schemas-microsoft-com:office:word" xmlns:w="http://schemas.openxmlformats.org/wordprocessingml/2006/main" xmlns:w14="http://schemas.microsoft.com/office/word/2010/wordml" xmlns:w15="http://schemas.microsoft.com/office/word/2012/wordml" xmlns:w16cid="http://schemas.microsoft.com/office/word/2016/wordml/cid" xmlns:w16se="http://schemas.microsoft.com/office/word/2015/wordml/symex" xmlns:wpg="http://schemas.microsoft.com/office/word/2010/wordprocessingGroup" xmlns:wpi="http://schemas.microsoft.com/office/word/2010/wordprocessingInk" xmlns:wne="http://schemas.microsoft.com/office/word/2006/wordml" xmlns:wps="http://schemas.microsoft.com/office/word/2010/wordprocessingShape" mc:Ignorable="w14 w15 w16se w16cid wp14">
+<w:footnotes xmlns:wpc="http://schemas.microsoft.com/office/word/2010/wordprocessingCanvas" xmlns:cx="http://schemas.microsoft.com/office/drawing/2014/chartex" xmlns:cx1="http://schemas.microsoft.com/office/drawing/2015/9/8/chartex" xmlns:mc="http://schemas.openxmlformats.org/markup-compatibility/2006" xmlns:o="urn:schemas-microsoft-com:office:office" xmlns:r="http://schemas.openxmlformats.org/officeDocument/2006/relationships" xmlns:m="http://schemas.openxmlformats.org/officeDocument/2006/math" xmlns:v="urn:schemas-microsoft-com:vml" xmlns:wp14="http://schemas.microsoft.com/office/word/2010/wordprocessingDrawing" xmlns:wp="http://schemas.openxmlformats.org/drawingml/2006/wordprocessingDrawing" xmlns:w10="urn:schemas-microsoft-com:office:word" xmlns:w="http://schemas.openxmlformats.org/wordprocessingml/2006/main" xmlns:w14="http://schemas.microsoft.com/office/word/2010/wordml" xmlns:w15="http://schemas.microsoft.com/office/word/2012/wordml" xmlns:w16se="http://schemas.microsoft.com/office/word/2015/wordml/symex" xmlns:wpg="http://schemas.microsoft.com/office/word/2010/wordprocessingGroup" xmlns:wpi="http://schemas.microsoft.com/office/word/2010/wordprocessingInk" xmlns:wne="http://schemas.microsoft.com/office/word/2006/wordml" xmlns:wps="http://schemas.microsoft.com/office/word/2010/wordprocessingShape" mc:Ignorable="w14 w15 w16se wp14">
   <w:footnote w:type="separator" w:id="-1">
     <w:p>
       <w:r>
@@ -15406,7 +14617,7 @@
 </file>
 
 <file path=word/header1.xml><?xml version="1.0" encoding="utf-8"?>
-<w:hdr xmlns:wpc="http://schemas.microsoft.com/office/word/2010/wordprocessingCanvas" xmlns:cx="http://schemas.microsoft.com/office/drawing/2014/chartex" xmlns:cx1="http://schemas.microsoft.com/office/drawing/2015/9/8/chartex" xmlns:cx2="http://schemas.microsoft.com/office/drawing/2015/10/21/chartex" xmlns:cx3="http://schemas.microsoft.com/office/drawing/2016/5/9/chartex" xmlns:cx4="http://schemas.microsoft.com/office/drawing/2016/5/10/chartex" xmlns:cx5="http://schemas.microsoft.com/office/drawing/2016/5/11/chartex" xmlns:cx6="http://schemas.microsoft.com/office/drawing/2016/5/12/chartex" xmlns:cx7="http://schemas.microsoft.com/office/drawing/2016/5/13/chartex" xmlns:cx8="http://schemas.microsoft.com/office/drawing/2016/5/14/chartex" xmlns:mc="http://schemas.openxmlformats.org/markup-compatibility/2006" xmlns:aink="http://schemas.microsoft.com/office/drawing/2016/ink" xmlns:am3d="http://schemas.microsoft.com/office/drawing/2017/model3d" xmlns:o="urn:schemas-microsoft-com:office:office" xmlns:r="http://schemas.openxmlformats.org/officeDocument/2006/relationships" xmlns:m="http://schemas.openxmlformats.org/officeDocument/2006/math" xmlns:v="urn:schemas-microsoft-com:vml" xmlns:wp14="http://schemas.microsoft.com/office/word/2010/wordprocessingDrawing" xmlns:wp="http://schemas.openxmlformats.org/drawingml/2006/wordprocessingDrawing" xmlns:w10="urn:schemas-microsoft-com:office:word" xmlns:w="http://schemas.openxmlformats.org/wordprocessingml/2006/main" xmlns:w14="http://schemas.microsoft.com/office/word/2010/wordml" xmlns:w15="http://schemas.microsoft.com/office/word/2012/wordml" xmlns:w16cid="http://schemas.microsoft.com/office/word/2016/wordml/cid" xmlns:w16se="http://schemas.microsoft.com/office/word/2015/wordml/symex" xmlns:wpg="http://schemas.microsoft.com/office/word/2010/wordprocessingGroup" xmlns:wpi="http://schemas.microsoft.com/office/word/2010/wordprocessingInk" xmlns:wne="http://schemas.microsoft.com/office/word/2006/wordml" xmlns:wps="http://schemas.microsoft.com/office/word/2010/wordprocessingShape" mc:Ignorable="w14 w15 w16se w16cid wp14">
+<w:hdr xmlns:wpc="http://schemas.microsoft.com/office/word/2010/wordprocessingCanvas" xmlns:cx="http://schemas.microsoft.com/office/drawing/2014/chartex" xmlns:cx1="http://schemas.microsoft.com/office/drawing/2015/9/8/chartex" xmlns:mc="http://schemas.openxmlformats.org/markup-compatibility/2006" xmlns:o="urn:schemas-microsoft-com:office:office" xmlns:r="http://schemas.openxmlformats.org/officeDocument/2006/relationships" xmlns:m="http://schemas.openxmlformats.org/officeDocument/2006/math" xmlns:v="urn:schemas-microsoft-com:vml" xmlns:wp14="http://schemas.microsoft.com/office/word/2010/wordprocessingDrawing" xmlns:wp="http://schemas.openxmlformats.org/drawingml/2006/wordprocessingDrawing" xmlns:w10="urn:schemas-microsoft-com:office:word" xmlns:w="http://schemas.openxmlformats.org/wordprocessingml/2006/main" xmlns:w14="http://schemas.microsoft.com/office/word/2010/wordml" xmlns:w15="http://schemas.microsoft.com/office/word/2012/wordml" xmlns:w16se="http://schemas.microsoft.com/office/word/2015/wordml/symex" xmlns:wpg="http://schemas.microsoft.com/office/word/2010/wordprocessingGroup" xmlns:wpi="http://schemas.microsoft.com/office/word/2010/wordprocessingInk" xmlns:wne="http://schemas.microsoft.com/office/word/2006/wordml" xmlns:wps="http://schemas.microsoft.com/office/word/2010/wordprocessingShape" mc:Ignorable="w14 w15 w16se wp14">
   <w:p>
     <w:pPr>
       <w:pStyle w:val="a5"/>
@@ -15475,7 +14686,7 @@
 </file>
 
 <file path=word/header2.xml><?xml version="1.0" encoding="utf-8"?>
-<w:hdr xmlns:wpc="http://schemas.microsoft.com/office/word/2010/wordprocessingCanvas" xmlns:cx="http://schemas.microsoft.com/office/drawing/2014/chartex" xmlns:cx1="http://schemas.microsoft.com/office/drawing/2015/9/8/chartex" xmlns:cx2="http://schemas.microsoft.com/office/drawing/2015/10/21/chartex" xmlns:cx3="http://schemas.microsoft.com/office/drawing/2016/5/9/chartex" xmlns:cx4="http://schemas.microsoft.com/office/drawing/2016/5/10/chartex" xmlns:cx5="http://schemas.microsoft.com/office/drawing/2016/5/11/chartex" xmlns:cx6="http://schemas.microsoft.com/office/drawing/2016/5/12/chartex" xmlns:cx7="http://schemas.microsoft.com/office/drawing/2016/5/13/chartex" xmlns:cx8="http://schemas.microsoft.com/office/drawing/2016/5/14/chartex" xmlns:mc="http://schemas.openxmlformats.org/markup-compatibility/2006" xmlns:aink="http://schemas.microsoft.com/office/drawing/2016/ink" xmlns:am3d="http://schemas.microsoft.com/office/drawing/2017/model3d" xmlns:o="urn:schemas-microsoft-com:office:office" xmlns:r="http://schemas.openxmlformats.org/officeDocument/2006/relationships" xmlns:m="http://schemas.openxmlformats.org/officeDocument/2006/math" xmlns:v="urn:schemas-microsoft-com:vml" xmlns:wp14="http://schemas.microsoft.com/office/word/2010/wordprocessingDrawing" xmlns:wp="http://schemas.openxmlformats.org/drawingml/2006/wordprocessingDrawing" xmlns:w10="urn:schemas-microsoft-com:office:word" xmlns:w="http://schemas.openxmlformats.org/wordprocessingml/2006/main" xmlns:w14="http://schemas.microsoft.com/office/word/2010/wordml" xmlns:w15="http://schemas.microsoft.com/office/word/2012/wordml" xmlns:w16cid="http://schemas.microsoft.com/office/word/2016/wordml/cid" xmlns:w16se="http://schemas.microsoft.com/office/word/2015/wordml/symex" xmlns:wpg="http://schemas.microsoft.com/office/word/2010/wordprocessingGroup" xmlns:wpi="http://schemas.microsoft.com/office/word/2010/wordprocessingInk" xmlns:wne="http://schemas.microsoft.com/office/word/2006/wordml" xmlns:wps="http://schemas.microsoft.com/office/word/2010/wordprocessingShape" mc:Ignorable="w14 w15 w16se w16cid wp14">
+<w:hdr xmlns:wpc="http://schemas.microsoft.com/office/word/2010/wordprocessingCanvas" xmlns:cx="http://schemas.microsoft.com/office/drawing/2014/chartex" xmlns:cx1="http://schemas.microsoft.com/office/drawing/2015/9/8/chartex" xmlns:mc="http://schemas.openxmlformats.org/markup-compatibility/2006" xmlns:o="urn:schemas-microsoft-com:office:office" xmlns:r="http://schemas.openxmlformats.org/officeDocument/2006/relationships" xmlns:m="http://schemas.openxmlformats.org/officeDocument/2006/math" xmlns:v="urn:schemas-microsoft-com:vml" xmlns:wp14="http://schemas.microsoft.com/office/word/2010/wordprocessingDrawing" xmlns:wp="http://schemas.openxmlformats.org/drawingml/2006/wordprocessingDrawing" xmlns:w10="urn:schemas-microsoft-com:office:word" xmlns:w="http://schemas.openxmlformats.org/wordprocessingml/2006/main" xmlns:w14="http://schemas.microsoft.com/office/word/2010/wordml" xmlns:w15="http://schemas.microsoft.com/office/word/2012/wordml" xmlns:w16se="http://schemas.microsoft.com/office/word/2015/wordml/symex" xmlns:wpg="http://schemas.microsoft.com/office/word/2010/wordprocessingGroup" xmlns:wpi="http://schemas.microsoft.com/office/word/2010/wordprocessingInk" xmlns:wne="http://schemas.microsoft.com/office/word/2006/wordml" xmlns:wps="http://schemas.microsoft.com/office/word/2010/wordprocessingShape" mc:Ignorable="w14 w15 w16se wp14">
   <w:p>
     <w:pPr>
       <w:pStyle w:val="a5"/>
@@ -15544,7 +14755,7 @@
 </file>
 
 <file path=word/numbering.xml><?xml version="1.0" encoding="utf-8"?>
-<w:numbering xmlns:wpc="http://schemas.microsoft.com/office/word/2010/wordprocessingCanvas" xmlns:cx="http://schemas.microsoft.com/office/drawing/2014/chartex" xmlns:cx1="http://schemas.microsoft.com/office/drawing/2015/9/8/chartex" xmlns:cx2="http://schemas.microsoft.com/office/drawing/2015/10/21/chartex" xmlns:cx3="http://schemas.microsoft.com/office/drawing/2016/5/9/chartex" xmlns:cx4="http://schemas.microsoft.com/office/drawing/2016/5/10/chartex" xmlns:cx5="http://schemas.microsoft.com/office/drawing/2016/5/11/chartex" xmlns:cx6="http://schemas.microsoft.com/office/drawing/2016/5/12/chartex" xmlns:cx7="http://schemas.microsoft.com/office/drawing/2016/5/13/chartex" xmlns:cx8="http://schemas.microsoft.com/office/drawing/2016/5/14/chartex" xmlns:mc="http://schemas.openxmlformats.org/markup-compatibility/2006" xmlns:aink="http://schemas.microsoft.com/office/drawing/2016/ink" xmlns:am3d="http://schemas.microsoft.com/office/drawing/2017/model3d" xmlns:o="urn:schemas-microsoft-com:office:office" xmlns:r="http://schemas.openxmlformats.org/officeDocument/2006/relationships" xmlns:m="http://schemas.openxmlformats.org/officeDocument/2006/math" xmlns:v="urn:schemas-microsoft-com:vml" xmlns:wp14="http://schemas.microsoft.com/office/word/2010/wordprocessingDrawing" xmlns:wp="http://schemas.openxmlformats.org/drawingml/2006/wordprocessingDrawing" xmlns:w10="urn:schemas-microsoft-com:office:word" xmlns:w="http://schemas.openxmlformats.org/wordprocessingml/2006/main" xmlns:w14="http://schemas.microsoft.com/office/word/2010/wordml" xmlns:w15="http://schemas.microsoft.com/office/word/2012/wordml" xmlns:w16cid="http://schemas.microsoft.com/office/word/2016/wordml/cid" xmlns:w16se="http://schemas.microsoft.com/office/word/2015/wordml/symex" xmlns:wpg="http://schemas.microsoft.com/office/word/2010/wordprocessingGroup" xmlns:wpi="http://schemas.microsoft.com/office/word/2010/wordprocessingInk" xmlns:wne="http://schemas.microsoft.com/office/word/2006/wordml" xmlns:wps="http://schemas.microsoft.com/office/word/2010/wordprocessingShape" mc:Ignorable="w14 w15 w16se w16cid wp14">
+<w:numbering xmlns:wpc="http://schemas.microsoft.com/office/word/2010/wordprocessingCanvas" xmlns:cx="http://schemas.microsoft.com/office/drawing/2014/chartex" xmlns:cx1="http://schemas.microsoft.com/office/drawing/2015/9/8/chartex" xmlns:mc="http://schemas.openxmlformats.org/markup-compatibility/2006" xmlns:o="urn:schemas-microsoft-com:office:office" xmlns:r="http://schemas.openxmlformats.org/officeDocument/2006/relationships" xmlns:m="http://schemas.openxmlformats.org/officeDocument/2006/math" xmlns:v="urn:schemas-microsoft-com:vml" xmlns:wp14="http://schemas.microsoft.com/office/word/2010/wordprocessingDrawing" xmlns:wp="http://schemas.openxmlformats.org/drawingml/2006/wordprocessingDrawing" xmlns:w10="urn:schemas-microsoft-com:office:word" xmlns:w="http://schemas.openxmlformats.org/wordprocessingml/2006/main" xmlns:w14="http://schemas.microsoft.com/office/word/2010/wordml" xmlns:w15="http://schemas.microsoft.com/office/word/2012/wordml" xmlns:w16se="http://schemas.microsoft.com/office/word/2015/wordml/symex" xmlns:wpg="http://schemas.microsoft.com/office/word/2010/wordprocessingGroup" xmlns:wpi="http://schemas.microsoft.com/office/word/2010/wordprocessingInk" xmlns:wne="http://schemas.microsoft.com/office/word/2006/wordml" xmlns:wps="http://schemas.microsoft.com/office/word/2010/wordprocessingShape" mc:Ignorable="w14 w15 w16se wp14">
   <w:abstractNum w:abstractNumId="0" w15:restartNumberingAfterBreak="0">
     <w:nsid w:val="22D32C23"/>
     <w:multiLevelType w:val="singleLevel"/>
@@ -15688,7 +14899,7 @@
 </file>
 
 <file path=word/styles.xml><?xml version="1.0" encoding="utf-8"?>
-<w:styles xmlns:mc="http://schemas.openxmlformats.org/markup-compatibility/2006" xmlns:r="http://schemas.openxmlformats.org/officeDocument/2006/relationships" xmlns:w="http://schemas.openxmlformats.org/wordprocessingml/2006/main" xmlns:w14="http://schemas.microsoft.com/office/word/2010/wordml" xmlns:w15="http://schemas.microsoft.com/office/word/2012/wordml" xmlns:w16cid="http://schemas.microsoft.com/office/word/2016/wordml/cid" xmlns:w16se="http://schemas.microsoft.com/office/word/2015/wordml/symex" mc:Ignorable="w14 w15 w16se w16cid">
+<w:styles xmlns:mc="http://schemas.openxmlformats.org/markup-compatibility/2006" xmlns:r="http://schemas.openxmlformats.org/officeDocument/2006/relationships" xmlns:w="http://schemas.openxmlformats.org/wordprocessingml/2006/main" xmlns:w14="http://schemas.microsoft.com/office/word/2010/wordml" xmlns:w15="http://schemas.microsoft.com/office/word/2012/wordml" xmlns:w16se="http://schemas.microsoft.com/office/word/2015/wordml/symex" mc:Ignorable="w14 w15 w16se">
   <w:docDefaults>
     <w:rPrDefault>
       <w:rPr>
@@ -15704,7 +14915,7 @@
       </w:pPr>
     </w:pPrDefault>
   </w:docDefaults>
-  <w:latentStyles w:defLockedState="0" w:defUIPriority="99" w:defSemiHidden="0" w:defUnhideWhenUsed="0" w:defQFormat="0" w:count="375">
+  <w:latentStyles w:defLockedState="0" w:defUIPriority="99" w:defSemiHidden="0" w:defUnhideWhenUsed="0" w:defQFormat="0" w:count="371">
     <w:lsdException w:name="Normal" w:uiPriority="0" w:qFormat="1"/>
     <w:lsdException w:name="heading 1" w:uiPriority="0" w:qFormat="1"/>
     <w:lsdException w:name="heading 2" w:semiHidden="1" w:uiPriority="9" w:unhideWhenUsed="1" w:qFormat="1"/>
@@ -16076,10 +15287,6 @@
     <w:lsdException w:name="List Table 5 Dark Accent 6" w:uiPriority="50"/>
     <w:lsdException w:name="List Table 6 Colorful Accent 6" w:uiPriority="51"/>
     <w:lsdException w:name="List Table 7 Colorful Accent 6" w:uiPriority="52"/>
-    <w:lsdException w:name="Mention" w:semiHidden="1" w:unhideWhenUsed="1"/>
-    <w:lsdException w:name="Smart Hyperlink" w:semiHidden="1" w:unhideWhenUsed="1"/>
-    <w:lsdException w:name="Hashtag" w:semiHidden="1" w:unhideWhenUsed="1"/>
-    <w:lsdException w:name="Unresolved Mention" w:semiHidden="1" w:unhideWhenUsed="1"/>
   </w:latentStyles>
   <w:style w:type="paragraph" w:default="1" w:styleId="a">
     <w:name w:val="Normal"/>
@@ -16470,11 +15677,16 @@
       </w:tblBorders>
     </w:tblPr>
   </w:style>
+  <w:style w:type="character" w:customStyle="1" w:styleId="rvts0">
+    <w:name w:val="rvts0"/>
+    <w:basedOn w:val="a0"/>
+    <w:rsid w:val="00A26DDB"/>
+  </w:style>
 </w:styles>
 </file>
 
 <file path=word/glossary/document.xml><?xml version="1.0" encoding="utf-8"?>
-<w:glossaryDocument xmlns:wpc="http://schemas.microsoft.com/office/word/2010/wordprocessingCanvas" xmlns:cx="http://schemas.microsoft.com/office/drawing/2014/chartex" xmlns:cx1="http://schemas.microsoft.com/office/drawing/2015/9/8/chartex" xmlns:cx2="http://schemas.microsoft.com/office/drawing/2015/10/21/chartex" xmlns:cx3="http://schemas.microsoft.com/office/drawing/2016/5/9/chartex" xmlns:cx4="http://schemas.microsoft.com/office/drawing/2016/5/10/chartex" xmlns:cx5="http://schemas.microsoft.com/office/drawing/2016/5/11/chartex" xmlns:cx6="http://schemas.microsoft.com/office/drawing/2016/5/12/chartex" xmlns:cx7="http://schemas.microsoft.com/office/drawing/2016/5/13/chartex" xmlns:cx8="http://schemas.microsoft.com/office/drawing/2016/5/14/chartex" xmlns:mc="http://schemas.openxmlformats.org/markup-compatibility/2006" xmlns:aink="http://schemas.microsoft.com/office/drawing/2016/ink" xmlns:am3d="http://schemas.microsoft.com/office/drawing/2017/model3d" xmlns:o="urn:schemas-microsoft-com:office:office" xmlns:r="http://schemas.openxmlformats.org/officeDocument/2006/relationships" xmlns:m="http://schemas.openxmlformats.org/officeDocument/2006/math" xmlns:v="urn:schemas-microsoft-com:vml" xmlns:wp14="http://schemas.microsoft.com/office/word/2010/wordprocessingDrawing" xmlns:wp="http://schemas.openxmlformats.org/drawingml/2006/wordprocessingDrawing" xmlns:w10="urn:schemas-microsoft-com:office:word" xmlns:w="http://schemas.openxmlformats.org/wordprocessingml/2006/main" xmlns:w14="http://schemas.microsoft.com/office/word/2010/wordml" xmlns:w15="http://schemas.microsoft.com/office/word/2012/wordml" xmlns:w16cid="http://schemas.microsoft.com/office/word/2016/wordml/cid" xmlns:w16se="http://schemas.microsoft.com/office/word/2015/wordml/symex" xmlns:wpg="http://schemas.microsoft.com/office/word/2010/wordprocessingGroup" xmlns:wpi="http://schemas.microsoft.com/office/word/2010/wordprocessingInk" xmlns:wne="http://schemas.microsoft.com/office/word/2006/wordml" xmlns:wps="http://schemas.microsoft.com/office/word/2010/wordprocessingShape" mc:Ignorable="w14 w15 w16se w16cid wp14">
+<w:glossaryDocument xmlns:wpc="http://schemas.microsoft.com/office/word/2010/wordprocessingCanvas" xmlns:cx="http://schemas.microsoft.com/office/drawing/2014/chartex" xmlns:cx1="http://schemas.microsoft.com/office/drawing/2015/9/8/chartex" xmlns:mc="http://schemas.openxmlformats.org/markup-compatibility/2006" xmlns:o="urn:schemas-microsoft-com:office:office" xmlns:r="http://schemas.openxmlformats.org/officeDocument/2006/relationships" xmlns:m="http://schemas.openxmlformats.org/officeDocument/2006/math" xmlns:v="urn:schemas-microsoft-com:vml" xmlns:wp14="http://schemas.microsoft.com/office/word/2010/wordprocessingDrawing" xmlns:wp="http://schemas.openxmlformats.org/drawingml/2006/wordprocessingDrawing" xmlns:w10="urn:schemas-microsoft-com:office:word" xmlns:w="http://schemas.openxmlformats.org/wordprocessingml/2006/main" xmlns:w14="http://schemas.microsoft.com/office/word/2010/wordml" xmlns:w15="http://schemas.microsoft.com/office/word/2012/wordml" xmlns:w16se="http://schemas.microsoft.com/office/word/2015/wordml/symex" xmlns:wpg="http://schemas.microsoft.com/office/word/2010/wordprocessingGroup" xmlns:wpi="http://schemas.microsoft.com/office/word/2010/wordprocessingInk" xmlns:wne="http://schemas.microsoft.com/office/word/2006/wordml" xmlns:wps="http://schemas.microsoft.com/office/word/2010/wordprocessingShape" mc:Ignorable="w14 w15 w16se wp14">
   <w:docParts>
     <w:docPart>
       <w:docPartPr>
@@ -17360,41 +16572,12 @@
         </w:p>
       </w:docPartBody>
     </w:docPart>
-    <w:docPart>
-      <w:docPartPr>
-        <w:name w:val="A85E8E2DD3D346A39EBC10A3E8F62B71"/>
-        <w:category>
-          <w:name w:val="Общие"/>
-          <w:gallery w:val="placeholder"/>
-        </w:category>
-        <w:types>
-          <w:type w:val="bbPlcHdr"/>
-        </w:types>
-        <w:behaviors>
-          <w:behavior w:val="content"/>
-        </w:behaviors>
-        <w:guid w:val="{EECE8368-B700-49C0-A65A-413491AA1672}"/>
-      </w:docPartPr>
-      <w:docPartBody>
-        <w:p>
-          <w:pPr>
-            <w:pStyle w:val="A85E8E2DD3D346A39EBC10A3E8F62B71"/>
-          </w:pPr>
-          <w:r>
-            <w:rPr>
-              <w:rStyle w:val="a3"/>
-            </w:rPr>
-            <w:t>Место для ввода текста.</w:t>
-          </w:r>
-        </w:p>
-      </w:docPartBody>
-    </w:docPart>
   </w:docParts>
 </w:glossaryDocument>
 </file>
 
 <file path=word/glossary/fontTable.xml><?xml version="1.0" encoding="utf-8"?>
-<w:fonts xmlns:mc="http://schemas.openxmlformats.org/markup-compatibility/2006" xmlns:r="http://schemas.openxmlformats.org/officeDocument/2006/relationships" xmlns:w="http://schemas.openxmlformats.org/wordprocessingml/2006/main" xmlns:w14="http://schemas.microsoft.com/office/word/2010/wordml" xmlns:w15="http://schemas.microsoft.com/office/word/2012/wordml" xmlns:w16cid="http://schemas.microsoft.com/office/word/2016/wordml/cid" xmlns:w16se="http://schemas.microsoft.com/office/word/2015/wordml/symex" mc:Ignorable="w14 w15 w16se w16cid">
+<w:fonts xmlns:mc="http://schemas.openxmlformats.org/markup-compatibility/2006" xmlns:r="http://schemas.openxmlformats.org/officeDocument/2006/relationships" xmlns:w="http://schemas.openxmlformats.org/wordprocessingml/2006/main" xmlns:w14="http://schemas.microsoft.com/office/word/2010/wordml" xmlns:w15="http://schemas.microsoft.com/office/word/2012/wordml" xmlns:w16se="http://schemas.microsoft.com/office/word/2015/wordml/symex" mc:Ignorable="w14 w15 w16se">
   <w:font w:name="Times New Roman">
     <w:panose1 w:val="02020603050405020304"/>
     <w:charset w:val="CC"/>
@@ -17407,15 +16590,16 @@
     <w:charset w:val="CC"/>
     <w:family w:val="swiss"/>
     <w:pitch w:val="variable"/>
-    <w:sig w:usb0="E0002EFF" w:usb1="C000247B" w:usb2="00000009" w:usb3="00000000" w:csb0="000001FF" w:csb1="00000000"/>
+    <w:sig w:usb0="E4002EFF" w:usb1="C000247B" w:usb2="00000009" w:usb3="00000000" w:csb0="000001FF" w:csb1="00000000"/>
   </w:font>
   <w:font w:name="MS Mincho">
-    <w:altName w:val="ＭＳ 明朝"/>
+    <w:altName w:val="Yu Gothic UI"/>
     <w:panose1 w:val="02020609040205080304"/>
     <w:charset w:val="80"/>
-    <w:family w:val="modern"/>
+    <w:family w:val="roman"/>
+    <w:notTrueType/>
     <w:pitch w:val="fixed"/>
-    <w:sig w:usb0="E00002FF" w:usb1="6AC7FDFB" w:usb2="08000012" w:usb3="00000000" w:csb0="0002009F" w:csb1="00000000"/>
+    <w:sig w:usb0="00000001" w:usb1="08070000" w:usb2="00000010" w:usb3="00000000" w:csb0="00020000" w:csb1="00000000"/>
   </w:font>
   <w:font w:name="Courier New">
     <w:panose1 w:val="02070309020205020404"/>
@@ -17465,15 +16649,16 @@
     <w:charset w:val="CC"/>
     <w:family w:val="swiss"/>
     <w:pitch w:val="variable"/>
-    <w:sig w:usb0="E0002AFF" w:usb1="C000247B" w:usb2="00000009" w:usb3="00000000" w:csb0="000001FF" w:csb1="00000000"/>
+    <w:sig w:usb0="E4002EFF" w:usb1="C000247B" w:usb2="00000009" w:usb3="00000000" w:csb0="000001FF" w:csb1="00000000"/>
   </w:font>
 </w:fonts>
 </file>
 
 <file path=word/glossary/settings.xml><?xml version="1.0" encoding="utf-8"?>
-<w:settings xmlns:mc="http://schemas.openxmlformats.org/markup-compatibility/2006" xmlns:o="urn:schemas-microsoft-com:office:office" xmlns:r="http://schemas.openxmlformats.org/officeDocument/2006/relationships" xmlns:m="http://schemas.openxmlformats.org/officeDocument/2006/math" xmlns:v="urn:schemas-microsoft-com:vml" xmlns:w10="urn:schemas-microsoft-com:office:word" xmlns:w="http://schemas.openxmlformats.org/wordprocessingml/2006/main" xmlns:w14="http://schemas.microsoft.com/office/word/2010/wordml" xmlns:w15="http://schemas.microsoft.com/office/word/2012/wordml" xmlns:w16cid="http://schemas.microsoft.com/office/word/2016/wordml/cid" xmlns:w16se="http://schemas.microsoft.com/office/word/2015/wordml/symex" xmlns:sl="http://schemas.openxmlformats.org/schemaLibrary/2006/main" mc:Ignorable="w14 w15 w16se w16cid">
+<w:settings xmlns:mc="http://schemas.openxmlformats.org/markup-compatibility/2006" xmlns:o="urn:schemas-microsoft-com:office:office" xmlns:r="http://schemas.openxmlformats.org/officeDocument/2006/relationships" xmlns:m="http://schemas.openxmlformats.org/officeDocument/2006/math" xmlns:v="urn:schemas-microsoft-com:vml" xmlns:w10="urn:schemas-microsoft-com:office:word" xmlns:w="http://schemas.openxmlformats.org/wordprocessingml/2006/main" xmlns:w14="http://schemas.microsoft.com/office/word/2010/wordml" xmlns:w15="http://schemas.microsoft.com/office/word/2012/wordml" xmlns:w16se="http://schemas.microsoft.com/office/word/2015/wordml/symex" xmlns:sl="http://schemas.openxmlformats.org/schemaLibrary/2006/main" mc:Ignorable="w14 w15 w16se">
   <w:view w:val="normal"/>
   <w:defaultTabStop w:val="720"/>
+  <w:hyphenationZone w:val="425"/>
   <w:characterSpacingControl w:val="doNotCompress"/>
   <w:compat>
     <w:useFELayout/>
@@ -17482,17 +16667,17 @@
     <w:compatSetting w:name="enableOpenTypeFeatures" w:uri="http://schemas.microsoft.com/office/word" w:val="1"/>
     <w:compatSetting w:name="doNotFlipMirrorIndents" w:uri="http://schemas.microsoft.com/office/word" w:val="1"/>
     <w:compatSetting w:name="differentiateMultirowTableHeaders" w:uri="http://schemas.microsoft.com/office/word" w:val="1"/>
-    <w:compatSetting w:name="useWord2013TrackBottomHyphenation" w:uri="http://schemas.microsoft.com/office/word" w:val="0"/>
   </w:compat>
   <w:rsids>
     <w:rsidRoot w:val="00316F4C"/>
     <w:rsid w:val="00316F4C"/>
     <w:rsid w:val="003802D9"/>
-    <w:rsid w:val="005052E2"/>
     <w:rsid w:val="00516E87"/>
     <w:rsid w:val="00CA4EFD"/>
     <w:rsid w:val="00CF6F03"/>
     <w:rsid w:val="00D77317"/>
+    <w:rsid w:val="00E5070E"/>
+    <w:rsid w:val="00FB2AE1"/>
   </w:rsids>
   <m:mathPr>
     <m:mathFont m:val="Cambria Math"/>
@@ -17507,7 +16692,7 @@
     <m:intLim m:val="subSup"/>
     <m:naryLim m:val="undOvr"/>
   </m:mathPr>
-  <w:themeFontLang w:val="ru-UA"/>
+  <w:themeFontLang w:val="ru-RU"/>
   <w:clrSchemeMapping w:bg1="light1" w:t1="dark1" w:bg2="light2" w:t2="dark2" w:accent1="accent1" w:accent2="accent2" w:accent3="accent3" w:accent4="accent4" w:accent5="accent5" w:accent6="accent6" w:hyperlink="hyperlink" w:followedHyperlink="followedHyperlink"/>
   <w:decimalSymbol w:val=","/>
   <w:listSeparator w:val=";"/>
@@ -17516,14 +16701,14 @@
 </file>
 
 <file path=word/glossary/styles.xml><?xml version="1.0" encoding="utf-8"?>
-<w:styles xmlns:mc="http://schemas.openxmlformats.org/markup-compatibility/2006" xmlns:r="http://schemas.openxmlformats.org/officeDocument/2006/relationships" xmlns:w="http://schemas.openxmlformats.org/wordprocessingml/2006/main" xmlns:w14="http://schemas.microsoft.com/office/word/2010/wordml" xmlns:w15="http://schemas.microsoft.com/office/word/2012/wordml" xmlns:w16cid="http://schemas.microsoft.com/office/word/2016/wordml/cid" xmlns:w16se="http://schemas.microsoft.com/office/word/2015/wordml/symex" mc:Ignorable="w14 w15 w16se w16cid">
+<w:styles xmlns:mc="http://schemas.openxmlformats.org/markup-compatibility/2006" xmlns:r="http://schemas.openxmlformats.org/officeDocument/2006/relationships" xmlns:w="http://schemas.openxmlformats.org/wordprocessingml/2006/main" xmlns:w14="http://schemas.microsoft.com/office/word/2010/wordml" xmlns:w15="http://schemas.microsoft.com/office/word/2012/wordml" xmlns:w16se="http://schemas.microsoft.com/office/word/2015/wordml/symex" mc:Ignorable="w14 w15 w16se">
   <w:docDefaults>
     <w:rPrDefault>
       <w:rPr>
         <w:rFonts w:asciiTheme="minorHAnsi" w:eastAsiaTheme="minorEastAsia" w:hAnsiTheme="minorHAnsi" w:cstheme="minorBidi"/>
         <w:sz w:val="22"/>
         <w:szCs w:val="22"/>
-        <w:lang w:val="ru-UA" w:eastAsia="ru-UA" w:bidi="ar-SA"/>
+        <w:lang w:bidi="ar-SA"/>
       </w:rPr>
     </w:rPrDefault>
     <w:pPrDefault>
@@ -17532,7 +16717,7 @@
       </w:pPr>
     </w:pPrDefault>
   </w:docDefaults>
-  <w:latentStyles w:defLockedState="0" w:defUIPriority="99" w:defSemiHidden="0" w:defUnhideWhenUsed="0" w:defQFormat="0" w:count="375">
+  <w:latentStyles w:defLockedState="0" w:defUIPriority="99" w:defSemiHidden="0" w:defUnhideWhenUsed="0" w:defQFormat="0" w:count="371">
     <w:lsdException w:name="Normal" w:uiPriority="0" w:qFormat="1"/>
     <w:lsdException w:name="heading 1" w:uiPriority="9" w:qFormat="1"/>
     <w:lsdException w:name="heading 2" w:semiHidden="1" w:uiPriority="9" w:unhideWhenUsed="1" w:qFormat="1"/>
@@ -17904,10 +17089,6 @@
     <w:lsdException w:name="List Table 5 Dark Accent 6" w:uiPriority="50"/>
     <w:lsdException w:name="List Table 6 Colorful Accent 6" w:uiPriority="51"/>
     <w:lsdException w:name="List Table 7 Colorful Accent 6" w:uiPriority="52"/>
-    <w:lsdException w:name="Mention" w:semiHidden="1" w:unhideWhenUsed="1"/>
-    <w:lsdException w:name="Smart Hyperlink" w:semiHidden="1" w:unhideWhenUsed="1"/>
-    <w:lsdException w:name="Hashtag" w:semiHidden="1" w:unhideWhenUsed="1"/>
-    <w:lsdException w:name="Unresolved Mention" w:semiHidden="1" w:unhideWhenUsed="1"/>
   </w:latentStyles>
   <w:style w:type="paragraph" w:default="1" w:styleId="a">
     <w:name w:val="Normal"/>
@@ -18090,7 +17271,7 @@
 </file>
 
 <file path=word/glossary/webSettings.xml><?xml version="1.0" encoding="utf-8"?>
-<w:webSettings xmlns:mc="http://schemas.openxmlformats.org/markup-compatibility/2006" xmlns:r="http://schemas.openxmlformats.org/officeDocument/2006/relationships" xmlns:w="http://schemas.openxmlformats.org/wordprocessingml/2006/main" xmlns:w14="http://schemas.microsoft.com/office/word/2010/wordml" xmlns:w15="http://schemas.microsoft.com/office/word/2012/wordml" xmlns:w16cid="http://schemas.microsoft.com/office/word/2016/wordml/cid" xmlns:w16se="http://schemas.microsoft.com/office/word/2015/wordml/symex" mc:Ignorable="w14 w15 w16se w16cid">
+<w:webSettings xmlns:mc="http://schemas.openxmlformats.org/markup-compatibility/2006" xmlns:r="http://schemas.openxmlformats.org/officeDocument/2006/relationships" xmlns:w="http://schemas.openxmlformats.org/wordprocessingml/2006/main" xmlns:w14="http://schemas.microsoft.com/office/word/2010/wordml" xmlns:w15="http://schemas.microsoft.com/office/word/2012/wordml" xmlns:w16se="http://schemas.microsoft.com/office/word/2015/wordml/symex" mc:Ignorable="w14 w15 w16se">
   <w:optimizeForBrowser/>
   <w:allowPNG/>
 </w:webSettings>

--- a/Launcher/Templates/F_ТИПОВИЙ ДОГОВІР Р ГО УААСП.docx
+++ b/Launcher/Templates/F_ТИПОВИЙ ДОГОВІР Р ГО УААСП.docx
@@ -1,6 +1,6 @@
 
 <file path=word/document.xml><?xml version="1.0" encoding="utf-8"?>
-<w:document xmlns:wpc="http://schemas.microsoft.com/office/word/2010/wordprocessingCanvas" xmlns:cx="http://schemas.microsoft.com/office/drawing/2014/chartex" xmlns:cx1="http://schemas.microsoft.com/office/drawing/2015/9/8/chartex" xmlns:mc="http://schemas.openxmlformats.org/markup-compatibility/2006" xmlns:o="urn:schemas-microsoft-com:office:office" xmlns:r="http://schemas.openxmlformats.org/officeDocument/2006/relationships" xmlns:m="http://schemas.openxmlformats.org/officeDocument/2006/math" xmlns:v="urn:schemas-microsoft-com:vml" xmlns:wp14="http://schemas.microsoft.com/office/word/2010/wordprocessingDrawing" xmlns:wp="http://schemas.openxmlformats.org/drawingml/2006/wordprocessingDrawing" xmlns:w10="urn:schemas-microsoft-com:office:word" xmlns:w="http://schemas.openxmlformats.org/wordprocessingml/2006/main" xmlns:w14="http://schemas.microsoft.com/office/word/2010/wordml" xmlns:w15="http://schemas.microsoft.com/office/word/2012/wordml" xmlns:w16se="http://schemas.microsoft.com/office/word/2015/wordml/symex" xmlns:wpg="http://schemas.microsoft.com/office/word/2010/wordprocessingGroup" xmlns:wpi="http://schemas.microsoft.com/office/word/2010/wordprocessingInk" xmlns:wne="http://schemas.microsoft.com/office/word/2006/wordml" xmlns:wps="http://schemas.microsoft.com/office/word/2010/wordprocessingShape" mc:Ignorable="w14 w15 w16se wp14">
+<w:document xmlns:wpc="http://schemas.microsoft.com/office/word/2010/wordprocessingCanvas" xmlns:cx="http://schemas.microsoft.com/office/drawing/2014/chartex" xmlns:cx1="http://schemas.microsoft.com/office/drawing/2015/9/8/chartex" xmlns:cx2="http://schemas.microsoft.com/office/drawing/2015/10/21/chartex" xmlns:cx3="http://schemas.microsoft.com/office/drawing/2016/5/9/chartex" xmlns:cx4="http://schemas.microsoft.com/office/drawing/2016/5/10/chartex" xmlns:cx5="http://schemas.microsoft.com/office/drawing/2016/5/11/chartex" xmlns:cx6="http://schemas.microsoft.com/office/drawing/2016/5/12/chartex" xmlns:cx7="http://schemas.microsoft.com/office/drawing/2016/5/13/chartex" xmlns:cx8="http://schemas.microsoft.com/office/drawing/2016/5/14/chartex" xmlns:mc="http://schemas.openxmlformats.org/markup-compatibility/2006" xmlns:aink="http://schemas.microsoft.com/office/drawing/2016/ink" xmlns:am3d="http://schemas.microsoft.com/office/drawing/2017/model3d" xmlns:o="urn:schemas-microsoft-com:office:office" xmlns:oel="http://schemas.microsoft.com/office/2019/extlst" xmlns:r="http://schemas.openxmlformats.org/officeDocument/2006/relationships" xmlns:m="http://schemas.openxmlformats.org/officeDocument/2006/math" xmlns:v="urn:schemas-microsoft-com:vml" xmlns:wp14="http://schemas.microsoft.com/office/word/2010/wordprocessingDrawing" xmlns:wp="http://schemas.openxmlformats.org/drawingml/2006/wordprocessingDrawing" xmlns:w10="urn:schemas-microsoft-com:office:word" xmlns:w="http://schemas.openxmlformats.org/wordprocessingml/2006/main" xmlns:w14="http://schemas.microsoft.com/office/word/2010/wordml" xmlns:w15="http://schemas.microsoft.com/office/word/2012/wordml" xmlns:w16cex="http://schemas.microsoft.com/office/word/2018/wordml/cex" xmlns:w16cid="http://schemas.microsoft.com/office/word/2016/wordml/cid" xmlns:w16="http://schemas.microsoft.com/office/word/2018/wordml" xmlns:w16sdtdh="http://schemas.microsoft.com/office/word/2020/wordml/sdtdatahash" xmlns:w16se="http://schemas.microsoft.com/office/word/2015/wordml/symex" xmlns:wpg="http://schemas.microsoft.com/office/word/2010/wordprocessingGroup" xmlns:wpi="http://schemas.microsoft.com/office/word/2010/wordprocessingInk" xmlns:wne="http://schemas.microsoft.com/office/word/2006/wordml" xmlns:wps="http://schemas.microsoft.com/office/word/2010/wordprocessingShape" mc:Ignorable="w14 w15 w16se w16cid w16 w16cex w16sdtdh wp14">
   <w:body>
     <w:p>
       <w:pPr>
@@ -42,7 +42,7 @@
     </w:p>
     <w:p>
       <w:pPr>
-        <w:pStyle w:val="1"/>
+        <w:pStyle w:val="Heading1"/>
         <w:ind w:right="-284" w:firstLine="426"/>
         <w:jc w:val="center"/>
         <w:rPr>
@@ -85,11 +85,10 @@
           <w15:appearance w15:val="tags"/>
           <w:text/>
         </w:sdtPr>
-        <w:sdtEndPr/>
         <w:sdtContent>
           <w:r>
             <w:rPr>
-              <w:rStyle w:val="af0"/>
+              <w:rStyle w:val="PlaceholderText"/>
             </w:rPr>
             <w:t>Место для ввода текста.</w:t>
           </w:r>
@@ -106,7 +105,7 @@
     </w:p>
     <w:p>
       <w:pPr>
-        <w:pStyle w:val="1"/>
+        <w:pStyle w:val="Heading1"/>
         <w:ind w:right="-284" w:firstLine="426"/>
         <w:jc w:val="center"/>
         <w:rPr>
@@ -139,11 +138,10 @@
           <w15:appearance w15:val="tags"/>
           <w:text/>
         </w:sdtPr>
-        <w:sdtEndPr/>
         <w:sdtContent>
           <w:r>
             <w:rPr>
-              <w:rStyle w:val="af0"/>
+              <w:rStyle w:val="PlaceholderText"/>
             </w:rPr>
             <w:t>Место для ввода текста.</w:t>
           </w:r>
@@ -161,7 +159,7 @@
     </w:p>
     <w:p>
       <w:pPr>
-        <w:pStyle w:val="2"/>
+        <w:pStyle w:val="BodyText2"/>
         <w:ind w:right="-1" w:firstLine="426"/>
         <w:rPr>
           <w:lang w:val="uk-UA"/>
@@ -170,7 +168,7 @@
     </w:p>
     <w:p>
       <w:pPr>
-        <w:pStyle w:val="2"/>
+        <w:pStyle w:val="BodyText2"/>
         <w:ind w:firstLine="0"/>
         <w:rPr>
           <w:sz w:val="22"/>
@@ -205,41 +203,19 @@
           <w:b/>
           <w:lang w:val="uk-UA"/>
         </w:rPr>
-        <w:t xml:space="preserve"> Генерального директора </w:t>
-      </w:r>
-      <w:proofErr w:type="spellStart"/>
+        <w:t xml:space="preserve"> Генерального директора Харчишина Валерія Володимировича</w:t>
+      </w:r>
+      <w:r>
+        <w:rPr>
+          <w:lang w:val="uk-UA"/>
+        </w:rPr>
+        <w:t>, що діє на підставі Статуту</w:t>
+      </w:r>
       <w:r>
         <w:rPr>
           <w:b/>
           <w:lang w:val="uk-UA"/>
         </w:rPr>
-        <w:t>Харчишина</w:t>
-      </w:r>
-      <w:proofErr w:type="spellEnd"/>
-      <w:r>
-        <w:rPr>
-          <w:b/>
-          <w:lang w:val="uk-UA"/>
-        </w:rPr>
-        <w:t xml:space="preserve"> Валерія Володимировича</w:t>
-      </w:r>
-      <w:r>
-        <w:rPr>
-          <w:lang w:val="uk-UA"/>
-        </w:rPr>
-        <w:t>, що діє на підставі Статут</w:t>
-      </w:r>
-      <w:r>
-        <w:rPr>
-          <w:lang w:val="uk-UA"/>
-        </w:rPr>
-        <w:t>у</w:t>
-      </w:r>
-      <w:r>
-        <w:rPr>
-          <w:b/>
-          <w:lang w:val="uk-UA"/>
-        </w:rPr>
         <w:t xml:space="preserve">, </w:t>
       </w:r>
       <w:r>
@@ -257,7 +233,7 @@
     </w:p>
     <w:p>
       <w:pPr>
-        <w:pStyle w:val="2"/>
+        <w:pStyle w:val="BodyText2"/>
         <w:ind w:right="-1" w:firstLine="0"/>
         <w:rPr>
           <w:bCs/>
@@ -310,11 +286,10 @@
           <w15:appearance w15:val="tags"/>
           <w:text/>
         </w:sdtPr>
-        <w:sdtEndPr/>
         <w:sdtContent>
           <w:r>
             <w:rPr>
-              <w:rStyle w:val="af0"/>
+              <w:rStyle w:val="PlaceholderText"/>
               <w:lang w:val="uk-UA"/>
             </w:rPr>
             <w:t>Место для ввода текста.</w:t>
@@ -348,11 +323,10 @@
           <w15:appearance w15:val="tags"/>
           <w:text/>
         </w:sdtPr>
-        <w:sdtEndPr/>
         <w:sdtContent>
           <w:r>
             <w:rPr>
-              <w:rStyle w:val="af0"/>
+              <w:rStyle w:val="PlaceholderText"/>
               <w:lang w:val="uk-UA"/>
             </w:rPr>
             <w:t>Место для ввода текста.</w:t>
@@ -409,11 +383,10 @@
           <w15:appearance w15:val="tags"/>
           <w:text/>
         </w:sdtPr>
-        <w:sdtEndPr/>
         <w:sdtContent>
           <w:r>
             <w:rPr>
-              <w:rStyle w:val="af0"/>
+              <w:rStyle w:val="PlaceholderText"/>
               <w:lang w:val="uk-UA"/>
             </w:rPr>
             <w:t>Место для ввода текста.</w:t>
@@ -444,11 +417,10 @@
           <w15:appearance w15:val="tags"/>
           <w:text/>
         </w:sdtPr>
-        <w:sdtEndPr/>
         <w:sdtContent>
           <w:r>
             <w:rPr>
-              <w:rStyle w:val="af0"/>
+              <w:rStyle w:val="PlaceholderText"/>
               <w:rFonts w:eastAsia="Calibri"/>
               <w:b/>
               <w:lang w:val="uk-UA"/>
@@ -483,11 +455,10 @@
           <w15:appearance w15:val="tags"/>
           <w:text/>
         </w:sdtPr>
-        <w:sdtEndPr/>
         <w:sdtContent>
           <w:r>
             <w:rPr>
-              <w:rStyle w:val="af0"/>
+              <w:rStyle w:val="PlaceholderText"/>
               <w:lang w:val="uk-UA"/>
             </w:rPr>
             <w:t>Место для ввода текста.</w:t>
@@ -518,11 +489,10 @@
           <w15:appearance w15:val="tags"/>
           <w:text/>
         </w:sdtPr>
-        <w:sdtEndPr/>
         <w:sdtContent>
           <w:r>
             <w:rPr>
-              <w:rStyle w:val="af0"/>
+              <w:rStyle w:val="PlaceholderText"/>
               <w:rFonts w:eastAsia="Calibri"/>
               <w:b/>
               <w:lang w:val="uk-UA"/>
@@ -550,7 +520,7 @@
     </w:p>
     <w:p>
       <w:pPr>
-        <w:pStyle w:val="2"/>
+        <w:pStyle w:val="BodyText2"/>
         <w:ind w:right="-1" w:firstLine="426"/>
         <w:rPr>
           <w:lang w:val="uk-UA"/>
@@ -559,7 +529,7 @@
     </w:p>
     <w:p>
       <w:pPr>
-        <w:pStyle w:val="a3"/>
+        <w:pStyle w:val="BodyText"/>
         <w:ind w:right="-284" w:firstLine="426"/>
         <w:jc w:val="center"/>
         <w:rPr>
@@ -583,7 +553,7 @@
     </w:p>
     <w:p>
       <w:pPr>
-        <w:pStyle w:val="a3"/>
+        <w:pStyle w:val="BodyText"/>
         <w:spacing w:after="120"/>
         <w:ind w:right="-284" w:firstLine="426"/>
         <w:jc w:val="center"/>
@@ -608,7 +578,7 @@
     </w:p>
     <w:p>
       <w:pPr>
-        <w:pStyle w:val="a3"/>
+        <w:pStyle w:val="BodyText"/>
         <w:spacing w:line="276" w:lineRule="auto"/>
         <w:ind w:right="0" w:firstLine="426"/>
         <w:rPr>
@@ -669,7 +639,7 @@
     </w:p>
     <w:p>
       <w:pPr>
-        <w:pStyle w:val="a3"/>
+        <w:pStyle w:val="BodyText"/>
         <w:spacing w:line="276" w:lineRule="auto"/>
         <w:ind w:right="0" w:firstLine="426"/>
         <w:rPr>
@@ -699,7 +669,7 @@
     </w:p>
     <w:p>
       <w:pPr>
-        <w:pStyle w:val="a3"/>
+        <w:pStyle w:val="BodyText"/>
         <w:spacing w:line="276" w:lineRule="auto"/>
         <w:ind w:right="0" w:firstLine="426"/>
         <w:rPr>
@@ -729,7 +699,7 @@
     </w:p>
     <w:p>
       <w:pPr>
-        <w:pStyle w:val="a3"/>
+        <w:pStyle w:val="BodyText"/>
         <w:spacing w:line="276" w:lineRule="auto"/>
         <w:ind w:right="0" w:firstLine="426"/>
         <w:rPr>
@@ -759,7 +729,7 @@
     </w:p>
     <w:p>
       <w:pPr>
-        <w:pStyle w:val="a3"/>
+        <w:pStyle w:val="BodyText"/>
         <w:spacing w:line="276" w:lineRule="auto"/>
         <w:ind w:right="0" w:firstLine="426"/>
         <w:rPr>
@@ -843,7 +813,7 @@
       <w:hyperlink r:id="rId7" w:history="1">
         <w:r>
           <w:rPr>
-            <w:rStyle w:val="af"/>
+            <w:rStyle w:val="Hyperlink"/>
             <w:b w:val="0"/>
             <w:sz w:val="20"/>
             <w:szCs w:val="20"/>
@@ -921,7 +891,7 @@
     </w:p>
     <w:p>
       <w:pPr>
-        <w:pStyle w:val="a3"/>
+        <w:pStyle w:val="BodyText"/>
         <w:ind w:right="0" w:firstLine="426"/>
         <w:rPr>
           <w:b/>
@@ -935,7 +905,7 @@
     </w:p>
     <w:p>
       <w:pPr>
-        <w:pStyle w:val="a3"/>
+        <w:pStyle w:val="BodyText"/>
         <w:spacing w:after="120"/>
         <w:ind w:right="-284"/>
         <w:jc w:val="center"/>
@@ -960,7 +930,7 @@
     </w:p>
     <w:p>
       <w:pPr>
-        <w:pStyle w:val="a3"/>
+        <w:pStyle w:val="BodyText"/>
         <w:spacing w:after="120"/>
         <w:ind w:right="-1" w:firstLine="426"/>
         <w:rPr>
@@ -983,25 +953,7 @@
           <w:szCs w:val="20"/>
           <w:lang w:val="uk-UA"/>
         </w:rPr>
-        <w:t xml:space="preserve">ГО УААСП від свого імені та в інтересах </w:t>
-      </w:r>
-      <w:proofErr w:type="spellStart"/>
-      <w:r>
-        <w:rPr>
-          <w:sz w:val="20"/>
-          <w:szCs w:val="20"/>
-          <w:lang w:val="uk-UA"/>
-        </w:rPr>
-        <w:t>cуб`єктів</w:t>
-      </w:r>
-      <w:proofErr w:type="spellEnd"/>
-      <w:r>
-        <w:rPr>
-          <w:sz w:val="20"/>
-          <w:szCs w:val="20"/>
-          <w:lang w:val="uk-UA"/>
-        </w:rPr>
-        <w:t xml:space="preserve"> авторського права (правовласників), включаючи зарубіжних, надає Користувачеві на умовах, визначених цим Договором, право /невиключну ліцензію/ на публічне сповіщення шляхом передачі в ефір творів з каталогу ГО УААСП на території *</w:t>
+        <w:t>ГО УААСП від свого імені та в інтересах cуб`єктів авторського права (правовласників), включаючи зарубіжних, надає Користувачеві на умовах, визначених цим Договором, право /невиключну ліцензію/ на публічне сповіщення шляхом передачі в ефір творів з каталогу ГО УААСП на території *</w:t>
       </w:r>
       <w:r>
         <w:rPr>
@@ -1030,11 +982,10 @@
           <w:docPartGallery w:val="Tables"/>
         </w:docPartList>
       </w:sdtPr>
-      <w:sdtEndPr/>
       <w:sdtContent>
         <w:p>
           <w:pPr>
-            <w:pStyle w:val="a3"/>
+            <w:pStyle w:val="BodyText"/>
             <w:ind w:right="-1" w:firstLine="426"/>
             <w:rPr>
               <w:sz w:val="20"/>
@@ -1081,7 +1032,7 @@
               </w:tcPr>
               <w:p>
                 <w:pPr>
-                  <w:pStyle w:val="a3"/>
+                  <w:pStyle w:val="BodyText"/>
                   <w:ind w:right="-141"/>
                   <w:rPr>
                     <w:rFonts w:ascii="Verdana" w:hAnsi="Verdana" w:cs="Times New Roman CYR"/>
@@ -1149,7 +1100,7 @@
               </w:tcPr>
               <w:p>
                 <w:pPr>
-                  <w:pStyle w:val="a3"/>
+                  <w:pStyle w:val="BodyText"/>
                   <w:ind w:left="-142" w:right="0" w:firstLine="142"/>
                   <w:jc w:val="center"/>
                   <w:rPr>
@@ -1211,7 +1162,7 @@
               </w:tcPr>
               <w:p>
                 <w:pPr>
-                  <w:pStyle w:val="a3"/>
+                  <w:pStyle w:val="BodyText"/>
                   <w:ind w:right="-141"/>
                   <w:jc w:val="center"/>
                   <w:rPr>
@@ -1248,7 +1199,7 @@
         </w:tbl>
         <w:p>
           <w:pPr>
-            <w:pStyle w:val="a3"/>
+            <w:pStyle w:val="BodyText"/>
             <w:ind w:right="-1" w:firstLine="426"/>
             <w:rPr>
               <w:sz w:val="20"/>
@@ -1261,7 +1212,7 @@
     </w:sdt>
     <w:p>
       <w:pPr>
-        <w:pStyle w:val="a3"/>
+        <w:pStyle w:val="BodyText"/>
         <w:ind w:right="-1" w:firstLine="426"/>
         <w:rPr>
           <w:sz w:val="20"/>
@@ -1272,7 +1223,7 @@
     </w:p>
     <w:p>
       <w:pPr>
-        <w:pStyle w:val="a3"/>
+        <w:pStyle w:val="BodyText"/>
         <w:ind w:right="-1" w:firstLine="426"/>
         <w:rPr>
           <w:sz w:val="20"/>
@@ -1291,7 +1242,7 @@
     </w:p>
     <w:p>
       <w:pPr>
-        <w:pStyle w:val="a3"/>
+        <w:pStyle w:val="BodyText"/>
         <w:ind w:right="-1" w:firstLine="426"/>
         <w:rPr>
           <w:sz w:val="20"/>
@@ -1302,7 +1253,7 @@
     </w:p>
     <w:p>
       <w:pPr>
-        <w:pStyle w:val="a3"/>
+        <w:pStyle w:val="BodyText"/>
         <w:ind w:right="-1" w:firstLine="426"/>
         <w:rPr>
           <w:sz w:val="20"/>
@@ -1337,7 +1288,7 @@
     </w:p>
     <w:p>
       <w:pPr>
-        <w:pStyle w:val="a3"/>
+        <w:pStyle w:val="BodyText"/>
         <w:spacing w:line="276" w:lineRule="auto"/>
         <w:ind w:right="-1" w:firstLine="426"/>
         <w:rPr>
@@ -1366,7 +1317,7 @@
     </w:p>
     <w:p>
       <w:pPr>
-        <w:pStyle w:val="a3"/>
+        <w:pStyle w:val="BodyText"/>
         <w:spacing w:line="276" w:lineRule="auto"/>
         <w:ind w:right="-284" w:firstLine="426"/>
         <w:rPr>
@@ -1386,7 +1337,7 @@
     </w:p>
     <w:p>
       <w:pPr>
-        <w:pStyle w:val="a3"/>
+        <w:pStyle w:val="BodyText"/>
         <w:spacing w:line="276" w:lineRule="auto"/>
         <w:ind w:right="-284" w:firstLine="426"/>
         <w:rPr>
@@ -1406,7 +1357,7 @@
     </w:p>
     <w:p>
       <w:pPr>
-        <w:pStyle w:val="a3"/>
+        <w:pStyle w:val="BodyText"/>
         <w:spacing w:line="276" w:lineRule="auto"/>
         <w:ind w:right="-284" w:firstLine="426"/>
         <w:rPr>
@@ -1426,7 +1377,7 @@
     </w:p>
     <w:p>
       <w:pPr>
-        <w:pStyle w:val="a3"/>
+        <w:pStyle w:val="BodyText"/>
         <w:tabs>
           <w:tab w:val="left" w:pos="10065"/>
         </w:tabs>
@@ -1449,7 +1400,7 @@
     </w:p>
     <w:p>
       <w:pPr>
-        <w:pStyle w:val="a3"/>
+        <w:pStyle w:val="BodyText"/>
         <w:spacing w:line="276" w:lineRule="auto"/>
         <w:ind w:right="-1" w:firstLine="426"/>
         <w:rPr>
@@ -1464,30 +1415,12 @@
           <w:szCs w:val="20"/>
           <w:lang w:val="uk-UA"/>
         </w:rPr>
-        <w:t xml:space="preserve">г) передачу в ефір оприлюднених літературних (музично-літературних, літературно-драматичних композицій), драматичних, музично-драматичних творів, а також музичних творів, спеціально створених для супроводження драматичних творів, якщо вказані твори </w:t>
-      </w:r>
-      <w:proofErr w:type="spellStart"/>
-      <w:r>
-        <w:rPr>
-          <w:sz w:val="20"/>
-          <w:szCs w:val="20"/>
-          <w:lang w:val="uk-UA"/>
-        </w:rPr>
-        <w:t>сповіщуються</w:t>
-      </w:r>
-      <w:proofErr w:type="spellEnd"/>
-      <w:r>
-        <w:rPr>
-          <w:sz w:val="20"/>
-          <w:szCs w:val="20"/>
-          <w:lang w:val="uk-UA"/>
-        </w:rPr>
-        <w:t xml:space="preserve"> повністю (в тому числі частинами з продовженням) або частково (частини). </w:t>
-      </w:r>
-    </w:p>
-    <w:p>
-      <w:pPr>
-        <w:pStyle w:val="a3"/>
+        <w:t xml:space="preserve">г) передачу в ефір оприлюднених літературних (музично-літературних, літературно-драматичних композицій), драматичних, музично-драматичних творів, а також музичних творів, спеціально створених для супроводження драматичних творів, якщо вказані твори сповіщуються повністю (в тому числі частинами з продовженням) або частково (частини). </w:t>
+      </w:r>
+    </w:p>
+    <w:p>
+      <w:pPr>
+        <w:pStyle w:val="BodyText"/>
         <w:spacing w:line="276" w:lineRule="auto"/>
         <w:ind w:right="-1" w:firstLine="426"/>
         <w:rPr>
@@ -1507,7 +1440,7 @@
     </w:p>
     <w:p>
       <w:pPr>
-        <w:pStyle w:val="a3"/>
+        <w:pStyle w:val="BodyText"/>
         <w:spacing w:line="276" w:lineRule="auto"/>
         <w:ind w:right="-1" w:firstLine="426"/>
         <w:rPr>
@@ -1527,7 +1460,7 @@
     </w:p>
     <w:p>
       <w:pPr>
-        <w:pStyle w:val="a3"/>
+        <w:pStyle w:val="BodyText"/>
         <w:spacing w:line="276" w:lineRule="auto"/>
         <w:ind w:right="-284" w:firstLine="426"/>
         <w:rPr>
@@ -1547,7 +1480,7 @@
     </w:p>
     <w:p>
       <w:pPr>
-        <w:pStyle w:val="a3"/>
+        <w:pStyle w:val="BodyText"/>
         <w:ind w:right="0" w:firstLine="426"/>
         <w:rPr>
           <w:sz w:val="20"/>
@@ -1630,11 +1563,10 @@
           <w15:appearance w15:val="tags"/>
           <w:text/>
         </w:sdtPr>
-        <w:sdtEndPr/>
         <w:sdtContent>
           <w:r>
             <w:rPr>
-              <w:rStyle w:val="af0"/>
+              <w:rStyle w:val="PlaceholderText"/>
               <w:lang w:val="uk-UA"/>
             </w:rPr>
             <w:t>Место для ввода текста.</w:t>
@@ -1672,11 +1604,10 @@
           <w15:appearance w15:val="tags"/>
           <w:text/>
         </w:sdtPr>
-        <w:sdtEndPr/>
         <w:sdtContent>
           <w:r>
             <w:rPr>
-              <w:rStyle w:val="af0"/>
+              <w:rStyle w:val="PlaceholderText"/>
               <w:lang w:val="uk-UA"/>
             </w:rPr>
             <w:t>Место для ввода текста.</w:t>
@@ -1768,11 +1699,10 @@
           <w15:appearance w15:val="tags"/>
           <w:text/>
         </w:sdtPr>
-        <w:sdtEndPr/>
         <w:sdtContent>
           <w:r>
             <w:rPr>
-              <w:rStyle w:val="af0"/>
+              <w:rStyle w:val="PlaceholderText"/>
               <w:lang w:val="uk-UA"/>
             </w:rPr>
             <w:t>Место для ввода текста.</w:t>
@@ -1816,11 +1746,10 @@
           <w15:appearance w15:val="tags"/>
           <w:text/>
         </w:sdtPr>
-        <w:sdtEndPr/>
         <w:sdtContent>
           <w:r>
             <w:rPr>
-              <w:rStyle w:val="af0"/>
+              <w:rStyle w:val="PlaceholderText"/>
               <w:lang w:val="uk-UA"/>
             </w:rPr>
             <w:t>Место для ввода текста.</w:t>
@@ -1865,11 +1794,10 @@
           <w15:appearance w15:val="tags"/>
           <w:text/>
         </w:sdtPr>
-        <w:sdtEndPr/>
         <w:sdtContent>
           <w:r>
             <w:rPr>
-              <w:rStyle w:val="af0"/>
+              <w:rStyle w:val="PlaceholderText"/>
               <w:lang w:val="uk-UA"/>
             </w:rPr>
             <w:t>Место для ввода текста.</w:t>
@@ -1914,11 +1842,10 @@
           <w15:appearance w15:val="tags"/>
           <w:text/>
         </w:sdtPr>
-        <w:sdtEndPr/>
         <w:sdtContent>
           <w:r>
             <w:rPr>
-              <w:rStyle w:val="af0"/>
+              <w:rStyle w:val="PlaceholderText"/>
               <w:lang w:val="uk-UA"/>
             </w:rPr>
             <w:t>Место для ввода текста.</w:t>
@@ -1937,7 +1864,7 @@
     </w:p>
     <w:p>
       <w:pPr>
-        <w:pStyle w:val="a3"/>
+        <w:pStyle w:val="BodyText"/>
         <w:ind w:right="0" w:firstLine="426"/>
         <w:rPr>
           <w:sz w:val="20"/>
@@ -1972,102 +1899,88 @@
     </w:p>
     <w:p>
       <w:pPr>
-        <w:pStyle w:val="a3"/>
-        <w:ind w:right="-29" w:firstLine="426"/>
-        <w:rPr>
-          <w:sz w:val="20"/>
-          <w:szCs w:val="20"/>
-          <w:lang w:val="uk-UA"/>
-        </w:rPr>
-      </w:pPr>
-      <w:r>
-        <w:rPr>
-          <w:sz w:val="20"/>
-          <w:szCs w:val="20"/>
-          <w:lang w:val="uk-UA"/>
-        </w:rPr>
-        <w:t xml:space="preserve">2.5. </w:t>
-      </w:r>
-      <w:r>
-        <w:rPr>
-          <w:sz w:val="20"/>
-          <w:szCs w:val="20"/>
-          <w:lang w:val="uk-UA"/>
-        </w:rPr>
-        <w:t>Використовуючи твори з каталог</w:t>
-      </w:r>
-      <w:r>
-        <w:rPr>
-          <w:sz w:val="20"/>
-          <w:szCs w:val="20"/>
-          <w:lang w:val="uk-UA"/>
-        </w:rPr>
-        <w:t xml:space="preserve">у </w:t>
-      </w:r>
-      <w:r>
-        <w:rPr>
-          <w:sz w:val="20"/>
-          <w:szCs w:val="20"/>
-          <w:lang w:val="uk-UA"/>
-        </w:rPr>
-        <w:t>ГО УААСП</w:t>
-      </w:r>
-      <w:r>
-        <w:rPr>
-          <w:sz w:val="20"/>
-          <w:szCs w:val="20"/>
-          <w:lang w:val="uk-UA"/>
-        </w:rPr>
-        <w:t>, Користувач зобов’язується вести точний облік творів та їх авторів і не пізніше 25-ти днів після</w:t>
-      </w:r>
-      <w:r>
-        <w:rPr>
-          <w:sz w:val="20"/>
-          <w:szCs w:val="20"/>
-          <w:lang w:val="uk-UA"/>
-        </w:rPr>
-        <w:t xml:space="preserve"> закінчення кожного</w:t>
-      </w:r>
-      <w:r>
-        <w:rPr>
-          <w:sz w:val="20"/>
-          <w:szCs w:val="20"/>
-          <w:lang w:val="uk-UA"/>
-        </w:rPr>
-        <w:t xml:space="preserve"> </w:t>
+        <w:pStyle w:val="BodyText"/>
+        <w:spacing w:line="276" w:lineRule="auto"/>
+        <w:ind w:right="-1" w:firstLine="426"/>
+        <w:rPr>
+          <w:sz w:val="20"/>
+          <w:szCs w:val="20"/>
+          <w:lang w:val="uk-UA"/>
+        </w:rPr>
+      </w:pPr>
+      <w:r>
+        <w:rPr>
+          <w:sz w:val="20"/>
+          <w:szCs w:val="20"/>
+          <w:lang w:val="uk-UA"/>
+        </w:rPr>
+        <w:t xml:space="preserve">2.5. Використовуючи твори з каталогу ГО УААСП, Користувач зобов’язується вести точний облік творів та їх авторів і не пізніше 20-ти днів після закінчення </w:t>
+      </w:r>
+      <w:r>
+        <w:rPr>
+          <w:b/>
+          <w:sz w:val="20"/>
+          <w:szCs w:val="20"/>
+          <w:lang w:val="uk-UA"/>
+        </w:rPr>
+        <w:t xml:space="preserve">кожного </w:t>
       </w:r>
       <w:bookmarkStart w:id="6" w:name="_Hlk3207428"/>
       <w:sdt>
         <w:sdtPr>
           <w:rPr>
             <w:b/>
-            <w:color w:val="000000"/>
             <w:sz w:val="20"/>
             <w:szCs w:val="20"/>
-            <w:lang w:val="uk-UA"/>
           </w:rPr>
           <w:alias w:val="rltPayPeriod2"/>
           <w:tag w:val="rltPayPeriod2"/>
           <w:id w:val="-390504929"/>
           <w:placeholder>
-            <w:docPart w:val="6B20077270F748BD88064B7C9881BE82"/>
+            <w:docPart w:val="BC7EDA10BE0940859FBB5F8D9305CD16"/>
           </w:placeholder>
           <w:showingPlcHdr/>
           <w15:appearance w15:val="tags"/>
           <w:text/>
         </w:sdtPr>
-        <w:sdtEndPr/>
         <w:sdtContent>
           <w:r>
             <w:rPr>
-              <w:rStyle w:val="af0"/>
-              <w:lang w:val="uk-UA"/>
+              <w:sz w:val="20"/>
+              <w:szCs w:val="20"/>
             </w:rPr>
             <w:t>Место для ввода текста.</w:t>
           </w:r>
         </w:sdtContent>
       </w:sdt>
       <w:bookmarkEnd w:id="6"/>
+      <w:sdt>
+        <w:sdtPr>
+          <w:rPr>
+            <w:b/>
+            <w:sz w:val="20"/>
+            <w:szCs w:val="20"/>
+          </w:rPr>
+          <w:alias w:val="rltPayPeriod2ext"/>
+          <w:tag w:val="rltPayPeriod2ext"/>
+          <w:id w:val="-2078509804"/>
+          <w:placeholder>
+            <w:docPart w:val="195F47484DC54E7C926B8759CBF64CA6"/>
+          </w:placeholder>
+          <w:showingPlcHdr/>
+          <w15:appearance w15:val="tags"/>
+          <w:text/>
+        </w:sdtPr>
+        <w:sdtContent>
+          <w:r>
+            <w:rPr>
+              <w:sz w:val="20"/>
+              <w:szCs w:val="20"/>
+            </w:rPr>
+            <w:t>Место для ввода текста.</w:t>
+          </w:r>
+        </w:sdtContent>
+      </w:sdt>
       <w:r>
         <w:rPr>
           <w:sz w:val="20"/>
@@ -2079,7 +1992,7 @@
     </w:p>
     <w:p>
       <w:pPr>
-        <w:pStyle w:val="a3"/>
+        <w:pStyle w:val="BodyText"/>
         <w:spacing w:line="276" w:lineRule="auto"/>
         <w:ind w:right="-1" w:firstLine="426"/>
         <w:rPr>
@@ -2107,7 +2020,7 @@
     </w:p>
     <w:p>
       <w:pPr>
-        <w:pStyle w:val="a3"/>
+        <w:pStyle w:val="BodyText"/>
         <w:spacing w:line="276" w:lineRule="auto"/>
         <w:ind w:right="-1" w:firstLine="426"/>
         <w:rPr>
@@ -2144,7 +2057,7 @@
       <w:hyperlink r:id="rId8" w:history="1">
         <w:r>
           <w:rPr>
-            <w:rStyle w:val="af"/>
+            <w:rStyle w:val="Hyperlink"/>
             <w:sz w:val="20"/>
             <w:szCs w:val="20"/>
             <w:lang w:val="uk-UA"/>
@@ -2167,19 +2080,8 @@
           <w:szCs w:val="20"/>
           <w:lang w:val="uk-UA"/>
         </w:rPr>
-        <w:t xml:space="preserve">Звіт подається в файлі формату </w:t>
-      </w:r>
-      <w:proofErr w:type="spellStart"/>
-      <w:r>
-        <w:rPr>
-          <w:i/>
-          <w:sz w:val="20"/>
-          <w:szCs w:val="20"/>
-          <w:lang w:val="uk-UA"/>
-        </w:rPr>
-        <w:t>Exсel</w:t>
-      </w:r>
-      <w:proofErr w:type="spellEnd"/>
+        <w:t>Звіт подається в файлі формату Exсel</w:t>
+      </w:r>
       <w:r>
         <w:rPr>
           <w:sz w:val="20"/>
@@ -2191,7 +2093,7 @@
     </w:p>
     <w:p>
       <w:pPr>
-        <w:pStyle w:val="a3"/>
+        <w:pStyle w:val="BodyText"/>
         <w:spacing w:line="276" w:lineRule="auto"/>
         <w:ind w:right="-1" w:firstLine="426"/>
         <w:rPr>
@@ -2206,25 +2108,7 @@
           <w:szCs w:val="20"/>
           <w:lang w:val="uk-UA"/>
         </w:rPr>
-        <w:t xml:space="preserve">2.5.3. надати ГО УААСП безпосередньо або через представника у паперовому прошитому вигляді за підписом уповноваженої особи Користувача Звіт про використані музичні твори в рекламі, що публічно </w:t>
-      </w:r>
-      <w:proofErr w:type="spellStart"/>
-      <w:r>
-        <w:rPr>
-          <w:sz w:val="20"/>
-          <w:szCs w:val="20"/>
-          <w:lang w:val="uk-UA"/>
-        </w:rPr>
-        <w:t>сповіщувалась</w:t>
-      </w:r>
-      <w:proofErr w:type="spellEnd"/>
-      <w:r>
-        <w:rPr>
-          <w:sz w:val="20"/>
-          <w:szCs w:val="20"/>
-          <w:lang w:val="uk-UA"/>
-        </w:rPr>
-        <w:t xml:space="preserve"> в ефір, за формою, наведеною у </w:t>
+        <w:t xml:space="preserve">2.5.3. надати ГО УААСП безпосередньо або через представника у паперовому прошитому вигляді за підписом уповноваженої особи Користувача Звіт про використані музичні твори в рекламі, що публічно сповіщувалась в ефір, за формою, наведеною у </w:t>
       </w:r>
       <w:r>
         <w:rPr>
@@ -2246,7 +2130,7 @@
       <w:hyperlink r:id="rId9" w:history="1">
         <w:r>
           <w:rPr>
-            <w:rStyle w:val="af"/>
+            <w:rStyle w:val="Hyperlink"/>
             <w:sz w:val="20"/>
             <w:szCs w:val="20"/>
             <w:lang w:val="uk-UA"/>
@@ -2269,19 +2153,8 @@
           <w:szCs w:val="20"/>
           <w:lang w:val="uk-UA"/>
         </w:rPr>
-        <w:t xml:space="preserve">Звіт подається в файлі формату </w:t>
-      </w:r>
-      <w:proofErr w:type="spellStart"/>
-      <w:r>
-        <w:rPr>
-          <w:i/>
-          <w:sz w:val="20"/>
-          <w:szCs w:val="20"/>
-          <w:lang w:val="uk-UA"/>
-        </w:rPr>
-        <w:t>Exсel</w:t>
-      </w:r>
-      <w:proofErr w:type="spellEnd"/>
+        <w:t>Звіт подається в файлі формату Exсel</w:t>
+      </w:r>
       <w:r>
         <w:rPr>
           <w:sz w:val="20"/>
@@ -2293,7 +2166,7 @@
     </w:p>
     <w:p>
       <w:pPr>
-        <w:pStyle w:val="a3"/>
+        <w:pStyle w:val="BodyText"/>
         <w:spacing w:line="276" w:lineRule="auto"/>
         <w:ind w:right="-1" w:firstLine="426"/>
         <w:rPr>
@@ -2330,7 +2203,7 @@
     </w:p>
     <w:p>
       <w:pPr>
-        <w:pStyle w:val="a3"/>
+        <w:pStyle w:val="BodyText"/>
         <w:spacing w:line="276" w:lineRule="auto"/>
         <w:ind w:right="-1" w:firstLine="426"/>
         <w:rPr>
@@ -2384,7 +2257,7 @@
     </w:p>
     <w:p>
       <w:pPr>
-        <w:pStyle w:val="a3"/>
+        <w:pStyle w:val="BodyText"/>
         <w:spacing w:line="276" w:lineRule="auto"/>
         <w:ind w:right="-141" w:firstLine="360"/>
         <w:rPr>
@@ -2404,7 +2277,7 @@
     </w:p>
     <w:p>
       <w:pPr>
-        <w:pStyle w:val="a3"/>
+        <w:pStyle w:val="BodyText"/>
         <w:spacing w:line="276" w:lineRule="auto"/>
         <w:ind w:right="-141" w:firstLine="360"/>
         <w:rPr>
@@ -2419,21 +2292,13 @@
           <w:szCs w:val="20"/>
           <w:lang w:val="uk-UA"/>
         </w:rPr>
-        <w:t xml:space="preserve"> 2.7. У разі затримки платежів, визначених у п. 2.4., п. 2.5.1. Договору, Користувач зобов’язаний виплатити ГО УААСП штраф у розмірі 3000 (три тисячі) грн. 00 коп. одноразово та пеню у розмірі подвійної облікової ставки НБУ, що діяла у період, за який сплачується пеня, за кожен день затримки. При цьому, нарахування пені за прострочення виконання </w:t>
-      </w:r>
-      <w:r>
-        <w:rPr>
-          <w:sz w:val="20"/>
-          <w:szCs w:val="20"/>
-          <w:lang w:val="uk-UA"/>
-        </w:rPr>
         <w:lastRenderedPageBreak/>
-        <w:t>зобов’язання не припиняється через шість місяців від дня, коли зобов’язання мало бути виконано. Сплата штрафу та / або пені не звільняє Користувача від обов’язку сплати авторської винагороди (роялті).</w:t>
-      </w:r>
-    </w:p>
-    <w:p>
-      <w:pPr>
-        <w:pStyle w:val="a3"/>
+        <w:t xml:space="preserve"> 2.7. У разі затримки платежів, визначених у п. 2.4., п. 2.5.1. Договору, Користувач зобов’язаний виплатити ГО УААСП штраф у розмірі 3000 (три тисячі) грн. 00 коп. одноразово та пеню у розмірі подвійної облікової ставки НБУ, що діяла у період, за який сплачується пеня, за кожен день затримки. При цьому, нарахування пені за прострочення виконання зобов’язання не припиняється через шість місяців від дня, коли зобов’язання мало бути виконано. Сплата штрафу та / або пені не звільняє Користувача від обов’язку сплати авторської винагороди (роялті).</w:t>
+      </w:r>
+    </w:p>
+    <w:p>
+      <w:pPr>
+        <w:pStyle w:val="BodyText"/>
         <w:spacing w:line="276" w:lineRule="auto"/>
         <w:ind w:right="-141" w:firstLine="360"/>
         <w:rPr>
@@ -2453,7 +2318,7 @@
     </w:p>
     <w:p>
       <w:pPr>
-        <w:pStyle w:val="HTML"/>
+        <w:pStyle w:val="HTMLPreformatted"/>
         <w:tabs>
           <w:tab w:val="clear" w:pos="916"/>
           <w:tab w:val="clear" w:pos="1832"/>
@@ -2494,7 +2359,7 @@
     </w:p>
     <w:p>
       <w:pPr>
-        <w:pStyle w:val="HTML"/>
+        <w:pStyle w:val="HTMLPreformatted"/>
         <w:shd w:val="clear" w:color="auto" w:fill="FFFFFF"/>
         <w:spacing w:line="276" w:lineRule="auto"/>
         <w:ind w:right="-141"/>
@@ -2512,7 +2377,7 @@
     </w:p>
     <w:p>
       <w:pPr>
-        <w:pStyle w:val="a3"/>
+        <w:pStyle w:val="BodyText"/>
         <w:spacing w:line="276" w:lineRule="auto"/>
         <w:ind w:right="-141" w:firstLine="360"/>
         <w:rPr>
@@ -2532,7 +2397,7 @@
     </w:p>
     <w:p>
       <w:pPr>
-        <w:pStyle w:val="a3"/>
+        <w:pStyle w:val="BodyText"/>
         <w:spacing w:line="276" w:lineRule="auto"/>
         <w:ind w:right="-141" w:firstLine="360"/>
         <w:rPr>
@@ -2554,7 +2419,7 @@
     </w:p>
     <w:p>
       <w:pPr>
-        <w:pStyle w:val="a3"/>
+        <w:pStyle w:val="BodyText"/>
         <w:ind w:right="-1" w:firstLine="426"/>
         <w:jc w:val="center"/>
         <w:rPr>
@@ -2596,7 +2461,7 @@
     </w:p>
     <w:p>
       <w:pPr>
-        <w:pStyle w:val="a3"/>
+        <w:pStyle w:val="BodyText"/>
         <w:ind w:right="-1" w:firstLine="426"/>
         <w:jc w:val="center"/>
         <w:rPr>
@@ -2610,7 +2475,7 @@
     </w:p>
     <w:p>
       <w:pPr>
-        <w:pStyle w:val="a3"/>
+        <w:pStyle w:val="BodyText"/>
         <w:spacing w:line="276" w:lineRule="auto"/>
         <w:ind w:right="0" w:firstLine="426"/>
         <w:rPr>
@@ -2625,30 +2490,12 @@
           <w:szCs w:val="20"/>
           <w:lang w:val="uk-UA"/>
         </w:rPr>
-        <w:t>3.1. Користувач зобов’язаний використовувати оригінальні твори без заподіяння їм шкоди, в тому числі не вносити змін або доповнень в твори без письмового дозволу автора (-</w:t>
-      </w:r>
-      <w:proofErr w:type="spellStart"/>
-      <w:r>
-        <w:rPr>
-          <w:sz w:val="20"/>
-          <w:szCs w:val="20"/>
-          <w:lang w:val="uk-UA"/>
-        </w:rPr>
-        <w:t>ів</w:t>
-      </w:r>
-      <w:proofErr w:type="spellEnd"/>
-      <w:r>
-        <w:rPr>
-          <w:sz w:val="20"/>
-          <w:szCs w:val="20"/>
-          <w:lang w:val="uk-UA"/>
-        </w:rPr>
-        <w:t>) творів, не здійснювати переробку, аранжування, переклад тощо.</w:t>
-      </w:r>
-    </w:p>
-    <w:p>
-      <w:pPr>
-        <w:pStyle w:val="a3"/>
+        <w:t>3.1. Користувач зобов’язаний використовувати оригінальні твори без заподіяння їм шкоди, в тому числі не вносити змін або доповнень в твори без письмового дозволу автора (-ів) творів, не здійснювати переробку, аранжування, переклад тощо.</w:t>
+      </w:r>
+    </w:p>
+    <w:p>
+      <w:pPr>
+        <w:pStyle w:val="BodyText"/>
         <w:spacing w:line="276" w:lineRule="auto"/>
         <w:ind w:right="0" w:firstLine="426"/>
         <w:rPr>
@@ -2704,7 +2551,7 @@
     </w:p>
     <w:p>
       <w:pPr>
-        <w:pStyle w:val="a3"/>
+        <w:pStyle w:val="BodyText"/>
         <w:spacing w:line="276" w:lineRule="auto"/>
         <w:ind w:right="0" w:firstLine="426"/>
         <w:rPr>
@@ -2858,7 +2705,7 @@
     </w:p>
     <w:p>
       <w:pPr>
-        <w:pStyle w:val="2"/>
+        <w:pStyle w:val="BodyText2"/>
         <w:spacing w:line="276" w:lineRule="auto"/>
         <w:ind w:firstLine="426"/>
         <w:rPr>
@@ -2869,26 +2716,12 @@
         <w:rPr>
           <w:lang w:val="uk-UA"/>
         </w:rPr>
-        <w:t xml:space="preserve">3.4. Користувач самостійно несе повну відповідальність за дотримання особистих немайнових авторських прав авторів творів, за достовірність та повноту документів, наданих згідно </w:t>
-      </w:r>
-      <w:proofErr w:type="spellStart"/>
-      <w:r>
-        <w:rPr>
-          <w:lang w:val="uk-UA"/>
-        </w:rPr>
-        <w:t>п.п</w:t>
-      </w:r>
-      <w:proofErr w:type="spellEnd"/>
-      <w:r>
-        <w:rPr>
-          <w:lang w:val="uk-UA"/>
-        </w:rPr>
-        <w:t>. 2.5.2., 2.5.3., 2.5.4, 2.5.5. та п. 3.3. даного Договору.</w:t>
-      </w:r>
-    </w:p>
-    <w:p>
-      <w:pPr>
-        <w:pStyle w:val="2"/>
+        <w:t>3.4. Користувач самостійно несе повну відповідальність за дотримання особистих немайнових авторських прав авторів творів, за достовірність та повноту документів, наданих згідно п.п. 2.5.2., 2.5.3., 2.5.4, 2.5.5. та п. 3.3. даного Договору.</w:t>
+      </w:r>
+    </w:p>
+    <w:p>
+      <w:pPr>
+        <w:pStyle w:val="BodyText2"/>
         <w:spacing w:line="276" w:lineRule="auto"/>
         <w:ind w:firstLine="426"/>
         <w:rPr>
@@ -2899,21 +2732,7 @@
         <w:rPr>
           <w:lang w:val="uk-UA"/>
         </w:rPr>
-        <w:t xml:space="preserve">3.5. При виявленні фактів відсутності в Звіті про публічно сповіщені твори і (або) Звіті про використані музичні твори в рекламі, що публічно </w:t>
-      </w:r>
-      <w:proofErr w:type="spellStart"/>
-      <w:r>
-        <w:rPr>
-          <w:lang w:val="uk-UA"/>
-        </w:rPr>
-        <w:t>сповіщувалась</w:t>
-      </w:r>
-      <w:proofErr w:type="spellEnd"/>
-      <w:r>
-        <w:rPr>
-          <w:lang w:val="uk-UA"/>
-        </w:rPr>
-        <w:t xml:space="preserve"> в ефір, інформації про використані твори з каталогу ГО УААСП Користувач зобов’язується виплатити на користь кожного автора</w:t>
+        <w:t>3.5. При виявленні фактів відсутності в Звіті про публічно сповіщені твори і (або) Звіті про використані музичні твори в рекламі, що публічно сповіщувалась в ефір, інформації про використані твори з каталогу ГО УААСП Користувач зобов’язується виплатити на користь кожного автора</w:t>
       </w:r>
       <w:r>
         <w:rPr>
@@ -2939,7 +2758,7 @@
     </w:p>
     <w:p>
       <w:pPr>
-        <w:pStyle w:val="2"/>
+        <w:pStyle w:val="BodyText2"/>
         <w:spacing w:line="276" w:lineRule="auto"/>
         <w:ind w:firstLine="426"/>
         <w:rPr>
@@ -2952,28 +2771,12 @@
           <w:spacing w:val="-6"/>
           <w:lang w:val="uk-UA"/>
         </w:rPr>
-        <w:t xml:space="preserve">3.6. Користувач гарантує, що всі розрахунки з правовласниками за  публічне сповіщення  творів з  каталогу ГО УААСП по даному Договору  будуть </w:t>
-      </w:r>
-      <w:proofErr w:type="spellStart"/>
-      <w:r>
-        <w:rPr>
-          <w:spacing w:val="-6"/>
-          <w:lang w:val="uk-UA"/>
-        </w:rPr>
-        <w:t>здійснюватись</w:t>
-      </w:r>
-      <w:proofErr w:type="spellEnd"/>
-      <w:r>
-        <w:rPr>
-          <w:spacing w:val="-6"/>
-          <w:lang w:val="uk-UA"/>
-        </w:rPr>
-        <w:t xml:space="preserve"> тільки  через ГО УААСП.</w:t>
-      </w:r>
-    </w:p>
-    <w:p>
-      <w:pPr>
-        <w:pStyle w:val="a3"/>
+        <w:t>3.6. Користувач гарантує, що всі розрахунки з правовласниками за  публічне сповіщення  творів з  каталогу ГО УААСП по даному Договору  будуть здійснюватись тільки  через ГО УААСП.</w:t>
+      </w:r>
+    </w:p>
+    <w:p>
+      <w:pPr>
+        <w:pStyle w:val="BodyText"/>
         <w:spacing w:line="276" w:lineRule="auto"/>
         <w:ind w:right="-1" w:firstLine="426"/>
         <w:rPr>
@@ -2993,7 +2796,7 @@
     </w:p>
     <w:p>
       <w:pPr>
-        <w:pStyle w:val="a3"/>
+        <w:pStyle w:val="BodyText"/>
         <w:spacing w:line="276" w:lineRule="auto"/>
         <w:ind w:right="-1" w:firstLine="426"/>
         <w:rPr>
@@ -3008,30 +2811,21 @@
           <w:szCs w:val="20"/>
           <w:lang w:val="uk-UA"/>
         </w:rPr>
-        <w:t xml:space="preserve">3.8. У відповідності до діючого законодавства України Користувач не має права публічно </w:t>
-      </w:r>
-      <w:proofErr w:type="spellStart"/>
-      <w:r>
-        <w:rPr>
-          <w:sz w:val="20"/>
-          <w:szCs w:val="20"/>
-          <w:lang w:val="uk-UA"/>
-        </w:rPr>
-        <w:t>сповіщувати</w:t>
-      </w:r>
-      <w:proofErr w:type="spellEnd"/>
-      <w:r>
-        <w:rPr>
-          <w:sz w:val="20"/>
-          <w:szCs w:val="20"/>
-          <w:lang w:val="uk-UA"/>
-        </w:rPr>
-        <w:t xml:space="preserve"> в ефір твори без зазначення імені автора, тобто анонімно без письмової згоди на це автора, не має права розкривати псевдонім або іншим чином розпоряджатись особистими немайновими правами авторів. У випадку пред’явлення до Користувача претензій, предметом яких є порушення неврегульованих даним Договором прав, в тому числі немайнових прав, а також майнових, об’єктів авторського права, які не є предметом даного Договору, Користувач самостійно несе повну юридичну відповідальність згідно з діючим законодавством України за їх порушення. </w:t>
-      </w:r>
-    </w:p>
-    <w:p>
-      <w:pPr>
-        <w:pStyle w:val="a3"/>
+        <w:t xml:space="preserve">3.8. У відповідності до діючого законодавства України Користувач не має права публічно сповіщувати в ефір твори без зазначення імені автора, тобто анонімно без письмової згоди на це автора, не має права розкривати псевдонім або іншим чином розпоряджатись особистими немайновими правами авторів. У випадку пред’явлення до Користувача претензій, предметом яких є порушення неврегульованих даним Договором прав, в тому числі немайнових прав, а також майнових, </w:t>
+      </w:r>
+      <w:r>
+        <w:rPr>
+          <w:sz w:val="20"/>
+          <w:szCs w:val="20"/>
+          <w:lang w:val="uk-UA"/>
+        </w:rPr>
+        <w:lastRenderedPageBreak/>
+        <w:t xml:space="preserve">об’єктів авторського права, які не є предметом даного Договору, Користувач самостійно несе повну юридичну відповідальність згідно з діючим законодавством України за їх порушення. </w:t>
+      </w:r>
+    </w:p>
+    <w:p>
+      <w:pPr>
+        <w:pStyle w:val="BodyText"/>
         <w:spacing w:line="276" w:lineRule="auto"/>
         <w:ind w:right="-1" w:firstLine="426"/>
         <w:rPr>
@@ -3051,7 +2845,7 @@
     </w:p>
     <w:p>
       <w:pPr>
-        <w:pStyle w:val="a3"/>
+        <w:pStyle w:val="BodyText"/>
         <w:spacing w:after="120" w:line="276" w:lineRule="auto"/>
         <w:ind w:right="-1" w:firstLine="426"/>
         <w:rPr>
@@ -3066,13 +2860,12 @@
           <w:szCs w:val="20"/>
           <w:lang w:val="uk-UA"/>
         </w:rPr>
-        <w:lastRenderedPageBreak/>
         <w:t>3.10. У разі неможливості вирішення зазначених спорів шляхом переговорів вони повинні вирішуватися в судовому порядку, визначеному чинним законодавством України.</w:t>
       </w:r>
     </w:p>
     <w:p>
       <w:pPr>
-        <w:pStyle w:val="a3"/>
+        <w:pStyle w:val="BodyText"/>
         <w:tabs>
           <w:tab w:val="left" w:pos="4065"/>
         </w:tabs>
@@ -3100,7 +2893,7 @@
     </w:p>
     <w:p>
       <w:pPr>
-        <w:pStyle w:val="a3"/>
+        <w:pStyle w:val="BodyText"/>
         <w:tabs>
           <w:tab w:val="left" w:pos="2835"/>
         </w:tabs>
@@ -3123,7 +2916,7 @@
     </w:p>
     <w:p>
       <w:pPr>
-        <w:pStyle w:val="a3"/>
+        <w:pStyle w:val="BodyText"/>
         <w:tabs>
           <w:tab w:val="left" w:pos="426"/>
         </w:tabs>
@@ -3147,7 +2940,7 @@
     </w:p>
     <w:p>
       <w:pPr>
-        <w:pStyle w:val="a3"/>
+        <w:pStyle w:val="BodyText"/>
         <w:spacing w:after="120"/>
         <w:ind w:right="0" w:firstLine="426"/>
         <w:jc w:val="center"/>
@@ -3172,7 +2965,7 @@
     </w:p>
     <w:p>
       <w:pPr>
-        <w:pStyle w:val="a3"/>
+        <w:pStyle w:val="BodyText"/>
         <w:spacing w:line="276" w:lineRule="auto"/>
         <w:ind w:right="0" w:firstLine="425"/>
         <w:rPr>
@@ -3241,11 +3034,10 @@
           <w15:appearance w15:val="tags"/>
           <w:text/>
         </w:sdtPr>
-        <w:sdtEndPr/>
         <w:sdtContent>
           <w:r>
             <w:rPr>
-              <w:rStyle w:val="af0"/>
+              <w:rStyle w:val="PlaceholderText"/>
               <w:lang w:val="uk-UA"/>
             </w:rPr>
             <w:t>Место для ввода текста.</w:t>
@@ -3362,7 +3154,7 @@
     </w:p>
     <w:p>
       <w:pPr>
-        <w:pStyle w:val="a3"/>
+        <w:pStyle w:val="BodyText"/>
         <w:spacing w:line="276" w:lineRule="auto"/>
         <w:ind w:right="0" w:firstLine="425"/>
         <w:rPr>
@@ -3382,7 +3174,7 @@
     </w:p>
     <w:p>
       <w:pPr>
-        <w:pStyle w:val="a3"/>
+        <w:pStyle w:val="BodyText"/>
         <w:spacing w:line="276" w:lineRule="auto"/>
         <w:ind w:right="0" w:firstLine="360"/>
         <w:rPr>
@@ -3402,7 +3194,7 @@
     </w:p>
     <w:p>
       <w:pPr>
-        <w:pStyle w:val="a3"/>
+        <w:pStyle w:val="BodyText"/>
         <w:spacing w:line="276" w:lineRule="auto"/>
         <w:ind w:right="0" w:firstLine="360"/>
         <w:rPr>
@@ -3424,7 +3216,7 @@
     </w:p>
     <w:p>
       <w:pPr>
-        <w:pStyle w:val="a3"/>
+        <w:pStyle w:val="BodyText"/>
         <w:spacing w:line="276" w:lineRule="auto"/>
         <w:ind w:right="0" w:firstLine="426"/>
         <w:rPr>
@@ -3444,7 +3236,7 @@
     </w:p>
     <w:p>
       <w:pPr>
-        <w:pStyle w:val="a3"/>
+        <w:pStyle w:val="BodyText"/>
         <w:tabs>
           <w:tab w:val="left" w:pos="2835"/>
         </w:tabs>
@@ -3462,7 +3254,7 @@
     </w:p>
     <w:p>
       <w:pPr>
-        <w:pStyle w:val="a3"/>
+        <w:pStyle w:val="BodyText"/>
         <w:tabs>
           <w:tab w:val="left" w:pos="2835"/>
         </w:tabs>
@@ -3490,7 +3282,7 @@
     </w:p>
     <w:p>
       <w:pPr>
-        <w:pStyle w:val="a3"/>
+        <w:pStyle w:val="BodyText"/>
         <w:tabs>
           <w:tab w:val="left" w:pos="2835"/>
         </w:tabs>
@@ -3515,7 +3307,7 @@
     </w:p>
     <w:p>
       <w:pPr>
-        <w:pStyle w:val="a3"/>
+        <w:pStyle w:val="BodyText"/>
         <w:spacing w:line="276" w:lineRule="auto"/>
         <w:ind w:right="0" w:firstLine="540"/>
         <w:rPr>
@@ -3535,7 +3327,7 @@
     </w:p>
     <w:p>
       <w:pPr>
-        <w:pStyle w:val="a3"/>
+        <w:pStyle w:val="BodyText"/>
         <w:spacing w:line="276" w:lineRule="auto"/>
         <w:ind w:right="0" w:firstLine="540"/>
         <w:rPr>
@@ -3550,12 +3342,13 @@
           <w:szCs w:val="20"/>
           <w:lang w:val="uk-UA"/>
         </w:rPr>
+        <w:lastRenderedPageBreak/>
         <w:t>6.3. Обставини непереборної сили мають засвідчуватись відповідним документом, що видається Торгово-промисловою палатою України.</w:t>
       </w:r>
     </w:p>
     <w:p>
       <w:pPr>
-        <w:pStyle w:val="a3"/>
+        <w:pStyle w:val="BodyText"/>
         <w:spacing w:line="276" w:lineRule="auto"/>
         <w:ind w:right="0" w:firstLine="540"/>
         <w:rPr>
@@ -3570,21 +3363,12 @@
           <w:szCs w:val="20"/>
           <w:lang w:val="uk-UA"/>
         </w:rPr>
-        <w:t xml:space="preserve">6.4. Сторона, для якої виникла неможливість виконання зобов’язань по даному Договору, зобов’язана своєчасно, не пізніше 5 (п’яти) днів, повідомити іншу Сторону про виникнення обставин, які перешкоджають виконанню зобов’язань. </w:t>
-      </w:r>
-      <w:r>
-        <w:rPr>
-          <w:sz w:val="20"/>
-          <w:szCs w:val="20"/>
-          <w:lang w:val="uk-UA"/>
-        </w:rPr>
-        <w:lastRenderedPageBreak/>
-        <w:t>Відсутність повідомлення або несвоєчасне повідомлення про початок форс-мажорних обставин позбавляє Сторону права посилатися на них.</w:t>
-      </w:r>
-    </w:p>
-    <w:p>
-      <w:pPr>
-        <w:pStyle w:val="a3"/>
+        <w:t>6.4. Сторона, для якої виникла неможливість виконання зобов’язань по даному Договору, зобов’язана своєчасно, не пізніше 5 (п’яти) днів, повідомити іншу Сторону про виникнення обставин, які перешкоджають виконанню зобов’язань. Відсутність повідомлення або несвоєчасне повідомлення про початок форс-мажорних обставин позбавляє Сторону права посилатися на них.</w:t>
+      </w:r>
+    </w:p>
+    <w:p>
+      <w:pPr>
+        <w:pStyle w:val="BodyText"/>
         <w:ind w:right="0" w:firstLine="426"/>
         <w:jc w:val="center"/>
         <w:rPr>
@@ -3606,7 +3390,7 @@
     </w:p>
     <w:p>
       <w:pPr>
-        <w:pStyle w:val="a3"/>
+        <w:pStyle w:val="BodyText"/>
         <w:ind w:right="0" w:firstLine="426"/>
         <w:jc w:val="center"/>
         <w:rPr>
@@ -3619,7 +3403,7 @@
     </w:p>
     <w:p>
       <w:pPr>
-        <w:pStyle w:val="2"/>
+        <w:pStyle w:val="BodyText2"/>
         <w:spacing w:line="276" w:lineRule="auto"/>
         <w:ind w:firstLine="720"/>
         <w:rPr>
@@ -3661,7 +3445,7 @@
     </w:p>
     <w:p>
       <w:pPr>
-        <w:pStyle w:val="2"/>
+        <w:pStyle w:val="BodyText2"/>
         <w:spacing w:line="276" w:lineRule="auto"/>
         <w:ind w:firstLine="720"/>
         <w:rPr>
@@ -3672,40 +3456,12 @@
         <w:rPr>
           <w:lang w:val="uk-UA"/>
         </w:rPr>
-        <w:t xml:space="preserve">7.2. Обробці відповідно до законодавства України про захист персональних даних у базі персональних даних «Користувачі авторського права» підлягають наступні категорії персональних даних: адреса проживання (реєстрації), </w:t>
-      </w:r>
-      <w:proofErr w:type="spellStart"/>
-      <w:r>
-        <w:rPr>
-          <w:lang w:val="uk-UA"/>
-        </w:rPr>
-        <w:t>резидентство</w:t>
-      </w:r>
-      <w:proofErr w:type="spellEnd"/>
-      <w:r>
-        <w:rPr>
-          <w:lang w:val="uk-UA"/>
-        </w:rPr>
-        <w:t>, ідентифікаційний податковий номер, паспортні дані, банківські реквізити, контактні номери телефонів, E-</w:t>
-      </w:r>
-      <w:proofErr w:type="spellStart"/>
-      <w:r>
-        <w:rPr>
-          <w:lang w:val="uk-UA"/>
-        </w:rPr>
-        <w:t>mail</w:t>
-      </w:r>
-      <w:proofErr w:type="spellEnd"/>
-      <w:r>
-        <w:rPr>
-          <w:lang w:val="uk-UA"/>
-        </w:rPr>
-        <w:t>.</w:t>
-      </w:r>
-    </w:p>
-    <w:p>
-      <w:pPr>
-        <w:pStyle w:val="2"/>
+        <w:t>7.2. Обробці відповідно до законодавства України про захист персональних даних у базі персональних даних «Користувачі авторського права» підлягають наступні категорії персональних даних: адреса проживання (реєстрації), резидентство, ідентифікаційний податковий номер, паспортні дані, банківські реквізити, контактні номери телефонів, E-mail.</w:t>
+      </w:r>
+    </w:p>
+    <w:p>
+      <w:pPr>
+        <w:pStyle w:val="BodyText2"/>
         <w:spacing w:line="276" w:lineRule="auto"/>
         <w:ind w:firstLine="720"/>
         <w:rPr>
@@ -3721,7 +3477,7 @@
     </w:p>
     <w:p>
       <w:pPr>
-        <w:pStyle w:val="2"/>
+        <w:pStyle w:val="BodyText2"/>
         <w:spacing w:line="276" w:lineRule="auto"/>
         <w:ind w:firstLine="720"/>
         <w:rPr>
@@ -3731,7 +3487,7 @@
     </w:p>
     <w:p>
       <w:pPr>
-        <w:pStyle w:val="a3"/>
+        <w:pStyle w:val="BodyText"/>
         <w:keepNext/>
         <w:tabs>
           <w:tab w:val="left" w:pos="0"/>
@@ -3760,7 +3516,7 @@
     </w:p>
     <w:p>
       <w:pPr>
-        <w:pStyle w:val="a3"/>
+        <w:pStyle w:val="BodyText"/>
         <w:keepNext/>
         <w:tabs>
           <w:tab w:val="left" w:pos="0"/>
@@ -3779,7 +3535,7 @@
     </w:p>
     <w:p>
       <w:pPr>
-        <w:pStyle w:val="a3"/>
+        <w:pStyle w:val="BodyText"/>
         <w:spacing w:line="276" w:lineRule="auto"/>
         <w:ind w:right="0" w:firstLine="720"/>
         <w:rPr>
@@ -3799,7 +3555,7 @@
     </w:p>
     <w:p>
       <w:pPr>
-        <w:pStyle w:val="a3"/>
+        <w:pStyle w:val="BodyText"/>
         <w:spacing w:line="276" w:lineRule="auto"/>
         <w:ind w:right="0" w:firstLine="720"/>
         <w:rPr>
@@ -3868,9 +3624,8 @@
           <w:shd w:val="clear" w:color="auto" w:fill="FFFFFF"/>
           <w:lang w:val="uk-UA"/>
         </w:rPr>
-        <w:t>Якщо форма додатку, затвердженого (підписаного) Сторонами відповідно до даного Договору передбачає лише підпис уповноваженого(</w:t>
-      </w:r>
-      <w:proofErr w:type="spellStart"/>
+        <w:t>Якщо форма додатку, затвердженого (підписаного) Сторонами відповідно до даного Договору передбачає лише підпис уповноваженого(их) представника(ів) Користувача – такий додаток з заповненою Користувачем інформацією є чинним за умови підписання його уповноваж</w:t>
+      </w:r>
       <w:r>
         <w:rPr>
           <w:color w:val="222222"/>
@@ -3879,77 +3634,12 @@
           <w:shd w:val="clear" w:color="auto" w:fill="FFFFFF"/>
           <w:lang w:val="uk-UA"/>
         </w:rPr>
-        <w:t>их</w:t>
-      </w:r>
-      <w:proofErr w:type="spellEnd"/>
-      <w:r>
-        <w:rPr>
-          <w:color w:val="222222"/>
-          <w:sz w:val="20"/>
-          <w:szCs w:val="20"/>
-          <w:shd w:val="clear" w:color="auto" w:fill="FFFFFF"/>
-          <w:lang w:val="uk-UA"/>
-        </w:rPr>
-        <w:t>) представника(</w:t>
-      </w:r>
-      <w:proofErr w:type="spellStart"/>
-      <w:r>
-        <w:rPr>
-          <w:color w:val="222222"/>
-          <w:sz w:val="20"/>
-          <w:szCs w:val="20"/>
-          <w:shd w:val="clear" w:color="auto" w:fill="FFFFFF"/>
-          <w:lang w:val="uk-UA"/>
-        </w:rPr>
-        <w:t>ів</w:t>
-      </w:r>
-      <w:proofErr w:type="spellEnd"/>
-      <w:r>
-        <w:rPr>
-          <w:color w:val="222222"/>
-          <w:sz w:val="20"/>
-          <w:szCs w:val="20"/>
-          <w:shd w:val="clear" w:color="auto" w:fill="FFFFFF"/>
-          <w:lang w:val="uk-UA"/>
-        </w:rPr>
-        <w:t>) Користувача – такий додаток з заповненою Користувачем інформацією є чинним за умови підписання його уповноваж</w:t>
-      </w:r>
-      <w:r>
-        <w:rPr>
-          <w:color w:val="222222"/>
-          <w:sz w:val="20"/>
-          <w:szCs w:val="20"/>
-          <w:shd w:val="clear" w:color="auto" w:fill="FFFFFF"/>
-          <w:lang w:val="uk-UA"/>
-        </w:rPr>
-        <w:t>еним(и) представником(</w:t>
-      </w:r>
-      <w:proofErr w:type="spellStart"/>
-      <w:r>
-        <w:rPr>
-          <w:color w:val="222222"/>
-          <w:sz w:val="20"/>
-          <w:szCs w:val="20"/>
-          <w:shd w:val="clear" w:color="auto" w:fill="FFFFFF"/>
-          <w:lang w:val="uk-UA"/>
-        </w:rPr>
-        <w:t>ами</w:t>
-      </w:r>
-      <w:proofErr w:type="spellEnd"/>
-      <w:r>
-        <w:rPr>
-          <w:color w:val="222222"/>
-          <w:sz w:val="20"/>
-          <w:szCs w:val="20"/>
-          <w:shd w:val="clear" w:color="auto" w:fill="FFFFFF"/>
-          <w:lang w:val="uk-UA"/>
-        </w:rPr>
-        <w:t>) Користувача.</w:t>
-      </w:r>
-    </w:p>
-    <w:p>
-      <w:pPr>
-        <w:pStyle w:val="a3"/>
+        <w:t>еним(и) представником(ами) Користувача.</w:t>
+      </w:r>
+    </w:p>
+    <w:p>
+      <w:pPr>
+        <w:pStyle w:val="BodyText"/>
         <w:spacing w:line="276" w:lineRule="auto"/>
         <w:ind w:right="0" w:firstLine="720"/>
         <w:rPr>
@@ -3980,33 +3670,15 @@
           <w:szCs w:val="20"/>
           <w:lang w:val="uk-UA"/>
         </w:rPr>
-        <w:t xml:space="preserve">ри в рекламі, що публічно </w:t>
-      </w:r>
-      <w:proofErr w:type="spellStart"/>
-      <w:r>
-        <w:rPr>
-          <w:sz w:val="20"/>
-          <w:szCs w:val="20"/>
-          <w:lang w:val="uk-UA"/>
-        </w:rPr>
-        <w:t>сповіщ</w:t>
-      </w:r>
-      <w:r>
-        <w:rPr>
-          <w:sz w:val="20"/>
-          <w:szCs w:val="20"/>
-          <w:lang w:val="uk-UA"/>
-        </w:rPr>
-        <w:t>увалась</w:t>
-      </w:r>
-      <w:proofErr w:type="spellEnd"/>
-      <w:r>
-        <w:rPr>
-          <w:sz w:val="20"/>
-          <w:szCs w:val="20"/>
-          <w:lang w:val="uk-UA"/>
-        </w:rPr>
-        <w:t xml:space="preserve"> в ефір, інформації про використані твори</w:t>
+        <w:t>ри в рекламі, що публічно сповіщ</w:t>
+      </w:r>
+      <w:r>
+        <w:rPr>
+          <w:sz w:val="20"/>
+          <w:szCs w:val="20"/>
+          <w:lang w:val="uk-UA"/>
+        </w:rPr>
+        <w:t>увалась в ефір, інформації про використані твори</w:t>
       </w:r>
       <w:r>
         <w:rPr>
@@ -4067,7 +3739,7 @@
     </w:p>
     <w:p>
       <w:pPr>
-        <w:pStyle w:val="a3"/>
+        <w:pStyle w:val="BodyText"/>
         <w:spacing w:line="276" w:lineRule="auto"/>
         <w:ind w:right="0" w:firstLine="720"/>
         <w:rPr>
@@ -4095,7 +3767,7 @@
     </w:p>
     <w:p>
       <w:pPr>
-        <w:pStyle w:val="a3"/>
+        <w:pStyle w:val="BodyText"/>
         <w:spacing w:line="276" w:lineRule="auto"/>
         <w:ind w:right="0" w:firstLine="720"/>
         <w:rPr>
@@ -4123,7 +3795,7 @@
     </w:p>
     <w:p>
       <w:pPr>
-        <w:pStyle w:val="a3"/>
+        <w:pStyle w:val="BodyText"/>
         <w:spacing w:line="276" w:lineRule="auto"/>
         <w:ind w:right="0" w:firstLine="720"/>
         <w:rPr>
@@ -4167,7 +3839,7 @@
     </w:p>
     <w:p>
       <w:pPr>
-        <w:pStyle w:val="a3"/>
+        <w:pStyle w:val="BodyText"/>
         <w:spacing w:line="276" w:lineRule="auto"/>
         <w:ind w:right="0" w:firstLine="720"/>
         <w:rPr>
@@ -4244,12 +3916,13 @@
           <w:szCs w:val="20"/>
           <w:lang w:val="uk-UA" w:eastAsia="uk-UA"/>
         </w:rPr>
+        <w:lastRenderedPageBreak/>
         <w:t>У разі тимчасового припинення або повного припинення публічного сповіщення творів, що входять до каталогу                       ГО УААСП, Користувач зобов'язаний повідомити про це ГО УААСП протягом 5 (п'яти) календарних днів з дня припинення такого використання, шляхом надсилання на юридичну адресу ГО УААСП рекомендованого листа з повідомленням про вручення.</w:t>
       </w:r>
     </w:p>
     <w:p>
       <w:pPr>
-        <w:pStyle w:val="HTML"/>
+        <w:pStyle w:val="HTMLPreformatted"/>
         <w:shd w:val="clear" w:color="auto" w:fill="FFFFFF"/>
         <w:tabs>
           <w:tab w:val="clear" w:pos="10076"/>
@@ -4265,19 +3938,12 @@
         <w:rPr>
           <w:rFonts w:ascii="inherit" w:hAnsi="inherit"/>
         </w:rPr>
-        <w:t xml:space="preserve">Відсутність вказаного повідомлення про припинення публічного сповіщення творів є фактичним підтвердженням того, що Користувач продовжує використання творів та готовий виконувати зобов'язання за цим Договором щодо виплати </w:t>
-      </w:r>
-      <w:r>
-        <w:rPr>
-          <w:rFonts w:ascii="inherit" w:hAnsi="inherit"/>
-        </w:rPr>
-        <w:lastRenderedPageBreak/>
-        <w:t>авторської винагороди та надання звітної документації. Договір є припиненим, в тому числі тимчасово призупинений, у випадку підписання Сторонами додаткової угоди до даного Договору.</w:t>
-      </w:r>
-    </w:p>
-    <w:p>
-      <w:pPr>
-        <w:pStyle w:val="a3"/>
+        <w:t>Відсутність вказаного повідомлення про припинення публічного сповіщення творів є фактичним підтвердженням того, що Користувач продовжує використання творів та готовий виконувати зобов'язання за цим Договором щодо виплати авторської винагороди та надання звітної документації. Договір є припиненим, в тому числі тимчасово призупинений, у випадку підписання Сторонами додаткової угоди до даного Договору.</w:t>
+      </w:r>
+    </w:p>
+    <w:p>
+      <w:pPr>
+        <w:pStyle w:val="BodyText"/>
         <w:spacing w:line="276" w:lineRule="auto"/>
         <w:ind w:right="0" w:firstLine="426"/>
         <w:rPr>
@@ -4344,7 +4010,7 @@
     </w:p>
     <w:p>
       <w:pPr>
-        <w:pStyle w:val="a3"/>
+        <w:pStyle w:val="BodyText"/>
         <w:spacing w:line="276" w:lineRule="auto"/>
         <w:ind w:right="0" w:firstLine="720"/>
         <w:rPr>
@@ -4380,7 +4046,7 @@
     </w:p>
     <w:p>
       <w:pPr>
-        <w:pStyle w:val="a3"/>
+        <w:pStyle w:val="BodyText"/>
         <w:spacing w:line="276" w:lineRule="auto"/>
         <w:ind w:right="0" w:firstLine="720"/>
         <w:rPr>
@@ -4395,30 +4061,12 @@
           <w:szCs w:val="20"/>
           <w:lang w:val="uk-UA"/>
         </w:rPr>
-        <w:t xml:space="preserve">8.11. ГО УААСП на вимогу автора або іншого правовласника може заборонити Користувачу публічно </w:t>
-      </w:r>
-      <w:proofErr w:type="spellStart"/>
-      <w:r>
-        <w:rPr>
-          <w:sz w:val="20"/>
-          <w:szCs w:val="20"/>
-          <w:lang w:val="uk-UA"/>
-        </w:rPr>
-        <w:t>сповіщувати</w:t>
-      </w:r>
-      <w:proofErr w:type="spellEnd"/>
-      <w:r>
-        <w:rPr>
-          <w:sz w:val="20"/>
-          <w:szCs w:val="20"/>
-          <w:lang w:val="uk-UA"/>
-        </w:rPr>
-        <w:t xml:space="preserve"> один або декілька конкретних творів з свого каталогу.</w:t>
-      </w:r>
-    </w:p>
-    <w:p>
-      <w:pPr>
-        <w:pStyle w:val="a3"/>
+        <w:t>8.11. ГО УААСП на вимогу автора або іншого правовласника може заборонити Користувачу публічно сповіщувати один або декілька конкретних творів з свого каталогу.</w:t>
+      </w:r>
+    </w:p>
+    <w:p>
+      <w:pPr>
+        <w:pStyle w:val="BodyText"/>
         <w:spacing w:line="276" w:lineRule="auto"/>
         <w:ind w:right="0" w:firstLine="720"/>
         <w:rPr>
@@ -4438,7 +4086,7 @@
     </w:p>
     <w:p>
       <w:pPr>
-        <w:pStyle w:val="a3"/>
+        <w:pStyle w:val="BodyText"/>
         <w:ind w:right="0" w:firstLine="720"/>
         <w:rPr>
           <w:sz w:val="20"/>
@@ -4449,7 +4097,7 @@
     </w:p>
     <w:p>
       <w:pPr>
-        <w:pStyle w:val="a3"/>
+        <w:pStyle w:val="BodyText"/>
         <w:spacing w:after="120"/>
         <w:ind w:right="0" w:firstLine="426"/>
         <w:jc w:val="center"/>
@@ -4500,7 +4148,7 @@
           </w:tcPr>
           <w:p>
             <w:pPr>
-              <w:pStyle w:val="a3"/>
+              <w:pStyle w:val="BodyText"/>
               <w:ind w:right="0"/>
               <w:jc w:val="center"/>
               <w:rPr>
@@ -4570,7 +4218,7 @@
           </w:tcPr>
           <w:p>
             <w:pPr>
-              <w:pStyle w:val="a3"/>
+              <w:pStyle w:val="BodyText"/>
               <w:ind w:right="0"/>
               <w:jc w:val="center"/>
               <w:rPr>
@@ -4743,7 +4391,6 @@
                 <w:lang w:val="uk-UA"/>
               </w:rPr>
             </w:pPr>
-            <w:proofErr w:type="spellStart"/>
             <w:r>
               <w:rPr>
                 <w:b w:val="0"/>
@@ -4751,17 +4398,7 @@
                 <w:szCs w:val="20"/>
                 <w:lang w:val="uk-UA"/>
               </w:rPr>
-              <w:t>тел</w:t>
-            </w:r>
-            <w:proofErr w:type="spellEnd"/>
-            <w:r>
-              <w:rPr>
-                <w:b w:val="0"/>
-                <w:sz w:val="20"/>
-                <w:szCs w:val="20"/>
-                <w:lang w:val="uk-UA"/>
-              </w:rPr>
-              <w:t>.: (044) 223-60-40;</w:t>
+              <w:t>тел.: (044) 223-60-40;</w:t>
             </w:r>
           </w:p>
           <w:p>
@@ -4904,7 +4541,7 @@
             <w:hyperlink r:id="rId10" w:history="1">
               <w:r>
                 <w:rPr>
-                  <w:rStyle w:val="af"/>
+                  <w:rStyle w:val="Hyperlink"/>
                   <w:b w:val="0"/>
                   <w:sz w:val="20"/>
                   <w:szCs w:val="20"/>
@@ -4916,7 +4553,7 @@
           </w:p>
           <w:p>
             <w:pPr>
-              <w:pStyle w:val="a3"/>
+              <w:pStyle w:val="BodyText"/>
               <w:ind w:left="180" w:right="-1"/>
               <w:jc w:val="left"/>
               <w:rPr>
@@ -4930,7 +4567,7 @@
           </w:p>
           <w:p>
             <w:pPr>
-              <w:pStyle w:val="a3"/>
+              <w:pStyle w:val="BodyText"/>
               <w:ind w:right="-1"/>
               <w:jc w:val="left"/>
               <w:rPr>
@@ -4944,7 +4581,7 @@
           </w:p>
           <w:p>
             <w:pPr>
-              <w:pStyle w:val="a3"/>
+              <w:pStyle w:val="BodyText"/>
               <w:ind w:left="180" w:right="-1"/>
               <w:jc w:val="left"/>
               <w:rPr>
@@ -4968,7 +4605,7 @@
           </w:p>
           <w:p>
             <w:pPr>
-              <w:pStyle w:val="a3"/>
+              <w:pStyle w:val="BodyText"/>
               <w:ind w:right="0"/>
               <w:rPr>
                 <w:sz w:val="20"/>
@@ -4998,7 +4635,7 @@
           </w:p>
           <w:p>
             <w:pPr>
-              <w:pStyle w:val="a3"/>
+              <w:pStyle w:val="BodyText"/>
               <w:ind w:right="0"/>
               <w:jc w:val="left"/>
               <w:rPr>
@@ -5049,11 +4686,10 @@
                 <w15:appearance w15:val="tags"/>
                 <w:text/>
               </w:sdtPr>
-              <w:sdtEndPr/>
               <w:sdtContent>
                 <w:r>
                   <w:rPr>
-                    <w:rStyle w:val="af0"/>
+                    <w:rStyle w:val="PlaceholderText"/>
                     <w:lang w:val="uk-UA"/>
                   </w:rPr>
                   <w:t>Место для ввода текста.</w:t>
@@ -5124,11 +4760,10 @@
                 <w15:appearance w15:val="tags"/>
                 <w:text/>
               </w:sdtPr>
-              <w:sdtEndPr/>
               <w:sdtContent>
                 <w:r>
                   <w:rPr>
-                    <w:rStyle w:val="af0"/>
+                    <w:rStyle w:val="PlaceholderText"/>
                     <w:lang w:val="uk-UA"/>
                   </w:rPr>
                   <w:t>Место для ввода текста.</w:t>
@@ -5176,11 +4811,10 @@
                 <w15:appearance w15:val="tags"/>
                 <w:text/>
               </w:sdtPr>
-              <w:sdtEndPr/>
               <w:sdtContent>
                 <w:r>
                   <w:rPr>
-                    <w:rStyle w:val="af0"/>
+                    <w:rStyle w:val="PlaceholderText"/>
                     <w:lang w:val="uk-UA"/>
                   </w:rPr>
                   <w:t>Место для ввода текста.</w:t>
@@ -5227,11 +4861,10 @@
                 <w15:appearance w15:val="tags"/>
                 <w:text/>
               </w:sdtPr>
-              <w:sdtEndPr/>
               <w:sdtContent>
                 <w:r>
                   <w:rPr>
-                    <w:rStyle w:val="af0"/>
+                    <w:rStyle w:val="PlaceholderText"/>
                     <w:lang w:val="uk-UA"/>
                   </w:rPr>
                   <w:t>Место для ввода текста.</w:t>
@@ -5252,23 +4885,13 @@
                 <w:lang w:val="uk-UA" w:eastAsia="ru-RU"/>
               </w:rPr>
             </w:pPr>
-            <w:proofErr w:type="spellStart"/>
             <w:r>
               <w:rPr>
                 <w:sz w:val="20"/>
                 <w:szCs w:val="20"/>
                 <w:lang w:val="uk-UA" w:eastAsia="ru-RU"/>
               </w:rPr>
-              <w:t>Тел</w:t>
-            </w:r>
-            <w:proofErr w:type="spellEnd"/>
-            <w:r>
-              <w:rPr>
-                <w:sz w:val="20"/>
-                <w:szCs w:val="20"/>
-                <w:lang w:val="uk-UA" w:eastAsia="ru-RU"/>
-              </w:rPr>
-              <w:t xml:space="preserve">.: </w:t>
+              <w:t xml:space="preserve">Тел.: </w:t>
             </w:r>
             <w:sdt>
               <w:sdtPr>
@@ -5289,11 +4912,10 @@
                 <w15:appearance w15:val="tags"/>
                 <w:text/>
               </w:sdtPr>
-              <w:sdtEndPr/>
               <w:sdtContent>
                 <w:r>
                   <w:rPr>
-                    <w:rStyle w:val="af0"/>
+                    <w:rStyle w:val="PlaceholderText"/>
                     <w:lang w:val="uk-UA"/>
                   </w:rPr>
                   <w:t>Место для ввода текста.</w:t>
@@ -5378,11 +5000,10 @@
                 <w15:appearance w15:val="tags"/>
                 <w:text/>
               </w:sdtPr>
-              <w:sdtEndPr/>
               <w:sdtContent>
                 <w:r>
                   <w:rPr>
-                    <w:rStyle w:val="af0"/>
+                    <w:rStyle w:val="PlaceholderText"/>
                     <w:lang w:val="uk-UA"/>
                   </w:rPr>
                   <w:t>Место для ввода текста.</w:t>
@@ -5445,11 +5066,10 @@
                 <w15:appearance w15:val="tags"/>
                 <w:text/>
               </w:sdtPr>
-              <w:sdtEndPr/>
               <w:sdtContent>
                 <w:r>
                   <w:rPr>
-                    <w:rStyle w:val="af0"/>
+                    <w:rStyle w:val="PlaceholderText"/>
                     <w:lang w:val="uk-UA"/>
                   </w:rPr>
                   <w:t>Место для ввода текста.</w:t>
@@ -5496,11 +5116,10 @@
                 <w15:appearance w15:val="tags"/>
                 <w:text/>
               </w:sdtPr>
-              <w:sdtEndPr/>
               <w:sdtContent>
                 <w:r>
                   <w:rPr>
-                    <w:rStyle w:val="af0"/>
+                    <w:rStyle w:val="PlaceholderText"/>
                     <w:lang w:val="uk-UA"/>
                   </w:rPr>
                   <w:t>Место для ввода текста.</w:t>
@@ -5547,11 +5166,10 @@
                 <w15:appearance w15:val="tags"/>
                 <w:text/>
               </w:sdtPr>
-              <w:sdtEndPr/>
               <w:sdtContent>
                 <w:r>
                   <w:rPr>
-                    <w:rStyle w:val="af0"/>
+                    <w:rStyle w:val="PlaceholderText"/>
                     <w:lang w:val="uk-UA"/>
                   </w:rPr>
                   <w:t>Место для ввода текста.</w:t>
@@ -5599,11 +5217,10 @@
                 <w15:appearance w15:val="tags"/>
                 <w:text/>
               </w:sdtPr>
-              <w:sdtEndPr/>
               <w:sdtContent>
                 <w:r>
                   <w:rPr>
-                    <w:rStyle w:val="af0"/>
+                    <w:rStyle w:val="PlaceholderText"/>
                     <w:lang w:val="uk-UA"/>
                   </w:rPr>
                   <w:t>Место для ввода текста.</w:t>
@@ -5637,11 +5254,10 @@
                 <w15:appearance w15:val="tags"/>
                 <w:text/>
               </w:sdtPr>
-              <w:sdtEndPr/>
               <w:sdtContent>
                 <w:r>
                   <w:rPr>
-                    <w:rStyle w:val="af0"/>
+                    <w:rStyle w:val="PlaceholderText"/>
                     <w:lang w:val="uk-UA"/>
                   </w:rPr>
                   <w:t>Место для ввода текста.</w:t>
@@ -5705,11 +5321,10 @@
                 <w15:appearance w15:val="tags"/>
                 <w:text/>
               </w:sdtPr>
-              <w:sdtEndPr/>
               <w:sdtContent>
                 <w:r>
                   <w:rPr>
-                    <w:rStyle w:val="af0"/>
+                    <w:rStyle w:val="PlaceholderText"/>
                     <w:lang w:val="uk-UA"/>
                   </w:rPr>
                   <w:t>Место для ввода текста.</w:t>
@@ -5736,6 +5351,7 @@
                 <w:szCs w:val="20"/>
                 <w:lang w:val="uk-UA" w:eastAsia="ru-RU"/>
               </w:rPr>
+              <w:lastRenderedPageBreak/>
               <w:t xml:space="preserve">Індивідуальний податковий № </w:t>
             </w:r>
             <w:sdt>
@@ -5756,11 +5372,10 @@
                 <w15:appearance w15:val="tags"/>
                 <w:text/>
               </w:sdtPr>
-              <w:sdtEndPr/>
               <w:sdtContent>
                 <w:r>
                   <w:rPr>
-                    <w:rStyle w:val="af0"/>
+                    <w:rStyle w:val="PlaceholderText"/>
                     <w:lang w:val="uk-UA"/>
                   </w:rPr>
                   <w:t>Место для ввода текста.</w:t>
@@ -5809,25 +5424,7 @@
                 <w:szCs w:val="20"/>
                 <w:lang w:val="uk-UA" w:eastAsia="ru-RU"/>
               </w:rPr>
-              <w:t>E-</w:t>
-            </w:r>
-            <w:proofErr w:type="spellStart"/>
-            <w:r>
-              <w:rPr>
-                <w:sz w:val="20"/>
-                <w:szCs w:val="20"/>
-                <w:lang w:val="uk-UA" w:eastAsia="ru-RU"/>
-              </w:rPr>
-              <w:t>mail</w:t>
-            </w:r>
-            <w:proofErr w:type="spellEnd"/>
-            <w:r>
-              <w:rPr>
-                <w:sz w:val="20"/>
-                <w:szCs w:val="20"/>
-                <w:lang w:val="uk-UA" w:eastAsia="ru-RU"/>
-              </w:rPr>
-              <w:t>: _______________________________</w:t>
+              <w:t>E-mail: _______________________________</w:t>
             </w:r>
           </w:p>
           <w:p>
@@ -5851,7 +5448,7 @@
           </w:p>
           <w:tbl>
             <w:tblPr>
-              <w:tblStyle w:val="af1"/>
+              <w:tblStyle w:val="TableGrid"/>
               <w:tblW w:w="0" w:type="auto"/>
               <w:tblBorders>
                 <w:top w:val="none" w:sz="0" w:space="0" w:color="auto"/>
@@ -5895,7 +5492,6 @@
                       <w:szCs w:val="18"/>
                       <w:lang w:val="uk-UA"/>
                     </w:rPr>
-                    <w:lastRenderedPageBreak/>
                     <w:t xml:space="preserve">______________________  </w:t>
                   </w:r>
                 </w:p>
@@ -5918,7 +5514,6 @@
                     </w:rPr>
                     <w:t xml:space="preserve">    </w:t>
                   </w:r>
-                  <w:proofErr w:type="spellStart"/>
                   <w:r>
                     <w:rPr>
                       <w:sz w:val="18"/>
@@ -5926,17 +5521,7 @@
                       <w:vertAlign w:val="superscript"/>
                       <w:lang w:val="uk-UA"/>
                     </w:rPr>
-                    <w:t>м.п</w:t>
-                  </w:r>
-                  <w:proofErr w:type="spellEnd"/>
-                  <w:r>
-                    <w:rPr>
-                      <w:sz w:val="18"/>
-                      <w:szCs w:val="18"/>
-                      <w:vertAlign w:val="superscript"/>
-                      <w:lang w:val="uk-UA"/>
-                    </w:rPr>
-                    <w:t xml:space="preserve">.           (підпис)                   </w:t>
+                    <w:t xml:space="preserve">м.п.           (підпис)                   </w:t>
                   </w:r>
                 </w:p>
               </w:tc>
@@ -5979,11 +5564,10 @@
                       <w15:appearance w15:val="tags"/>
                       <w:text/>
                     </w:sdtPr>
-                    <w:sdtEndPr/>
                     <w:sdtContent>
                       <w:r>
                         <w:rPr>
-                          <w:rStyle w:val="af0"/>
+                          <w:rStyle w:val="PlaceholderText"/>
                           <w:lang w:val="uk-UA"/>
                         </w:rPr>
                         <w:t>Место для ввода текста.</w:t>
@@ -6005,7 +5589,7 @@
           </w:tbl>
           <w:p>
             <w:pPr>
-              <w:pStyle w:val="a3"/>
+              <w:pStyle w:val="BodyText"/>
               <w:ind w:right="0"/>
               <w:rPr>
                 <w:sz w:val="20"/>
@@ -6033,7 +5617,7 @@
           </w:tcPr>
           <w:p>
             <w:pPr>
-              <w:pStyle w:val="21"/>
+              <w:pStyle w:val="BodyTextIndent2"/>
               <w:ind w:firstLine="0"/>
               <w:rPr>
                 <w:bCs/>
@@ -6049,7 +5633,7 @@
           </w:p>
           <w:p>
             <w:pPr>
-              <w:pStyle w:val="21"/>
+              <w:pStyle w:val="BodyTextIndent2"/>
               <w:ind w:firstLine="0"/>
               <w:rPr>
                 <w:bCs/>
@@ -6088,7 +5672,7 @@
           </w:p>
           <w:p>
             <w:pPr>
-              <w:pStyle w:val="a7"/>
+              <w:pStyle w:val="Footer"/>
               <w:ind w:right="360"/>
               <w:jc w:val="both"/>
               <w:rPr>
@@ -6122,7 +5706,7 @@
           </w:p>
           <w:p>
             <w:pPr>
-              <w:pStyle w:val="a7"/>
+              <w:pStyle w:val="Footer"/>
               <w:ind w:right="360"/>
               <w:jc w:val="both"/>
               <w:rPr>
@@ -6133,7 +5717,6 @@
                 <w:lang w:val="uk-UA"/>
               </w:rPr>
             </w:pPr>
-            <w:proofErr w:type="spellStart"/>
             <w:r>
               <w:rPr>
                 <w:b w:val="0"/>
@@ -6142,9 +5725,8 @@
                 <w:szCs w:val="20"/>
                 <w:lang w:val="uk-UA"/>
               </w:rPr>
-              <w:t>тел</w:t>
+              <w:t xml:space="preserve">тел.:   </w:t>
             </w:r>
-            <w:proofErr w:type="spellEnd"/>
             <w:r>
               <w:rPr>
                 <w:b w:val="0"/>
@@ -6153,9 +5735,14 @@
                 <w:szCs w:val="20"/>
                 <w:lang w:val="uk-UA"/>
               </w:rPr>
-              <w:t xml:space="preserve">.:   </w:t>
+              <w:t>________________________________</w:t>
             </w:r>
-            <w:r>
+          </w:p>
+          <w:p>
+            <w:pPr>
+              <w:pStyle w:val="Footer"/>
+              <w:ind w:right="360"/>
+              <w:jc w:val="both"/>
               <w:rPr>
                 <w:b w:val="0"/>
                 <w:bCs w:val="0"/>
@@ -6163,14 +5750,8 @@
                 <w:szCs w:val="20"/>
                 <w:lang w:val="uk-UA"/>
               </w:rPr>
-              <w:t>________________________________</w:t>
-            </w:r>
-          </w:p>
-          <w:p>
-            <w:pPr>
-              <w:pStyle w:val="a7"/>
-              <w:ind w:right="360"/>
-              <w:jc w:val="both"/>
+            </w:pPr>
+            <w:r>
               <w:rPr>
                 <w:b w:val="0"/>
                 <w:bCs w:val="0"/>
@@ -6178,8 +5759,14 @@
                 <w:szCs w:val="20"/>
                 <w:lang w:val="uk-UA"/>
               </w:rPr>
-            </w:pPr>
-            <w:r>
+              <w:t xml:space="preserve">Інспектор/Представник: </w:t>
+            </w:r>
+          </w:p>
+          <w:p>
+            <w:pPr>
+              <w:pStyle w:val="Footer"/>
+              <w:ind w:right="360"/>
+              <w:jc w:val="both"/>
               <w:rPr>
                 <w:b w:val="0"/>
                 <w:bCs w:val="0"/>
@@ -6187,14 +5774,8 @@
                 <w:szCs w:val="20"/>
                 <w:lang w:val="uk-UA"/>
               </w:rPr>
-              <w:t xml:space="preserve">Інспектор/Представник: </w:t>
-            </w:r>
-          </w:p>
-          <w:p>
-            <w:pPr>
-              <w:pStyle w:val="a7"/>
-              <w:ind w:right="360"/>
-              <w:jc w:val="both"/>
+            </w:pPr>
+            <w:r>
               <w:rPr>
                 <w:b w:val="0"/>
                 <w:bCs w:val="0"/>
@@ -6202,39 +5783,22 @@
                 <w:szCs w:val="20"/>
                 <w:lang w:val="uk-UA"/>
               </w:rPr>
-            </w:pPr>
-            <w:r>
-              <w:rPr>
-                <w:b w:val="0"/>
-                <w:bCs w:val="0"/>
-                <w:sz w:val="20"/>
-                <w:szCs w:val="20"/>
-                <w:lang w:val="uk-UA"/>
-              </w:rPr>
               <w:t>П.І.Б. ________________________________</w:t>
             </w:r>
           </w:p>
           <w:p>
             <w:pPr>
-              <w:pStyle w:val="21"/>
+              <w:pStyle w:val="BodyTextIndent2"/>
               <w:ind w:firstLine="0"/>
               <w:rPr>
                 <w:b/>
               </w:rPr>
             </w:pPr>
-            <w:proofErr w:type="spellStart"/>
             <w:r>
               <w:rPr>
                 <w:bCs/>
               </w:rPr>
-              <w:t>тел</w:t>
-            </w:r>
-            <w:proofErr w:type="spellEnd"/>
-            <w:r>
-              <w:rPr>
-                <w:bCs/>
-              </w:rPr>
-              <w:t>.:   (_____)_________________________</w:t>
+              <w:t>тел.:   (_____)_________________________</w:t>
             </w:r>
           </w:p>
         </w:tc>
@@ -6250,7 +5814,7 @@
           </w:tcPr>
           <w:p>
             <w:pPr>
-              <w:pStyle w:val="a7"/>
+              <w:pStyle w:val="Footer"/>
               <w:ind w:right="360" w:firstLine="360"/>
               <w:rPr>
                 <w:b w:val="0"/>
@@ -6328,11 +5892,10 @@
                 <w15:appearance w15:val="tags"/>
                 <w:text/>
               </w:sdtPr>
-              <w:sdtEndPr/>
               <w:sdtContent>
                 <w:r>
                   <w:rPr>
-                    <w:rStyle w:val="af0"/>
+                    <w:rStyle w:val="PlaceholderText"/>
                     <w:lang w:val="uk-UA"/>
                   </w:rPr>
                   <w:t>Место для ввода текста.</w:t>
@@ -6351,7 +5914,6 @@
                 <w:lang w:val="uk-UA"/>
               </w:rPr>
             </w:pPr>
-            <w:proofErr w:type="spellStart"/>
             <w:r>
               <w:rPr>
                 <w:rFonts w:eastAsia="Calibri"/>
@@ -6361,19 +5923,7 @@
                 <w:szCs w:val="16"/>
                 <w:lang w:val="uk-UA" w:eastAsia="en-US"/>
               </w:rPr>
-              <w:t>тел</w:t>
-            </w:r>
-            <w:proofErr w:type="spellEnd"/>
-            <w:r>
-              <w:rPr>
-                <w:rFonts w:eastAsia="Calibri"/>
-                <w:b w:val="0"/>
-                <w:bCs w:val="0"/>
-                <w:sz w:val="16"/>
-                <w:szCs w:val="16"/>
-                <w:lang w:val="uk-UA" w:eastAsia="en-US"/>
-              </w:rPr>
-              <w:t>.:</w:t>
+              <w:t>тел.:</w:t>
             </w:r>
             <w:r>
               <w:rPr>
@@ -6405,11 +5955,10 @@
                 <w15:appearance w15:val="tags"/>
                 <w:text/>
               </w:sdtPr>
-              <w:sdtEndPr/>
               <w:sdtContent>
                 <w:r>
                   <w:rPr>
-                    <w:rStyle w:val="af0"/>
+                    <w:rStyle w:val="PlaceholderText"/>
                     <w:lang w:val="uk-UA"/>
                   </w:rPr>
                   <w:t>Место для ввода текста.</w:t>
@@ -6422,7 +5971,7 @@
     </w:tbl>
     <w:p>
       <w:pPr>
-        <w:pStyle w:val="a3"/>
+        <w:pStyle w:val="BodyText"/>
         <w:ind w:right="-1"/>
         <w:rPr>
           <w:b/>
@@ -6442,7 +5991,7 @@
     </w:p>
     <w:p>
       <w:pPr>
-        <w:pStyle w:val="ab"/>
+        <w:pStyle w:val="Subtitle"/>
         <w:ind w:left="0" w:firstLine="426"/>
         <w:rPr>
           <w:sz w:val="22"/>
@@ -6645,7 +6194,7 @@
     </w:p>
     <w:p>
       <w:pPr>
-        <w:pStyle w:val="a9"/>
+        <w:pStyle w:val="Title"/>
         <w:ind w:firstLine="426"/>
         <w:rPr>
           <w:sz w:val="22"/>
@@ -6662,7 +6211,7 @@
     </w:p>
     <w:p>
       <w:pPr>
-        <w:pStyle w:val="a9"/>
+        <w:pStyle w:val="Title"/>
         <w:ind w:firstLine="426"/>
         <w:rPr>
           <w:sz w:val="22"/>
@@ -6692,7 +6241,7 @@
         <mc:AlternateContent>
           <mc:Choice Requires="wps">
             <w:drawing>
-              <wp:anchor distT="0" distB="0" distL="114300" distR="114300" simplePos="0" relativeHeight="251662336" behindDoc="0" locked="0" layoutInCell="1" allowOverlap="1">
+              <wp:anchor distT="0" distB="0" distL="114300" distR="114300" simplePos="0" relativeHeight="251662336" behindDoc="0" locked="0" layoutInCell="1" allowOverlap="1" wp14:anchorId="61A7887E" wp14:editId="732C40FB">
                 <wp:simplePos x="0" y="0"/>
                 <wp:positionH relativeFrom="column">
                   <wp:posOffset>997584</wp:posOffset>
@@ -6737,7 +6286,6 @@
                               <w:rPr>
                                 <w:sz w:val="24"/>
                                 <w:szCs w:val="24"/>
-                                <w:lang/>
                               </w:rPr>
                             </w:pPr>
                             <w:r>
@@ -7075,51 +6623,7 @@
                 <w:szCs w:val="22"/>
                 <w:lang w:val="uk-UA"/>
               </w:rPr>
-              <w:t xml:space="preserve">(початок-кінець, </w:t>
-            </w:r>
-            <w:proofErr w:type="spellStart"/>
-            <w:r>
-              <w:rPr>
-                <w:b w:val="0"/>
-                <w:bCs w:val="0"/>
-                <w:sz w:val="22"/>
-                <w:szCs w:val="22"/>
-                <w:lang w:val="uk-UA"/>
-              </w:rPr>
-              <w:t>хвил</w:t>
-            </w:r>
-            <w:proofErr w:type="spellEnd"/>
-            <w:r>
-              <w:rPr>
-                <w:b w:val="0"/>
-                <w:bCs w:val="0"/>
-                <w:sz w:val="22"/>
-                <w:szCs w:val="22"/>
-                <w:lang w:val="uk-UA"/>
-              </w:rPr>
-              <w:t xml:space="preserve">., </w:t>
-            </w:r>
-            <w:proofErr w:type="spellStart"/>
-            <w:r>
-              <w:rPr>
-                <w:b w:val="0"/>
-                <w:bCs w:val="0"/>
-                <w:sz w:val="22"/>
-                <w:szCs w:val="22"/>
-                <w:lang w:val="uk-UA"/>
-              </w:rPr>
-              <w:t>сек</w:t>
-            </w:r>
-            <w:proofErr w:type="spellEnd"/>
-            <w:r>
-              <w:rPr>
-                <w:b w:val="0"/>
-                <w:bCs w:val="0"/>
-                <w:sz w:val="22"/>
-                <w:szCs w:val="22"/>
-                <w:lang w:val="uk-UA"/>
-              </w:rPr>
-              <w:t>.)</w:t>
+              <w:t>(початок-кінець, хвил., сек.)</w:t>
             </w:r>
           </w:p>
         </w:tc>
@@ -7354,51 +6858,7 @@
                 <w:szCs w:val="22"/>
                 <w:lang w:val="uk-UA"/>
               </w:rPr>
-              <w:t>(</w:t>
-            </w:r>
-            <w:proofErr w:type="spellStart"/>
-            <w:r>
-              <w:rPr>
-                <w:b w:val="0"/>
-                <w:bCs w:val="0"/>
-                <w:sz w:val="22"/>
-                <w:szCs w:val="22"/>
-                <w:lang w:val="uk-UA"/>
-              </w:rPr>
-              <w:t>хвил</w:t>
-            </w:r>
-            <w:proofErr w:type="spellEnd"/>
-            <w:r>
-              <w:rPr>
-                <w:b w:val="0"/>
-                <w:bCs w:val="0"/>
-                <w:sz w:val="22"/>
-                <w:szCs w:val="22"/>
-                <w:lang w:val="uk-UA"/>
-              </w:rPr>
-              <w:t xml:space="preserve">., </w:t>
-            </w:r>
-            <w:proofErr w:type="spellStart"/>
-            <w:r>
-              <w:rPr>
-                <w:b w:val="0"/>
-                <w:bCs w:val="0"/>
-                <w:sz w:val="22"/>
-                <w:szCs w:val="22"/>
-                <w:lang w:val="uk-UA"/>
-              </w:rPr>
-              <w:t>сек</w:t>
-            </w:r>
-            <w:proofErr w:type="spellEnd"/>
-            <w:r>
-              <w:rPr>
-                <w:b w:val="0"/>
-                <w:bCs w:val="0"/>
-                <w:sz w:val="22"/>
-                <w:szCs w:val="22"/>
-                <w:lang w:val="uk-UA"/>
-              </w:rPr>
-              <w:t>.)</w:t>
+              <w:t>(хвил., сек.)</w:t>
             </w:r>
           </w:p>
         </w:tc>
@@ -8560,7 +8020,7 @@
         <mc:AlternateContent>
           <mc:Choice Requires="wps">
             <w:drawing>
-              <wp:anchor distT="0" distB="0" distL="114300" distR="114300" simplePos="0" relativeHeight="251661312" behindDoc="0" locked="0" layoutInCell="1" allowOverlap="1">
+              <wp:anchor distT="0" distB="0" distL="114300" distR="114300" simplePos="0" relativeHeight="251661312" behindDoc="0" locked="0" layoutInCell="1" allowOverlap="1" wp14:anchorId="03C5DD04" wp14:editId="58BC916F">
                 <wp:simplePos x="0" y="0"/>
                 <wp:positionH relativeFrom="column">
                   <wp:posOffset>130810</wp:posOffset>
@@ -8738,7 +8198,7 @@
     </w:p>
     <w:p>
       <w:pPr>
-        <w:pStyle w:val="ab"/>
+        <w:pStyle w:val="Subtitle"/>
         <w:ind w:left="0" w:firstLine="426"/>
         <w:rPr>
           <w:sz w:val="22"/>
@@ -8960,7 +8420,7 @@
     </w:p>
     <w:p>
       <w:pPr>
-        <w:pStyle w:val="a5"/>
+        <w:pStyle w:val="Header"/>
         <w:ind w:firstLine="426"/>
         <w:rPr>
           <w:sz w:val="22"/>
@@ -8971,7 +8431,7 @@
     </w:p>
     <w:p>
       <w:pPr>
-        <w:pStyle w:val="a3"/>
+        <w:pStyle w:val="BodyText"/>
         <w:jc w:val="center"/>
         <w:rPr>
           <w:b/>
@@ -8994,7 +8454,7 @@
     </w:p>
     <w:p>
       <w:pPr>
-        <w:pStyle w:val="a3"/>
+        <w:pStyle w:val="BodyText"/>
         <w:jc w:val="center"/>
         <w:rPr>
           <w:b/>
@@ -9015,7 +8475,7 @@
         <mc:AlternateContent>
           <mc:Choice Requires="wps">
             <w:drawing>
-              <wp:anchor distT="0" distB="0" distL="114300" distR="114300" simplePos="0" relativeHeight="251664384" behindDoc="0" locked="0" layoutInCell="1" allowOverlap="1">
+              <wp:anchor distT="0" distB="0" distL="114300" distR="114300" simplePos="0" relativeHeight="251664384" behindDoc="0" locked="0" layoutInCell="1" allowOverlap="1" wp14:anchorId="552424E4" wp14:editId="66A8294D">
                 <wp:simplePos x="0" y="0"/>
                 <wp:positionH relativeFrom="column">
                   <wp:posOffset>464185</wp:posOffset>
@@ -9060,7 +8520,6 @@
                               <w:rPr>
                                 <w:sz w:val="24"/>
                                 <w:szCs w:val="24"/>
-                                <w:lang/>
                               </w:rPr>
                             </w:pPr>
                             <w:r>
@@ -9168,7 +8627,7 @@
     </w:p>
     <w:p>
       <w:pPr>
-        <w:pStyle w:val="a3"/>
+        <w:pStyle w:val="BodyText"/>
         <w:jc w:val="center"/>
         <w:rPr>
           <w:b/>
@@ -9230,7 +8689,7 @@
     </w:p>
     <w:p>
       <w:pPr>
-        <w:pStyle w:val="a3"/>
+        <w:pStyle w:val="BodyText"/>
         <w:ind w:right="-1"/>
         <w:jc w:val="center"/>
         <w:rPr>
@@ -9254,27 +8713,27 @@
     </w:p>
     <w:p>
       <w:pPr>
-        <w:pStyle w:val="a3"/>
-        <w:rPr>
-          <w:sz w:val="22"/>
-          <w:szCs w:val="22"/>
-          <w:lang w:val="uk-UA"/>
-        </w:rPr>
-      </w:pPr>
-    </w:p>
-    <w:p>
-      <w:pPr>
-        <w:pStyle w:val="a3"/>
-        <w:rPr>
-          <w:sz w:val="22"/>
-          <w:szCs w:val="22"/>
-          <w:lang w:val="uk-UA"/>
-        </w:rPr>
-      </w:pPr>
-    </w:p>
-    <w:p>
-      <w:pPr>
-        <w:pStyle w:val="a3"/>
+        <w:pStyle w:val="BodyText"/>
+        <w:rPr>
+          <w:sz w:val="22"/>
+          <w:szCs w:val="22"/>
+          <w:lang w:val="uk-UA"/>
+        </w:rPr>
+      </w:pPr>
+    </w:p>
+    <w:p>
+      <w:pPr>
+        <w:pStyle w:val="BodyText"/>
+        <w:rPr>
+          <w:sz w:val="22"/>
+          <w:szCs w:val="22"/>
+          <w:lang w:val="uk-UA"/>
+        </w:rPr>
+      </w:pPr>
+    </w:p>
+    <w:p>
+      <w:pPr>
+        <w:pStyle w:val="BodyText"/>
         <w:ind w:right="-1"/>
         <w:jc w:val="center"/>
         <w:rPr>
@@ -9352,7 +8811,7 @@
     </w:p>
     <w:p>
       <w:pPr>
-        <w:pStyle w:val="a3"/>
+        <w:pStyle w:val="BodyText"/>
         <w:ind w:right="-1"/>
         <w:rPr>
           <w:sz w:val="22"/>
@@ -9363,7 +8822,7 @@
     </w:p>
     <w:p>
       <w:pPr>
-        <w:pStyle w:val="a3"/>
+        <w:pStyle w:val="BodyText"/>
         <w:ind w:right="-1" w:firstLine="720"/>
         <w:rPr>
           <w:b/>
@@ -9375,7 +8834,7 @@
     </w:p>
     <w:p>
       <w:pPr>
-        <w:pStyle w:val="a3"/>
+        <w:pStyle w:val="BodyText"/>
         <w:ind w:right="-1"/>
         <w:rPr>
           <w:sz w:val="22"/>
@@ -9411,7 +8870,7 @@
     </w:p>
     <w:p>
       <w:pPr>
-        <w:pStyle w:val="a3"/>
+        <w:pStyle w:val="BodyText"/>
         <w:ind w:right="-1"/>
         <w:rPr>
           <w:sz w:val="22"/>
@@ -9515,7 +8974,7 @@
     </w:p>
     <w:p>
       <w:pPr>
-        <w:pStyle w:val="a3"/>
+        <w:pStyle w:val="BodyText"/>
         <w:ind w:right="-1"/>
         <w:rPr>
           <w:sz w:val="22"/>
@@ -9526,7 +8985,7 @@
     </w:p>
     <w:p>
       <w:pPr>
-        <w:pStyle w:val="a3"/>
+        <w:pStyle w:val="BodyText"/>
         <w:ind w:right="-1"/>
         <w:rPr>
           <w:sz w:val="22"/>
@@ -9545,7 +9004,7 @@
     </w:p>
     <w:p>
       <w:pPr>
-        <w:pStyle w:val="a3"/>
+        <w:pStyle w:val="BodyText"/>
         <w:overflowPunct w:val="0"/>
         <w:ind w:right="-1" w:firstLine="426"/>
         <w:textAlignment w:val="baseline"/>
@@ -9599,7 +9058,7 @@
     </w:p>
     <w:p>
       <w:pPr>
-        <w:pStyle w:val="a3"/>
+        <w:pStyle w:val="BodyText"/>
         <w:overflowPunct w:val="0"/>
         <w:ind w:right="-1" w:firstLine="426"/>
         <w:textAlignment w:val="baseline"/>
@@ -9615,30 +9074,12 @@
           <w:szCs w:val="22"/>
           <w:lang w:val="uk-UA"/>
         </w:rPr>
-        <w:t xml:space="preserve">1.2.Відповідно до Договору надав Звіт про використані музичні твори в рекламі, що публічно </w:t>
-      </w:r>
-      <w:proofErr w:type="spellStart"/>
-      <w:r>
-        <w:rPr>
-          <w:sz w:val="22"/>
-          <w:szCs w:val="22"/>
-          <w:lang w:val="uk-UA"/>
-        </w:rPr>
-        <w:t>сповіщувалась</w:t>
-      </w:r>
-      <w:proofErr w:type="spellEnd"/>
-      <w:r>
-        <w:rPr>
-          <w:sz w:val="22"/>
-          <w:szCs w:val="22"/>
-          <w:lang w:val="uk-UA"/>
-        </w:rPr>
-        <w:t xml:space="preserve"> в ефір (за ____________201_ р.) в паперовому вигляді і електронному вигляді за адресами:_________________________________________________________;</w:t>
-      </w:r>
-    </w:p>
-    <w:p>
-      <w:pPr>
-        <w:pStyle w:val="a3"/>
+        <w:t>1.2.Відповідно до Договору надав Звіт про використані музичні твори в рекламі, що публічно сповіщувалась в ефір (за ____________201_ р.) в паперовому вигляді і електронному вигляді за адресами:_________________________________________________________;</w:t>
+      </w:r>
+    </w:p>
+    <w:p>
+      <w:pPr>
+        <w:pStyle w:val="BodyText"/>
         <w:ind w:right="-1" w:firstLine="426"/>
         <w:rPr>
           <w:sz w:val="22"/>
@@ -9701,7 +9142,7 @@
     </w:p>
     <w:p>
       <w:pPr>
-        <w:pStyle w:val="a3"/>
+        <w:pStyle w:val="BodyText"/>
         <w:ind w:right="-1" w:firstLine="426"/>
         <w:rPr>
           <w:sz w:val="22"/>
@@ -9712,7 +9153,7 @@
     </w:p>
     <w:p>
       <w:pPr>
-        <w:pStyle w:val="a3"/>
+        <w:pStyle w:val="BodyText"/>
         <w:ind w:right="-1"/>
         <w:jc w:val="center"/>
         <w:rPr>
@@ -9734,7 +9175,7 @@
     </w:p>
     <w:p>
       <w:pPr>
-        <w:pStyle w:val="a3"/>
+        <w:pStyle w:val="BodyText"/>
         <w:ind w:right="-1"/>
         <w:rPr>
           <w:sz w:val="22"/>
@@ -9745,7 +9186,7 @@
     </w:p>
     <w:p>
       <w:pPr>
-        <w:pStyle w:val="a3"/>
+        <w:pStyle w:val="BodyText"/>
         <w:ind w:right="-1"/>
         <w:rPr>
           <w:sz w:val="22"/>
@@ -9797,7 +9238,7 @@
     </w:p>
     <w:p>
       <w:pPr>
-        <w:pStyle w:val="a3"/>
+        <w:pStyle w:val="BodyText"/>
         <w:ind w:right="-1"/>
         <w:rPr>
           <w:sz w:val="22"/>
@@ -9808,7 +9249,7 @@
     </w:p>
     <w:p>
       <w:pPr>
-        <w:pStyle w:val="a3"/>
+        <w:pStyle w:val="BodyText"/>
         <w:ind w:right="-1"/>
         <w:rPr>
           <w:sz w:val="22"/>
@@ -9819,7 +9260,7 @@
     </w:p>
     <w:p>
       <w:pPr>
-        <w:pStyle w:val="a3"/>
+        <w:pStyle w:val="BodyText"/>
         <w:rPr>
           <w:sz w:val="22"/>
           <w:szCs w:val="22"/>
@@ -9871,7 +9312,7 @@
           </w:tcPr>
           <w:p>
             <w:pPr>
-              <w:pStyle w:val="a3"/>
+              <w:pStyle w:val="BodyText"/>
               <w:ind w:right="-1"/>
               <w:jc w:val="left"/>
               <w:rPr>
@@ -9910,7 +9351,7 @@
           </w:tcPr>
           <w:p>
             <w:pPr>
-              <w:pStyle w:val="a3"/>
+              <w:pStyle w:val="BodyText"/>
               <w:ind w:right="-1"/>
               <w:jc w:val="left"/>
               <w:rPr>
@@ -9929,7 +9370,7 @@
           </w:tcPr>
           <w:p>
             <w:pPr>
-              <w:pStyle w:val="a3"/>
+              <w:pStyle w:val="BodyText"/>
               <w:ind w:right="-1"/>
               <w:jc w:val="left"/>
               <w:rPr>
@@ -9963,7 +9404,7 @@
           </w:tcPr>
           <w:p>
             <w:pPr>
-              <w:pStyle w:val="a3"/>
+              <w:pStyle w:val="BodyText"/>
               <w:jc w:val="left"/>
               <w:rPr>
                 <w:b/>
@@ -9980,7 +9421,7 @@
           </w:tcPr>
           <w:p>
             <w:pPr>
-              <w:pStyle w:val="a3"/>
+              <w:pStyle w:val="BodyText"/>
               <w:ind w:right="-1"/>
               <w:jc w:val="left"/>
               <w:rPr>
@@ -9999,7 +9440,7 @@
           </w:tcPr>
           <w:p>
             <w:pPr>
-              <w:pStyle w:val="a3"/>
+              <w:pStyle w:val="BodyText"/>
               <w:ind w:right="-1"/>
               <w:jc w:val="left"/>
               <w:rPr>
@@ -10017,7 +9458,7 @@
           </w:tcPr>
           <w:p>
             <w:pPr>
-              <w:pStyle w:val="a3"/>
+              <w:pStyle w:val="BodyText"/>
               <w:ind w:right="-1"/>
               <w:jc w:val="left"/>
               <w:rPr>
@@ -10035,7 +9476,7 @@
           </w:tcPr>
           <w:p>
             <w:pPr>
-              <w:pStyle w:val="a3"/>
+              <w:pStyle w:val="BodyText"/>
               <w:ind w:right="-1"/>
               <w:jc w:val="left"/>
               <w:rPr>
@@ -10054,7 +9495,7 @@
           </w:tcPr>
           <w:p>
             <w:pPr>
-              <w:pStyle w:val="a3"/>
+              <w:pStyle w:val="BodyText"/>
               <w:ind w:right="-1"/>
               <w:jc w:val="left"/>
               <w:rPr>
@@ -10073,7 +9514,7 @@
           </w:tcPr>
           <w:p>
             <w:pPr>
-              <w:pStyle w:val="a3"/>
+              <w:pStyle w:val="BodyText"/>
               <w:ind w:right="-1"/>
               <w:jc w:val="left"/>
               <w:rPr>
@@ -10099,7 +9540,7 @@
           </w:tcPr>
           <w:p>
             <w:pPr>
-              <w:pStyle w:val="a3"/>
+              <w:pStyle w:val="BodyText"/>
               <w:ind w:right="-1"/>
               <w:jc w:val="left"/>
               <w:rPr>
@@ -10118,7 +9559,7 @@
           </w:tcPr>
           <w:p>
             <w:pPr>
-              <w:pStyle w:val="a3"/>
+              <w:pStyle w:val="BodyText"/>
               <w:ind w:right="-1"/>
               <w:jc w:val="left"/>
               <w:rPr>
@@ -10142,7 +9583,7 @@
           </w:tcPr>
           <w:p>
             <w:pPr>
-              <w:pStyle w:val="a3"/>
+              <w:pStyle w:val="BodyText"/>
               <w:jc w:val="left"/>
               <w:rPr>
                 <w:b/>
@@ -10159,7 +9600,7 @@
           </w:tcPr>
           <w:p>
             <w:pPr>
-              <w:pStyle w:val="a3"/>
+              <w:pStyle w:val="BodyText"/>
               <w:ind w:right="-1"/>
               <w:jc w:val="left"/>
               <w:rPr>
@@ -10178,7 +9619,7 @@
           </w:tcPr>
           <w:p>
             <w:pPr>
-              <w:pStyle w:val="a3"/>
+              <w:pStyle w:val="BodyText"/>
               <w:ind w:right="-1"/>
               <w:jc w:val="left"/>
               <w:rPr>
@@ -10196,7 +9637,7 @@
           </w:tcPr>
           <w:p>
             <w:pPr>
-              <w:pStyle w:val="a3"/>
+              <w:pStyle w:val="BodyText"/>
               <w:ind w:right="-1"/>
               <w:jc w:val="left"/>
               <w:rPr>
@@ -10214,7 +9655,7 @@
           </w:tcPr>
           <w:p>
             <w:pPr>
-              <w:pStyle w:val="a3"/>
+              <w:pStyle w:val="BodyText"/>
               <w:ind w:right="-1"/>
               <w:jc w:val="left"/>
               <w:rPr>
@@ -10233,7 +9674,7 @@
           </w:tcPr>
           <w:p>
             <w:pPr>
-              <w:pStyle w:val="a3"/>
+              <w:pStyle w:val="BodyText"/>
               <w:ind w:right="-1"/>
               <w:jc w:val="left"/>
               <w:rPr>
@@ -10252,7 +9693,7 @@
           </w:tcPr>
           <w:p>
             <w:pPr>
-              <w:pStyle w:val="a3"/>
+              <w:pStyle w:val="BodyText"/>
               <w:ind w:right="-1"/>
               <w:jc w:val="left"/>
               <w:rPr>
@@ -10270,7 +9711,7 @@
           </w:tcPr>
           <w:p>
             <w:pPr>
-              <w:pStyle w:val="a3"/>
+              <w:pStyle w:val="BodyText"/>
               <w:ind w:right="-1"/>
               <w:jc w:val="left"/>
               <w:rPr>
@@ -10288,7 +9729,7 @@
           </w:tcPr>
           <w:p>
             <w:pPr>
-              <w:pStyle w:val="a3"/>
+              <w:pStyle w:val="BodyText"/>
               <w:ind w:right="-1"/>
               <w:jc w:val="left"/>
               <w:rPr>
@@ -10306,7 +9747,7 @@
           </w:tcPr>
           <w:p>
             <w:pPr>
-              <w:pStyle w:val="a3"/>
+              <w:pStyle w:val="BodyText"/>
               <w:ind w:right="-1"/>
               <w:jc w:val="left"/>
               <w:rPr>
@@ -10325,7 +9766,7 @@
           </w:tcPr>
           <w:p>
             <w:pPr>
-              <w:pStyle w:val="a3"/>
+              <w:pStyle w:val="BodyText"/>
               <w:ind w:right="-1"/>
               <w:jc w:val="left"/>
               <w:rPr>
@@ -10349,7 +9790,7 @@
           </w:tcPr>
           <w:p>
             <w:pPr>
-              <w:pStyle w:val="a3"/>
+              <w:pStyle w:val="BodyText"/>
               <w:tabs>
                 <w:tab w:val="center" w:pos="4153"/>
                 <w:tab w:val="right" w:pos="8306"/>
@@ -10382,7 +9823,7 @@
           </w:tcPr>
           <w:p>
             <w:pPr>
-              <w:pStyle w:val="a3"/>
+              <w:pStyle w:val="BodyText"/>
               <w:tabs>
                 <w:tab w:val="center" w:pos="4153"/>
                 <w:tab w:val="right" w:pos="8306"/>
@@ -10410,7 +9851,7 @@
           </w:tcPr>
           <w:p>
             <w:pPr>
-              <w:pStyle w:val="a3"/>
+              <w:pStyle w:val="BodyText"/>
               <w:tabs>
                 <w:tab w:val="center" w:pos="4153"/>
                 <w:tab w:val="right" w:pos="8306"/>
@@ -10434,7 +9875,7 @@
           </w:tcPr>
           <w:p>
             <w:pPr>
-              <w:pStyle w:val="a3"/>
+              <w:pStyle w:val="BodyText"/>
               <w:tabs>
                 <w:tab w:val="center" w:pos="4153"/>
                 <w:tab w:val="right" w:pos="8306"/>
@@ -10458,7 +9899,7 @@
           </w:tcPr>
           <w:p>
             <w:pPr>
-              <w:pStyle w:val="a3"/>
+              <w:pStyle w:val="BodyText"/>
               <w:tabs>
                 <w:tab w:val="center" w:pos="4153"/>
                 <w:tab w:val="right" w:pos="8306"/>
@@ -10493,7 +9934,7 @@
           </w:tcPr>
           <w:p>
             <w:pPr>
-              <w:pStyle w:val="a3"/>
+              <w:pStyle w:val="BodyText"/>
               <w:ind w:right="-1"/>
               <w:jc w:val="left"/>
               <w:rPr>
@@ -10512,7 +9953,7 @@
           </w:tcPr>
           <w:p>
             <w:pPr>
-              <w:pStyle w:val="a3"/>
+              <w:pStyle w:val="BodyText"/>
               <w:jc w:val="left"/>
               <w:rPr>
                 <w:sz w:val="22"/>
@@ -10538,7 +9979,7 @@
           </w:tcPr>
           <w:p>
             <w:pPr>
-              <w:pStyle w:val="a3"/>
+              <w:pStyle w:val="BodyText"/>
               <w:ind w:right="-1"/>
               <w:jc w:val="left"/>
               <w:rPr>
@@ -10559,7 +10000,7 @@
           </w:tcPr>
           <w:p>
             <w:pPr>
-              <w:pStyle w:val="a3"/>
+              <w:pStyle w:val="BodyText"/>
               <w:ind w:right="-1"/>
               <w:jc w:val="left"/>
               <w:rPr>
@@ -10577,7 +10018,7 @@
           </w:tcPr>
           <w:p>
             <w:pPr>
-              <w:pStyle w:val="a3"/>
+              <w:pStyle w:val="BodyText"/>
               <w:ind w:right="-1"/>
               <w:jc w:val="left"/>
               <w:rPr>
@@ -10596,7 +10037,7 @@
           </w:tcPr>
           <w:p>
             <w:pPr>
-              <w:pStyle w:val="a3"/>
+              <w:pStyle w:val="BodyText"/>
               <w:ind w:right="-1"/>
               <w:jc w:val="left"/>
               <w:rPr>
@@ -10630,7 +10071,7 @@
           </w:tcPr>
           <w:p>
             <w:pPr>
-              <w:pStyle w:val="a3"/>
+              <w:pStyle w:val="BodyText"/>
               <w:tabs>
                 <w:tab w:val="center" w:pos="4153"/>
                 <w:tab w:val="right" w:pos="8306"/>
@@ -10653,7 +10094,7 @@
           </w:tcPr>
           <w:p>
             <w:pPr>
-              <w:pStyle w:val="a3"/>
+              <w:pStyle w:val="BodyText"/>
               <w:tabs>
                 <w:tab w:val="center" w:pos="4153"/>
                 <w:tab w:val="right" w:pos="8306"/>
@@ -10680,7 +10121,7 @@
           </w:tcPr>
           <w:p>
             <w:pPr>
-              <w:pStyle w:val="a3"/>
+              <w:pStyle w:val="BodyText"/>
               <w:tabs>
                 <w:tab w:val="center" w:pos="4153"/>
                 <w:tab w:val="right" w:pos="8306"/>
@@ -10714,7 +10155,7 @@
           </w:tcPr>
           <w:p>
             <w:pPr>
-              <w:pStyle w:val="a3"/>
+              <w:pStyle w:val="BodyText"/>
               <w:tabs>
                 <w:tab w:val="center" w:pos="4153"/>
                 <w:tab w:val="right" w:pos="8306"/>
@@ -10738,7 +10179,7 @@
           </w:tcPr>
           <w:p>
             <w:pPr>
-              <w:pStyle w:val="a3"/>
+              <w:pStyle w:val="BodyText"/>
               <w:tabs>
                 <w:tab w:val="center" w:pos="4153"/>
                 <w:tab w:val="right" w:pos="8306"/>
@@ -10763,7 +10204,7 @@
           </w:tcPr>
           <w:p>
             <w:pPr>
-              <w:pStyle w:val="a3"/>
+              <w:pStyle w:val="BodyText"/>
               <w:ind w:right="-1"/>
               <w:jc w:val="left"/>
               <w:rPr>
@@ -10782,7 +10223,7 @@
           </w:tcPr>
           <w:p>
             <w:pPr>
-              <w:pStyle w:val="a3"/>
+              <w:pStyle w:val="BodyText"/>
               <w:ind w:right="-1"/>
               <w:jc w:val="center"/>
               <w:rPr>
@@ -10800,7 +10241,7 @@
           </w:tcPr>
           <w:p>
             <w:pPr>
-              <w:pStyle w:val="a3"/>
+              <w:pStyle w:val="BodyText"/>
               <w:ind w:right="-1"/>
               <w:jc w:val="center"/>
               <w:rPr>
@@ -10821,7 +10262,7 @@
           </w:tcPr>
           <w:p>
             <w:pPr>
-              <w:pStyle w:val="a3"/>
+              <w:pStyle w:val="BodyText"/>
               <w:ind w:right="-1"/>
               <w:jc w:val="center"/>
               <w:rPr>
@@ -10847,7 +10288,7 @@
           </w:tcPr>
           <w:p>
             <w:pPr>
-              <w:pStyle w:val="a3"/>
+              <w:pStyle w:val="BodyText"/>
               <w:ind w:right="-1"/>
               <w:jc w:val="center"/>
               <w:rPr>
@@ -10866,7 +10307,7 @@
           </w:tcPr>
           <w:p>
             <w:pPr>
-              <w:pStyle w:val="a3"/>
+              <w:pStyle w:val="BodyText"/>
               <w:ind w:right="-1"/>
               <w:jc w:val="center"/>
               <w:rPr>
@@ -10890,7 +10331,7 @@
           </w:tcPr>
           <w:p>
             <w:pPr>
-              <w:pStyle w:val="a3"/>
+              <w:pStyle w:val="BodyText"/>
               <w:ind w:right="-1"/>
               <w:jc w:val="left"/>
               <w:rPr>
@@ -10907,7 +10348,7 @@
           </w:tcPr>
           <w:p>
             <w:pPr>
-              <w:pStyle w:val="a3"/>
+              <w:pStyle w:val="BodyText"/>
               <w:ind w:right="-1"/>
               <w:jc w:val="left"/>
               <w:rPr>
@@ -10926,7 +10367,7 @@
           </w:tcPr>
           <w:p>
             <w:pPr>
-              <w:pStyle w:val="a3"/>
+              <w:pStyle w:val="BodyText"/>
               <w:ind w:right="-1"/>
               <w:jc w:val="left"/>
               <w:rPr>
@@ -10944,7 +10385,7 @@
           </w:tcPr>
           <w:p>
             <w:pPr>
-              <w:pStyle w:val="a3"/>
+              <w:pStyle w:val="BodyText"/>
               <w:ind w:right="-1"/>
               <w:jc w:val="left"/>
               <w:rPr>
@@ -10962,7 +10403,7 @@
           </w:tcPr>
           <w:p>
             <w:pPr>
-              <w:pStyle w:val="a3"/>
+              <w:pStyle w:val="BodyText"/>
               <w:ind w:right="-1"/>
               <w:jc w:val="left"/>
               <w:rPr>
@@ -10981,7 +10422,7 @@
           </w:tcPr>
           <w:p>
             <w:pPr>
-              <w:pStyle w:val="a3"/>
+              <w:pStyle w:val="BodyText"/>
               <w:ind w:right="-1"/>
               <w:jc w:val="left"/>
               <w:rPr>
@@ -11000,7 +10441,7 @@
           </w:tcPr>
           <w:p>
             <w:pPr>
-              <w:pStyle w:val="a3"/>
+              <w:pStyle w:val="BodyText"/>
               <w:ind w:right="-1"/>
               <w:jc w:val="left"/>
               <w:rPr>
@@ -11018,7 +10459,7 @@
           </w:tcPr>
           <w:p>
             <w:pPr>
-              <w:pStyle w:val="a3"/>
+              <w:pStyle w:val="BodyText"/>
               <w:ind w:right="-1"/>
               <w:jc w:val="left"/>
               <w:rPr>
@@ -11036,7 +10477,7 @@
           </w:tcPr>
           <w:p>
             <w:pPr>
-              <w:pStyle w:val="a3"/>
+              <w:pStyle w:val="BodyText"/>
               <w:ind w:right="-1"/>
               <w:jc w:val="left"/>
               <w:rPr>
@@ -11054,7 +10495,7 @@
           </w:tcPr>
           <w:p>
             <w:pPr>
-              <w:pStyle w:val="a3"/>
+              <w:pStyle w:val="BodyText"/>
               <w:ind w:right="-1"/>
               <w:jc w:val="left"/>
               <w:rPr>
@@ -11073,7 +10514,7 @@
           </w:tcPr>
           <w:p>
             <w:pPr>
-              <w:pStyle w:val="a3"/>
+              <w:pStyle w:val="BodyText"/>
               <w:ind w:right="-1"/>
               <w:jc w:val="left"/>
               <w:rPr>
@@ -11097,7 +10538,7 @@
           </w:tcPr>
           <w:p>
             <w:pPr>
-              <w:pStyle w:val="a3"/>
+              <w:pStyle w:val="BodyText"/>
               <w:ind w:right="-1"/>
               <w:jc w:val="left"/>
               <w:rPr>
@@ -11114,7 +10555,7 @@
           </w:tcPr>
           <w:p>
             <w:pPr>
-              <w:pStyle w:val="a3"/>
+              <w:pStyle w:val="BodyText"/>
               <w:ind w:right="-1"/>
               <w:jc w:val="left"/>
               <w:rPr>
@@ -11133,7 +10574,7 @@
           </w:tcPr>
           <w:p>
             <w:pPr>
-              <w:pStyle w:val="a3"/>
+              <w:pStyle w:val="BodyText"/>
               <w:ind w:right="-1"/>
               <w:jc w:val="left"/>
               <w:rPr>
@@ -11151,7 +10592,7 @@
           </w:tcPr>
           <w:p>
             <w:pPr>
-              <w:pStyle w:val="a3"/>
+              <w:pStyle w:val="BodyText"/>
               <w:ind w:right="-1"/>
               <w:jc w:val="left"/>
               <w:rPr>
@@ -11169,7 +10610,7 @@
           </w:tcPr>
           <w:p>
             <w:pPr>
-              <w:pStyle w:val="a3"/>
+              <w:pStyle w:val="BodyText"/>
               <w:ind w:right="-1"/>
               <w:jc w:val="left"/>
               <w:rPr>
@@ -11188,7 +10629,7 @@
           </w:tcPr>
           <w:p>
             <w:pPr>
-              <w:pStyle w:val="a3"/>
+              <w:pStyle w:val="BodyText"/>
               <w:ind w:right="-1"/>
               <w:jc w:val="left"/>
               <w:rPr>
@@ -11207,7 +10648,7 @@
           </w:tcPr>
           <w:p>
             <w:pPr>
-              <w:pStyle w:val="a3"/>
+              <w:pStyle w:val="BodyText"/>
               <w:ind w:right="-1"/>
               <w:jc w:val="left"/>
               <w:rPr>
@@ -11225,7 +10666,7 @@
           </w:tcPr>
           <w:p>
             <w:pPr>
-              <w:pStyle w:val="a3"/>
+              <w:pStyle w:val="BodyText"/>
               <w:ind w:right="-1"/>
               <w:jc w:val="left"/>
               <w:rPr>
@@ -11243,7 +10684,7 @@
           </w:tcPr>
           <w:p>
             <w:pPr>
-              <w:pStyle w:val="a3"/>
+              <w:pStyle w:val="BodyText"/>
               <w:ind w:right="-1"/>
               <w:jc w:val="left"/>
               <w:rPr>
@@ -11261,7 +10702,7 @@
           </w:tcPr>
           <w:p>
             <w:pPr>
-              <w:pStyle w:val="a3"/>
+              <w:pStyle w:val="BodyText"/>
               <w:ind w:right="-1"/>
               <w:jc w:val="left"/>
               <w:rPr>
@@ -11280,7 +10721,7 @@
           </w:tcPr>
           <w:p>
             <w:pPr>
-              <w:pStyle w:val="a3"/>
+              <w:pStyle w:val="BodyText"/>
               <w:ind w:right="-1"/>
               <w:jc w:val="left"/>
               <w:rPr>
@@ -11300,7 +10741,7 @@
           </w:tcPr>
           <w:p>
             <w:pPr>
-              <w:pStyle w:val="a3"/>
+              <w:pStyle w:val="BodyText"/>
               <w:ind w:right="-582"/>
               <w:jc w:val="left"/>
               <w:rPr>
@@ -11327,7 +10768,7 @@
           </w:tcPr>
           <w:p>
             <w:pPr>
-              <w:pStyle w:val="a3"/>
+              <w:pStyle w:val="BodyText"/>
               <w:ind w:right="-108"/>
               <w:jc w:val="left"/>
               <w:rPr>
@@ -11339,7 +10780,7 @@
           </w:p>
           <w:p>
             <w:pPr>
-              <w:pStyle w:val="a3"/>
+              <w:pStyle w:val="BodyText"/>
               <w:ind w:right="-108"/>
               <w:jc w:val="left"/>
               <w:rPr>
@@ -11360,7 +10801,7 @@
           </w:tcPr>
           <w:p>
             <w:pPr>
-              <w:pStyle w:val="a3"/>
+              <w:pStyle w:val="BodyText"/>
               <w:ind w:right="-1"/>
               <w:jc w:val="left"/>
               <w:rPr>
@@ -11378,7 +10819,7 @@
           </w:tcPr>
           <w:p>
             <w:pPr>
-              <w:pStyle w:val="a3"/>
+              <w:pStyle w:val="BodyText"/>
               <w:ind w:right="-1"/>
               <w:jc w:val="left"/>
               <w:rPr>
@@ -11398,7 +10839,7 @@
           </w:tcPr>
           <w:p>
             <w:pPr>
-              <w:pStyle w:val="a3"/>
+              <w:pStyle w:val="BodyText"/>
               <w:ind w:right="-1"/>
               <w:jc w:val="left"/>
               <w:rPr>
@@ -11426,7 +10867,7 @@
           </w:tcPr>
           <w:p>
             <w:pPr>
-              <w:pStyle w:val="a3"/>
+              <w:pStyle w:val="BodyText"/>
               <w:ind w:right="-1"/>
               <w:jc w:val="left"/>
               <w:rPr>
@@ -11445,7 +10886,7 @@
           </w:tcPr>
           <w:p>
             <w:pPr>
-              <w:pStyle w:val="a3"/>
+              <w:pStyle w:val="BodyText"/>
               <w:ind w:right="-1"/>
               <w:jc w:val="left"/>
               <w:rPr>
@@ -11472,7 +10913,7 @@
           </w:tcPr>
           <w:p>
             <w:pPr>
-              <w:pStyle w:val="a3"/>
+              <w:pStyle w:val="BodyText"/>
               <w:ind w:right="-1"/>
               <w:jc w:val="left"/>
               <w:rPr>
@@ -11493,7 +10934,7 @@
           </w:tcPr>
           <w:p>
             <w:pPr>
-              <w:pStyle w:val="a3"/>
+              <w:pStyle w:val="BodyText"/>
               <w:ind w:right="-1"/>
               <w:jc w:val="left"/>
               <w:rPr>
@@ -11511,7 +10952,7 @@
           </w:tcPr>
           <w:p>
             <w:pPr>
-              <w:pStyle w:val="a3"/>
+              <w:pStyle w:val="BodyText"/>
               <w:ind w:right="-1"/>
               <w:jc w:val="left"/>
               <w:rPr>
@@ -11530,7 +10971,7 @@
           </w:tcPr>
           <w:p>
             <w:pPr>
-              <w:pStyle w:val="a3"/>
+              <w:pStyle w:val="BodyText"/>
               <w:ind w:right="-1"/>
               <w:jc w:val="left"/>
               <w:rPr>
@@ -11564,7 +11005,7 @@
           </w:tcPr>
           <w:p>
             <w:pPr>
-              <w:pStyle w:val="a3"/>
+              <w:pStyle w:val="BodyText"/>
               <w:ind w:right="-1"/>
               <w:jc w:val="left"/>
               <w:rPr>
@@ -11581,7 +11022,7 @@
           </w:tcPr>
           <w:p>
             <w:pPr>
-              <w:pStyle w:val="a3"/>
+              <w:pStyle w:val="BodyText"/>
               <w:ind w:right="-1"/>
               <w:jc w:val="center"/>
               <w:rPr>
@@ -11602,7 +11043,7 @@
           </w:tcPr>
           <w:p>
             <w:pPr>
-              <w:pStyle w:val="a3"/>
+              <w:pStyle w:val="BodyText"/>
               <w:ind w:right="-1"/>
               <w:jc w:val="center"/>
               <w:rPr>
@@ -11628,7 +11069,7 @@
           </w:tcPr>
           <w:p>
             <w:pPr>
-              <w:pStyle w:val="a3"/>
+              <w:pStyle w:val="BodyText"/>
               <w:ind w:right="-1"/>
               <w:jc w:val="left"/>
               <w:rPr>
@@ -11646,7 +11087,7 @@
           </w:tcPr>
           <w:p>
             <w:pPr>
-              <w:pStyle w:val="a3"/>
+              <w:pStyle w:val="BodyText"/>
               <w:ind w:right="-1"/>
               <w:jc w:val="left"/>
               <w:rPr>
@@ -11665,7 +11106,7 @@
           </w:tcPr>
           <w:p>
             <w:pPr>
-              <w:pStyle w:val="a3"/>
+              <w:pStyle w:val="BodyText"/>
               <w:ind w:right="-1"/>
               <w:jc w:val="left"/>
               <w:rPr>
@@ -11684,7 +11125,7 @@
           </w:tcPr>
           <w:p>
             <w:pPr>
-              <w:pStyle w:val="a3"/>
+              <w:pStyle w:val="BodyText"/>
               <w:ind w:right="-1"/>
               <w:jc w:val="center"/>
               <w:rPr>
@@ -11702,7 +11143,7 @@
           </w:tcPr>
           <w:p>
             <w:pPr>
-              <w:pStyle w:val="a3"/>
+              <w:pStyle w:val="BodyText"/>
               <w:ind w:right="-1"/>
               <w:jc w:val="center"/>
               <w:rPr>
@@ -11723,7 +11164,7 @@
           </w:tcPr>
           <w:p>
             <w:pPr>
-              <w:pStyle w:val="a3"/>
+              <w:pStyle w:val="BodyText"/>
               <w:ind w:right="-1"/>
               <w:jc w:val="center"/>
               <w:rPr>
@@ -11749,7 +11190,7 @@
           </w:tcPr>
           <w:p>
             <w:pPr>
-              <w:pStyle w:val="a3"/>
+              <w:pStyle w:val="BodyText"/>
               <w:ind w:right="-1"/>
               <w:jc w:val="center"/>
               <w:rPr>
@@ -11768,7 +11209,7 @@
           </w:tcPr>
           <w:p>
             <w:pPr>
-              <w:pStyle w:val="a3"/>
+              <w:pStyle w:val="BodyText"/>
               <w:ind w:right="-1"/>
               <w:jc w:val="center"/>
               <w:rPr>
@@ -11792,7 +11233,7 @@
           </w:tcPr>
           <w:p>
             <w:pPr>
-              <w:pStyle w:val="a3"/>
+              <w:pStyle w:val="BodyText"/>
               <w:ind w:right="-1"/>
               <w:jc w:val="left"/>
               <w:rPr>
@@ -11809,7 +11250,7 @@
           </w:tcPr>
           <w:p>
             <w:pPr>
-              <w:pStyle w:val="a3"/>
+              <w:pStyle w:val="BodyText"/>
               <w:ind w:right="-1"/>
               <w:jc w:val="left"/>
               <w:rPr>
@@ -11828,7 +11269,7 @@
           </w:tcPr>
           <w:p>
             <w:pPr>
-              <w:pStyle w:val="a3"/>
+              <w:pStyle w:val="BodyText"/>
               <w:ind w:right="-1"/>
               <w:jc w:val="left"/>
               <w:rPr>
@@ -11846,7 +11287,7 @@
           </w:tcPr>
           <w:p>
             <w:pPr>
-              <w:pStyle w:val="a3"/>
+              <w:pStyle w:val="BodyText"/>
               <w:ind w:right="-1"/>
               <w:jc w:val="left"/>
               <w:rPr>
@@ -11864,7 +11305,7 @@
           </w:tcPr>
           <w:p>
             <w:pPr>
-              <w:pStyle w:val="a3"/>
+              <w:pStyle w:val="BodyText"/>
               <w:ind w:right="-1"/>
               <w:jc w:val="left"/>
               <w:rPr>
@@ -11883,7 +11324,7 @@
           </w:tcPr>
           <w:p>
             <w:pPr>
-              <w:pStyle w:val="a3"/>
+              <w:pStyle w:val="BodyText"/>
               <w:ind w:right="-1"/>
               <w:jc w:val="left"/>
               <w:rPr>
@@ -11902,7 +11343,7 @@
           </w:tcPr>
           <w:p>
             <w:pPr>
-              <w:pStyle w:val="a3"/>
+              <w:pStyle w:val="BodyText"/>
               <w:ind w:right="-1"/>
               <w:jc w:val="left"/>
               <w:rPr>
@@ -11920,7 +11361,7 @@
           </w:tcPr>
           <w:p>
             <w:pPr>
-              <w:pStyle w:val="a3"/>
+              <w:pStyle w:val="BodyText"/>
               <w:ind w:right="-1"/>
               <w:jc w:val="left"/>
               <w:rPr>
@@ -11938,7 +11379,7 @@
           </w:tcPr>
           <w:p>
             <w:pPr>
-              <w:pStyle w:val="a3"/>
+              <w:pStyle w:val="BodyText"/>
               <w:ind w:right="-1"/>
               <w:jc w:val="left"/>
               <w:rPr>
@@ -11956,7 +11397,7 @@
           </w:tcPr>
           <w:p>
             <w:pPr>
-              <w:pStyle w:val="a3"/>
+              <w:pStyle w:val="BodyText"/>
               <w:ind w:right="-1"/>
               <w:jc w:val="left"/>
               <w:rPr>
@@ -11975,7 +11416,7 @@
           </w:tcPr>
           <w:p>
             <w:pPr>
-              <w:pStyle w:val="a3"/>
+              <w:pStyle w:val="BodyText"/>
               <w:ind w:right="-1"/>
               <w:jc w:val="left"/>
               <w:rPr>
@@ -11999,7 +11440,7 @@
           </w:tcPr>
           <w:p>
             <w:pPr>
-              <w:pStyle w:val="a3"/>
+              <w:pStyle w:val="BodyText"/>
               <w:ind w:right="-1"/>
               <w:jc w:val="left"/>
               <w:rPr>
@@ -12024,7 +11465,7 @@
           </w:tcPr>
           <w:p>
             <w:pPr>
-              <w:pStyle w:val="a3"/>
+              <w:pStyle w:val="BodyText"/>
               <w:ind w:right="-1"/>
               <w:jc w:val="left"/>
               <w:rPr>
@@ -12043,7 +11484,7 @@
           </w:tcPr>
           <w:p>
             <w:pPr>
-              <w:pStyle w:val="a3"/>
+              <w:pStyle w:val="BodyText"/>
               <w:ind w:right="-1"/>
               <w:jc w:val="left"/>
               <w:rPr>
@@ -12061,7 +11502,7 @@
           </w:tcPr>
           <w:p>
             <w:pPr>
-              <w:pStyle w:val="a3"/>
+              <w:pStyle w:val="BodyText"/>
               <w:ind w:right="-1"/>
               <w:jc w:val="left"/>
               <w:rPr>
@@ -12079,7 +11520,7 @@
           </w:tcPr>
           <w:p>
             <w:pPr>
-              <w:pStyle w:val="a3"/>
+              <w:pStyle w:val="BodyText"/>
               <w:ind w:right="-1"/>
               <w:jc w:val="left"/>
               <w:rPr>
@@ -12098,7 +11539,7 @@
           </w:tcPr>
           <w:p>
             <w:pPr>
-              <w:pStyle w:val="a3"/>
+              <w:pStyle w:val="BodyText"/>
               <w:ind w:right="-1"/>
               <w:jc w:val="left"/>
               <w:rPr>
@@ -12117,7 +11558,7 @@
           </w:tcPr>
           <w:p>
             <w:pPr>
-              <w:pStyle w:val="a3"/>
+              <w:pStyle w:val="BodyText"/>
               <w:ind w:right="-1"/>
               <w:jc w:val="left"/>
               <w:rPr>
@@ -12143,7 +11584,7 @@
           </w:tcPr>
           <w:p>
             <w:pPr>
-              <w:pStyle w:val="a3"/>
+              <w:pStyle w:val="BodyText"/>
               <w:ind w:right="-1"/>
               <w:jc w:val="left"/>
               <w:rPr>
@@ -12161,7 +11602,7 @@
           </w:tcPr>
           <w:p>
             <w:pPr>
-              <w:pStyle w:val="a3"/>
+              <w:pStyle w:val="BodyText"/>
               <w:ind w:right="-1"/>
               <w:jc w:val="left"/>
               <w:rPr>
@@ -12179,7 +11620,7 @@
           </w:tcPr>
           <w:p>
             <w:pPr>
-              <w:pStyle w:val="a3"/>
+              <w:pStyle w:val="BodyText"/>
               <w:ind w:right="-1"/>
               <w:jc w:val="left"/>
               <w:rPr>
@@ -12198,7 +11639,7 @@
           </w:tcPr>
           <w:p>
             <w:pPr>
-              <w:pStyle w:val="a3"/>
+              <w:pStyle w:val="BodyText"/>
               <w:ind w:right="-1"/>
               <w:jc w:val="left"/>
               <w:rPr>
@@ -12213,17 +11654,17 @@
     </w:tbl>
     <w:p>
       <w:pPr>
-        <w:pStyle w:val="a3"/>
-        <w:rPr>
-          <w:sz w:val="22"/>
-          <w:szCs w:val="22"/>
-          <w:lang w:val="uk-UA"/>
-        </w:rPr>
-      </w:pPr>
-    </w:p>
-    <w:p>
-      <w:pPr>
-        <w:pStyle w:val="a3"/>
+        <w:pStyle w:val="BodyText"/>
+        <w:rPr>
+          <w:sz w:val="22"/>
+          <w:szCs w:val="22"/>
+          <w:lang w:val="uk-UA"/>
+        </w:rPr>
+      </w:pPr>
+    </w:p>
+    <w:p>
+      <w:pPr>
+        <w:pStyle w:val="BodyText"/>
         <w:ind w:right="-1" w:firstLine="426"/>
         <w:rPr>
           <w:sz w:val="22"/>
@@ -12239,7 +11680,7 @@
     </w:p>
     <w:p>
       <w:pPr>
-        <w:pStyle w:val="a3"/>
+        <w:pStyle w:val="BodyText"/>
         <w:ind w:right="-1" w:firstLine="426"/>
         <w:rPr>
           <w:sz w:val="22"/>
@@ -12250,7 +11691,7 @@
     </w:p>
     <w:p>
       <w:pPr>
-        <w:pStyle w:val="ab"/>
+        <w:pStyle w:val="Subtitle"/>
         <w:ind w:left="0" w:firstLine="426"/>
         <w:rPr>
           <w:sz w:val="22"/>
@@ -12505,7 +11946,7 @@
         <mc:AlternateContent>
           <mc:Choice Requires="wps">
             <w:drawing>
-              <wp:anchor distT="0" distB="0" distL="114300" distR="114300" simplePos="0" relativeHeight="251663360" behindDoc="0" locked="0" layoutInCell="1" allowOverlap="1">
+              <wp:anchor distT="0" distB="0" distL="114300" distR="114300" simplePos="0" relativeHeight="251663360" behindDoc="0" locked="0" layoutInCell="1" allowOverlap="1" wp14:anchorId="5C454D15" wp14:editId="69AAFDDC">
                 <wp:simplePos x="0" y="0"/>
                 <wp:positionH relativeFrom="column">
                   <wp:posOffset>702310</wp:posOffset>
@@ -12550,10 +11991,8 @@
                               <w:rPr>
                                 <w:sz w:val="24"/>
                                 <w:szCs w:val="24"/>
-                                <w:lang/>
                               </w:rPr>
                             </w:pPr>
-                            <w:bookmarkStart w:id="8" w:name="_GoBack"/>
                             <w:r>
                               <w:rPr>
                                 <w:rFonts w:ascii="Arial" w:hAnsi="Arial" w:cs="Arial"/>
@@ -12577,7 +12016,6 @@
                               </w:rPr>
                               <w:t>З Р А З О К</w:t>
                             </w:r>
-                            <w:bookmarkEnd w:id="8"/>
                           </w:p>
                         </w:txbxContent>
                       </wps:txbx>
@@ -12693,18 +12131,8 @@
           <w:szCs w:val="22"/>
           <w:lang w:val="uk-UA"/>
         </w:rPr>
-        <w:t xml:space="preserve">в рекламі, що публічно </w:t>
-      </w:r>
-      <w:proofErr w:type="spellStart"/>
-      <w:r>
-        <w:rPr>
-          <w:sz w:val="22"/>
-          <w:szCs w:val="22"/>
-          <w:lang w:val="uk-UA"/>
-        </w:rPr>
-        <w:t>сповіщувалась</w:t>
-      </w:r>
-      <w:proofErr w:type="spellEnd"/>
+        <w:t>в рекламі, що публічно сповіщувалась</w:t>
+      </w:r>
     </w:p>
     <w:p>
       <w:pPr>
@@ -14008,25 +13436,7 @@
           <w:szCs w:val="22"/>
           <w:lang w:val="uk-UA"/>
         </w:rPr>
-        <w:t xml:space="preserve">для творів зарубіжних авторів дані вказуються у </w:t>
-      </w:r>
-      <w:proofErr w:type="spellStart"/>
-      <w:r>
-        <w:rPr>
-          <w:sz w:val="22"/>
-          <w:szCs w:val="22"/>
-          <w:lang w:val="uk-UA"/>
-        </w:rPr>
-        <w:t>т.ч</w:t>
-      </w:r>
-      <w:proofErr w:type="spellEnd"/>
-      <w:r>
-        <w:rPr>
-          <w:sz w:val="22"/>
-          <w:szCs w:val="22"/>
-          <w:lang w:val="uk-UA"/>
-        </w:rPr>
-        <w:t>. мовою оригіналу.</w:t>
+        <w:t>для творів зарубіжних авторів дані вказуються у т.ч. мовою оригіналу.</w:t>
       </w:r>
     </w:p>
     <w:p>
@@ -14063,7 +13473,7 @@
         <mc:AlternateContent>
           <mc:Choice Requires="wps">
             <w:drawing>
-              <wp:anchor distT="0" distB="0" distL="114300" distR="114300" simplePos="0" relativeHeight="251660288" behindDoc="0" locked="0" layoutInCell="1" allowOverlap="1">
+              <wp:anchor distT="0" distB="0" distL="114300" distR="114300" simplePos="0" relativeHeight="251660288" behindDoc="0" locked="0" layoutInCell="1" allowOverlap="1" wp14:anchorId="5FD9DBF4" wp14:editId="43D80338">
                 <wp:simplePos x="0" y="0"/>
                 <wp:positionH relativeFrom="column">
                   <wp:posOffset>-100965</wp:posOffset>
@@ -14266,7 +13676,7 @@
     </w:p>
     <w:p>
       <w:pPr>
-        <w:pStyle w:val="a7"/>
+        <w:pStyle w:val="Footer"/>
         <w:ind w:firstLine="426"/>
         <w:rPr>
           <w:sz w:val="22"/>
@@ -14292,7 +13702,7 @@
 </file>
 
 <file path=word/endnotes.xml><?xml version="1.0" encoding="utf-8"?>
-<w:endnotes xmlns:wpc="http://schemas.microsoft.com/office/word/2010/wordprocessingCanvas" xmlns:cx="http://schemas.microsoft.com/office/drawing/2014/chartex" xmlns:cx1="http://schemas.microsoft.com/office/drawing/2015/9/8/chartex" xmlns:mc="http://schemas.openxmlformats.org/markup-compatibility/2006" xmlns:o="urn:schemas-microsoft-com:office:office" xmlns:r="http://schemas.openxmlformats.org/officeDocument/2006/relationships" xmlns:m="http://schemas.openxmlformats.org/officeDocument/2006/math" xmlns:v="urn:schemas-microsoft-com:vml" xmlns:wp14="http://schemas.microsoft.com/office/word/2010/wordprocessingDrawing" xmlns:wp="http://schemas.openxmlformats.org/drawingml/2006/wordprocessingDrawing" xmlns:w10="urn:schemas-microsoft-com:office:word" xmlns:w="http://schemas.openxmlformats.org/wordprocessingml/2006/main" xmlns:w14="http://schemas.microsoft.com/office/word/2010/wordml" xmlns:w15="http://schemas.microsoft.com/office/word/2012/wordml" xmlns:w16se="http://schemas.microsoft.com/office/word/2015/wordml/symex" xmlns:wpg="http://schemas.microsoft.com/office/word/2010/wordprocessingGroup" xmlns:wpi="http://schemas.microsoft.com/office/word/2010/wordprocessingInk" xmlns:wne="http://schemas.microsoft.com/office/word/2006/wordml" xmlns:wps="http://schemas.microsoft.com/office/word/2010/wordprocessingShape" mc:Ignorable="w14 w15 w16se wp14">
+<w:endnotes xmlns:wpc="http://schemas.microsoft.com/office/word/2010/wordprocessingCanvas" xmlns:cx="http://schemas.microsoft.com/office/drawing/2014/chartex" xmlns:cx1="http://schemas.microsoft.com/office/drawing/2015/9/8/chartex" xmlns:cx2="http://schemas.microsoft.com/office/drawing/2015/10/21/chartex" xmlns:cx3="http://schemas.microsoft.com/office/drawing/2016/5/9/chartex" xmlns:cx4="http://schemas.microsoft.com/office/drawing/2016/5/10/chartex" xmlns:cx5="http://schemas.microsoft.com/office/drawing/2016/5/11/chartex" xmlns:cx6="http://schemas.microsoft.com/office/drawing/2016/5/12/chartex" xmlns:cx7="http://schemas.microsoft.com/office/drawing/2016/5/13/chartex" xmlns:cx8="http://schemas.microsoft.com/office/drawing/2016/5/14/chartex" xmlns:mc="http://schemas.openxmlformats.org/markup-compatibility/2006" xmlns:aink="http://schemas.microsoft.com/office/drawing/2016/ink" xmlns:am3d="http://schemas.microsoft.com/office/drawing/2017/model3d" xmlns:o="urn:schemas-microsoft-com:office:office" xmlns:oel="http://schemas.microsoft.com/office/2019/extlst" xmlns:r="http://schemas.openxmlformats.org/officeDocument/2006/relationships" xmlns:m="http://schemas.openxmlformats.org/officeDocument/2006/math" xmlns:v="urn:schemas-microsoft-com:vml" xmlns:wp14="http://schemas.microsoft.com/office/word/2010/wordprocessingDrawing" xmlns:wp="http://schemas.openxmlformats.org/drawingml/2006/wordprocessingDrawing" xmlns:w10="urn:schemas-microsoft-com:office:word" xmlns:w="http://schemas.openxmlformats.org/wordprocessingml/2006/main" xmlns:w14="http://schemas.microsoft.com/office/word/2010/wordml" xmlns:w15="http://schemas.microsoft.com/office/word/2012/wordml" xmlns:w16cex="http://schemas.microsoft.com/office/word/2018/wordml/cex" xmlns:w16cid="http://schemas.microsoft.com/office/word/2016/wordml/cid" xmlns:w16="http://schemas.microsoft.com/office/word/2018/wordml" xmlns:w16sdtdh="http://schemas.microsoft.com/office/word/2020/wordml/sdtdatahash" xmlns:w16se="http://schemas.microsoft.com/office/word/2015/wordml/symex" xmlns:wpg="http://schemas.microsoft.com/office/word/2010/wordprocessingGroup" xmlns:wpi="http://schemas.microsoft.com/office/word/2010/wordprocessingInk" xmlns:wne="http://schemas.microsoft.com/office/word/2006/wordml" xmlns:wps="http://schemas.microsoft.com/office/word/2010/wordprocessingShape" mc:Ignorable="w14 w15 w16se w16cid w16 w16cex w16sdtdh wp14">
   <w:endnote w:type="separator" w:id="-1">
     <w:p>
       <w:r>
@@ -14311,20 +13721,20 @@
 </file>
 
 <file path=word/footer1.xml><?xml version="1.0" encoding="utf-8"?>
-<w:ftr xmlns:wpc="http://schemas.microsoft.com/office/word/2010/wordprocessingCanvas" xmlns:cx="http://schemas.microsoft.com/office/drawing/2014/chartex" xmlns:cx1="http://schemas.microsoft.com/office/drawing/2015/9/8/chartex" xmlns:mc="http://schemas.openxmlformats.org/markup-compatibility/2006" xmlns:o="urn:schemas-microsoft-com:office:office" xmlns:r="http://schemas.openxmlformats.org/officeDocument/2006/relationships" xmlns:m="http://schemas.openxmlformats.org/officeDocument/2006/math" xmlns:v="urn:schemas-microsoft-com:vml" xmlns:wp14="http://schemas.microsoft.com/office/word/2010/wordprocessingDrawing" xmlns:wp="http://schemas.openxmlformats.org/drawingml/2006/wordprocessingDrawing" xmlns:w10="urn:schemas-microsoft-com:office:word" xmlns:w="http://schemas.openxmlformats.org/wordprocessingml/2006/main" xmlns:w14="http://schemas.microsoft.com/office/word/2010/wordml" xmlns:w15="http://schemas.microsoft.com/office/word/2012/wordml" xmlns:w16se="http://schemas.microsoft.com/office/word/2015/wordml/symex" xmlns:wpg="http://schemas.microsoft.com/office/word/2010/wordprocessingGroup" xmlns:wpi="http://schemas.microsoft.com/office/word/2010/wordprocessingInk" xmlns:wne="http://schemas.microsoft.com/office/word/2006/wordml" xmlns:wps="http://schemas.microsoft.com/office/word/2010/wordprocessingShape" mc:Ignorable="w14 w15 w16se wp14">
+<w:ftr xmlns:wpc="http://schemas.microsoft.com/office/word/2010/wordprocessingCanvas" xmlns:cx="http://schemas.microsoft.com/office/drawing/2014/chartex" xmlns:cx1="http://schemas.microsoft.com/office/drawing/2015/9/8/chartex" xmlns:cx2="http://schemas.microsoft.com/office/drawing/2015/10/21/chartex" xmlns:cx3="http://schemas.microsoft.com/office/drawing/2016/5/9/chartex" xmlns:cx4="http://schemas.microsoft.com/office/drawing/2016/5/10/chartex" xmlns:cx5="http://schemas.microsoft.com/office/drawing/2016/5/11/chartex" xmlns:cx6="http://schemas.microsoft.com/office/drawing/2016/5/12/chartex" xmlns:cx7="http://schemas.microsoft.com/office/drawing/2016/5/13/chartex" xmlns:cx8="http://schemas.microsoft.com/office/drawing/2016/5/14/chartex" xmlns:mc="http://schemas.openxmlformats.org/markup-compatibility/2006" xmlns:aink="http://schemas.microsoft.com/office/drawing/2016/ink" xmlns:am3d="http://schemas.microsoft.com/office/drawing/2017/model3d" xmlns:o="urn:schemas-microsoft-com:office:office" xmlns:oel="http://schemas.microsoft.com/office/2019/extlst" xmlns:r="http://schemas.openxmlformats.org/officeDocument/2006/relationships" xmlns:m="http://schemas.openxmlformats.org/officeDocument/2006/math" xmlns:v="urn:schemas-microsoft-com:vml" xmlns:wp14="http://schemas.microsoft.com/office/word/2010/wordprocessingDrawing" xmlns:wp="http://schemas.openxmlformats.org/drawingml/2006/wordprocessingDrawing" xmlns:w10="urn:schemas-microsoft-com:office:word" xmlns:w="http://schemas.openxmlformats.org/wordprocessingml/2006/main" xmlns:w14="http://schemas.microsoft.com/office/word/2010/wordml" xmlns:w15="http://schemas.microsoft.com/office/word/2012/wordml" xmlns:w16cex="http://schemas.microsoft.com/office/word/2018/wordml/cex" xmlns:w16cid="http://schemas.microsoft.com/office/word/2016/wordml/cid" xmlns:w16="http://schemas.microsoft.com/office/word/2018/wordml" xmlns:w16sdtdh="http://schemas.microsoft.com/office/word/2020/wordml/sdtdatahash" xmlns:w16se="http://schemas.microsoft.com/office/word/2015/wordml/symex" xmlns:wpg="http://schemas.microsoft.com/office/word/2010/wordprocessingGroup" xmlns:wpi="http://schemas.microsoft.com/office/word/2010/wordprocessingInk" xmlns:wne="http://schemas.microsoft.com/office/word/2006/wordml" xmlns:wps="http://schemas.microsoft.com/office/word/2010/wordprocessingShape" mc:Ignorable="w14 w15 w16se w16cid w16 w16cex w16sdtdh wp14">
   <w:p>
     <w:pPr>
-      <w:pStyle w:val="a7"/>
+      <w:pStyle w:val="Footer"/>
       <w:framePr w:wrap="auto" w:vAnchor="text" w:hAnchor="page" w:x="11182" w:y="99"/>
       <w:rPr>
-        <w:rStyle w:val="ad"/>
+        <w:rStyle w:val="PageNumber"/>
         <w:sz w:val="18"/>
         <w:szCs w:val="18"/>
       </w:rPr>
     </w:pPr>
     <w:r>
       <w:rPr>
-        <w:rStyle w:val="ad"/>
+        <w:rStyle w:val="PageNumber"/>
         <w:sz w:val="18"/>
         <w:szCs w:val="18"/>
       </w:rPr>
@@ -14332,7 +13742,7 @@
     </w:r>
     <w:r>
       <w:rPr>
-        <w:rStyle w:val="ad"/>
+        <w:rStyle w:val="PageNumber"/>
         <w:sz w:val="18"/>
         <w:szCs w:val="18"/>
       </w:rPr>
@@ -14340,7 +13750,7 @@
     </w:r>
     <w:r>
       <w:rPr>
-        <w:rStyle w:val="ad"/>
+        <w:rStyle w:val="PageNumber"/>
         <w:sz w:val="18"/>
         <w:szCs w:val="18"/>
       </w:rPr>
@@ -14348,7 +13758,7 @@
     </w:r>
     <w:r>
       <w:rPr>
-        <w:rStyle w:val="ad"/>
+        <w:rStyle w:val="PageNumber"/>
         <w:noProof/>
         <w:sz w:val="18"/>
         <w:szCs w:val="18"/>
@@ -14357,7 +13767,7 @@
     </w:r>
     <w:r>
       <w:rPr>
-        <w:rStyle w:val="ad"/>
+        <w:rStyle w:val="PageNumber"/>
         <w:sz w:val="18"/>
         <w:szCs w:val="18"/>
       </w:rPr>
@@ -14366,7 +13776,7 @@
   </w:p>
   <w:p>
     <w:pPr>
-      <w:pStyle w:val="a7"/>
+      <w:pStyle w:val="Footer"/>
       <w:ind w:right="360"/>
       <w:rPr>
         <w:b w:val="0"/>
@@ -14588,7 +13998,7 @@
   </w:tbl>
   <w:p>
     <w:pPr>
-      <w:pStyle w:val="a7"/>
+      <w:pStyle w:val="Footer"/>
       <w:rPr>
         <w:lang w:val="uk-UA"/>
       </w:rPr>
@@ -14598,7 +14008,7 @@
 </file>
 
 <file path=word/footnotes.xml><?xml version="1.0" encoding="utf-8"?>
-<w:footnotes xmlns:wpc="http://schemas.microsoft.com/office/word/2010/wordprocessingCanvas" xmlns:cx="http://schemas.microsoft.com/office/drawing/2014/chartex" xmlns:cx1="http://schemas.microsoft.com/office/drawing/2015/9/8/chartex" xmlns:mc="http://schemas.openxmlformats.org/markup-compatibility/2006" xmlns:o="urn:schemas-microsoft-com:office:office" xmlns:r="http://schemas.openxmlformats.org/officeDocument/2006/relationships" xmlns:m="http://schemas.openxmlformats.org/officeDocument/2006/math" xmlns:v="urn:schemas-microsoft-com:vml" xmlns:wp14="http://schemas.microsoft.com/office/word/2010/wordprocessingDrawing" xmlns:wp="http://schemas.openxmlformats.org/drawingml/2006/wordprocessingDrawing" xmlns:w10="urn:schemas-microsoft-com:office:word" xmlns:w="http://schemas.openxmlformats.org/wordprocessingml/2006/main" xmlns:w14="http://schemas.microsoft.com/office/word/2010/wordml" xmlns:w15="http://schemas.microsoft.com/office/word/2012/wordml" xmlns:w16se="http://schemas.microsoft.com/office/word/2015/wordml/symex" xmlns:wpg="http://schemas.microsoft.com/office/word/2010/wordprocessingGroup" xmlns:wpi="http://schemas.microsoft.com/office/word/2010/wordprocessingInk" xmlns:wne="http://schemas.microsoft.com/office/word/2006/wordml" xmlns:wps="http://schemas.microsoft.com/office/word/2010/wordprocessingShape" mc:Ignorable="w14 w15 w16se wp14">
+<w:footnotes xmlns:wpc="http://schemas.microsoft.com/office/word/2010/wordprocessingCanvas" xmlns:cx="http://schemas.microsoft.com/office/drawing/2014/chartex" xmlns:cx1="http://schemas.microsoft.com/office/drawing/2015/9/8/chartex" xmlns:cx2="http://schemas.microsoft.com/office/drawing/2015/10/21/chartex" xmlns:cx3="http://schemas.microsoft.com/office/drawing/2016/5/9/chartex" xmlns:cx4="http://schemas.microsoft.com/office/drawing/2016/5/10/chartex" xmlns:cx5="http://schemas.microsoft.com/office/drawing/2016/5/11/chartex" xmlns:cx6="http://schemas.microsoft.com/office/drawing/2016/5/12/chartex" xmlns:cx7="http://schemas.microsoft.com/office/drawing/2016/5/13/chartex" xmlns:cx8="http://schemas.microsoft.com/office/drawing/2016/5/14/chartex" xmlns:mc="http://schemas.openxmlformats.org/markup-compatibility/2006" xmlns:aink="http://schemas.microsoft.com/office/drawing/2016/ink" xmlns:am3d="http://schemas.microsoft.com/office/drawing/2017/model3d" xmlns:o="urn:schemas-microsoft-com:office:office" xmlns:oel="http://schemas.microsoft.com/office/2019/extlst" xmlns:r="http://schemas.openxmlformats.org/officeDocument/2006/relationships" xmlns:m="http://schemas.openxmlformats.org/officeDocument/2006/math" xmlns:v="urn:schemas-microsoft-com:vml" xmlns:wp14="http://schemas.microsoft.com/office/word/2010/wordprocessingDrawing" xmlns:wp="http://schemas.openxmlformats.org/drawingml/2006/wordprocessingDrawing" xmlns:w10="urn:schemas-microsoft-com:office:word" xmlns:w="http://schemas.openxmlformats.org/wordprocessingml/2006/main" xmlns:w14="http://schemas.microsoft.com/office/word/2010/wordml" xmlns:w15="http://schemas.microsoft.com/office/word/2012/wordml" xmlns:w16cex="http://schemas.microsoft.com/office/word/2018/wordml/cex" xmlns:w16cid="http://schemas.microsoft.com/office/word/2016/wordml/cid" xmlns:w16="http://schemas.microsoft.com/office/word/2018/wordml" xmlns:w16sdtdh="http://schemas.microsoft.com/office/word/2020/wordml/sdtdatahash" xmlns:w16se="http://schemas.microsoft.com/office/word/2015/wordml/symex" xmlns:wpg="http://schemas.microsoft.com/office/word/2010/wordprocessingGroup" xmlns:wpi="http://schemas.microsoft.com/office/word/2010/wordprocessingInk" xmlns:wne="http://schemas.microsoft.com/office/word/2006/wordml" xmlns:wps="http://schemas.microsoft.com/office/word/2010/wordprocessingShape" mc:Ignorable="w14 w15 w16se w16cid w16 w16cex w16sdtdh wp14">
   <w:footnote w:type="separator" w:id="-1">
     <w:p>
       <w:r>
@@ -14617,10 +14027,10 @@
 </file>
 
 <file path=word/header1.xml><?xml version="1.0" encoding="utf-8"?>
-<w:hdr xmlns:wpc="http://schemas.microsoft.com/office/word/2010/wordprocessingCanvas" xmlns:cx="http://schemas.microsoft.com/office/drawing/2014/chartex" xmlns:cx1="http://schemas.microsoft.com/office/drawing/2015/9/8/chartex" xmlns:mc="http://schemas.openxmlformats.org/markup-compatibility/2006" xmlns:o="urn:schemas-microsoft-com:office:office" xmlns:r="http://schemas.openxmlformats.org/officeDocument/2006/relationships" xmlns:m="http://schemas.openxmlformats.org/officeDocument/2006/math" xmlns:v="urn:schemas-microsoft-com:vml" xmlns:wp14="http://schemas.microsoft.com/office/word/2010/wordprocessingDrawing" xmlns:wp="http://schemas.openxmlformats.org/drawingml/2006/wordprocessingDrawing" xmlns:w10="urn:schemas-microsoft-com:office:word" xmlns:w="http://schemas.openxmlformats.org/wordprocessingml/2006/main" xmlns:w14="http://schemas.microsoft.com/office/word/2010/wordml" xmlns:w15="http://schemas.microsoft.com/office/word/2012/wordml" xmlns:w16se="http://schemas.microsoft.com/office/word/2015/wordml/symex" xmlns:wpg="http://schemas.microsoft.com/office/word/2010/wordprocessingGroup" xmlns:wpi="http://schemas.microsoft.com/office/word/2010/wordprocessingInk" xmlns:wne="http://schemas.microsoft.com/office/word/2006/wordml" xmlns:wps="http://schemas.microsoft.com/office/word/2010/wordprocessingShape" mc:Ignorable="w14 w15 w16se wp14">
+<w:hdr xmlns:wpc="http://schemas.microsoft.com/office/word/2010/wordprocessingCanvas" xmlns:cx="http://schemas.microsoft.com/office/drawing/2014/chartex" xmlns:cx1="http://schemas.microsoft.com/office/drawing/2015/9/8/chartex" xmlns:cx2="http://schemas.microsoft.com/office/drawing/2015/10/21/chartex" xmlns:cx3="http://schemas.microsoft.com/office/drawing/2016/5/9/chartex" xmlns:cx4="http://schemas.microsoft.com/office/drawing/2016/5/10/chartex" xmlns:cx5="http://schemas.microsoft.com/office/drawing/2016/5/11/chartex" xmlns:cx6="http://schemas.microsoft.com/office/drawing/2016/5/12/chartex" xmlns:cx7="http://schemas.microsoft.com/office/drawing/2016/5/13/chartex" xmlns:cx8="http://schemas.microsoft.com/office/drawing/2016/5/14/chartex" xmlns:mc="http://schemas.openxmlformats.org/markup-compatibility/2006" xmlns:aink="http://schemas.microsoft.com/office/drawing/2016/ink" xmlns:am3d="http://schemas.microsoft.com/office/drawing/2017/model3d" xmlns:o="urn:schemas-microsoft-com:office:office" xmlns:oel="http://schemas.microsoft.com/office/2019/extlst" xmlns:r="http://schemas.openxmlformats.org/officeDocument/2006/relationships" xmlns:m="http://schemas.openxmlformats.org/officeDocument/2006/math" xmlns:v="urn:schemas-microsoft-com:vml" xmlns:wp14="http://schemas.microsoft.com/office/word/2010/wordprocessingDrawing" xmlns:wp="http://schemas.openxmlformats.org/drawingml/2006/wordprocessingDrawing" xmlns:w10="urn:schemas-microsoft-com:office:word" xmlns:w="http://schemas.openxmlformats.org/wordprocessingml/2006/main" xmlns:w14="http://schemas.microsoft.com/office/word/2010/wordml" xmlns:w15="http://schemas.microsoft.com/office/word/2012/wordml" xmlns:w16cex="http://schemas.microsoft.com/office/word/2018/wordml/cex" xmlns:w16cid="http://schemas.microsoft.com/office/word/2016/wordml/cid" xmlns:w16="http://schemas.microsoft.com/office/word/2018/wordml" xmlns:w16sdtdh="http://schemas.microsoft.com/office/word/2020/wordml/sdtdatahash" xmlns:w16se="http://schemas.microsoft.com/office/word/2015/wordml/symex" xmlns:wpg="http://schemas.microsoft.com/office/word/2010/wordprocessingGroup" xmlns:wpi="http://schemas.microsoft.com/office/word/2010/wordprocessingInk" xmlns:wne="http://schemas.microsoft.com/office/word/2006/wordml" xmlns:wps="http://schemas.microsoft.com/office/word/2010/wordprocessingShape" mc:Ignorable="w14 w15 w16se w16cid w16 w16cex w16sdtdh wp14">
   <w:p>
     <w:pPr>
-      <w:pStyle w:val="a5"/>
+      <w:pStyle w:val="Header"/>
       <w:rPr>
         <w:b w:val="0"/>
         <w:bCs w:val="0"/>
@@ -14686,10 +14096,10 @@
 </file>
 
 <file path=word/header2.xml><?xml version="1.0" encoding="utf-8"?>
-<w:hdr xmlns:wpc="http://schemas.microsoft.com/office/word/2010/wordprocessingCanvas" xmlns:cx="http://schemas.microsoft.com/office/drawing/2014/chartex" xmlns:cx1="http://schemas.microsoft.com/office/drawing/2015/9/8/chartex" xmlns:mc="http://schemas.openxmlformats.org/markup-compatibility/2006" xmlns:o="urn:schemas-microsoft-com:office:office" xmlns:r="http://schemas.openxmlformats.org/officeDocument/2006/relationships" xmlns:m="http://schemas.openxmlformats.org/officeDocument/2006/math" xmlns:v="urn:schemas-microsoft-com:vml" xmlns:wp14="http://schemas.microsoft.com/office/word/2010/wordprocessingDrawing" xmlns:wp="http://schemas.openxmlformats.org/drawingml/2006/wordprocessingDrawing" xmlns:w10="urn:schemas-microsoft-com:office:word" xmlns:w="http://schemas.openxmlformats.org/wordprocessingml/2006/main" xmlns:w14="http://schemas.microsoft.com/office/word/2010/wordml" xmlns:w15="http://schemas.microsoft.com/office/word/2012/wordml" xmlns:w16se="http://schemas.microsoft.com/office/word/2015/wordml/symex" xmlns:wpg="http://schemas.microsoft.com/office/word/2010/wordprocessingGroup" xmlns:wpi="http://schemas.microsoft.com/office/word/2010/wordprocessingInk" xmlns:wne="http://schemas.microsoft.com/office/word/2006/wordml" xmlns:wps="http://schemas.microsoft.com/office/word/2010/wordprocessingShape" mc:Ignorable="w14 w15 w16se wp14">
+<w:hdr xmlns:wpc="http://schemas.microsoft.com/office/word/2010/wordprocessingCanvas" xmlns:cx="http://schemas.microsoft.com/office/drawing/2014/chartex" xmlns:cx1="http://schemas.microsoft.com/office/drawing/2015/9/8/chartex" xmlns:cx2="http://schemas.microsoft.com/office/drawing/2015/10/21/chartex" xmlns:cx3="http://schemas.microsoft.com/office/drawing/2016/5/9/chartex" xmlns:cx4="http://schemas.microsoft.com/office/drawing/2016/5/10/chartex" xmlns:cx5="http://schemas.microsoft.com/office/drawing/2016/5/11/chartex" xmlns:cx6="http://schemas.microsoft.com/office/drawing/2016/5/12/chartex" xmlns:cx7="http://schemas.microsoft.com/office/drawing/2016/5/13/chartex" xmlns:cx8="http://schemas.microsoft.com/office/drawing/2016/5/14/chartex" xmlns:mc="http://schemas.openxmlformats.org/markup-compatibility/2006" xmlns:aink="http://schemas.microsoft.com/office/drawing/2016/ink" xmlns:am3d="http://schemas.microsoft.com/office/drawing/2017/model3d" xmlns:o="urn:schemas-microsoft-com:office:office" xmlns:oel="http://schemas.microsoft.com/office/2019/extlst" xmlns:r="http://schemas.openxmlformats.org/officeDocument/2006/relationships" xmlns:m="http://schemas.openxmlformats.org/officeDocument/2006/math" xmlns:v="urn:schemas-microsoft-com:vml" xmlns:wp14="http://schemas.microsoft.com/office/word/2010/wordprocessingDrawing" xmlns:wp="http://schemas.openxmlformats.org/drawingml/2006/wordprocessingDrawing" xmlns:w10="urn:schemas-microsoft-com:office:word" xmlns:w="http://schemas.openxmlformats.org/wordprocessingml/2006/main" xmlns:w14="http://schemas.microsoft.com/office/word/2010/wordml" xmlns:w15="http://schemas.microsoft.com/office/word/2012/wordml" xmlns:w16cex="http://schemas.microsoft.com/office/word/2018/wordml/cex" xmlns:w16cid="http://schemas.microsoft.com/office/word/2016/wordml/cid" xmlns:w16="http://schemas.microsoft.com/office/word/2018/wordml" xmlns:w16sdtdh="http://schemas.microsoft.com/office/word/2020/wordml/sdtdatahash" xmlns:w16se="http://schemas.microsoft.com/office/word/2015/wordml/symex" xmlns:wpg="http://schemas.microsoft.com/office/word/2010/wordprocessingGroup" xmlns:wpi="http://schemas.microsoft.com/office/word/2010/wordprocessingInk" xmlns:wne="http://schemas.microsoft.com/office/word/2006/wordml" xmlns:wps="http://schemas.microsoft.com/office/word/2010/wordprocessingShape" mc:Ignorable="w14 w15 w16se w16cid w16 w16cex w16sdtdh wp14">
   <w:p>
     <w:pPr>
-      <w:pStyle w:val="a5"/>
+      <w:pStyle w:val="Header"/>
       <w:rPr>
         <w:b w:val="0"/>
         <w:bCs w:val="0"/>
@@ -14755,7 +14165,7 @@
 </file>
 
 <file path=word/numbering.xml><?xml version="1.0" encoding="utf-8"?>
-<w:numbering xmlns:wpc="http://schemas.microsoft.com/office/word/2010/wordprocessingCanvas" xmlns:cx="http://schemas.microsoft.com/office/drawing/2014/chartex" xmlns:cx1="http://schemas.microsoft.com/office/drawing/2015/9/8/chartex" xmlns:mc="http://schemas.openxmlformats.org/markup-compatibility/2006" xmlns:o="urn:schemas-microsoft-com:office:office" xmlns:r="http://schemas.openxmlformats.org/officeDocument/2006/relationships" xmlns:m="http://schemas.openxmlformats.org/officeDocument/2006/math" xmlns:v="urn:schemas-microsoft-com:vml" xmlns:wp14="http://schemas.microsoft.com/office/word/2010/wordprocessingDrawing" xmlns:wp="http://schemas.openxmlformats.org/drawingml/2006/wordprocessingDrawing" xmlns:w10="urn:schemas-microsoft-com:office:word" xmlns:w="http://schemas.openxmlformats.org/wordprocessingml/2006/main" xmlns:w14="http://schemas.microsoft.com/office/word/2010/wordml" xmlns:w15="http://schemas.microsoft.com/office/word/2012/wordml" xmlns:w16se="http://schemas.microsoft.com/office/word/2015/wordml/symex" xmlns:wpg="http://schemas.microsoft.com/office/word/2010/wordprocessingGroup" xmlns:wpi="http://schemas.microsoft.com/office/word/2010/wordprocessingInk" xmlns:wne="http://schemas.microsoft.com/office/word/2006/wordml" xmlns:wps="http://schemas.microsoft.com/office/word/2010/wordprocessingShape" mc:Ignorable="w14 w15 w16se wp14">
+<w:numbering xmlns:wpc="http://schemas.microsoft.com/office/word/2010/wordprocessingCanvas" xmlns:cx="http://schemas.microsoft.com/office/drawing/2014/chartex" xmlns:cx1="http://schemas.microsoft.com/office/drawing/2015/9/8/chartex" xmlns:cx2="http://schemas.microsoft.com/office/drawing/2015/10/21/chartex" xmlns:cx3="http://schemas.microsoft.com/office/drawing/2016/5/9/chartex" xmlns:cx4="http://schemas.microsoft.com/office/drawing/2016/5/10/chartex" xmlns:cx5="http://schemas.microsoft.com/office/drawing/2016/5/11/chartex" xmlns:cx6="http://schemas.microsoft.com/office/drawing/2016/5/12/chartex" xmlns:cx7="http://schemas.microsoft.com/office/drawing/2016/5/13/chartex" xmlns:cx8="http://schemas.microsoft.com/office/drawing/2016/5/14/chartex" xmlns:mc="http://schemas.openxmlformats.org/markup-compatibility/2006" xmlns:aink="http://schemas.microsoft.com/office/drawing/2016/ink" xmlns:am3d="http://schemas.microsoft.com/office/drawing/2017/model3d" xmlns:o="urn:schemas-microsoft-com:office:office" xmlns:oel="http://schemas.microsoft.com/office/2019/extlst" xmlns:r="http://schemas.openxmlformats.org/officeDocument/2006/relationships" xmlns:m="http://schemas.openxmlformats.org/officeDocument/2006/math" xmlns:v="urn:schemas-microsoft-com:vml" xmlns:wp14="http://schemas.microsoft.com/office/word/2010/wordprocessingDrawing" xmlns:wp="http://schemas.openxmlformats.org/drawingml/2006/wordprocessingDrawing" xmlns:w10="urn:schemas-microsoft-com:office:word" xmlns:w="http://schemas.openxmlformats.org/wordprocessingml/2006/main" xmlns:w14="http://schemas.microsoft.com/office/word/2010/wordml" xmlns:w15="http://schemas.microsoft.com/office/word/2012/wordml" xmlns:w16cex="http://schemas.microsoft.com/office/word/2018/wordml/cex" xmlns:w16cid="http://schemas.microsoft.com/office/word/2016/wordml/cid" xmlns:w16="http://schemas.microsoft.com/office/word/2018/wordml" xmlns:w16sdtdh="http://schemas.microsoft.com/office/word/2020/wordml/sdtdatahash" xmlns:w16se="http://schemas.microsoft.com/office/word/2015/wordml/symex" xmlns:wpg="http://schemas.microsoft.com/office/word/2010/wordprocessingGroup" xmlns:wpi="http://schemas.microsoft.com/office/word/2010/wordprocessingInk" xmlns:wne="http://schemas.microsoft.com/office/word/2006/wordml" xmlns:wps="http://schemas.microsoft.com/office/word/2010/wordprocessingShape" mc:Ignorable="w14 w15 w16se w16cid w16 w16cex w16sdtdh wp14">
   <w:abstractNum w:abstractNumId="0" w15:restartNumberingAfterBreak="0">
     <w:nsid w:val="22D32C23"/>
     <w:multiLevelType w:val="singleLevel"/>
@@ -14889,17 +14299,17 @@
       </w:pPr>
     </w:lvl>
   </w:abstractNum>
-  <w:num w:numId="1">
+  <w:num w:numId="1" w16cid:durableId="2003895932">
     <w:abstractNumId w:val="0"/>
   </w:num>
-  <w:num w:numId="2">
+  <w:num w:numId="2" w16cid:durableId="195387930">
     <w:abstractNumId w:val="1"/>
   </w:num>
 </w:numbering>
 </file>
 
 <file path=word/styles.xml><?xml version="1.0" encoding="utf-8"?>
-<w:styles xmlns:mc="http://schemas.openxmlformats.org/markup-compatibility/2006" xmlns:r="http://schemas.openxmlformats.org/officeDocument/2006/relationships" xmlns:w="http://schemas.openxmlformats.org/wordprocessingml/2006/main" xmlns:w14="http://schemas.microsoft.com/office/word/2010/wordml" xmlns:w15="http://schemas.microsoft.com/office/word/2012/wordml" xmlns:w16se="http://schemas.microsoft.com/office/word/2015/wordml/symex" mc:Ignorable="w14 w15 w16se">
+<w:styles xmlns:mc="http://schemas.openxmlformats.org/markup-compatibility/2006" xmlns:r="http://schemas.openxmlformats.org/officeDocument/2006/relationships" xmlns:w="http://schemas.openxmlformats.org/wordprocessingml/2006/main" xmlns:w14="http://schemas.microsoft.com/office/word/2010/wordml" xmlns:w15="http://schemas.microsoft.com/office/word/2012/wordml" xmlns:w16cex="http://schemas.microsoft.com/office/word/2018/wordml/cex" xmlns:w16cid="http://schemas.microsoft.com/office/word/2016/wordml/cid" xmlns:w16="http://schemas.microsoft.com/office/word/2018/wordml" xmlns:w16sdtdh="http://schemas.microsoft.com/office/word/2020/wordml/sdtdatahash" xmlns:w16se="http://schemas.microsoft.com/office/word/2015/wordml/symex" mc:Ignorable="w14 w15 w16se w16cid w16 w16cex w16sdtdh">
   <w:docDefaults>
     <w:rPrDefault>
       <w:rPr>
@@ -14915,7 +14325,7 @@
       </w:pPr>
     </w:pPrDefault>
   </w:docDefaults>
-  <w:latentStyles w:defLockedState="0" w:defUIPriority="99" w:defSemiHidden="0" w:defUnhideWhenUsed="0" w:defQFormat="0" w:count="371">
+  <w:latentStyles w:defLockedState="0" w:defUIPriority="99" w:defSemiHidden="0" w:defUnhideWhenUsed="0" w:defQFormat="0" w:count="376">
     <w:lsdException w:name="Normal" w:uiPriority="0" w:qFormat="1"/>
     <w:lsdException w:name="heading 1" w:uiPriority="0" w:qFormat="1"/>
     <w:lsdException w:name="heading 2" w:semiHidden="1" w:uiPriority="9" w:unhideWhenUsed="1" w:qFormat="1"/>
@@ -15021,7 +14431,6 @@
     <w:lsdException w:name="HTML Sample" w:semiHidden="1" w:unhideWhenUsed="1"/>
     <w:lsdException w:name="HTML Typewriter" w:semiHidden="1" w:unhideWhenUsed="1"/>
     <w:lsdException w:name="HTML Variable" w:semiHidden="1" w:unhideWhenUsed="1"/>
-    <w:lsdException w:name="Normal Table" w:semiHidden="1" w:unhideWhenUsed="1"/>
     <w:lsdException w:name="annotation subject" w:semiHidden="1" w:unhideWhenUsed="1"/>
     <w:lsdException w:name="No List" w:semiHidden="1" w:unhideWhenUsed="1"/>
     <w:lsdException w:name="Outline List 1" w:semiHidden="1" w:unhideWhenUsed="1"/>
@@ -15064,11 +14473,8 @@
     <w:lsdException w:name="Table Contemporary" w:semiHidden="1" w:unhideWhenUsed="1"/>
     <w:lsdException w:name="Table Elegant" w:semiHidden="1" w:unhideWhenUsed="1"/>
     <w:lsdException w:name="Table Professional" w:semiHidden="1" w:unhideWhenUsed="1"/>
-    <w:lsdException w:name="Table Subtle 1" w:semiHidden="1" w:unhideWhenUsed="1"/>
     <w:lsdException w:name="Table Subtle 2" w:semiHidden="1" w:unhideWhenUsed="1"/>
     <w:lsdException w:name="Table Web 1" w:semiHidden="1" w:unhideWhenUsed="1"/>
-    <w:lsdException w:name="Table Web 2" w:semiHidden="1" w:unhideWhenUsed="1"/>
-    <w:lsdException w:name="Table Web 3" w:semiHidden="1" w:unhideWhenUsed="1"/>
     <w:lsdException w:name="Balloon Text" w:semiHidden="1" w:unhideWhenUsed="1"/>
     <w:lsdException w:name="Table Grid" w:uiPriority="59"/>
     <w:lsdException w:name="Table Theme" w:semiHidden="1" w:unhideWhenUsed="1"/>
@@ -15287,8 +14693,13 @@
     <w:lsdException w:name="List Table 5 Dark Accent 6" w:uiPriority="50"/>
     <w:lsdException w:name="List Table 6 Colorful Accent 6" w:uiPriority="51"/>
     <w:lsdException w:name="List Table 7 Colorful Accent 6" w:uiPriority="52"/>
+    <w:lsdException w:name="Mention" w:semiHidden="1" w:unhideWhenUsed="1"/>
+    <w:lsdException w:name="Smart Hyperlink" w:semiHidden="1" w:unhideWhenUsed="1"/>
+    <w:lsdException w:name="Hashtag" w:semiHidden="1" w:unhideWhenUsed="1"/>
+    <w:lsdException w:name="Unresolved Mention" w:semiHidden="1" w:unhideWhenUsed="1"/>
+    <w:lsdException w:name="Smart Link" w:semiHidden="1" w:unhideWhenUsed="1"/>
   </w:latentStyles>
-  <w:style w:type="paragraph" w:default="1" w:styleId="a">
+  <w:style w:type="paragraph" w:default="1" w:styleId="Normal">
     <w:name w:val="Normal"/>
     <w:qFormat/>
     <w:rsid w:val="005965C5"/>
@@ -15306,11 +14717,11 @@
       <w:lang w:val="ru-RU" w:eastAsia="ja-JP"/>
     </w:rPr>
   </w:style>
-  <w:style w:type="paragraph" w:styleId="1">
+  <w:style w:type="paragraph" w:styleId="Heading1">
     <w:name w:val="heading 1"/>
-    <w:basedOn w:val="a"/>
-    <w:next w:val="a"/>
-    <w:link w:val="10"/>
+    <w:basedOn w:val="Normal"/>
+    <w:next w:val="Normal"/>
+    <w:link w:val="Heading1Char"/>
     <w:qFormat/>
     <w:rsid w:val="005965C5"/>
     <w:pPr>
@@ -15326,13 +14737,12 @@
       <w:lang w:val="uk-UA"/>
     </w:rPr>
   </w:style>
-  <w:style w:type="character" w:default="1" w:styleId="a0">
+  <w:style w:type="character" w:default="1" w:styleId="DefaultParagraphFont">
     <w:name w:val="Default Paragraph Font"/>
     <w:uiPriority w:val="1"/>
-    <w:semiHidden/>
     <w:unhideWhenUsed/>
   </w:style>
-  <w:style w:type="table" w:default="1" w:styleId="a1">
+  <w:style w:type="table" w:default="1" w:styleId="TableNormal">
     <w:name w:val="Normal Table"/>
     <w:uiPriority w:val="99"/>
     <w:semiHidden/>
@@ -15347,16 +14757,16 @@
       </w:tblCellMar>
     </w:tblPr>
   </w:style>
-  <w:style w:type="numbering" w:default="1" w:styleId="a2">
+  <w:style w:type="numbering" w:default="1" w:styleId="NoList">
     <w:name w:val="No List"/>
     <w:uiPriority w:val="99"/>
     <w:semiHidden/>
     <w:unhideWhenUsed/>
   </w:style>
-  <w:style w:type="character" w:customStyle="1" w:styleId="10">
-    <w:name w:val="Заголовок 1 Знак"/>
-    <w:basedOn w:val="a0"/>
-    <w:link w:val="1"/>
+  <w:style w:type="character" w:customStyle="1" w:styleId="Heading1Char">
+    <w:name w:val="Heading 1 Char"/>
+    <w:basedOn w:val="DefaultParagraphFont"/>
+    <w:link w:val="Heading1"/>
     <w:rsid w:val="005965C5"/>
     <w:rPr>
       <w:rFonts w:ascii="Times New Roman" w:eastAsia="MS Mincho" w:hAnsi="Times New Roman" w:cs="Times New Roman"/>
@@ -15365,10 +14775,10 @@
       <w:lang w:eastAsia="ja-JP"/>
     </w:rPr>
   </w:style>
-  <w:style w:type="paragraph" w:styleId="a3">
+  <w:style w:type="paragraph" w:styleId="BodyText">
     <w:name w:val="Body Text"/>
-    <w:basedOn w:val="a"/>
-    <w:link w:val="a4"/>
+    <w:basedOn w:val="Normal"/>
+    <w:link w:val="BodyTextChar"/>
     <w:rsid w:val="005965C5"/>
     <w:pPr>
       <w:ind w:right="-569"/>
@@ -15379,10 +14789,10 @@
       <w:bCs w:val="0"/>
     </w:rPr>
   </w:style>
-  <w:style w:type="character" w:customStyle="1" w:styleId="a4">
-    <w:name w:val="Основной текст Знак"/>
-    <w:basedOn w:val="a0"/>
-    <w:link w:val="a3"/>
+  <w:style w:type="character" w:customStyle="1" w:styleId="BodyTextChar">
+    <w:name w:val="Body Text Char"/>
+    <w:basedOn w:val="DefaultParagraphFont"/>
+    <w:link w:val="BodyText"/>
     <w:rsid w:val="005965C5"/>
     <w:rPr>
       <w:rFonts w:ascii="Times New Roman" w:eastAsia="MS Mincho" w:hAnsi="Times New Roman" w:cs="Times New Roman"/>
@@ -15391,10 +14801,10 @@
       <w:lang w:eastAsia="ja-JP"/>
     </w:rPr>
   </w:style>
-  <w:style w:type="paragraph" w:styleId="2">
+  <w:style w:type="paragraph" w:styleId="BodyText2">
     <w:name w:val="Body Text 2"/>
-    <w:basedOn w:val="a"/>
-    <w:link w:val="20"/>
+    <w:basedOn w:val="Normal"/>
+    <w:link w:val="BodyText2Char"/>
     <w:rsid w:val="005965C5"/>
     <w:pPr>
       <w:ind w:firstLine="540"/>
@@ -15407,10 +14817,10 @@
       <w:szCs w:val="20"/>
     </w:rPr>
   </w:style>
-  <w:style w:type="character" w:customStyle="1" w:styleId="20">
-    <w:name w:val="Основной текст 2 Знак"/>
-    <w:basedOn w:val="a0"/>
-    <w:link w:val="2"/>
+  <w:style w:type="character" w:customStyle="1" w:styleId="BodyText2Char">
+    <w:name w:val="Body Text 2 Char"/>
+    <w:basedOn w:val="DefaultParagraphFont"/>
+    <w:link w:val="BodyText2"/>
     <w:rsid w:val="005965C5"/>
     <w:rPr>
       <w:rFonts w:ascii="Times New Roman" w:eastAsia="MS Mincho" w:hAnsi="Times New Roman" w:cs="Times New Roman"/>
@@ -15419,10 +14829,10 @@
       <w:lang w:val="ru-RU" w:eastAsia="ja-JP"/>
     </w:rPr>
   </w:style>
-  <w:style w:type="paragraph" w:styleId="a5">
+  <w:style w:type="paragraph" w:styleId="Header">
     <w:name w:val="header"/>
-    <w:basedOn w:val="a"/>
-    <w:link w:val="a6"/>
+    <w:basedOn w:val="Normal"/>
+    <w:link w:val="HeaderChar"/>
     <w:rsid w:val="005965C5"/>
     <w:pPr>
       <w:tabs>
@@ -15431,10 +14841,10 @@
       </w:tabs>
     </w:pPr>
   </w:style>
-  <w:style w:type="character" w:customStyle="1" w:styleId="a6">
-    <w:name w:val="Верхний колонтитул Знак"/>
-    <w:basedOn w:val="a0"/>
-    <w:link w:val="a5"/>
+  <w:style w:type="character" w:customStyle="1" w:styleId="HeaderChar">
+    <w:name w:val="Header Char"/>
+    <w:basedOn w:val="DefaultParagraphFont"/>
+    <w:link w:val="Header"/>
     <w:rsid w:val="005965C5"/>
     <w:rPr>
       <w:rFonts w:ascii="Times New Roman" w:eastAsia="MS Mincho" w:hAnsi="Times New Roman" w:cs="Times New Roman"/>
@@ -15445,10 +14855,10 @@
       <w:lang w:val="ru-RU" w:eastAsia="ja-JP"/>
     </w:rPr>
   </w:style>
-  <w:style w:type="paragraph" w:styleId="a7">
+  <w:style w:type="paragraph" w:styleId="Footer">
     <w:name w:val="footer"/>
-    <w:basedOn w:val="a"/>
-    <w:link w:val="a8"/>
+    <w:basedOn w:val="Normal"/>
+    <w:link w:val="FooterChar"/>
     <w:rsid w:val="005965C5"/>
     <w:pPr>
       <w:tabs>
@@ -15457,10 +14867,10 @@
       </w:tabs>
     </w:pPr>
   </w:style>
-  <w:style w:type="character" w:customStyle="1" w:styleId="a8">
-    <w:name w:val="Нижний колонтитул Знак"/>
-    <w:basedOn w:val="a0"/>
-    <w:link w:val="a7"/>
+  <w:style w:type="character" w:customStyle="1" w:styleId="FooterChar">
+    <w:name w:val="Footer Char"/>
+    <w:basedOn w:val="DefaultParagraphFont"/>
+    <w:link w:val="Footer"/>
     <w:rsid w:val="005965C5"/>
     <w:rPr>
       <w:rFonts w:ascii="Times New Roman" w:eastAsia="MS Mincho" w:hAnsi="Times New Roman" w:cs="Times New Roman"/>
@@ -15471,10 +14881,10 @@
       <w:lang w:val="ru-RU" w:eastAsia="ja-JP"/>
     </w:rPr>
   </w:style>
-  <w:style w:type="paragraph" w:styleId="21">
+  <w:style w:type="paragraph" w:styleId="BodyTextIndent2">
     <w:name w:val="Body Text Indent 2"/>
-    <w:basedOn w:val="a"/>
-    <w:link w:val="22"/>
+    <w:basedOn w:val="Normal"/>
+    <w:link w:val="BodyTextIndent2Char"/>
     <w:rsid w:val="005965C5"/>
     <w:pPr>
       <w:ind w:firstLine="426"/>
@@ -15489,10 +14899,10 @@
       <w:lang w:val="uk-UA"/>
     </w:rPr>
   </w:style>
-  <w:style w:type="character" w:customStyle="1" w:styleId="22">
-    <w:name w:val="Основной текст с отступом 2 Знак"/>
-    <w:basedOn w:val="a0"/>
-    <w:link w:val="21"/>
+  <w:style w:type="character" w:customStyle="1" w:styleId="BodyTextIndent2Char">
+    <w:name w:val="Body Text Indent 2 Char"/>
+    <w:basedOn w:val="DefaultParagraphFont"/>
+    <w:link w:val="BodyTextIndent2"/>
     <w:rsid w:val="005965C5"/>
     <w:rPr>
       <w:rFonts w:ascii="Times New Roman" w:eastAsia="MS Mincho" w:hAnsi="Times New Roman" w:cs="Times New Roman"/>
@@ -15502,10 +14912,10 @@
       <w:lang w:eastAsia="ja-JP"/>
     </w:rPr>
   </w:style>
-  <w:style w:type="paragraph" w:styleId="a9">
+  <w:style w:type="paragraph" w:styleId="Title">
     <w:name w:val="Title"/>
-    <w:basedOn w:val="a"/>
-    <w:link w:val="aa"/>
+    <w:basedOn w:val="Normal"/>
+    <w:link w:val="TitleChar"/>
     <w:qFormat/>
     <w:rsid w:val="005965C5"/>
     <w:pPr>
@@ -15515,10 +14925,10 @@
       <w:lang w:val="uk-UA"/>
     </w:rPr>
   </w:style>
-  <w:style w:type="character" w:customStyle="1" w:styleId="aa">
-    <w:name w:val="Заголовок Знак"/>
-    <w:basedOn w:val="a0"/>
-    <w:link w:val="a9"/>
+  <w:style w:type="character" w:customStyle="1" w:styleId="TitleChar">
+    <w:name w:val="Title Char"/>
+    <w:basedOn w:val="DefaultParagraphFont"/>
+    <w:link w:val="Title"/>
     <w:rsid w:val="005965C5"/>
     <w:rPr>
       <w:rFonts w:ascii="Times New Roman" w:eastAsia="MS Mincho" w:hAnsi="Times New Roman" w:cs="Times New Roman"/>
@@ -15529,10 +14939,10 @@
       <w:lang w:eastAsia="ja-JP"/>
     </w:rPr>
   </w:style>
-  <w:style w:type="paragraph" w:styleId="ab">
+  <w:style w:type="paragraph" w:styleId="Subtitle">
     <w:name w:val="Subtitle"/>
-    <w:basedOn w:val="a"/>
-    <w:link w:val="ac"/>
+    <w:basedOn w:val="Normal"/>
+    <w:link w:val="SubtitleChar"/>
     <w:qFormat/>
     <w:rsid w:val="005965C5"/>
     <w:pPr>
@@ -15545,10 +14955,10 @@
       <w:lang w:val="uk-UA"/>
     </w:rPr>
   </w:style>
-  <w:style w:type="character" w:customStyle="1" w:styleId="ac">
-    <w:name w:val="Подзаголовок Знак"/>
-    <w:basedOn w:val="a0"/>
-    <w:link w:val="ab"/>
+  <w:style w:type="character" w:customStyle="1" w:styleId="SubtitleChar">
+    <w:name w:val="Subtitle Char"/>
+    <w:basedOn w:val="DefaultParagraphFont"/>
+    <w:link w:val="Subtitle"/>
     <w:rsid w:val="005965C5"/>
     <w:rPr>
       <w:rFonts w:ascii="Times New Roman" w:eastAsia="MS Mincho" w:hAnsi="Times New Roman" w:cs="Times New Roman"/>
@@ -15559,25 +14969,25 @@
       <w:lang w:eastAsia="ja-JP"/>
     </w:rPr>
   </w:style>
-  <w:style w:type="character" w:styleId="ad">
+  <w:style w:type="character" w:styleId="PageNumber">
     <w:name w:val="page number"/>
-    <w:basedOn w:val="a0"/>
+    <w:basedOn w:val="DefaultParagraphFont"/>
     <w:rsid w:val="005965C5"/>
   </w:style>
   <w:style w:type="character" w:customStyle="1" w:styleId="rvts9">
     <w:name w:val="rvts9"/>
-    <w:basedOn w:val="a0"/>
+    <w:basedOn w:val="DefaultParagraphFont"/>
     <w:rsid w:val="005965C5"/>
   </w:style>
   <w:style w:type="character" w:customStyle="1" w:styleId="rvts23">
     <w:name w:val="rvts23"/>
-    <w:basedOn w:val="a0"/>
+    <w:basedOn w:val="DefaultParagraphFont"/>
     <w:rsid w:val="005965C5"/>
   </w:style>
-  <w:style w:type="paragraph" w:styleId="HTML">
+  <w:style w:type="paragraph" w:styleId="HTMLPreformatted">
     <w:name w:val="HTML Preformatted"/>
-    <w:basedOn w:val="a"/>
-    <w:link w:val="HTML0"/>
+    <w:basedOn w:val="Normal"/>
+    <w:link w:val="HTMLPreformattedChar"/>
     <w:uiPriority w:val="99"/>
     <w:unhideWhenUsed/>
     <w:rsid w:val="00297AD1"/>
@@ -15612,10 +15022,10 @@
       <w:lang w:val="uk-UA" w:eastAsia="uk-UA"/>
     </w:rPr>
   </w:style>
-  <w:style w:type="character" w:customStyle="1" w:styleId="HTML0">
-    <w:name w:val="Стандартный HTML Знак"/>
-    <w:basedOn w:val="a0"/>
-    <w:link w:val="HTML"/>
+  <w:style w:type="character" w:customStyle="1" w:styleId="HTMLPreformattedChar">
+    <w:name w:val="HTML Preformatted Char"/>
+    <w:basedOn w:val="DefaultParagraphFont"/>
+    <w:link w:val="HTMLPreformatted"/>
     <w:uiPriority w:val="99"/>
     <w:rsid w:val="00297AD1"/>
     <w:rPr>
@@ -15625,13 +15035,13 @@
       <w:lang w:eastAsia="uk-UA"/>
     </w:rPr>
   </w:style>
-  <w:style w:type="character" w:customStyle="1" w:styleId="ae">
+  <w:style w:type="character" w:customStyle="1" w:styleId="a">
     <w:name w:val="Основной шрифт"/>
     <w:rsid w:val="00AC2E31"/>
   </w:style>
-  <w:style w:type="character" w:styleId="af">
+  <w:style w:type="character" w:styleId="Hyperlink">
     <w:name w:val="Hyperlink"/>
-    <w:basedOn w:val="a0"/>
+    <w:basedOn w:val="DefaultParagraphFont"/>
     <w:uiPriority w:val="99"/>
     <w:unhideWhenUsed/>
     <w:rsid w:val="00857982"/>
@@ -15640,9 +15050,9 @@
       <w:u w:val="single"/>
     </w:rPr>
   </w:style>
-  <w:style w:type="character" w:styleId="af0">
+  <w:style w:type="character" w:styleId="PlaceholderText">
     <w:name w:val="Placeholder Text"/>
-    <w:basedOn w:val="a0"/>
+    <w:basedOn w:val="DefaultParagraphFont"/>
     <w:uiPriority w:val="99"/>
     <w:semiHidden/>
     <w:rsid w:val="00642C80"/>
@@ -15650,9 +15060,9 @@
       <w:color w:val="808080"/>
     </w:rPr>
   </w:style>
-  <w:style w:type="table" w:styleId="af1">
+  <w:style w:type="table" w:styleId="TableGrid">
     <w:name w:val="Table Grid"/>
-    <w:basedOn w:val="a1"/>
+    <w:basedOn w:val="TableNormal"/>
     <w:uiPriority w:val="59"/>
     <w:rsid w:val="00B2277F"/>
     <w:pPr>
@@ -15679,14 +15089,14 @@
   </w:style>
   <w:style w:type="character" w:customStyle="1" w:styleId="rvts0">
     <w:name w:val="rvts0"/>
-    <w:basedOn w:val="a0"/>
+    <w:basedOn w:val="DefaultParagraphFont"/>
     <w:rsid w:val="00A26DDB"/>
   </w:style>
 </w:styles>
 </file>
 
 <file path=word/glossary/document.xml><?xml version="1.0" encoding="utf-8"?>
-<w:glossaryDocument xmlns:wpc="http://schemas.microsoft.com/office/word/2010/wordprocessingCanvas" xmlns:cx="http://schemas.microsoft.com/office/drawing/2014/chartex" xmlns:cx1="http://schemas.microsoft.com/office/drawing/2015/9/8/chartex" xmlns:mc="http://schemas.openxmlformats.org/markup-compatibility/2006" xmlns:o="urn:schemas-microsoft-com:office:office" xmlns:r="http://schemas.openxmlformats.org/officeDocument/2006/relationships" xmlns:m="http://schemas.openxmlformats.org/officeDocument/2006/math" xmlns:v="urn:schemas-microsoft-com:vml" xmlns:wp14="http://schemas.microsoft.com/office/word/2010/wordprocessingDrawing" xmlns:wp="http://schemas.openxmlformats.org/drawingml/2006/wordprocessingDrawing" xmlns:w10="urn:schemas-microsoft-com:office:word" xmlns:w="http://schemas.openxmlformats.org/wordprocessingml/2006/main" xmlns:w14="http://schemas.microsoft.com/office/word/2010/wordml" xmlns:w15="http://schemas.microsoft.com/office/word/2012/wordml" xmlns:w16se="http://schemas.microsoft.com/office/word/2015/wordml/symex" xmlns:wpg="http://schemas.microsoft.com/office/word/2010/wordprocessingGroup" xmlns:wpi="http://schemas.microsoft.com/office/word/2010/wordprocessingInk" xmlns:wne="http://schemas.microsoft.com/office/word/2006/wordml" xmlns:wps="http://schemas.microsoft.com/office/word/2010/wordprocessingShape" mc:Ignorable="w14 w15 w16se wp14">
+<w:glossaryDocument xmlns:wpc="http://schemas.microsoft.com/office/word/2010/wordprocessingCanvas" xmlns:cx="http://schemas.microsoft.com/office/drawing/2014/chartex" xmlns:cx1="http://schemas.microsoft.com/office/drawing/2015/9/8/chartex" xmlns:cx2="http://schemas.microsoft.com/office/drawing/2015/10/21/chartex" xmlns:cx3="http://schemas.microsoft.com/office/drawing/2016/5/9/chartex" xmlns:cx4="http://schemas.microsoft.com/office/drawing/2016/5/10/chartex" xmlns:cx5="http://schemas.microsoft.com/office/drawing/2016/5/11/chartex" xmlns:cx6="http://schemas.microsoft.com/office/drawing/2016/5/12/chartex" xmlns:cx7="http://schemas.microsoft.com/office/drawing/2016/5/13/chartex" xmlns:cx8="http://schemas.microsoft.com/office/drawing/2016/5/14/chartex" xmlns:mc="http://schemas.openxmlformats.org/markup-compatibility/2006" xmlns:aink="http://schemas.microsoft.com/office/drawing/2016/ink" xmlns:am3d="http://schemas.microsoft.com/office/drawing/2017/model3d" xmlns:o="urn:schemas-microsoft-com:office:office" xmlns:oel="http://schemas.microsoft.com/office/2019/extlst" xmlns:r="http://schemas.openxmlformats.org/officeDocument/2006/relationships" xmlns:m="http://schemas.openxmlformats.org/officeDocument/2006/math" xmlns:v="urn:schemas-microsoft-com:vml" xmlns:wp14="http://schemas.microsoft.com/office/word/2010/wordprocessingDrawing" xmlns:wp="http://schemas.openxmlformats.org/drawingml/2006/wordprocessingDrawing" xmlns:w10="urn:schemas-microsoft-com:office:word" xmlns:w="http://schemas.openxmlformats.org/wordprocessingml/2006/main" xmlns:w14="http://schemas.microsoft.com/office/word/2010/wordml" xmlns:w15="http://schemas.microsoft.com/office/word/2012/wordml" xmlns:w16cex="http://schemas.microsoft.com/office/word/2018/wordml/cex" xmlns:w16cid="http://schemas.microsoft.com/office/word/2016/wordml/cid" xmlns:w16="http://schemas.microsoft.com/office/word/2018/wordml" xmlns:w16sdtdh="http://schemas.microsoft.com/office/word/2020/wordml/sdtdatahash" xmlns:w16se="http://schemas.microsoft.com/office/word/2015/wordml/symex" xmlns:wpg="http://schemas.microsoft.com/office/word/2010/wordprocessingGroup" xmlns:wpi="http://schemas.microsoft.com/office/word/2010/wordprocessingInk" xmlns:wne="http://schemas.microsoft.com/office/word/2006/wordml" xmlns:wps="http://schemas.microsoft.com/office/word/2010/wordprocessingShape" mc:Ignorable="w14 w15 w16se w16cid w16 w16cex w16sdtdh wp14">
   <w:docParts>
     <w:docPart>
       <w:docPartPr>
@@ -15710,7 +15120,7 @@
           </w:pPr>
           <w:r>
             <w:rPr>
-              <w:rStyle w:val="a3"/>
+              <w:rStyle w:val="PlaceholderText"/>
             </w:rPr>
             <w:t>Место для ввода текста.</w:t>
           </w:r>
@@ -15739,7 +15149,7 @@
           </w:pPr>
           <w:r>
             <w:rPr>
-              <w:rStyle w:val="a3"/>
+              <w:rStyle w:val="PlaceholderText"/>
               <w:lang w:val="uk-UA"/>
             </w:rPr>
             <w:t>Место для ввода текста.</w:t>
@@ -15769,7 +15179,7 @@
           </w:pPr>
           <w:r>
             <w:rPr>
-              <w:rStyle w:val="a3"/>
+              <w:rStyle w:val="PlaceholderText"/>
               <w:lang w:val="uk-UA"/>
             </w:rPr>
             <w:t>Место для ввода текста.</w:t>
@@ -15799,7 +15209,7 @@
           </w:pPr>
           <w:r>
             <w:rPr>
-              <w:rStyle w:val="a3"/>
+              <w:rStyle w:val="PlaceholderText"/>
               <w:lang w:val="uk-UA"/>
             </w:rPr>
             <w:t>Место для ввода текста.</w:t>
@@ -15829,7 +15239,7 @@
           </w:pPr>
           <w:r>
             <w:rPr>
-              <w:rStyle w:val="a3"/>
+              <w:rStyle w:val="PlaceholderText"/>
               <w:rFonts w:eastAsia="Calibri"/>
               <w:b/>
               <w:lang w:val="uk-UA"/>
@@ -15861,7 +15271,7 @@
           </w:pPr>
           <w:r>
             <w:rPr>
-              <w:rStyle w:val="a3"/>
+              <w:rStyle w:val="PlaceholderText"/>
               <w:rFonts w:eastAsia="Calibri"/>
               <w:b/>
               <w:lang w:val="uk-UA"/>
@@ -15893,7 +15303,7 @@
           </w:pPr>
           <w:r>
             <w:rPr>
-              <w:rStyle w:val="a3"/>
+              <w:rStyle w:val="PlaceholderText"/>
               <w:lang w:val="uk-UA"/>
             </w:rPr>
             <w:t>Место для ввода текста.</w:t>
@@ -15923,7 +15333,7 @@
           </w:pPr>
           <w:r>
             <w:rPr>
-              <w:rStyle w:val="a3"/>
+              <w:rStyle w:val="PlaceholderText"/>
               <w:lang w:val="uk-UA"/>
             </w:rPr>
             <w:t>Место для ввода текста.</w:t>
@@ -15953,7 +15363,7 @@
           </w:pPr>
           <w:r>
             <w:rPr>
-              <w:rStyle w:val="a3"/>
+              <w:rStyle w:val="PlaceholderText"/>
               <w:lang w:val="uk-UA"/>
             </w:rPr>
             <w:t>Место для ввода текста.</w:t>
@@ -15983,7 +15393,7 @@
           </w:pPr>
           <w:r>
             <w:rPr>
-              <w:rStyle w:val="a3"/>
+              <w:rStyle w:val="PlaceholderText"/>
               <w:lang w:val="uk-UA"/>
             </w:rPr>
             <w:t>Место для ввода текста.</w:t>
@@ -16013,7 +15423,7 @@
           </w:pPr>
           <w:r>
             <w:rPr>
-              <w:rStyle w:val="a3"/>
+              <w:rStyle w:val="PlaceholderText"/>
               <w:lang w:val="uk-UA"/>
             </w:rPr>
             <w:t>Место для ввода текста.</w:t>
@@ -16043,37 +15453,8 @@
           </w:pPr>
           <w:r>
             <w:rPr>
-              <w:rStyle w:val="a3"/>
+              <w:rStyle w:val="PlaceholderText"/>
               <w:lang w:val="uk-UA"/>
-            </w:rPr>
-            <w:t>Место для ввода текста.</w:t>
-          </w:r>
-        </w:p>
-      </w:docPartBody>
-    </w:docPart>
-    <w:docPart>
-      <w:docPartPr>
-        <w:name w:val="6B20077270F748BD88064B7C9881BE82"/>
-        <w:category>
-          <w:name w:val="Общие"/>
-          <w:gallery w:val="placeholder"/>
-        </w:category>
-        <w:types>
-          <w:type w:val="bbPlcHdr"/>
-        </w:types>
-        <w:behaviors>
-          <w:behavior w:val="content"/>
-        </w:behaviors>
-        <w:guid w:val="{8C67FEAE-525E-48D1-9C0F-4103B3A2EF71}"/>
-      </w:docPartPr>
-      <w:docPartBody>
-        <w:p>
-          <w:pPr>
-            <w:pStyle w:val="6B20077270F748BD88064B7C9881BE82"/>
-          </w:pPr>
-          <w:r>
-            <w:rPr>
-              <w:rStyle w:val="a3"/>
             </w:rPr>
             <w:t>Место для ввода текста.</w:t>
           </w:r>
@@ -16102,7 +15483,7 @@
           </w:pPr>
           <w:r>
             <w:rPr>
-              <w:rStyle w:val="a3"/>
+              <w:rStyle w:val="PlaceholderText"/>
             </w:rPr>
             <w:t>Место для ввода текста.</w:t>
           </w:r>
@@ -16131,7 +15512,7 @@
           </w:pPr>
           <w:r>
             <w:rPr>
-              <w:rStyle w:val="a3"/>
+              <w:rStyle w:val="PlaceholderText"/>
             </w:rPr>
             <w:t>Место для ввода текста.</w:t>
           </w:r>
@@ -16160,7 +15541,7 @@
           </w:pPr>
           <w:r>
             <w:rPr>
-              <w:rStyle w:val="a3"/>
+              <w:rStyle w:val="PlaceholderText"/>
             </w:rPr>
             <w:t>Место для ввода текста.</w:t>
           </w:r>
@@ -16189,7 +15570,7 @@
           </w:pPr>
           <w:r>
             <w:rPr>
-              <w:rStyle w:val="a3"/>
+              <w:rStyle w:val="PlaceholderText"/>
             </w:rPr>
             <w:t>Место для ввода текста.</w:t>
           </w:r>
@@ -16218,7 +15599,7 @@
           </w:pPr>
           <w:r>
             <w:rPr>
-              <w:rStyle w:val="a3"/>
+              <w:rStyle w:val="PlaceholderText"/>
             </w:rPr>
             <w:t>Место для ввода текста.</w:t>
           </w:r>
@@ -16247,7 +15628,7 @@
           </w:pPr>
           <w:r>
             <w:rPr>
-              <w:rStyle w:val="a3"/>
+              <w:rStyle w:val="PlaceholderText"/>
             </w:rPr>
             <w:t>Место для ввода текста.</w:t>
           </w:r>
@@ -16276,7 +15657,7 @@
           </w:pPr>
           <w:r>
             <w:rPr>
-              <w:rStyle w:val="a3"/>
+              <w:rStyle w:val="PlaceholderText"/>
             </w:rPr>
             <w:t>Место для ввода текста.</w:t>
           </w:r>
@@ -16305,7 +15686,7 @@
           </w:pPr>
           <w:r>
             <w:rPr>
-              <w:rStyle w:val="a3"/>
+              <w:rStyle w:val="PlaceholderText"/>
             </w:rPr>
             <w:t>Место для ввода текста.</w:t>
           </w:r>
@@ -16334,7 +15715,7 @@
           </w:pPr>
           <w:r>
             <w:rPr>
-              <w:rStyle w:val="a3"/>
+              <w:rStyle w:val="PlaceholderText"/>
             </w:rPr>
             <w:t>Место для ввода текста.</w:t>
           </w:r>
@@ -16363,7 +15744,7 @@
           </w:pPr>
           <w:r>
             <w:rPr>
-              <w:rStyle w:val="a3"/>
+              <w:rStyle w:val="PlaceholderText"/>
             </w:rPr>
             <w:t>Место для ввода текста.</w:t>
           </w:r>
@@ -16392,7 +15773,7 @@
           </w:pPr>
           <w:r>
             <w:rPr>
-              <w:rStyle w:val="a3"/>
+              <w:rStyle w:val="PlaceholderText"/>
             </w:rPr>
             <w:t>Место для ввода текста.</w:t>
           </w:r>
@@ -16421,7 +15802,7 @@
           </w:pPr>
           <w:r>
             <w:rPr>
-              <w:rStyle w:val="a3"/>
+              <w:rStyle w:val="PlaceholderText"/>
             </w:rPr>
             <w:t>Место для ввода текста.</w:t>
           </w:r>
@@ -16450,7 +15831,7 @@
           </w:pPr>
           <w:r>
             <w:rPr>
-              <w:rStyle w:val="a3"/>
+              <w:rStyle w:val="PlaceholderText"/>
             </w:rPr>
             <w:t>Место для ввода текста.</w:t>
           </w:r>
@@ -16479,7 +15860,7 @@
           </w:pPr>
           <w:r>
             <w:rPr>
-              <w:rStyle w:val="a3"/>
+              <w:rStyle w:val="PlaceholderText"/>
             </w:rPr>
             <w:t>Место для ввода текста.</w:t>
           </w:r>
@@ -16508,7 +15889,7 @@
           </w:pPr>
           <w:r>
             <w:rPr>
-              <w:rStyle w:val="a3"/>
+              <w:rStyle w:val="PlaceholderText"/>
               <w:lang w:val="uk-UA"/>
             </w:rPr>
             <w:t>Место для ввода текста.</w:t>
@@ -16538,7 +15919,7 @@
           </w:pPr>
           <w:r>
             <w:rPr>
-              <w:rStyle w:val="a3"/>
+              <w:rStyle w:val="PlaceholderText"/>
               <w:lang w:val="uk-UA"/>
             </w:rPr>
             <w:t>Место для ввода текста.</w:t>
@@ -16565,9 +15946,67 @@
         <w:p>
           <w:r>
             <w:rPr>
-              <w:rStyle w:val="a3"/>
+              <w:rStyle w:val="PlaceholderText"/>
             </w:rPr>
             <w:t>Выберите стандартный блок.</w:t>
+          </w:r>
+        </w:p>
+      </w:docPartBody>
+    </w:docPart>
+    <w:docPart>
+      <w:docPartPr>
+        <w:name w:val="BC7EDA10BE0940859FBB5F8D9305CD16"/>
+        <w:category>
+          <w:name w:val="General"/>
+          <w:gallery w:val="placeholder"/>
+        </w:category>
+        <w:types>
+          <w:type w:val="bbPlcHdr"/>
+        </w:types>
+        <w:behaviors>
+          <w:behavior w:val="content"/>
+        </w:behaviors>
+        <w:guid w:val="{7C55A58A-C0C0-4108-A7CC-4B8054D31970}"/>
+      </w:docPartPr>
+      <w:docPartBody>
+        <w:p>
+          <w:pPr>
+            <w:pStyle w:val="BC7EDA10BE0940859FBB5F8D9305CD16"/>
+          </w:pPr>
+          <w:r>
+            <w:rPr>
+              <w:rStyle w:val="PlaceholderText"/>
+            </w:rPr>
+            <w:t>Место для ввода текста.</w:t>
+          </w:r>
+        </w:p>
+      </w:docPartBody>
+    </w:docPart>
+    <w:docPart>
+      <w:docPartPr>
+        <w:name w:val="195F47484DC54E7C926B8759CBF64CA6"/>
+        <w:category>
+          <w:name w:val="General"/>
+          <w:gallery w:val="placeholder"/>
+        </w:category>
+        <w:types>
+          <w:type w:val="bbPlcHdr"/>
+        </w:types>
+        <w:behaviors>
+          <w:behavior w:val="content"/>
+        </w:behaviors>
+        <w:guid w:val="{A758CDBC-242D-46A1-BBB0-23C4D6D93FBF}"/>
+      </w:docPartPr>
+      <w:docPartBody>
+        <w:p>
+          <w:pPr>
+            <w:pStyle w:val="195F47484DC54E7C926B8759CBF64CA6"/>
+          </w:pPr>
+          <w:r>
+            <w:rPr>
+              <w:rStyle w:val="PlaceholderText"/>
+            </w:rPr>
+            <w:t>Место для ввода текста.</w:t>
           </w:r>
         </w:p>
       </w:docPartBody>
@@ -16577,47 +16016,45 @@
 </file>
 
 <file path=word/glossary/fontTable.xml><?xml version="1.0" encoding="utf-8"?>
-<w:fonts xmlns:mc="http://schemas.openxmlformats.org/markup-compatibility/2006" xmlns:r="http://schemas.openxmlformats.org/officeDocument/2006/relationships" xmlns:w="http://schemas.openxmlformats.org/wordprocessingml/2006/main" xmlns:w14="http://schemas.microsoft.com/office/word/2010/wordml" xmlns:w15="http://schemas.microsoft.com/office/word/2012/wordml" xmlns:w16se="http://schemas.microsoft.com/office/word/2015/wordml/symex" mc:Ignorable="w14 w15 w16se">
+<w:fonts xmlns:mc="http://schemas.openxmlformats.org/markup-compatibility/2006" xmlns:r="http://schemas.openxmlformats.org/officeDocument/2006/relationships" xmlns:w="http://schemas.openxmlformats.org/wordprocessingml/2006/main" xmlns:w14="http://schemas.microsoft.com/office/word/2010/wordml" xmlns:w15="http://schemas.microsoft.com/office/word/2012/wordml" xmlns:w16cex="http://schemas.microsoft.com/office/word/2018/wordml/cex" xmlns:w16cid="http://schemas.microsoft.com/office/word/2016/wordml/cid" xmlns:w16="http://schemas.microsoft.com/office/word/2018/wordml" xmlns:w16sdtdh="http://schemas.microsoft.com/office/word/2020/wordml/sdtdatahash" xmlns:w16se="http://schemas.microsoft.com/office/word/2015/wordml/symex" mc:Ignorable="w14 w15 w16se w16cid w16 w16cex w16sdtdh">
   <w:font w:name="Times New Roman">
     <w:panose1 w:val="02020603050405020304"/>
-    <w:charset w:val="CC"/>
+    <w:charset w:val="00"/>
     <w:family w:val="roman"/>
     <w:pitch w:val="variable"/>
     <w:sig w:usb0="E0002EFF" w:usb1="C000785B" w:usb2="00000009" w:usb3="00000000" w:csb0="000001FF" w:csb1="00000000"/>
   </w:font>
   <w:font w:name="Calibri">
     <w:panose1 w:val="020F0502020204030204"/>
-    <w:charset w:val="CC"/>
+    <w:charset w:val="00"/>
     <w:family w:val="swiss"/>
     <w:pitch w:val="variable"/>
     <w:sig w:usb0="E4002EFF" w:usb1="C000247B" w:usb2="00000009" w:usb3="00000000" w:csb0="000001FF" w:csb1="00000000"/>
   </w:font>
   <w:font w:name="MS Mincho">
-    <w:altName w:val="Yu Gothic UI"/>
+    <w:altName w:val="ＭＳ 明朝"/>
     <w:panose1 w:val="02020609040205080304"/>
     <w:charset w:val="80"/>
-    <w:family w:val="roman"/>
-    <w:notTrueType/>
+    <w:family w:val="modern"/>
     <w:pitch w:val="fixed"/>
-    <w:sig w:usb0="00000001" w:usb1="08070000" w:usb2="00000010" w:usb3="00000000" w:csb0="00020000" w:csb1="00000000"/>
+    <w:sig w:usb0="E00002FF" w:usb1="6AC7FDFB" w:usb2="08000012" w:usb3="00000000" w:csb0="0002009F" w:csb1="00000000"/>
   </w:font>
   <w:font w:name="Courier New">
     <w:panose1 w:val="02070309020205020404"/>
-    <w:charset w:val="CC"/>
+    <w:charset w:val="00"/>
     <w:family w:val="modern"/>
     <w:pitch w:val="fixed"/>
     <w:sig w:usb0="E0002EFF" w:usb1="C0007843" w:usb2="00000009" w:usb3="00000000" w:csb0="000001FF" w:csb1="00000000"/>
   </w:font>
   <w:font w:name="Times New Roman CYR">
-    <w:panose1 w:val="02020603050405020304"/>
-    <w:charset w:val="CC"/>
+    <w:charset w:val="00"/>
     <w:family w:val="roman"/>
     <w:pitch w:val="variable"/>
     <w:sig w:usb0="E0002EFF" w:usb1="C000785B" w:usb2="00000009" w:usb3="00000000" w:csb0="000001FF" w:csb1="00000000"/>
   </w:font>
   <w:font w:name="Verdana">
     <w:panose1 w:val="020B0604030504040204"/>
-    <w:charset w:val="CC"/>
+    <w:charset w:val="00"/>
     <w:family w:val="swiss"/>
     <w:pitch w:val="variable"/>
     <w:sig w:usb0="A00006FF" w:usb1="4000205B" w:usb2="00000010" w:usb3="00000000" w:csb0="0000019F" w:csb1="00000000"/>
@@ -16632,21 +16069,21 @@
   </w:font>
   <w:font w:name="Arial">
     <w:panose1 w:val="020B0604020202020204"/>
-    <w:charset w:val="CC"/>
+    <w:charset w:val="00"/>
     <w:family w:val="swiss"/>
     <w:pitch w:val="variable"/>
     <w:sig w:usb0="E0002EFF" w:usb1="C000785B" w:usb2="00000009" w:usb3="00000000" w:csb0="000001FF" w:csb1="00000000"/>
   </w:font>
   <w:font w:name="Cambria">
     <w:panose1 w:val="02040503050406030204"/>
-    <w:charset w:val="CC"/>
+    <w:charset w:val="00"/>
     <w:family w:val="roman"/>
     <w:pitch w:val="variable"/>
     <w:sig w:usb0="E00006FF" w:usb1="420024FF" w:usb2="02000000" w:usb3="00000000" w:csb0="0000019F" w:csb1="00000000"/>
   </w:font>
   <w:font w:name="Calibri Light">
     <w:panose1 w:val="020F0302020204030204"/>
-    <w:charset w:val="CC"/>
+    <w:charset w:val="00"/>
     <w:family w:val="swiss"/>
     <w:pitch w:val="variable"/>
     <w:sig w:usb0="E4002EFF" w:usb1="C000247B" w:usb2="00000009" w:usb3="00000000" w:csb0="000001FF" w:csb1="00000000"/>
@@ -16655,7 +16092,7 @@
 </file>
 
 <file path=word/glossary/settings.xml><?xml version="1.0" encoding="utf-8"?>
-<w:settings xmlns:mc="http://schemas.openxmlformats.org/markup-compatibility/2006" xmlns:o="urn:schemas-microsoft-com:office:office" xmlns:r="http://schemas.openxmlformats.org/officeDocument/2006/relationships" xmlns:m="http://schemas.openxmlformats.org/officeDocument/2006/math" xmlns:v="urn:schemas-microsoft-com:vml" xmlns:w10="urn:schemas-microsoft-com:office:word" xmlns:w="http://schemas.openxmlformats.org/wordprocessingml/2006/main" xmlns:w14="http://schemas.microsoft.com/office/word/2010/wordml" xmlns:w15="http://schemas.microsoft.com/office/word/2012/wordml" xmlns:w16se="http://schemas.microsoft.com/office/word/2015/wordml/symex" xmlns:sl="http://schemas.openxmlformats.org/schemaLibrary/2006/main" mc:Ignorable="w14 w15 w16se">
+<w:settings xmlns:mc="http://schemas.openxmlformats.org/markup-compatibility/2006" xmlns:o="urn:schemas-microsoft-com:office:office" xmlns:r="http://schemas.openxmlformats.org/officeDocument/2006/relationships" xmlns:m="http://schemas.openxmlformats.org/officeDocument/2006/math" xmlns:v="urn:schemas-microsoft-com:vml" xmlns:w10="urn:schemas-microsoft-com:office:word" xmlns:w="http://schemas.openxmlformats.org/wordprocessingml/2006/main" xmlns:w14="http://schemas.microsoft.com/office/word/2010/wordml" xmlns:w15="http://schemas.microsoft.com/office/word/2012/wordml" xmlns:w16cex="http://schemas.microsoft.com/office/word/2018/wordml/cex" xmlns:w16cid="http://schemas.microsoft.com/office/word/2016/wordml/cid" xmlns:w16="http://schemas.microsoft.com/office/word/2018/wordml" xmlns:w16sdtdh="http://schemas.microsoft.com/office/word/2020/wordml/sdtdatahash" xmlns:w16se="http://schemas.microsoft.com/office/word/2015/wordml/symex" xmlns:sl="http://schemas.openxmlformats.org/schemaLibrary/2006/main" mc:Ignorable="w14 w15 w16se w16cid w16 w16cex w16sdtdh">
   <w:view w:val="normal"/>
   <w:defaultTabStop w:val="720"/>
   <w:hyphenationZone w:val="425"/>
@@ -16667,12 +16104,15 @@
     <w:compatSetting w:name="enableOpenTypeFeatures" w:uri="http://schemas.microsoft.com/office/word" w:val="1"/>
     <w:compatSetting w:name="doNotFlipMirrorIndents" w:uri="http://schemas.microsoft.com/office/word" w:val="1"/>
     <w:compatSetting w:name="differentiateMultirowTableHeaders" w:uri="http://schemas.microsoft.com/office/word" w:val="1"/>
+    <w:compatSetting w:name="useWord2013TrackBottomHyphenation" w:uri="http://schemas.microsoft.com/office/word" w:val="1"/>
   </w:compat>
   <w:rsids>
     <w:rsidRoot w:val="00316F4C"/>
     <w:rsid w:val="00316F4C"/>
     <w:rsid w:val="003802D9"/>
     <w:rsid w:val="00516E87"/>
+    <w:rsid w:val="009F606B"/>
+    <w:rsid w:val="00C33408"/>
     <w:rsid w:val="00CA4EFD"/>
     <w:rsid w:val="00CF6F03"/>
     <w:rsid w:val="00D77317"/>
@@ -16701,14 +16141,14 @@
 </file>
 
 <file path=word/glossary/styles.xml><?xml version="1.0" encoding="utf-8"?>
-<w:styles xmlns:mc="http://schemas.openxmlformats.org/markup-compatibility/2006" xmlns:r="http://schemas.openxmlformats.org/officeDocument/2006/relationships" xmlns:w="http://schemas.openxmlformats.org/wordprocessingml/2006/main" xmlns:w14="http://schemas.microsoft.com/office/word/2010/wordml" xmlns:w15="http://schemas.microsoft.com/office/word/2012/wordml" xmlns:w16se="http://schemas.microsoft.com/office/word/2015/wordml/symex" mc:Ignorable="w14 w15 w16se">
+<w:styles xmlns:mc="http://schemas.openxmlformats.org/markup-compatibility/2006" xmlns:r="http://schemas.openxmlformats.org/officeDocument/2006/relationships" xmlns:w="http://schemas.openxmlformats.org/wordprocessingml/2006/main" xmlns:w14="http://schemas.microsoft.com/office/word/2010/wordml" xmlns:w15="http://schemas.microsoft.com/office/word/2012/wordml" xmlns:w16cex="http://schemas.microsoft.com/office/word/2018/wordml/cex" xmlns:w16cid="http://schemas.microsoft.com/office/word/2016/wordml/cid" xmlns:w16="http://schemas.microsoft.com/office/word/2018/wordml" xmlns:w16sdtdh="http://schemas.microsoft.com/office/word/2020/wordml/sdtdatahash" xmlns:w16se="http://schemas.microsoft.com/office/word/2015/wordml/symex" mc:Ignorable="w14 w15 w16se w16cid w16 w16cex w16sdtdh">
   <w:docDefaults>
     <w:rPrDefault>
       <w:rPr>
         <w:rFonts w:asciiTheme="minorHAnsi" w:eastAsiaTheme="minorEastAsia" w:hAnsiTheme="minorHAnsi" w:cstheme="minorBidi"/>
         <w:sz w:val="22"/>
         <w:szCs w:val="22"/>
-        <w:lang w:bidi="ar-SA"/>
+        <w:lang w:val="en-US" w:eastAsia="en-US" w:bidi="ar-SA"/>
       </w:rPr>
     </w:rPrDefault>
     <w:pPrDefault>
@@ -16717,7 +16157,7 @@
       </w:pPr>
     </w:pPrDefault>
   </w:docDefaults>
-  <w:latentStyles w:defLockedState="0" w:defUIPriority="99" w:defSemiHidden="0" w:defUnhideWhenUsed="0" w:defQFormat="0" w:count="371">
+  <w:latentStyles w:defLockedState="0" w:defUIPriority="99" w:defSemiHidden="0" w:defUnhideWhenUsed="0" w:defQFormat="0" w:count="376">
     <w:lsdException w:name="Normal" w:uiPriority="0" w:qFormat="1"/>
     <w:lsdException w:name="heading 1" w:uiPriority="9" w:qFormat="1"/>
     <w:lsdException w:name="heading 2" w:semiHidden="1" w:uiPriority="9" w:unhideWhenUsed="1" w:qFormat="1"/>
@@ -16823,7 +16263,6 @@
     <w:lsdException w:name="HTML Sample" w:semiHidden="1" w:unhideWhenUsed="1"/>
     <w:lsdException w:name="HTML Typewriter" w:semiHidden="1" w:unhideWhenUsed="1"/>
     <w:lsdException w:name="HTML Variable" w:semiHidden="1" w:unhideWhenUsed="1"/>
-    <w:lsdException w:name="Normal Table" w:semiHidden="1" w:unhideWhenUsed="1"/>
     <w:lsdException w:name="annotation subject" w:semiHidden="1" w:unhideWhenUsed="1"/>
     <w:lsdException w:name="No List" w:semiHidden="1" w:unhideWhenUsed="1"/>
     <w:lsdException w:name="Outline List 1" w:semiHidden="1" w:unhideWhenUsed="1"/>
@@ -16866,11 +16305,8 @@
     <w:lsdException w:name="Table Contemporary" w:semiHidden="1" w:unhideWhenUsed="1"/>
     <w:lsdException w:name="Table Elegant" w:semiHidden="1" w:unhideWhenUsed="1"/>
     <w:lsdException w:name="Table Professional" w:semiHidden="1" w:unhideWhenUsed="1"/>
-    <w:lsdException w:name="Table Subtle 1" w:semiHidden="1" w:unhideWhenUsed="1"/>
     <w:lsdException w:name="Table Subtle 2" w:semiHidden="1" w:unhideWhenUsed="1"/>
     <w:lsdException w:name="Table Web 1" w:semiHidden="1" w:unhideWhenUsed="1"/>
-    <w:lsdException w:name="Table Web 2" w:semiHidden="1" w:unhideWhenUsed="1"/>
-    <w:lsdException w:name="Table Web 3" w:semiHidden="1" w:unhideWhenUsed="1"/>
     <w:lsdException w:name="Balloon Text" w:semiHidden="1" w:unhideWhenUsed="1"/>
     <w:lsdException w:name="Table Grid" w:uiPriority="39"/>
     <w:lsdException w:name="Table Theme" w:semiHidden="1" w:unhideWhenUsed="1"/>
@@ -17089,18 +16525,23 @@
     <w:lsdException w:name="List Table 5 Dark Accent 6" w:uiPriority="50"/>
     <w:lsdException w:name="List Table 6 Colorful Accent 6" w:uiPriority="51"/>
     <w:lsdException w:name="List Table 7 Colorful Accent 6" w:uiPriority="52"/>
+    <w:lsdException w:name="Mention" w:semiHidden="1" w:unhideWhenUsed="1"/>
+    <w:lsdException w:name="Smart Hyperlink" w:semiHidden="1" w:unhideWhenUsed="1"/>
+    <w:lsdException w:name="Hashtag" w:semiHidden="1" w:unhideWhenUsed="1"/>
+    <w:lsdException w:name="Unresolved Mention" w:semiHidden="1" w:unhideWhenUsed="1"/>
+    <w:lsdException w:name="Smart Link" w:semiHidden="1" w:unhideWhenUsed="1"/>
   </w:latentStyles>
-  <w:style w:type="paragraph" w:default="1" w:styleId="a">
+  <w:style w:type="paragraph" w:default="1" w:styleId="Normal">
     <w:name w:val="Normal"/>
     <w:qFormat/>
   </w:style>
-  <w:style w:type="character" w:default="1" w:styleId="a0">
+  <w:style w:type="character" w:default="1" w:styleId="DefaultParagraphFont">
     <w:name w:val="Default Paragraph Font"/>
     <w:uiPriority w:val="1"/>
     <w:semiHidden/>
     <w:unhideWhenUsed/>
   </w:style>
-  <w:style w:type="table" w:default="1" w:styleId="a1">
+  <w:style w:type="table" w:default="1" w:styleId="TableNormal">
     <w:name w:val="Normal Table"/>
     <w:uiPriority w:val="99"/>
     <w:semiHidden/>
@@ -17115,18 +16556,18 @@
       </w:tblCellMar>
     </w:tblPr>
   </w:style>
-  <w:style w:type="numbering" w:default="1" w:styleId="a2">
+  <w:style w:type="numbering" w:default="1" w:styleId="NoList">
     <w:name w:val="No List"/>
     <w:uiPriority w:val="99"/>
     <w:semiHidden/>
     <w:unhideWhenUsed/>
   </w:style>
-  <w:style w:type="character" w:styleId="a3">
+  <w:style w:type="character" w:styleId="PlaceholderText">
     <w:name w:val="Placeholder Text"/>
-    <w:basedOn w:val="a0"/>
+    <w:basedOn w:val="DefaultParagraphFont"/>
     <w:uiPriority w:val="99"/>
     <w:semiHidden/>
-    <w:rsid w:val="003802D9"/>
+    <w:rsid w:val="009F606B"/>
     <w:rPr>
       <w:color w:val="808080"/>
     </w:rPr>
@@ -17223,20 +16664,16 @@
     <w:name w:val="58198D003C8B429A830425ED79D0C131"/>
     <w:rsid w:val="00316F4C"/>
   </w:style>
-  <w:style w:type="paragraph" w:customStyle="1" w:styleId="4B224519B53342DB8B94122715E8574A">
-    <w:name w:val="4B224519B53342DB8B94122715E8574A"/>
-    <w:rsid w:val="00316F4C"/>
+  <w:style w:type="paragraph" w:customStyle="1" w:styleId="BC7EDA10BE0940859FBB5F8D9305CD16">
+    <w:name w:val="BC7EDA10BE0940859FBB5F8D9305CD16"/>
+    <w:rsid w:val="009F606B"/>
   </w:style>
-  <w:style w:type="paragraph" w:customStyle="1" w:styleId="0EC64704BE8B42F6A97FDA736BDC3DD4">
-    <w:name w:val="0EC64704BE8B42F6A97FDA736BDC3DD4"/>
-    <w:rsid w:val="00316F4C"/>
+  <w:style w:type="paragraph" w:customStyle="1" w:styleId="195F47484DC54E7C926B8759CBF64CA6">
+    <w:name w:val="195F47484DC54E7C926B8759CBF64CA6"/>
+    <w:rsid w:val="009F606B"/>
   </w:style>
   <w:style w:type="paragraph" w:customStyle="1" w:styleId="65E64D58D87E4B518744AEC076BCF2EC">
     <w:name w:val="65E64D58D87E4B518744AEC076BCF2EC"/>
-    <w:rsid w:val="00316F4C"/>
-  </w:style>
-  <w:style w:type="paragraph" w:customStyle="1" w:styleId="E08BF2246DA74AE0AA5793DA0C552BB2">
-    <w:name w:val="E08BF2246DA74AE0AA5793DA0C552BB2"/>
     <w:rsid w:val="00316F4C"/>
   </w:style>
   <w:style w:type="paragraph" w:customStyle="1" w:styleId="4F39DEC434B54AABBEBC5B20DE11B0CC">
@@ -17259,19 +16696,11 @@
     <w:name w:val="C64947BCAB954F74BAF5F5BC8B302FF3"/>
     <w:rsid w:val="00CF6F03"/>
   </w:style>
-  <w:style w:type="paragraph" w:customStyle="1" w:styleId="38FCF034ED0546A5B1829EEA5AF76445">
-    <w:name w:val="38FCF034ED0546A5B1829EEA5AF76445"/>
-    <w:rsid w:val="003802D9"/>
-  </w:style>
-  <w:style w:type="paragraph" w:customStyle="1" w:styleId="A85E8E2DD3D346A39EBC10A3E8F62B71">
-    <w:name w:val="A85E8E2DD3D346A39EBC10A3E8F62B71"/>
-    <w:rsid w:val="003802D9"/>
-  </w:style>
 </w:styles>
 </file>
 
 <file path=word/glossary/webSettings.xml><?xml version="1.0" encoding="utf-8"?>
-<w:webSettings xmlns:mc="http://schemas.openxmlformats.org/markup-compatibility/2006" xmlns:r="http://schemas.openxmlformats.org/officeDocument/2006/relationships" xmlns:w="http://schemas.openxmlformats.org/wordprocessingml/2006/main" xmlns:w14="http://schemas.microsoft.com/office/word/2010/wordml" xmlns:w15="http://schemas.microsoft.com/office/word/2012/wordml" xmlns:w16se="http://schemas.microsoft.com/office/word/2015/wordml/symex" mc:Ignorable="w14 w15 w16se">
+<w:webSettings xmlns:mc="http://schemas.openxmlformats.org/markup-compatibility/2006" xmlns:r="http://schemas.openxmlformats.org/officeDocument/2006/relationships" xmlns:w="http://schemas.openxmlformats.org/wordprocessingml/2006/main" xmlns:w14="http://schemas.microsoft.com/office/word/2010/wordml" xmlns:w15="http://schemas.microsoft.com/office/word/2012/wordml" xmlns:w16cex="http://schemas.microsoft.com/office/word/2018/wordml/cex" xmlns:w16cid="http://schemas.microsoft.com/office/word/2016/wordml/cid" xmlns:w16="http://schemas.microsoft.com/office/word/2018/wordml" xmlns:w16sdtdh="http://schemas.microsoft.com/office/word/2020/wordml/sdtdatahash" xmlns:w16se="http://schemas.microsoft.com/office/word/2015/wordml/symex" mc:Ignorable="w14 w15 w16se w16cid w16 w16cex w16sdtdh">
   <w:optimizeForBrowser/>
   <w:allowPNG/>
 </w:webSettings>
